--- a/Documentation/Analysis/CRC/CRCCardWithoutRelation.docx
+++ b/Documentation/Analysis/CRC/CRCCardWithoutRelation.docx
@@ -419,29 +419,7 @@
                 <w:color w:val="0070C0"/>
                 <w:lang w:bidi="fa-IR"/>
               </w:rPr>
-              <w:t xml:space="preserve">UC _ </w:t>
-            </w:r>
-            <w:proofErr w:type="gramStart"/>
-            <w:r>
-              <w:rPr>
-                <w:rFonts w:ascii="Zain" w:hAnsi="Zain" w:cs="Zain"/>
-                <w:b/>
-                <w:bCs/>
-                <w:color w:val="0070C0"/>
-                <w:lang w:bidi="fa-IR"/>
-              </w:rPr>
-              <w:t>1.1 ,</w:t>
-            </w:r>
-            <w:proofErr w:type="gramEnd"/>
-            <w:r>
-              <w:rPr>
-                <w:rFonts w:ascii="Zain" w:hAnsi="Zain" w:cs="Zain"/>
-                <w:b/>
-                <w:bCs/>
-                <w:color w:val="0070C0"/>
-                <w:lang w:bidi="fa-IR"/>
-              </w:rPr>
-              <w:t xml:space="preserve"> 1.2</w:t>
+              <w:t>UC _ 1.1 , 1.2</w:t>
             </w:r>
             <w:r>
               <w:rPr>
@@ -452,203 +430,49 @@
                 <w:lang w:bidi="fa-IR"/>
               </w:rPr>
               <w:br/>
-              <w:t xml:space="preserve">UC _ </w:t>
-            </w:r>
-            <w:proofErr w:type="gramStart"/>
-            <w:r>
-              <w:rPr>
-                <w:rFonts w:ascii="Zain" w:hAnsi="Zain" w:cs="Zain"/>
-                <w:b/>
-                <w:bCs/>
-                <w:color w:val="0070C0"/>
-                <w:lang w:bidi="fa-IR"/>
-              </w:rPr>
-              <w:t>2.1 ,</w:t>
-            </w:r>
-            <w:proofErr w:type="gramEnd"/>
-            <w:r>
-              <w:rPr>
-                <w:rFonts w:ascii="Zain" w:hAnsi="Zain" w:cs="Zain"/>
-                <w:b/>
-                <w:bCs/>
-                <w:color w:val="0070C0"/>
-                <w:lang w:bidi="fa-IR"/>
-              </w:rPr>
-              <w:t xml:space="preserve"> </w:t>
-            </w:r>
-            <w:proofErr w:type="gramStart"/>
-            <w:r>
-              <w:rPr>
-                <w:rFonts w:ascii="Zain" w:hAnsi="Zain" w:cs="Zain"/>
-                <w:b/>
-                <w:bCs/>
-                <w:color w:val="0070C0"/>
-                <w:lang w:bidi="fa-IR"/>
-              </w:rPr>
-              <w:t>2.2 ,</w:t>
-            </w:r>
-            <w:proofErr w:type="gramEnd"/>
-            <w:r>
-              <w:rPr>
-                <w:rFonts w:ascii="Zain" w:hAnsi="Zain" w:cs="Zain"/>
-                <w:b/>
-                <w:bCs/>
-                <w:color w:val="0070C0"/>
-                <w:lang w:bidi="fa-IR"/>
-              </w:rPr>
-              <w:t xml:space="preserve"> 2.6</w:t>
-            </w:r>
-          </w:p>
-          <w:p>
-            <w:pPr>
-              <w:rPr>
-                <w:rFonts w:ascii="Zain" w:hAnsi="Zain" w:cs="Zain"/>
-                <w:b/>
-                <w:bCs/>
-                <w:color w:val="0070C0"/>
-                <w:lang w:bidi="fa-IR"/>
-              </w:rPr>
-            </w:pPr>
-            <w:r>
-              <w:rPr>
-                <w:rFonts w:ascii="Zain" w:hAnsi="Zain" w:cs="Zain"/>
-                <w:b/>
-                <w:bCs/>
-                <w:color w:val="0070C0"/>
-                <w:lang w:bidi="fa-IR"/>
-              </w:rPr>
-              <w:t>UC _ 3.11-3.</w:t>
-            </w:r>
-            <w:proofErr w:type="gramStart"/>
-            <w:r>
-              <w:rPr>
-                <w:rFonts w:ascii="Zain" w:hAnsi="Zain" w:cs="Zain"/>
-                <w:b/>
-                <w:bCs/>
-                <w:color w:val="0070C0"/>
-                <w:lang w:bidi="fa-IR"/>
-              </w:rPr>
-              <w:t>14 ,</w:t>
-            </w:r>
-            <w:proofErr w:type="gramEnd"/>
-            <w:r>
-              <w:rPr>
-                <w:rFonts w:ascii="Zain" w:hAnsi="Zain" w:cs="Zain"/>
-                <w:b/>
-                <w:bCs/>
-                <w:color w:val="0070C0"/>
-                <w:lang w:bidi="fa-IR"/>
-              </w:rPr>
-              <w:t xml:space="preserve"> </w:t>
-            </w:r>
-            <w:proofErr w:type="gramStart"/>
-            <w:r>
-              <w:rPr>
-                <w:rFonts w:ascii="Zain" w:hAnsi="Zain" w:cs="Zain"/>
-                <w:b/>
-                <w:bCs/>
-                <w:color w:val="0070C0"/>
-                <w:lang w:bidi="fa-IR"/>
-              </w:rPr>
-              <w:t>3.16 ,</w:t>
-            </w:r>
-            <w:proofErr w:type="gramEnd"/>
-            <w:r>
-              <w:rPr>
-                <w:rFonts w:ascii="Zain" w:hAnsi="Zain" w:cs="Zain"/>
-                <w:b/>
-                <w:bCs/>
-                <w:color w:val="0070C0"/>
-                <w:lang w:bidi="fa-IR"/>
-              </w:rPr>
-              <w:t xml:space="preserve"> 3.17</w:t>
-            </w:r>
-          </w:p>
-          <w:p>
-            <w:pPr>
-              <w:rPr>
-                <w:rFonts w:ascii="Zain" w:hAnsi="Zain" w:cs="Zain"/>
-                <w:b/>
-                <w:bCs/>
-                <w:color w:val="0070C0"/>
-                <w:lang w:bidi="fa-IR"/>
-              </w:rPr>
-            </w:pPr>
-            <w:r>
-              <w:rPr>
-                <w:rFonts w:ascii="Zain" w:hAnsi="Zain" w:cs="Zain"/>
-                <w:b/>
-                <w:bCs/>
-                <w:color w:val="0070C0"/>
-                <w:lang w:bidi="fa-IR"/>
-              </w:rPr>
-              <w:t xml:space="preserve">UC _ </w:t>
-            </w:r>
-            <w:proofErr w:type="gramStart"/>
-            <w:r>
-              <w:rPr>
-                <w:rFonts w:ascii="Zain" w:hAnsi="Zain" w:cs="Zain"/>
-                <w:b/>
-                <w:bCs/>
-                <w:color w:val="0070C0"/>
-                <w:lang w:bidi="fa-IR"/>
-              </w:rPr>
-              <w:t>4.1 ,</w:t>
-            </w:r>
-            <w:proofErr w:type="gramEnd"/>
-            <w:r>
-              <w:rPr>
-                <w:rFonts w:ascii="Zain" w:hAnsi="Zain" w:cs="Zain"/>
-                <w:b/>
-                <w:bCs/>
-                <w:color w:val="0070C0"/>
-                <w:lang w:bidi="fa-IR"/>
-              </w:rPr>
-              <w:t xml:space="preserve"> </w:t>
-            </w:r>
-            <w:proofErr w:type="gramStart"/>
-            <w:r>
-              <w:rPr>
-                <w:rFonts w:ascii="Zain" w:hAnsi="Zain" w:cs="Zain"/>
-                <w:b/>
-                <w:bCs/>
-                <w:color w:val="0070C0"/>
-                <w:lang w:bidi="fa-IR"/>
-              </w:rPr>
-              <w:t>4.2 ,</w:t>
-            </w:r>
-            <w:proofErr w:type="gramEnd"/>
-            <w:r>
-              <w:rPr>
-                <w:rFonts w:ascii="Zain" w:hAnsi="Zain" w:cs="Zain"/>
-                <w:b/>
-                <w:bCs/>
-                <w:color w:val="0070C0"/>
-                <w:lang w:bidi="fa-IR"/>
-              </w:rPr>
-              <w:t xml:space="preserve"> </w:t>
-            </w:r>
-            <w:proofErr w:type="gramStart"/>
-            <w:r>
-              <w:rPr>
-                <w:rFonts w:ascii="Zain" w:hAnsi="Zain" w:cs="Zain"/>
-                <w:b/>
-                <w:bCs/>
-                <w:color w:val="0070C0"/>
-                <w:lang w:bidi="fa-IR"/>
-              </w:rPr>
-              <w:t>4.6 ,</w:t>
-            </w:r>
-            <w:proofErr w:type="gramEnd"/>
-            <w:r>
-              <w:rPr>
-                <w:rFonts w:ascii="Zain" w:hAnsi="Zain" w:cs="Zain"/>
-                <w:b/>
-                <w:bCs/>
-                <w:color w:val="0070C0"/>
-                <w:lang w:bidi="fa-IR"/>
-              </w:rPr>
-              <w:t xml:space="preserve"> 4.7</w:t>
+              <w:t>UC _ 2.1 , 2.2 , 2.6</w:t>
+            </w:r>
+          </w:p>
+          <w:p>
+            <w:pPr>
+              <w:rPr>
+                <w:rFonts w:ascii="Zain" w:hAnsi="Zain" w:cs="Zain"/>
+                <w:b/>
+                <w:bCs/>
+                <w:color w:val="0070C0"/>
+                <w:lang w:bidi="fa-IR"/>
+              </w:rPr>
+            </w:pPr>
+            <w:r>
+              <w:rPr>
+                <w:rFonts w:ascii="Zain" w:hAnsi="Zain" w:cs="Zain"/>
+                <w:b/>
+                <w:bCs/>
+                <w:color w:val="0070C0"/>
+                <w:lang w:bidi="fa-IR"/>
+              </w:rPr>
+              <w:t>UC _ 3.11-3.14 , 3.16 , 3.17</w:t>
+            </w:r>
+          </w:p>
+          <w:p>
+            <w:pPr>
+              <w:rPr>
+                <w:rFonts w:ascii="Zain" w:hAnsi="Zain" w:cs="Zain"/>
+                <w:b/>
+                <w:bCs/>
+                <w:color w:val="0070C0"/>
+                <w:lang w:bidi="fa-IR"/>
+              </w:rPr>
+            </w:pPr>
+            <w:r>
+              <w:rPr>
+                <w:rFonts w:ascii="Zain" w:hAnsi="Zain" w:cs="Zain"/>
+                <w:b/>
+                <w:bCs/>
+                <w:color w:val="0070C0"/>
+                <w:lang w:bidi="fa-IR"/>
+              </w:rPr>
+              <w:t>UC _ 4.1 , 4.2 , 4.6 , 4.7</w:t>
             </w:r>
           </w:p>
           <w:p>
@@ -2525,7 +2349,7 @@
             <w:pPr>
               <w:bidi/>
               <w:rPr>
-                <w:rFonts w:ascii="Zain" w:hAnsi="Zain" w:cs="Zain" w:hint="cs"/>
+                <w:rFonts w:ascii="Zain" w:hAnsi="Zain" w:cs="Zain"/>
                 <w:rtl/>
                 <w:lang w:bidi="fa-IR"/>
               </w:rPr>
@@ -2997,18 +2821,7 @@
                 <w:color w:val="0070C0"/>
                 <w:lang w:bidi="fa-IR"/>
               </w:rPr>
-              <w:t xml:space="preserve">UC _ </w:t>
-            </w:r>
-            <w:proofErr w:type="gramStart"/>
-            <w:r>
-              <w:rPr>
-                <w:rFonts w:ascii="Zain" w:hAnsi="Zain" w:cs="Zain"/>
-                <w:b/>
-                <w:bCs/>
-                <w:color w:val="0070C0"/>
-                <w:lang w:bidi="fa-IR"/>
-              </w:rPr>
-              <w:t>1.</w:t>
+              <w:t>UC _ 1.</w:t>
             </w:r>
             <w:r>
               <w:rPr>
@@ -3028,18 +2841,7 @@
                 <w:color w:val="0070C0"/>
                 <w:lang w:bidi="fa-IR"/>
               </w:rPr>
-              <w:t xml:space="preserve"> ,</w:t>
-            </w:r>
-            <w:proofErr w:type="gramEnd"/>
-            <w:r>
-              <w:rPr>
-                <w:rFonts w:ascii="Zain" w:hAnsi="Zain" w:cs="Zain"/>
-                <w:b/>
-                <w:bCs/>
-                <w:color w:val="0070C0"/>
-                <w:lang w:bidi="fa-IR"/>
-              </w:rPr>
-              <w:t xml:space="preserve"> 1.</w:t>
+              <w:t xml:space="preserve"> , 1.</w:t>
             </w:r>
             <w:r>
               <w:rPr>
@@ -3132,17 +2934,51 @@
               <w:jc w:val="center"/>
               <w:rPr>
                 <w:rFonts w:ascii="Zain" w:hAnsi="Zain" w:cs="Zain"/>
-                <w:rtl/>
-                <w:lang w:bidi="fa-IR"/>
-              </w:rPr>
-            </w:pPr>
-            <w:r>
-              <w:rPr>
-                <w:rFonts w:ascii="Zain" w:hAnsi="Zain" w:cs="Zain" w:hint="cs"/>
-                <w:rtl/>
-                <w:lang w:bidi="fa-IR"/>
-              </w:rPr>
-              <w:t>ثبت فردی به عنوان كارمند یك كسب و كار</w:t>
+                <w:color w:val="EE0000"/>
+                <w:rtl/>
+                <w:lang w:bidi="fa-IR"/>
+              </w:rPr>
+            </w:pPr>
+            <w:r>
+              <w:rPr>
+                <w:rFonts w:ascii="Zain" w:hAnsi="Zain" w:cs="Zain" w:hint="cs"/>
+                <w:color w:val="EE0000"/>
+                <w:rtl/>
+                <w:lang w:bidi="fa-IR"/>
+              </w:rPr>
+              <w:t xml:space="preserve">ثبت فردی به </w:t>
+            </w:r>
+            <w:commentRangeStart w:id="0"/>
+            <w:r>
+              <w:rPr>
+                <w:rFonts w:ascii="Zain" w:hAnsi="Zain" w:cs="Zain" w:hint="cs"/>
+                <w:color w:val="EE0000"/>
+                <w:rtl/>
+                <w:lang w:bidi="fa-IR"/>
+              </w:rPr>
+              <w:t>عنوان</w:t>
+            </w:r>
+            <w:commentRangeEnd w:id="0"/>
+            <w:r>
+              <w:rPr>
+                <w:rStyle w:val="CommentReference"/>
+                <w:rFonts w:ascii="Zain" w:hAnsi="Zain" w:cs="Zain" w:hint="cs"/>
+                <w:color w:val="EE0000"/>
+                <w:sz w:val="24"/>
+                <w:szCs w:val="24"/>
+                <w:rtl/>
+                <w:lang w:bidi="fa-IR"/>
+              </w:rPr>
+              <w:commentReference w:id="0"/>
+            </w:r>
+            <w:r>
+              <w:rPr>
+                <w:rFonts w:ascii="Zain" w:hAnsi="Zain" w:cs="Zain" w:hint="cs"/>
+                <w:color w:val="EE0000"/>
+                <w:rtl/>
+                <w:lang w:bidi="fa-IR"/>
+              </w:rPr>
+              <w:t xml:space="preserve"> كارمند یك كسب و كار</w:t>
             </w:r>
           </w:p>
         </w:tc>
@@ -3184,12 +3020,14 @@
               <w:jc w:val="center"/>
               <w:rPr>
                 <w:rFonts w:ascii="Zain" w:hAnsi="Zain" w:cs="Zain"/>
-                <w:lang w:bidi="fa-IR"/>
-              </w:rPr>
-            </w:pPr>
-            <w:r>
-              <w:rPr>
-                <w:rFonts w:ascii="Zain" w:hAnsi="Zain" w:cs="Zain" w:hint="cs"/>
+                <w:color w:val="EE0000"/>
+                <w:lang w:bidi="fa-IR"/>
+              </w:rPr>
+            </w:pPr>
+            <w:r>
+              <w:rPr>
+                <w:rFonts w:ascii="Zain" w:hAnsi="Zain" w:cs="Zain" w:hint="cs"/>
+                <w:color w:val="EE0000"/>
                 <w:rtl/>
                 <w:lang w:bidi="fa-IR"/>
               </w:rPr>
@@ -3198,6 +3036,7 @@
             <w:r>
               <w:rPr>
                 <w:rFonts w:ascii="Zain" w:hAnsi="Zain" w:cs="Zain" w:hint="cs"/>
+                <w:color w:val="EE0000"/>
                 <w:lang w:bidi="fa-IR"/>
               </w:rPr>
               <w:t>CRU</w:t>
@@ -3205,6 +3044,7 @@
             <w:r>
               <w:rPr>
                 <w:rFonts w:ascii="Zain" w:hAnsi="Zain" w:cs="Zain" w:hint="cs"/>
+                <w:color w:val="EE0000"/>
                 <w:rtl/>
                 <w:lang w:bidi="fa-IR"/>
               </w:rPr>
@@ -4456,13 +4296,15 @@
               <w:jc w:val="center"/>
               <w:rPr>
                 <w:rFonts w:ascii="Zain" w:hAnsi="Zain" w:cs="Zain"/>
-                <w:rtl/>
-                <w:lang w:bidi="fa-IR"/>
-              </w:rPr>
-            </w:pPr>
-            <w:r>
-              <w:rPr>
-                <w:rFonts w:ascii="Zain" w:hAnsi="Zain" w:cs="Zain" w:hint="cs"/>
+                <w:color w:val="EE0000"/>
+                <w:rtl/>
+                <w:lang w:bidi="fa-IR"/>
+              </w:rPr>
+            </w:pPr>
+            <w:r>
+              <w:rPr>
+                <w:rFonts w:ascii="Zain" w:hAnsi="Zain" w:cs="Zain" w:hint="cs"/>
+                <w:color w:val="EE0000"/>
                 <w:rtl/>
                 <w:lang w:bidi="fa-IR"/>
               </w:rPr>
@@ -4471,6 +4313,7 @@
             <w:r>
               <w:rPr>
                 <w:rFonts w:ascii="Zain" w:hAnsi="Zain" w:cs="Zain" w:hint="cs"/>
+                <w:color w:val="EE0000"/>
                 <w:lang w:bidi="fa-IR"/>
               </w:rPr>
               <w:t>CRUD</w:t>
@@ -4478,6 +4321,7 @@
             <w:r>
               <w:rPr>
                 <w:rFonts w:ascii="Zain" w:hAnsi="Zain" w:cs="Zain" w:hint="cs"/>
+                <w:color w:val="EE0000"/>
                 <w:rtl/>
                 <w:lang w:bidi="fa-IR"/>
               </w:rPr>
@@ -5435,7 +5279,23 @@
                 <w:rtl/>
                 <w:lang w:bidi="fa-IR"/>
               </w:rPr>
-              <w:t xml:space="preserve">نگه داری لیست شهر ها </w:t>
+              <w:t>نگه داری لیست</w:t>
+            </w:r>
+            <w:r>
+              <w:rPr>
+                <w:rFonts w:ascii="Zain" w:hAnsi="Zain" w:cs="Zain" w:hint="cs"/>
+                <w:rtl/>
+                <w:lang w:bidi="fa-IR"/>
+              </w:rPr>
+              <w:t xml:space="preserve"> نقش</w:t>
+            </w:r>
+            <w:r>
+              <w:rPr>
+                <w:rFonts w:ascii="Zain" w:hAnsi="Zain" w:cs="Zain" w:hint="cs"/>
+                <w:rtl/>
+                <w:lang w:bidi="fa-IR"/>
+              </w:rPr>
+              <w:t xml:space="preserve"> ها </w:t>
             </w:r>
           </w:p>
         </w:tc>
@@ -5468,13 +5328,15 @@
               <w:jc w:val="center"/>
               <w:rPr>
                 <w:rFonts w:ascii="Zain" w:hAnsi="Zain" w:cs="Zain"/>
-                <w:rtl/>
-                <w:lang w:bidi="fa-IR"/>
-              </w:rPr>
-            </w:pPr>
-            <w:r>
-              <w:rPr>
-                <w:rFonts w:ascii="Zain" w:hAnsi="Zain" w:cs="Zain" w:hint="cs"/>
+                <w:color w:val="EE0000"/>
+                <w:rtl/>
+                <w:lang w:bidi="fa-IR"/>
+              </w:rPr>
+            </w:pPr>
+            <w:r>
+              <w:rPr>
+                <w:rFonts w:ascii="Zain" w:hAnsi="Zain" w:cs="Zain" w:hint="cs"/>
+                <w:color w:val="EE0000"/>
                 <w:rtl/>
                 <w:lang w:bidi="fa-IR"/>
               </w:rPr>
@@ -5483,6 +5345,7 @@
             <w:r>
               <w:rPr>
                 <w:rFonts w:ascii="Zain" w:hAnsi="Zain" w:cs="Zain" w:hint="cs"/>
+                <w:color w:val="EE0000"/>
                 <w:lang w:bidi="fa-IR"/>
               </w:rPr>
               <w:t>CRUD</w:t>
@@ -5490,10 +5353,29 @@
             <w:r>
               <w:rPr>
                 <w:rFonts w:ascii="Zain" w:hAnsi="Zain" w:cs="Zain" w:hint="cs"/>
-                <w:rtl/>
-                <w:lang w:bidi="fa-IR"/>
-              </w:rPr>
-              <w:t xml:space="preserve"> روی شهر ها</w:t>
+                <w:color w:val="EE0000"/>
+                <w:rtl/>
+                <w:lang w:bidi="fa-IR"/>
+              </w:rPr>
+              <w:t xml:space="preserve"> روی</w:t>
+            </w:r>
+            <w:r>
+              <w:rPr>
+                <w:rFonts w:ascii="Zain" w:hAnsi="Zain" w:cs="Zain" w:hint="cs"/>
+                <w:color w:val="EE0000"/>
+                <w:rtl/>
+                <w:lang w:bidi="fa-IR"/>
+              </w:rPr>
+              <w:t xml:space="preserve"> نقش</w:t>
+            </w:r>
+            <w:r>
+              <w:rPr>
+                <w:rFonts w:ascii="Zain" w:hAnsi="Zain" w:cs="Zain" w:hint="cs"/>
+                <w:color w:val="EE0000"/>
+                <w:rtl/>
+                <w:lang w:bidi="fa-IR"/>
+              </w:rPr>
+              <w:t xml:space="preserve"> ها</w:t>
             </w:r>
           </w:p>
         </w:tc>
@@ -6414,7 +6296,6 @@
               </w:rPr>
               <w:t>-3.</w:t>
             </w:r>
-            <w:proofErr w:type="gramStart"/>
             <w:r>
               <w:rPr>
                 <w:rFonts w:ascii="Zain" w:hAnsi="Zain" w:cs="Zain" w:hint="cs"/>
@@ -6438,20 +6319,7 @@
                 <w:szCs w:val="16"/>
                 <w:lang w:bidi="fa-IR"/>
               </w:rPr>
-              <w:t xml:space="preserve"> ,</w:t>
-            </w:r>
-            <w:proofErr w:type="gramEnd"/>
-            <w:r>
-              <w:rPr>
-                <w:rFonts w:ascii="Zain" w:hAnsi="Zain" w:cs="Zain"/>
-                <w:b/>
-                <w:bCs/>
-                <w:color w:val="0070C0"/>
-                <w:sz w:val="16"/>
-                <w:szCs w:val="16"/>
-                <w:lang w:bidi="fa-IR"/>
-              </w:rPr>
-              <w:t xml:space="preserve"> 3.</w:t>
+              <w:t xml:space="preserve"> , 3.</w:t>
             </w:r>
             <w:r>
               <w:rPr>
@@ -6622,13 +6490,15 @@
               <w:jc w:val="center"/>
               <w:rPr>
                 <w:rFonts w:ascii="Zain" w:hAnsi="Zain" w:cs="Zain"/>
-                <w:rtl/>
-                <w:lang w:bidi="fa-IR"/>
-              </w:rPr>
-            </w:pPr>
-            <w:r>
-              <w:rPr>
-                <w:rFonts w:ascii="Zain" w:hAnsi="Zain" w:cs="Zain" w:hint="cs"/>
+                <w:color w:val="EE0000"/>
+                <w:rtl/>
+                <w:lang w:bidi="fa-IR"/>
+              </w:rPr>
+            </w:pPr>
+            <w:r>
+              <w:rPr>
+                <w:rFonts w:ascii="Zain" w:hAnsi="Zain" w:cs="Zain" w:hint="cs"/>
+                <w:color w:val="EE0000"/>
                 <w:rtl/>
                 <w:lang w:bidi="fa-IR"/>
               </w:rPr>
@@ -6666,12 +6536,14 @@
               <w:jc w:val="center"/>
               <w:rPr>
                 <w:rFonts w:ascii="Zain" w:hAnsi="Zain" w:cs="Zain"/>
-                <w:lang w:bidi="fa-IR"/>
-              </w:rPr>
-            </w:pPr>
-            <w:r>
-              <w:rPr>
-                <w:rFonts w:ascii="Zain" w:hAnsi="Zain" w:cs="Zain" w:hint="cs"/>
+                <w:color w:val="EE0000"/>
+                <w:lang w:bidi="fa-IR"/>
+              </w:rPr>
+            </w:pPr>
+            <w:r>
+              <w:rPr>
+                <w:rFonts w:ascii="Zain" w:hAnsi="Zain" w:cs="Zain" w:hint="cs"/>
+                <w:color w:val="EE0000"/>
                 <w:rtl/>
                 <w:lang w:bidi="fa-IR"/>
               </w:rPr>
@@ -6680,6 +6552,7 @@
             <w:r>
               <w:rPr>
                 <w:rFonts w:ascii="Zain" w:hAnsi="Zain" w:cs="Zain" w:hint="cs"/>
+                <w:color w:val="EE0000"/>
                 <w:lang w:bidi="fa-IR"/>
               </w:rPr>
               <w:t>RU</w:t>
@@ -6687,6 +6560,7 @@
             <w:r>
               <w:rPr>
                 <w:rFonts w:ascii="Zain" w:hAnsi="Zain" w:cs="Zain" w:hint="cs"/>
+                <w:color w:val="EE0000"/>
                 <w:rtl/>
                 <w:lang w:bidi="fa-IR"/>
               </w:rPr>
@@ -6695,6 +6569,7 @@
             <w:r>
               <w:rPr>
                 <w:rFonts w:ascii="Zain" w:hAnsi="Zain" w:cs="Zain"/>
+                <w:color w:val="EE0000"/>
                 <w:lang w:bidi="fa-IR"/>
               </w:rPr>
               <w:br/>
@@ -6702,6 +6577,7 @@
             <w:r>
               <w:rPr>
                 <w:rFonts w:ascii="Zain" w:hAnsi="Zain" w:cs="Zain" w:hint="cs"/>
+                <w:color w:val="EE0000"/>
                 <w:rtl/>
                 <w:lang w:bidi="fa-IR"/>
               </w:rPr>
@@ -9654,12 +9530,14 @@
               <w:jc w:val="center"/>
               <w:rPr>
                 <w:rFonts w:ascii="Zain" w:hAnsi="Zain" w:cs="Zain"/>
-                <w:lang w:bidi="fa-IR"/>
-              </w:rPr>
-            </w:pPr>
-            <w:r>
-              <w:rPr>
-                <w:rFonts w:ascii="Zain" w:hAnsi="Zain" w:cs="Zain" w:hint="cs"/>
+                <w:color w:val="EE0000"/>
+                <w:lang w:bidi="fa-IR"/>
+              </w:rPr>
+            </w:pPr>
+            <w:r>
+              <w:rPr>
+                <w:rFonts w:ascii="Zain" w:hAnsi="Zain" w:cs="Zain" w:hint="cs"/>
+                <w:color w:val="EE0000"/>
                 <w:rtl/>
                 <w:lang w:bidi="fa-IR"/>
               </w:rPr>
@@ -9668,6 +9546,7 @@
             <w:r>
               <w:rPr>
                 <w:rFonts w:ascii="Zain" w:hAnsi="Zain" w:cs="Zain" w:hint="cs"/>
+                <w:color w:val="EE0000"/>
                 <w:lang w:bidi="fa-IR"/>
               </w:rPr>
               <w:t>CRUD</w:t>
@@ -9675,6 +9554,7 @@
             <w:r>
               <w:rPr>
                 <w:rFonts w:ascii="Zain" w:hAnsi="Zain" w:cs="Zain" w:hint="cs"/>
+                <w:color w:val="EE0000"/>
                 <w:rtl/>
                 <w:lang w:bidi="fa-IR"/>
               </w:rPr>
@@ -10528,18 +10408,7 @@
                 <w:color w:val="0070C0"/>
                 <w:lang w:bidi="fa-IR"/>
               </w:rPr>
-              <w:t xml:space="preserve">UC _ </w:t>
-            </w:r>
-            <w:proofErr w:type="gramStart"/>
-            <w:r>
-              <w:rPr>
-                <w:rFonts w:ascii="Zain" w:hAnsi="Zain" w:cs="Zain"/>
-                <w:b/>
-                <w:bCs/>
-                <w:color w:val="0070C0"/>
-                <w:lang w:bidi="fa-IR"/>
-              </w:rPr>
-              <w:t>5.8</w:t>
+              <w:t>UC _ 5.8</w:t>
             </w:r>
             <w:r>
               <w:rPr>
@@ -10560,18 +10429,7 @@
                 <w:color w:val="0070C0"/>
                 <w:lang w:bidi="fa-IR"/>
               </w:rPr>
-              <w:t>,</w:t>
-            </w:r>
-            <w:proofErr w:type="gramEnd"/>
-            <w:r>
-              <w:rPr>
-                <w:rFonts w:ascii="Zain" w:hAnsi="Zain" w:cs="Zain"/>
-                <w:b/>
-                <w:bCs/>
-                <w:color w:val="0070C0"/>
-                <w:lang w:bidi="fa-IR"/>
-              </w:rPr>
-              <w:t xml:space="preserve"> 5.9</w:t>
+              <w:t>, 5.9</w:t>
             </w:r>
           </w:p>
         </w:tc>
@@ -10698,13 +10556,15 @@
               <w:jc w:val="center"/>
               <w:rPr>
                 <w:rFonts w:ascii="Zain" w:hAnsi="Zain" w:cs="Zain"/>
-                <w:rtl/>
-                <w:lang w:bidi="fa-IR"/>
-              </w:rPr>
-            </w:pPr>
-            <w:r>
-              <w:rPr>
-                <w:rFonts w:ascii="Zain" w:hAnsi="Zain" w:cs="Zain" w:hint="cs"/>
+                <w:color w:val="EE0000"/>
+                <w:rtl/>
+                <w:lang w:bidi="fa-IR"/>
+              </w:rPr>
+            </w:pPr>
+            <w:r>
+              <w:rPr>
+                <w:rFonts w:ascii="Zain" w:hAnsi="Zain" w:cs="Zain" w:hint="cs"/>
+                <w:color w:val="EE0000"/>
                 <w:rtl/>
                 <w:lang w:bidi="fa-IR"/>
               </w:rPr>
@@ -10713,6 +10573,7 @@
             <w:r>
               <w:rPr>
                 <w:rFonts w:ascii="Zain" w:hAnsi="Zain" w:cs="Zain" w:hint="cs"/>
+                <w:color w:val="EE0000"/>
                 <w:lang w:bidi="fa-IR"/>
               </w:rPr>
               <w:t>CRUD</w:t>
@@ -10720,6 +10581,7 @@
             <w:r>
               <w:rPr>
                 <w:rFonts w:ascii="Zain" w:hAnsi="Zain" w:cs="Zain" w:hint="cs"/>
+                <w:color w:val="EE0000"/>
                 <w:rtl/>
                 <w:lang w:bidi="fa-IR"/>
               </w:rPr>
@@ -11816,13 +11678,15 @@
               <w:jc w:val="center"/>
               <w:rPr>
                 <w:rFonts w:ascii="Zain" w:hAnsi="Zain" w:cs="Zain"/>
-                <w:rtl/>
-                <w:lang w:bidi="fa-IR"/>
-              </w:rPr>
-            </w:pPr>
-            <w:r>
-              <w:rPr>
-                <w:rFonts w:ascii="Zain" w:hAnsi="Zain" w:cs="Zain" w:hint="cs"/>
+                <w:color w:val="EE0000"/>
+                <w:rtl/>
+                <w:lang w:bidi="fa-IR"/>
+              </w:rPr>
+            </w:pPr>
+            <w:r>
+              <w:rPr>
+                <w:rFonts w:ascii="Zain" w:hAnsi="Zain" w:cs="Zain" w:hint="cs"/>
+                <w:color w:val="EE0000"/>
                 <w:rtl/>
                 <w:lang w:bidi="fa-IR"/>
               </w:rPr>
@@ -11831,6 +11695,7 @@
             <w:r>
               <w:rPr>
                 <w:rFonts w:ascii="Zain" w:hAnsi="Zain" w:cs="Zain" w:hint="cs"/>
+                <w:color w:val="EE0000"/>
                 <w:lang w:bidi="fa-IR"/>
               </w:rPr>
               <w:t>CRUD</w:t>
@@ -11838,6 +11703,7 @@
             <w:r>
               <w:rPr>
                 <w:rFonts w:ascii="Zain" w:hAnsi="Zain" w:cs="Zain" w:hint="cs"/>
+                <w:color w:val="EE0000"/>
                 <w:rtl/>
                 <w:lang w:bidi="fa-IR"/>
               </w:rPr>
@@ -12770,73 +12636,7 @@
                 <w:color w:val="0070C0"/>
                 <w:lang w:bidi="fa-IR"/>
               </w:rPr>
-              <w:t xml:space="preserve">UC _ </w:t>
-            </w:r>
-            <w:proofErr w:type="gramStart"/>
-            <w:r>
-              <w:rPr>
-                <w:rFonts w:ascii="Zain" w:hAnsi="Zain" w:cs="Zain"/>
-                <w:b/>
-                <w:bCs/>
-                <w:color w:val="0070C0"/>
-                <w:lang w:bidi="fa-IR"/>
-              </w:rPr>
-              <w:t>3.1 ,</w:t>
-            </w:r>
-            <w:proofErr w:type="gramEnd"/>
-            <w:r>
-              <w:rPr>
-                <w:rFonts w:ascii="Zain" w:hAnsi="Zain" w:cs="Zain"/>
-                <w:b/>
-                <w:bCs/>
-                <w:color w:val="0070C0"/>
-                <w:lang w:bidi="fa-IR"/>
-              </w:rPr>
-              <w:t xml:space="preserve"> </w:t>
-            </w:r>
-            <w:proofErr w:type="gramStart"/>
-            <w:r>
-              <w:rPr>
-                <w:rFonts w:ascii="Zain" w:hAnsi="Zain" w:cs="Zain"/>
-                <w:b/>
-                <w:bCs/>
-                <w:color w:val="0070C0"/>
-                <w:lang w:bidi="fa-IR"/>
-              </w:rPr>
-              <w:t>3.3 ,</w:t>
-            </w:r>
-            <w:proofErr w:type="gramEnd"/>
-            <w:r>
-              <w:rPr>
-                <w:rFonts w:ascii="Zain" w:hAnsi="Zain" w:cs="Zain"/>
-                <w:b/>
-                <w:bCs/>
-                <w:color w:val="0070C0"/>
-                <w:lang w:bidi="fa-IR"/>
-              </w:rPr>
-              <w:t xml:space="preserve"> </w:t>
-            </w:r>
-            <w:proofErr w:type="gramStart"/>
-            <w:r>
-              <w:rPr>
-                <w:rFonts w:ascii="Zain" w:hAnsi="Zain" w:cs="Zain"/>
-                <w:b/>
-                <w:bCs/>
-                <w:color w:val="0070C0"/>
-                <w:lang w:bidi="fa-IR"/>
-              </w:rPr>
-              <w:t>3.7 ,</w:t>
-            </w:r>
-            <w:proofErr w:type="gramEnd"/>
-            <w:r>
-              <w:rPr>
-                <w:rFonts w:ascii="Zain" w:hAnsi="Zain" w:cs="Zain"/>
-                <w:b/>
-                <w:bCs/>
-                <w:color w:val="0070C0"/>
-                <w:lang w:bidi="fa-IR"/>
-              </w:rPr>
-              <w:t xml:space="preserve"> 3.15</w:t>
+              <w:t>UC _ 3.1 , 3.3 , 3.7 , 3.15</w:t>
             </w:r>
           </w:p>
           <w:p>
@@ -13937,29 +13737,7 @@
                 <w:color w:val="0070C0"/>
                 <w:lang w:bidi="fa-IR"/>
               </w:rPr>
-              <w:t xml:space="preserve">UC _ </w:t>
-            </w:r>
-            <w:proofErr w:type="gramStart"/>
-            <w:r>
-              <w:rPr>
-                <w:rFonts w:ascii="Zain" w:hAnsi="Zain" w:cs="Zain"/>
-                <w:b/>
-                <w:bCs/>
-                <w:color w:val="0070C0"/>
-                <w:lang w:bidi="fa-IR"/>
-              </w:rPr>
-              <w:t>2.5 ,</w:t>
-            </w:r>
-            <w:proofErr w:type="gramEnd"/>
-            <w:r>
-              <w:rPr>
-                <w:rFonts w:ascii="Zain" w:hAnsi="Zain" w:cs="Zain"/>
-                <w:b/>
-                <w:bCs/>
-                <w:color w:val="0070C0"/>
-                <w:lang w:bidi="fa-IR"/>
-              </w:rPr>
-              <w:t xml:space="preserve"> 2.6</w:t>
+              <w:t>UC _ 2.5 , 2.6</w:t>
             </w:r>
           </w:p>
           <w:p>
@@ -14002,29 +13780,7 @@
                 <w:color w:val="0070C0"/>
                 <w:lang w:bidi="fa-IR"/>
               </w:rPr>
-              <w:t xml:space="preserve">UC _ </w:t>
-            </w:r>
-            <w:proofErr w:type="gramStart"/>
-            <w:r>
-              <w:rPr>
-                <w:rFonts w:ascii="Zain" w:hAnsi="Zain" w:cs="Zain"/>
-                <w:b/>
-                <w:bCs/>
-                <w:color w:val="0070C0"/>
-                <w:lang w:bidi="fa-IR"/>
-              </w:rPr>
-              <w:t>4.5 ,</w:t>
-            </w:r>
-            <w:proofErr w:type="gramEnd"/>
-            <w:r>
-              <w:rPr>
-                <w:rFonts w:ascii="Zain" w:hAnsi="Zain" w:cs="Zain"/>
-                <w:b/>
-                <w:bCs/>
-                <w:color w:val="0070C0"/>
-                <w:lang w:bidi="fa-IR"/>
-              </w:rPr>
-              <w:t xml:space="preserve"> 4.4</w:t>
+              <w:t>UC _ 4.5 , 4.4</w:t>
             </w:r>
           </w:p>
         </w:tc>
@@ -14766,6 +14522,49 @@
     </w:sectPr>
   </w:body>
 </w:document>
+</file>
+
+<file path=word/comments.xml><?xml version="1.0" encoding="utf-8"?>
+<w:comments xmlns:wpc="http://schemas.microsoft.com/office/word/2010/wordprocessingCanvas" xmlns:cx="http://schemas.microsoft.com/office/drawing/2014/chartex" xmlns:cx1="http://schemas.microsoft.com/office/drawing/2015/9/8/chartex" xmlns:cx2="http://schemas.microsoft.com/office/drawing/2015/10/21/chartex" xmlns:cx3="http://schemas.microsoft.com/office/drawing/2016/5/9/chartex" xmlns:cx4="http://schemas.microsoft.com/office/drawing/2016/5/10/chartex" xmlns:cx5="http://schemas.microsoft.com/office/drawing/2016/5/11/chartex" xmlns:cx6="http://schemas.microsoft.com/office/drawing/2016/5/12/chartex" xmlns:cx7="http://schemas.microsoft.com/office/drawing/2016/5/13/chartex" xmlns:cx8="http://schemas.microsoft.com/office/drawing/2016/5/14/chartex" xmlns:mc="http://schemas.openxmlformats.org/markup-compatibility/2006" xmlns:aink="http://schemas.microsoft.com/office/drawing/2016/ink" xmlns:am3d="http://schemas.microsoft.com/office/drawing/2017/model3d" xmlns:o="urn:schemas-microsoft-com:office:office" xmlns:oel="http://schemas.microsoft.com/office/2019/extlst" xmlns:r="http://schemas.openxmlformats.org/officeDocument/2006/relationships" xmlns:m="http://schemas.openxmlformats.org/officeDocument/2006/math" xmlns:v="urn:schemas-microsoft-com:vml" xmlns:wp14="http://schemas.microsoft.com/office/word/2010/wordprocessingDrawing" xmlns:wp="http://schemas.openxmlformats.org/drawingml/2006/wordprocessingDrawing" xmlns:w10="urn:schemas-microsoft-com:office:word" xmlns:w="http://schemas.openxmlformats.org/wordprocessingml/2006/main" xmlns:w14="http://schemas.microsoft.com/office/word/2010/wordml" xmlns:w15="http://schemas.microsoft.com/office/word/2012/wordml" xmlns:w16cex="http://schemas.microsoft.com/office/word/2018/wordml/cex" xmlns:w16cid="http://schemas.microsoft.com/office/word/2016/wordml/cid" xmlns:w16="http://schemas.microsoft.com/office/word/2018/wordml" xmlns:w16du="http://schemas.microsoft.com/office/word/2023/wordml/word16du" xmlns:w16sdtdh="http://schemas.microsoft.com/office/word/2020/wordml/sdtdatahash" xmlns:w16sdtfl="http://schemas.microsoft.com/office/word/2024/wordml/sdtformatlock" xmlns:w16se="http://schemas.microsoft.com/office/word/2015/wordml/symex" xmlns:wpg="http://schemas.microsoft.com/office/word/2010/wordprocessingGroup" xmlns:wpi="http://schemas.microsoft.com/office/word/2010/wordprocessingInk" xmlns:wne="http://schemas.microsoft.com/office/word/2006/wordml" xmlns:wps="http://schemas.microsoft.com/office/word/2010/wordprocessingShape" mc:Ignorable="w14 w15 w16se w16cid w16 w16cex w16sdtdh w16sdtfl w16du wp14">
+  <w:comment w:id="0" w:author="abolfazl vaziri" w:date="2026-06-16T15:34:00Z" w:initials="av">
+    <w:p>
+      <w:pPr>
+        <w:pStyle w:val="CommentText"/>
+      </w:pPr>
+      <w:r>
+        <w:rPr>
+          <w:rStyle w:val="CommentReference"/>
+        </w:rPr>
+        <w:annotationRef/>
+      </w:r>
+      <w:r>
+        <w:rPr>
+          <w:rFonts w:hint="cs"/>
+          <w:rtl/>
+        </w:rPr>
+        <w:t xml:space="preserve">به نظرم باید حذف شوند چون عملیات عمومی اند و همه کلاس ها دارنشون </w:t>
+      </w:r>
+    </w:p>
+  </w:comment>
+</w:comments>
+</file>
+
+<file path=word/commentsExtended.xml><?xml version="1.0" encoding="utf-8"?>
+<w15:commentsEx xmlns:wpc="http://schemas.microsoft.com/office/word/2010/wordprocessingCanvas" xmlns:cx="http://schemas.microsoft.com/office/drawing/2014/chartex" xmlns:cx1="http://schemas.microsoft.com/office/drawing/2015/9/8/chartex" xmlns:cx2="http://schemas.microsoft.com/office/drawing/2015/10/21/chartex" xmlns:cx3="http://schemas.microsoft.com/office/drawing/2016/5/9/chartex" xmlns:cx4="http://schemas.microsoft.com/office/drawing/2016/5/10/chartex" xmlns:cx5="http://schemas.microsoft.com/office/drawing/2016/5/11/chartex" xmlns:cx6="http://schemas.microsoft.com/office/drawing/2016/5/12/chartex" xmlns:cx7="http://schemas.microsoft.com/office/drawing/2016/5/13/chartex" xmlns:cx8="http://schemas.microsoft.com/office/drawing/2016/5/14/chartex" xmlns:mc="http://schemas.openxmlformats.org/markup-compatibility/2006" xmlns:aink="http://schemas.microsoft.com/office/drawing/2016/ink" xmlns:am3d="http://schemas.microsoft.com/office/drawing/2017/model3d" xmlns:o="urn:schemas-microsoft-com:office:office" xmlns:oel="http://schemas.microsoft.com/office/2019/extlst" xmlns:r="http://schemas.openxmlformats.org/officeDocument/2006/relationships" xmlns:m="http://schemas.openxmlformats.org/officeDocument/2006/math" xmlns:v="urn:schemas-microsoft-com:vml" xmlns:wp14="http://schemas.microsoft.com/office/word/2010/wordprocessingDrawing" xmlns:wp="http://schemas.openxmlformats.org/drawingml/2006/wordprocessingDrawing" xmlns:w10="urn:schemas-microsoft-com:office:word" xmlns:w="http://schemas.openxmlformats.org/wordprocessingml/2006/main" xmlns:w14="http://schemas.microsoft.com/office/word/2010/wordml" xmlns:w15="http://schemas.microsoft.com/office/word/2012/wordml" xmlns:w16cex="http://schemas.microsoft.com/office/word/2018/wordml/cex" xmlns:w16cid="http://schemas.microsoft.com/office/word/2016/wordml/cid" xmlns:w16="http://schemas.microsoft.com/office/word/2018/wordml" xmlns:w16du="http://schemas.microsoft.com/office/word/2023/wordml/word16du" xmlns:w16sdtdh="http://schemas.microsoft.com/office/word/2020/wordml/sdtdatahash" xmlns:w16sdtfl="http://schemas.microsoft.com/office/word/2024/wordml/sdtformatlock" xmlns:w16se="http://schemas.microsoft.com/office/word/2015/wordml/symex" xmlns:wpg="http://schemas.microsoft.com/office/word/2010/wordprocessingGroup" xmlns:wpi="http://schemas.microsoft.com/office/word/2010/wordprocessingInk" xmlns:wne="http://schemas.microsoft.com/office/word/2006/wordml" xmlns:wps="http://schemas.microsoft.com/office/word/2010/wordprocessingShape" mc:Ignorable="w14 w15 w16se w16cid w16 w16cex w16sdtdh w16sdtfl w16du wp14">
+  <w15:commentEx w15:paraId="1FF2E534" w15:done="0"/>
+</w15:commentsEx>
+</file>
+
+<file path=word/commentsExtensible.xml><?xml version="1.0" encoding="utf-8"?>
+<w16cex:commentsExtensible xmlns:wpc="http://schemas.microsoft.com/office/word/2010/wordprocessingCanvas" xmlns:cx="http://schemas.microsoft.com/office/drawing/2014/chartex" xmlns:cx1="http://schemas.microsoft.com/office/drawing/2015/9/8/chartex" xmlns:cx2="http://schemas.microsoft.com/office/drawing/2015/10/21/chartex" xmlns:cx3="http://schemas.microsoft.com/office/drawing/2016/5/9/chartex" xmlns:cx4="http://schemas.microsoft.com/office/drawing/2016/5/10/chartex" xmlns:cx5="http://schemas.microsoft.com/office/drawing/2016/5/11/chartex" xmlns:cx6="http://schemas.microsoft.com/office/drawing/2016/5/12/chartex" xmlns:cx7="http://schemas.microsoft.com/office/drawing/2016/5/13/chartex" xmlns:cx8="http://schemas.microsoft.com/office/drawing/2016/5/14/chartex" xmlns:cr="http://schemas.microsoft.com/office/comments/2020/reactions" xmlns:mc="http://schemas.openxmlformats.org/markup-compatibility/2006" xmlns:aink="http://schemas.microsoft.com/office/drawing/2016/ink" xmlns:am3d="http://schemas.microsoft.com/office/drawing/2017/model3d" xmlns:o="urn:schemas-microsoft-com:office:office" xmlns:oel="http://schemas.microsoft.com/office/2019/extlst" xmlns:r="http://schemas.openxmlformats.org/officeDocument/2006/relationships" xmlns:m="http://schemas.openxmlformats.org/officeDocument/2006/math" xmlns:v="urn:schemas-microsoft-com:vml" xmlns:wp14="http://schemas.microsoft.com/office/word/2010/wordprocessingDrawing" xmlns:wp="http://schemas.openxmlformats.org/drawingml/2006/wordprocessingDrawing" xmlns:w10="urn:schemas-microsoft-com:office:word" xmlns:w="http://schemas.openxmlformats.org/wordprocessingml/2006/main" xmlns:w14="http://schemas.microsoft.com/office/word/2010/wordml" xmlns:w15="http://schemas.microsoft.com/office/word/2012/wordml" xmlns:w16cex="http://schemas.microsoft.com/office/word/2018/wordml/cex" xmlns:w16cid="http://schemas.microsoft.com/office/word/2016/wordml/cid" xmlns:w16="http://schemas.microsoft.com/office/word/2018/wordml" xmlns:w16du="http://schemas.microsoft.com/office/word/2023/wordml/word16du" xmlns:w16sdtdh="http://schemas.microsoft.com/office/word/2020/wordml/sdtdatahash" xmlns:w16sdtfl="http://schemas.microsoft.com/office/word/2024/wordml/sdtformatlock" xmlns:w16se="http://schemas.microsoft.com/office/word/2015/wordml/symex" xmlns:wpg="http://schemas.microsoft.com/office/word/2010/wordprocessingGroup" xmlns:wpi="http://schemas.microsoft.com/office/word/2010/wordprocessingInk" xmlns:wne="http://schemas.microsoft.com/office/word/2006/wordml" xmlns:wps="http://schemas.microsoft.com/office/word/2010/wordprocessingShape" mc:Ignorable="w14 w15 w16se w16cid w16 w16cex w16sdtdh w16sdtfl cr w16du wp14">
+  <w16cex:commentExtensible w16cex:durableId="52F60255" w16cex:dateUtc="2026-06-16T12:04:00Z"/>
+</w16cex:commentsExtensible>
+</file>
+
+<file path=word/commentsIds.xml><?xml version="1.0" encoding="utf-8"?>
+<w16cid:commentsIds xmlns:wpc="http://schemas.microsoft.com/office/word/2010/wordprocessingCanvas" xmlns:cx="http://schemas.microsoft.com/office/drawing/2014/chartex" xmlns:cx1="http://schemas.microsoft.com/office/drawing/2015/9/8/chartex" xmlns:cx2="http://schemas.microsoft.com/office/drawing/2015/10/21/chartex" xmlns:cx3="http://schemas.microsoft.com/office/drawing/2016/5/9/chartex" xmlns:cx4="http://schemas.microsoft.com/office/drawing/2016/5/10/chartex" xmlns:cx5="http://schemas.microsoft.com/office/drawing/2016/5/11/chartex" xmlns:cx6="http://schemas.microsoft.com/office/drawing/2016/5/12/chartex" xmlns:cx7="http://schemas.microsoft.com/office/drawing/2016/5/13/chartex" xmlns:cx8="http://schemas.microsoft.com/office/drawing/2016/5/14/chartex" xmlns:mc="http://schemas.openxmlformats.org/markup-compatibility/2006" xmlns:aink="http://schemas.microsoft.com/office/drawing/2016/ink" xmlns:am3d="http://schemas.microsoft.com/office/drawing/2017/model3d" xmlns:o="urn:schemas-microsoft-com:office:office" xmlns:oel="http://schemas.microsoft.com/office/2019/extlst" xmlns:r="http://schemas.openxmlformats.org/officeDocument/2006/relationships" xmlns:m="http://schemas.openxmlformats.org/officeDocument/2006/math" xmlns:v="urn:schemas-microsoft-com:vml" xmlns:wp14="http://schemas.microsoft.com/office/word/2010/wordprocessingDrawing" xmlns:wp="http://schemas.openxmlformats.org/drawingml/2006/wordprocessingDrawing" xmlns:w10="urn:schemas-microsoft-com:office:word" xmlns:w="http://schemas.openxmlformats.org/wordprocessingml/2006/main" xmlns:w14="http://schemas.microsoft.com/office/word/2010/wordml" xmlns:w15="http://schemas.microsoft.com/office/word/2012/wordml" xmlns:w16cex="http://schemas.microsoft.com/office/word/2018/wordml/cex" xmlns:w16cid="http://schemas.microsoft.com/office/word/2016/wordml/cid" xmlns:w16="http://schemas.microsoft.com/office/word/2018/wordml" xmlns:w16du="http://schemas.microsoft.com/office/word/2023/wordml/word16du" xmlns:w16sdtdh="http://schemas.microsoft.com/office/word/2020/wordml/sdtdatahash" xmlns:w16sdtfl="http://schemas.microsoft.com/office/word/2024/wordml/sdtformatlock" xmlns:w16se="http://schemas.microsoft.com/office/word/2015/wordml/symex" xmlns:wpg="http://schemas.microsoft.com/office/word/2010/wordprocessingGroup" xmlns:wpi="http://schemas.microsoft.com/office/word/2010/wordprocessingInk" xmlns:wne="http://schemas.microsoft.com/office/word/2006/wordml" xmlns:wps="http://schemas.microsoft.com/office/word/2010/wordprocessingShape" mc:Ignorable="w14 w15 w16se w16cid w16 w16cex w16sdtdh w16sdtfl w16du wp14">
+  <w16cid:commentId w16cid:paraId="1FF2E534" w16cid:durableId="52F60255"/>
+</w16cid:commentsIds>
 </file>
 
 <file path=word/endnotes.xml><?xml version="1.0" encoding="utf-8"?>
@@ -14937,6 +14736,14 @@
     <w:abstractNumId w:val="0"/>
   </w:num>
 </w:numbering>
+</file>
+
+<file path=word/people.xml><?xml version="1.0" encoding="utf-8"?>
+<w15:people xmlns:wpc="http://schemas.microsoft.com/office/word/2010/wordprocessingCanvas" xmlns:cx="http://schemas.microsoft.com/office/drawing/2014/chartex" xmlns:cx1="http://schemas.microsoft.com/office/drawing/2015/9/8/chartex" xmlns:cx2="http://schemas.microsoft.com/office/drawing/2015/10/21/chartex" xmlns:cx3="http://schemas.microsoft.com/office/drawing/2016/5/9/chartex" xmlns:cx4="http://schemas.microsoft.com/office/drawing/2016/5/10/chartex" xmlns:cx5="http://schemas.microsoft.com/office/drawing/2016/5/11/chartex" xmlns:cx6="http://schemas.microsoft.com/office/drawing/2016/5/12/chartex" xmlns:cx7="http://schemas.microsoft.com/office/drawing/2016/5/13/chartex" xmlns:cx8="http://schemas.microsoft.com/office/drawing/2016/5/14/chartex" xmlns:mc="http://schemas.openxmlformats.org/markup-compatibility/2006" xmlns:aink="http://schemas.microsoft.com/office/drawing/2016/ink" xmlns:am3d="http://schemas.microsoft.com/office/drawing/2017/model3d" xmlns:o="urn:schemas-microsoft-com:office:office" xmlns:oel="http://schemas.microsoft.com/office/2019/extlst" xmlns:r="http://schemas.openxmlformats.org/officeDocument/2006/relationships" xmlns:m="http://schemas.openxmlformats.org/officeDocument/2006/math" xmlns:v="urn:schemas-microsoft-com:vml" xmlns:wp14="http://schemas.microsoft.com/office/word/2010/wordprocessingDrawing" xmlns:wp="http://schemas.openxmlformats.org/drawingml/2006/wordprocessingDrawing" xmlns:w10="urn:schemas-microsoft-com:office:word" xmlns:w="http://schemas.openxmlformats.org/wordprocessingml/2006/main" xmlns:w14="http://schemas.microsoft.com/office/word/2010/wordml" xmlns:w15="http://schemas.microsoft.com/office/word/2012/wordml" xmlns:w16cex="http://schemas.microsoft.com/office/word/2018/wordml/cex" xmlns:w16cid="http://schemas.microsoft.com/office/word/2016/wordml/cid" xmlns:w16="http://schemas.microsoft.com/office/word/2018/wordml" xmlns:w16du="http://schemas.microsoft.com/office/word/2023/wordml/word16du" xmlns:w16sdtdh="http://schemas.microsoft.com/office/word/2020/wordml/sdtdatahash" xmlns:w16sdtfl="http://schemas.microsoft.com/office/word/2024/wordml/sdtformatlock" xmlns:w16se="http://schemas.microsoft.com/office/word/2015/wordml/symex" xmlns:wpg="http://schemas.microsoft.com/office/word/2010/wordprocessingGroup" xmlns:wpi="http://schemas.microsoft.com/office/word/2010/wordprocessingInk" xmlns:wne="http://schemas.microsoft.com/office/word/2006/wordml" xmlns:wps="http://schemas.microsoft.com/office/word/2010/wordprocessingShape" mc:Ignorable="w14 w15 w16se w16cid w16 w16cex w16sdtdh w16sdtfl w16du wp14">
+  <w15:person w15:author="abolfazl vaziri">
+    <w15:presenceInfo w15:providerId="Windows Live" w15:userId="52c10ee99d7ed622"/>
+  </w15:person>
+</w15:people>
 </file>
 
 <file path=word/styles.xml><?xml version="1.0" encoding="utf-8"?>

--- a/Documentation/Analysis/CRC/CRCCardWithoutRelation.docx
+++ b/Documentation/Analysis/CRC/CRCCardWithoutRelation.docx
@@ -119,7 +119,15 @@
                 <w:rtl/>
                 <w:lang w:bidi="fa-IR"/>
               </w:rPr>
-              <w:t>مشتري</w:t>
+              <w:t>کارب</w:t>
+            </w:r>
+            <w:r>
+              <w:rPr>
+                <w:rFonts w:ascii="Zain" w:hAnsi="Zain" w:cs="Zain" w:hint="cs"/>
+                <w:rtl/>
+                <w:lang w:bidi="fa-IR"/>
+              </w:rPr>
+              <w:t>ر</w:t>
             </w:r>
           </w:p>
         </w:tc>
@@ -407,16 +415,14 @@
                 <w:rFonts w:ascii="Zain" w:hAnsi="Zain" w:cs="Zain"/>
                 <w:b/>
                 <w:bCs/>
-                <w:color w:val="0070C0"/>
-                <w:lang w:bidi="fa-IR"/>
-              </w:rPr>
-            </w:pPr>
-            <w:r>
-              <w:rPr>
-                <w:rFonts w:ascii="Zain" w:hAnsi="Zain" w:cs="Zain"/>
-                <w:b/>
-                <w:bCs/>
-                <w:color w:val="0070C0"/>
+                <w:lang w:bidi="fa-IR"/>
+              </w:rPr>
+            </w:pPr>
+            <w:r>
+              <w:rPr>
+                <w:rFonts w:ascii="Zain" w:hAnsi="Zain" w:cs="Zain"/>
+                <w:b/>
+                <w:bCs/>
                 <w:lang w:bidi="fa-IR"/>
               </w:rPr>
               <w:t>UC _ 1.1 , 1.2</w:t>
@@ -426,7 +432,6 @@
                 <w:rFonts w:ascii="Zain" w:hAnsi="Zain" w:cs="Zain"/>
                 <w:b/>
                 <w:bCs/>
-                <w:color w:val="0070C0"/>
                 <w:lang w:bidi="fa-IR"/>
               </w:rPr>
               <w:br/>
@@ -439,16 +444,14 @@
                 <w:rFonts w:ascii="Zain" w:hAnsi="Zain" w:cs="Zain"/>
                 <w:b/>
                 <w:bCs/>
-                <w:color w:val="0070C0"/>
-                <w:lang w:bidi="fa-IR"/>
-              </w:rPr>
-            </w:pPr>
-            <w:r>
-              <w:rPr>
-                <w:rFonts w:ascii="Zain" w:hAnsi="Zain" w:cs="Zain"/>
-                <w:b/>
-                <w:bCs/>
-                <w:color w:val="0070C0"/>
+                <w:lang w:bidi="fa-IR"/>
+              </w:rPr>
+            </w:pPr>
+            <w:r>
+              <w:rPr>
+                <w:rFonts w:ascii="Zain" w:hAnsi="Zain" w:cs="Zain"/>
+                <w:b/>
+                <w:bCs/>
                 <w:lang w:bidi="fa-IR"/>
               </w:rPr>
               <w:t>UC _ 3.11-3.14 , 3.16 , 3.17</w:t>
@@ -460,16 +463,14 @@
                 <w:rFonts w:ascii="Zain" w:hAnsi="Zain" w:cs="Zain"/>
                 <w:b/>
                 <w:bCs/>
-                <w:color w:val="0070C0"/>
-                <w:lang w:bidi="fa-IR"/>
-              </w:rPr>
-            </w:pPr>
-            <w:r>
-              <w:rPr>
-                <w:rFonts w:ascii="Zain" w:hAnsi="Zain" w:cs="Zain"/>
-                <w:b/>
-                <w:bCs/>
-                <w:color w:val="0070C0"/>
+                <w:lang w:bidi="fa-IR"/>
+              </w:rPr>
+            </w:pPr>
+            <w:r>
+              <w:rPr>
+                <w:rFonts w:ascii="Zain" w:hAnsi="Zain" w:cs="Zain"/>
+                <w:b/>
+                <w:bCs/>
                 <w:lang w:bidi="fa-IR"/>
               </w:rPr>
               <w:t>UC _ 4.1 , 4.2 , 4.6 , 4.7</w:t>
@@ -491,7 +492,6 @@
                 <w:rFonts w:ascii="Zain" w:hAnsi="Zain" w:cs="Zain"/>
                 <w:b/>
                 <w:bCs/>
-                <w:color w:val="0070C0"/>
                 <w:lang w:bidi="fa-IR"/>
               </w:rPr>
               <w:t>UC _ 5.1-5.7</w:t>
@@ -1383,51 +1383,6 @@
               </w:rPr>
               <w:t xml:space="preserve"> ( رشته ) </w:t>
             </w:r>
-            <w:r>
-              <w:rPr>
-                <w:rFonts w:ascii="Zain" w:hAnsi="Zain" w:cs="Zain"/>
-                <w:color w:val="EE0000"/>
-                <w:rtl/>
-                <w:lang w:bidi="fa-IR"/>
-              </w:rPr>
-              <w:t>"اخت</w:t>
-            </w:r>
-            <w:r>
-              <w:rPr>
-                <w:rFonts w:ascii="Zain" w:hAnsi="Zain" w:cs="Zain"/>
-                <w:color w:val="EE0000"/>
-                <w:rtl/>
-                <w:lang w:bidi="fa-IR"/>
-              </w:rPr>
-              <w:t>ی</w:t>
-            </w:r>
-            <w:r>
-              <w:rPr>
-                <w:rFonts w:ascii="Zain" w:hAnsi="Zain" w:cs="Zain"/>
-                <w:color w:val="EE0000"/>
-                <w:rtl/>
-                <w:lang w:bidi="fa-IR"/>
-              </w:rPr>
-              <w:t>ار</w:t>
-            </w:r>
-            <w:r>
-              <w:rPr>
-                <w:rFonts w:ascii="Zain" w:hAnsi="Zain" w:cs="Zain"/>
-                <w:color w:val="EE0000"/>
-                <w:rtl/>
-                <w:lang w:bidi="fa-IR"/>
-              </w:rPr>
-              <w:t>ی</w:t>
-            </w:r>
-            <w:r>
-              <w:rPr>
-                <w:rFonts w:ascii="Zain" w:hAnsi="Zain" w:cs="Zain"/>
-                <w:color w:val="EE0000"/>
-                <w:rtl/>
-                <w:lang w:bidi="fa-IR"/>
-              </w:rPr>
-              <w:t>"</w:t>
-            </w:r>
           </w:p>
           <w:p>
             <w:pPr>
@@ -1448,7 +1403,7 @@
                 <w:rtl/>
                 <w:lang w:bidi="fa-IR"/>
               </w:rPr>
-              <w:t>ا</w:t>
+              <w:t>عكس پروفا</w:t>
             </w:r>
             <w:r>
               <w:rPr>
@@ -1464,68 +1419,7 @@
                 <w:rtl/>
                 <w:lang w:bidi="fa-IR"/>
               </w:rPr>
-              <w:t>م</w:t>
-            </w:r>
-            <w:r>
-              <w:rPr>
-                <w:rFonts w:ascii="Zain" w:hAnsi="Zain" w:cs="Zain"/>
-                <w:rtl/>
-                <w:lang w:bidi="fa-IR"/>
-              </w:rPr>
-              <w:t>ی</w:t>
-            </w:r>
-            <w:r>
-              <w:rPr>
-                <w:rFonts w:ascii="Zain" w:hAnsi="Zain" w:cs="Zain"/>
-                <w:rtl/>
-                <w:lang w:bidi="fa-IR"/>
-              </w:rPr>
               <w:t xml:space="preserve">ل ( رشته ) </w:t>
-            </w:r>
-            <w:r>
-              <w:rPr>
-                <w:rFonts w:ascii="Zain" w:hAnsi="Zain" w:cs="Zain"/>
-                <w:color w:val="EE0000"/>
-                <w:rtl/>
-                <w:lang w:bidi="fa-IR"/>
-              </w:rPr>
-              <w:t>"اخت</w:t>
-            </w:r>
-            <w:r>
-              <w:rPr>
-                <w:rFonts w:ascii="Zain" w:hAnsi="Zain" w:cs="Zain"/>
-                <w:color w:val="EE0000"/>
-                <w:rtl/>
-                <w:lang w:bidi="fa-IR"/>
-              </w:rPr>
-              <w:t>ی</w:t>
-            </w:r>
-            <w:r>
-              <w:rPr>
-                <w:rFonts w:ascii="Zain" w:hAnsi="Zain" w:cs="Zain"/>
-                <w:color w:val="EE0000"/>
-                <w:rtl/>
-                <w:lang w:bidi="fa-IR"/>
-              </w:rPr>
-              <w:t>ار</w:t>
-            </w:r>
-            <w:r>
-              <w:rPr>
-                <w:rFonts w:ascii="Zain" w:hAnsi="Zain" w:cs="Zain"/>
-                <w:color w:val="EE0000"/>
-                <w:rtl/>
-                <w:lang w:bidi="fa-IR"/>
-              </w:rPr>
-              <w:t>ی</w:t>
-            </w:r>
-            <w:r>
-              <w:rPr>
-                <w:rFonts w:ascii="Zain" w:hAnsi="Zain" w:cs="Zain"/>
-                <w:color w:val="EE0000"/>
-                <w:rtl/>
-                <w:lang w:bidi="fa-IR"/>
-              </w:rPr>
-              <w:t>"</w:t>
             </w:r>
           </w:p>
           <w:p>
@@ -1547,7 +1441,7 @@
                 <w:rtl/>
                 <w:lang w:bidi="fa-IR"/>
               </w:rPr>
-              <w:t>عكس پروفا</w:t>
+              <w:t>تعداد دفعات وارد كردن رمز اشتباه ( عدد طب</w:t>
             </w:r>
             <w:r>
               <w:rPr>
@@ -1563,21 +1457,11 @@
                 <w:rtl/>
                 <w:lang w:bidi="fa-IR"/>
               </w:rPr>
-              <w:t xml:space="preserve">ل ( رشته ) </w:t>
-            </w:r>
-            <w:r>
-              <w:rPr>
-                <w:rFonts w:ascii="Zain" w:hAnsi="Zain" w:cs="Zain"/>
-                <w:color w:val="EE0000"/>
-                <w:rtl/>
-                <w:lang w:bidi="fa-IR"/>
-              </w:rPr>
-              <w:t>"اخت</w:t>
-            </w:r>
-            <w:r>
-              <w:rPr>
-                <w:rFonts w:ascii="Zain" w:hAnsi="Zain" w:cs="Zain"/>
-                <w:color w:val="EE0000"/>
+              <w:t>ع</w:t>
+            </w:r>
+            <w:r>
+              <w:rPr>
+                <w:rFonts w:ascii="Zain" w:hAnsi="Zain" w:cs="Zain"/>
                 <w:rtl/>
                 <w:lang w:bidi="fa-IR"/>
               </w:rPr>
@@ -1586,29 +1470,10 @@
             <w:r>
               <w:rPr>
                 <w:rFonts w:ascii="Zain" w:hAnsi="Zain" w:cs="Zain"/>
-                <w:color w:val="EE0000"/>
-                <w:rtl/>
-                <w:lang w:bidi="fa-IR"/>
-              </w:rPr>
-              <w:t>ار</w:t>
-            </w:r>
-            <w:r>
-              <w:rPr>
-                <w:rFonts w:ascii="Zain" w:hAnsi="Zain" w:cs="Zain"/>
-                <w:color w:val="EE0000"/>
-                <w:rtl/>
-                <w:lang w:bidi="fa-IR"/>
-              </w:rPr>
-              <w:t>ی</w:t>
-            </w:r>
-            <w:r>
-              <w:rPr>
-                <w:rFonts w:ascii="Zain" w:hAnsi="Zain" w:cs="Zain"/>
-                <w:color w:val="EE0000"/>
-                <w:rtl/>
-                <w:lang w:bidi="fa-IR"/>
-              </w:rPr>
-              <w:t>"</w:t>
+                <w:rtl/>
+                <w:lang w:bidi="fa-IR"/>
+              </w:rPr>
+              <w:t xml:space="preserve"> )</w:t>
             </w:r>
           </w:p>
           <w:p>
@@ -1630,7 +1495,7 @@
                 <w:rtl/>
                 <w:lang w:bidi="fa-IR"/>
               </w:rPr>
-              <w:t>تعداد دفعات وارد كردن رمز اشتباه ( عدد طب</w:t>
+              <w:t>زمان تلاش بعد</w:t>
             </w:r>
             <w:r>
               <w:rPr>
@@ -1646,7 +1511,7 @@
                 <w:rtl/>
                 <w:lang w:bidi="fa-IR"/>
               </w:rPr>
-              <w:t>ع</w:t>
+              <w:t xml:space="preserve"> برا</w:t>
             </w:r>
             <w:r>
               <w:rPr>
@@ -1662,7 +1527,23 @@
                 <w:rtl/>
                 <w:lang w:bidi="fa-IR"/>
               </w:rPr>
-              <w:t xml:space="preserve"> )</w:t>
+              <w:t xml:space="preserve"> ورود ( تار</w:t>
+            </w:r>
+            <w:r>
+              <w:rPr>
+                <w:rFonts w:ascii="Zain" w:hAnsi="Zain" w:cs="Zain"/>
+                <w:rtl/>
+                <w:lang w:bidi="fa-IR"/>
+              </w:rPr>
+              <w:t>ی</w:t>
+            </w:r>
+            <w:r>
+              <w:rPr>
+                <w:rFonts w:ascii="Zain" w:hAnsi="Zain" w:cs="Zain"/>
+                <w:rtl/>
+                <w:lang w:bidi="fa-IR"/>
+              </w:rPr>
+              <w:t>خ و زمان )</w:t>
             </w:r>
           </w:p>
           <w:p>
@@ -1684,7 +1565,7 @@
                 <w:rtl/>
                 <w:lang w:bidi="fa-IR"/>
               </w:rPr>
-              <w:t>زمان تلاش بعد</w:t>
+              <w:t>آ</w:t>
             </w:r>
             <w:r>
               <w:rPr>
@@ -1700,7 +1581,31 @@
                 <w:rtl/>
                 <w:lang w:bidi="fa-IR"/>
               </w:rPr>
-              <w:t xml:space="preserve"> برا</w:t>
+              <w:t xml:space="preserve">ا </w:t>
+            </w:r>
+            <w:r>
+              <w:rPr>
+                <w:rFonts w:ascii="Zain" w:hAnsi="Zain" w:cs="Zain"/>
+                <w:rtl/>
+                <w:lang w:bidi="fa-IR"/>
+              </w:rPr>
+              <w:t>مسدود</w:t>
+            </w:r>
+            <w:r>
+              <w:rPr>
+                <w:rFonts w:ascii="Zain" w:hAnsi="Zain" w:cs="Zain"/>
+                <w:rtl/>
+                <w:lang w:bidi="fa-IR"/>
+              </w:rPr>
+              <w:t xml:space="preserve"> است ؟</w:t>
+            </w:r>
+            <w:r>
+              <w:rPr>
+                <w:rFonts w:ascii="Zain" w:hAnsi="Zain" w:cs="Zain"/>
+                <w:rtl/>
+                <w:lang w:bidi="fa-IR"/>
+              </w:rPr>
+              <w:t xml:space="preserve"> ( بول</w:t>
             </w:r>
             <w:r>
               <w:rPr>
@@ -1716,23 +1621,7 @@
                 <w:rtl/>
                 <w:lang w:bidi="fa-IR"/>
               </w:rPr>
-              <w:t xml:space="preserve"> ورود ( تار</w:t>
-            </w:r>
-            <w:r>
-              <w:rPr>
-                <w:rFonts w:ascii="Zain" w:hAnsi="Zain" w:cs="Zain"/>
-                <w:rtl/>
-                <w:lang w:bidi="fa-IR"/>
-              </w:rPr>
-              <w:t>ی</w:t>
-            </w:r>
-            <w:r>
-              <w:rPr>
-                <w:rFonts w:ascii="Zain" w:hAnsi="Zain" w:cs="Zain"/>
-                <w:rtl/>
-                <w:lang w:bidi="fa-IR"/>
-              </w:rPr>
-              <w:t>خ و زمان )</w:t>
+              <w:t>ن )</w:t>
             </w:r>
           </w:p>
           <w:p>
@@ -1770,31 +1659,7 @@
                 <w:rtl/>
                 <w:lang w:bidi="fa-IR"/>
               </w:rPr>
-              <w:t xml:space="preserve">ا </w:t>
-            </w:r>
-            <w:r>
-              <w:rPr>
-                <w:rFonts w:ascii="Zain" w:hAnsi="Zain" w:cs="Zain"/>
-                <w:rtl/>
-                <w:lang w:bidi="fa-IR"/>
-              </w:rPr>
-              <w:t>مسدود</w:t>
-            </w:r>
-            <w:r>
-              <w:rPr>
-                <w:rFonts w:ascii="Zain" w:hAnsi="Zain" w:cs="Zain"/>
-                <w:rtl/>
-                <w:lang w:bidi="fa-IR"/>
-              </w:rPr>
-              <w:t xml:space="preserve"> است ؟</w:t>
-            </w:r>
-            <w:r>
-              <w:rPr>
-                <w:rFonts w:ascii="Zain" w:hAnsi="Zain" w:cs="Zain"/>
-                <w:rtl/>
-                <w:lang w:bidi="fa-IR"/>
-              </w:rPr>
-              <w:t xml:space="preserve"> ( بول</w:t>
+              <w:t>ا حذف شده است ؟ ( بول</w:t>
             </w:r>
             <w:r>
               <w:rPr>
@@ -1811,331 +1676,6 @@
                 <w:lang w:bidi="fa-IR"/>
               </w:rPr>
               <w:t>ن )</w:t>
-            </w:r>
-          </w:p>
-          <w:p>
-            <w:pPr>
-              <w:pStyle w:val="ListParagraph"/>
-              <w:numPr>
-                <w:ilvl w:val="0"/>
-                <w:numId w:val="1"/>
-              </w:numPr>
-              <w:bidi/>
-              <w:rPr>
-                <w:rFonts w:ascii="Zain" w:hAnsi="Zain" w:cs="Zain"/>
-                <w:lang w:bidi="fa-IR"/>
-              </w:rPr>
-            </w:pPr>
-            <w:r>
-              <w:rPr>
-                <w:rFonts w:ascii="Zain" w:hAnsi="Zain" w:cs="Zain"/>
-                <w:rtl/>
-                <w:lang w:bidi="fa-IR"/>
-              </w:rPr>
-              <w:t>آ</w:t>
-            </w:r>
-            <w:r>
-              <w:rPr>
-                <w:rFonts w:ascii="Zain" w:hAnsi="Zain" w:cs="Zain"/>
-                <w:rtl/>
-                <w:lang w:bidi="fa-IR"/>
-              </w:rPr>
-              <w:t>ی</w:t>
-            </w:r>
-            <w:r>
-              <w:rPr>
-                <w:rFonts w:ascii="Zain" w:hAnsi="Zain" w:cs="Zain"/>
-                <w:rtl/>
-                <w:lang w:bidi="fa-IR"/>
-              </w:rPr>
-              <w:t>ا حذف شده است ؟ ( بول</w:t>
-            </w:r>
-            <w:r>
-              <w:rPr>
-                <w:rFonts w:ascii="Zain" w:hAnsi="Zain" w:cs="Zain"/>
-                <w:rtl/>
-                <w:lang w:bidi="fa-IR"/>
-              </w:rPr>
-              <w:t>ی</w:t>
-            </w:r>
-            <w:r>
-              <w:rPr>
-                <w:rFonts w:ascii="Zain" w:hAnsi="Zain" w:cs="Zain"/>
-                <w:rtl/>
-                <w:lang w:bidi="fa-IR"/>
-              </w:rPr>
-              <w:t>ن )</w:t>
-            </w:r>
-          </w:p>
-          <w:p>
-            <w:pPr>
-              <w:pStyle w:val="ListParagraph"/>
-              <w:numPr>
-                <w:ilvl w:val="0"/>
-                <w:numId w:val="1"/>
-              </w:numPr>
-              <w:bidi/>
-              <w:rPr>
-                <w:rFonts w:ascii="Zain" w:hAnsi="Zain" w:cs="Zain"/>
-                <w:lang w:bidi="fa-IR"/>
-              </w:rPr>
-            </w:pPr>
-            <w:r>
-              <w:rPr>
-                <w:rFonts w:ascii="Zain" w:hAnsi="Zain" w:cs="Zain" w:hint="cs"/>
-                <w:rtl/>
-                <w:lang w:bidi="fa-IR"/>
-              </w:rPr>
-              <w:t>شناسه</w:t>
-            </w:r>
-            <w:r>
-              <w:rPr>
-                <w:rFonts w:ascii="Zain" w:hAnsi="Zain" w:cs="Zain" w:hint="cs"/>
-                <w:rtl/>
-                <w:lang w:bidi="fa-IR"/>
-              </w:rPr>
-              <w:t xml:space="preserve"> يكتای</w:t>
-            </w:r>
-            <w:r>
-              <w:rPr>
-                <w:rFonts w:ascii="Zain" w:hAnsi="Zain" w:cs="Zain"/>
-                <w:rtl/>
-                <w:lang w:bidi="fa-IR"/>
-              </w:rPr>
-              <w:t xml:space="preserve"> سازنده (</w:t>
-            </w:r>
-            <w:r>
-              <w:rPr>
-                <w:rFonts w:ascii="Zain" w:hAnsi="Zain" w:cs="Zain"/>
-                <w:lang w:bidi="fa-IR"/>
-              </w:rPr>
-              <w:t>GUID</w:t>
-            </w:r>
-            <w:r>
-              <w:rPr>
-                <w:rFonts w:ascii="Zain" w:hAnsi="Zain" w:cs="Zain"/>
-                <w:rtl/>
-                <w:lang w:bidi="fa-IR"/>
-              </w:rPr>
-              <w:t>)</w:t>
-            </w:r>
-          </w:p>
-          <w:p>
-            <w:pPr>
-              <w:pStyle w:val="ListParagraph"/>
-              <w:numPr>
-                <w:ilvl w:val="0"/>
-                <w:numId w:val="1"/>
-              </w:numPr>
-              <w:bidi/>
-              <w:rPr>
-                <w:rFonts w:ascii="Zain" w:hAnsi="Zain" w:cs="Zain"/>
-                <w:lang w:bidi="fa-IR"/>
-              </w:rPr>
-            </w:pPr>
-            <w:r>
-              <w:rPr>
-                <w:rFonts w:ascii="Zain" w:hAnsi="Zain" w:cs="Zain"/>
-                <w:rtl/>
-                <w:lang w:bidi="fa-IR"/>
-              </w:rPr>
-              <w:t>تار</w:t>
-            </w:r>
-            <w:r>
-              <w:rPr>
-                <w:rFonts w:ascii="Zain" w:hAnsi="Zain" w:cs="Zain"/>
-                <w:rtl/>
-                <w:lang w:bidi="fa-IR"/>
-              </w:rPr>
-              <w:t>ی</w:t>
-            </w:r>
-            <w:r>
-              <w:rPr>
-                <w:rFonts w:ascii="Zain" w:hAnsi="Zain" w:cs="Zain"/>
-                <w:rtl/>
-                <w:lang w:bidi="fa-IR"/>
-              </w:rPr>
-              <w:t>خ ساخت ( تار</w:t>
-            </w:r>
-            <w:r>
-              <w:rPr>
-                <w:rFonts w:ascii="Zain" w:hAnsi="Zain" w:cs="Zain"/>
-                <w:rtl/>
-                <w:lang w:bidi="fa-IR"/>
-              </w:rPr>
-              <w:t>ی</w:t>
-            </w:r>
-            <w:r>
-              <w:rPr>
-                <w:rFonts w:ascii="Zain" w:hAnsi="Zain" w:cs="Zain"/>
-                <w:rtl/>
-                <w:lang w:bidi="fa-IR"/>
-              </w:rPr>
-              <w:t>خ و زمان )</w:t>
-            </w:r>
-          </w:p>
-          <w:p>
-            <w:pPr>
-              <w:pStyle w:val="ListParagraph"/>
-              <w:numPr>
-                <w:ilvl w:val="0"/>
-                <w:numId w:val="1"/>
-              </w:numPr>
-              <w:bidi/>
-              <w:rPr>
-                <w:rFonts w:ascii="Zain" w:hAnsi="Zain" w:cs="Zain"/>
-                <w:lang w:bidi="fa-IR"/>
-              </w:rPr>
-            </w:pPr>
-            <w:r>
-              <w:rPr>
-                <w:rFonts w:ascii="Zain" w:hAnsi="Zain" w:cs="Zain" w:hint="cs"/>
-                <w:rtl/>
-                <w:lang w:bidi="fa-IR"/>
-              </w:rPr>
-              <w:t>شناسه</w:t>
-            </w:r>
-            <w:r>
-              <w:rPr>
-                <w:rFonts w:ascii="Zain" w:hAnsi="Zain" w:cs="Zain"/>
-                <w:rtl/>
-                <w:lang w:bidi="fa-IR"/>
-              </w:rPr>
-              <w:t xml:space="preserve"> </w:t>
-            </w:r>
-            <w:r>
-              <w:rPr>
-                <w:rFonts w:ascii="Zain" w:hAnsi="Zain" w:cs="Zain" w:hint="cs"/>
-                <w:rtl/>
-                <w:lang w:bidi="fa-IR"/>
-              </w:rPr>
-              <w:t xml:space="preserve">یکتای </w:t>
-            </w:r>
-            <w:r>
-              <w:rPr>
-                <w:rFonts w:ascii="Zain" w:hAnsi="Zain" w:cs="Zain"/>
-                <w:rtl/>
-                <w:lang w:bidi="fa-IR"/>
-              </w:rPr>
-              <w:t xml:space="preserve">فرد </w:t>
-            </w:r>
-            <w:r>
-              <w:rPr>
-                <w:rFonts w:ascii="Zain" w:hAnsi="Zain" w:cs="Zain"/>
-                <w:rtl/>
-                <w:lang w:bidi="fa-IR"/>
-              </w:rPr>
-              <w:t>تغ</w:t>
-            </w:r>
-            <w:r>
-              <w:rPr>
-                <w:rFonts w:ascii="Zain" w:hAnsi="Zain" w:cs="Zain"/>
-                <w:rtl/>
-                <w:lang w:bidi="fa-IR"/>
-              </w:rPr>
-              <w:t>یی</w:t>
-            </w:r>
-            <w:r>
-              <w:rPr>
-                <w:rFonts w:ascii="Zain" w:hAnsi="Zain" w:cs="Zain"/>
-                <w:rtl/>
-                <w:lang w:bidi="fa-IR"/>
-              </w:rPr>
-              <w:t>ر دهنده</w:t>
-            </w:r>
-            <w:r>
-              <w:rPr>
-                <w:rFonts w:ascii="Zain" w:hAnsi="Zain" w:cs="Zain"/>
-                <w:rtl/>
-                <w:lang w:bidi="fa-IR"/>
-              </w:rPr>
-              <w:t xml:space="preserve"> در اطلاعات (</w:t>
-            </w:r>
-            <w:r>
-              <w:rPr>
-                <w:rFonts w:ascii="Zain" w:hAnsi="Zain" w:cs="Zain"/>
-                <w:lang w:bidi="fa-IR"/>
-              </w:rPr>
-              <w:t>GUID</w:t>
-            </w:r>
-            <w:r>
-              <w:rPr>
-                <w:rFonts w:ascii="Zain" w:hAnsi="Zain" w:cs="Zain"/>
-                <w:rtl/>
-                <w:lang w:bidi="fa-IR"/>
-              </w:rPr>
-              <w:t>)</w:t>
-            </w:r>
-          </w:p>
-          <w:p>
-            <w:pPr>
-              <w:pStyle w:val="ListParagraph"/>
-              <w:numPr>
-                <w:ilvl w:val="0"/>
-                <w:numId w:val="1"/>
-              </w:numPr>
-              <w:bidi/>
-              <w:rPr>
-                <w:rFonts w:ascii="Zain" w:hAnsi="Zain" w:cs="Zain"/>
-                <w:rtl/>
-                <w:lang w:bidi="fa-IR"/>
-              </w:rPr>
-            </w:pPr>
-            <w:r>
-              <w:rPr>
-                <w:rFonts w:ascii="Zain" w:hAnsi="Zain" w:cs="Zain"/>
-                <w:rtl/>
-                <w:lang w:bidi="fa-IR"/>
-              </w:rPr>
-              <w:t>تار</w:t>
-            </w:r>
-            <w:r>
-              <w:rPr>
-                <w:rFonts w:ascii="Zain" w:hAnsi="Zain" w:cs="Zain"/>
-                <w:rtl/>
-                <w:lang w:bidi="fa-IR"/>
-              </w:rPr>
-              <w:t>ی</w:t>
-            </w:r>
-            <w:r>
-              <w:rPr>
-                <w:rFonts w:ascii="Zain" w:hAnsi="Zain" w:cs="Zain"/>
-                <w:rtl/>
-                <w:lang w:bidi="fa-IR"/>
-              </w:rPr>
-              <w:t>خ تغ</w:t>
-            </w:r>
-            <w:r>
-              <w:rPr>
-                <w:rFonts w:ascii="Zain" w:hAnsi="Zain" w:cs="Zain"/>
-                <w:rtl/>
-                <w:lang w:bidi="fa-IR"/>
-              </w:rPr>
-              <w:t>یی</w:t>
-            </w:r>
-            <w:r>
-              <w:rPr>
-                <w:rFonts w:ascii="Zain" w:hAnsi="Zain" w:cs="Zain"/>
-                <w:rtl/>
-                <w:lang w:bidi="fa-IR"/>
-              </w:rPr>
-              <w:t>ر ( تار</w:t>
-            </w:r>
-            <w:r>
-              <w:rPr>
-                <w:rFonts w:ascii="Zain" w:hAnsi="Zain" w:cs="Zain"/>
-                <w:rtl/>
-                <w:lang w:bidi="fa-IR"/>
-              </w:rPr>
-              <w:t>ی</w:t>
-            </w:r>
-            <w:r>
-              <w:rPr>
-                <w:rFonts w:ascii="Zain" w:hAnsi="Zain" w:cs="Zain"/>
-                <w:rtl/>
-                <w:lang w:bidi="fa-IR"/>
-              </w:rPr>
-              <w:t>خ و زمان )</w:t>
             </w:r>
           </w:p>
         </w:tc>
@@ -2349,18 +1889,18 @@
             <w:pPr>
               <w:bidi/>
               <w:rPr>
-                <w:rFonts w:ascii="Zain" w:hAnsi="Zain" w:cs="Zain"/>
-                <w:rtl/>
-                <w:lang w:bidi="fa-IR"/>
-              </w:rPr>
-            </w:pPr>
-            <w:r>
-              <w:rPr>
-                <w:rFonts w:ascii="Zain" w:hAnsi="Zain" w:cs="Zain" w:hint="cs"/>
-                <w:rtl/>
-                <w:lang w:bidi="fa-IR"/>
-              </w:rPr>
-              <w:t>شهر</w:t>
+                <w:rFonts w:ascii="Zain" w:hAnsi="Zain" w:cs="Zain" w:hint="cs"/>
+                <w:rtl/>
+                <w:lang w:bidi="fa-IR"/>
+              </w:rPr>
+            </w:pPr>
+            <w:r>
+              <w:rPr>
+                <w:rFonts w:ascii="Zain" w:hAnsi="Zain" w:cs="Zain" w:hint="cs"/>
+                <w:rtl/>
+                <w:lang w:bidi="fa-IR"/>
+              </w:rPr>
+              <w:t>کاربر</w:t>
             </w:r>
           </w:p>
         </w:tc>
@@ -2440,7 +1980,18 @@
     <w:p>
       <w:pPr>
         <w:bidi/>
+        <w:rPr>
+          <w:rtl/>
+        </w:rPr>
       </w:pPr>
+    </w:p>
+    <w:p>
+      <w:r>
+        <w:rPr>
+          <w:rtl/>
+        </w:rPr>
+        <w:br w:type="page"/>
+      </w:r>
     </w:p>
     <w:tbl>
       <w:tblPr>
@@ -2818,7 +2369,6 @@
                 <w:rFonts w:ascii="Zain" w:hAnsi="Zain" w:cs="Zain"/>
                 <w:b/>
                 <w:bCs/>
-                <w:color w:val="0070C0"/>
                 <w:lang w:bidi="fa-IR"/>
               </w:rPr>
               <w:t>UC _ 1.</w:t>
@@ -2828,7 +2378,6 @@
                 <w:rFonts w:ascii="Zain" w:hAnsi="Zain" w:cs="Zain"/>
                 <w:b/>
                 <w:bCs/>
-                <w:color w:val="0070C0"/>
                 <w:lang w:bidi="fa-IR"/>
               </w:rPr>
               <w:t>3</w:t>
@@ -2838,7 +2387,6 @@
                 <w:rFonts w:ascii="Zain" w:hAnsi="Zain" w:cs="Zain"/>
                 <w:b/>
                 <w:bCs/>
-                <w:color w:val="0070C0"/>
                 <w:lang w:bidi="fa-IR"/>
               </w:rPr>
               <w:t xml:space="preserve"> , 1.</w:t>
@@ -2848,7 +2396,6 @@
                 <w:rFonts w:ascii="Zain" w:hAnsi="Zain" w:cs="Zain"/>
                 <w:b/>
                 <w:bCs/>
-                <w:color w:val="0070C0"/>
                 <w:lang w:bidi="fa-IR"/>
               </w:rPr>
               <w:t>5</w:t>
@@ -2934,51 +2481,17 @@
               <w:jc w:val="center"/>
               <w:rPr>
                 <w:rFonts w:ascii="Zain" w:hAnsi="Zain" w:cs="Zain"/>
-                <w:color w:val="EE0000"/>
-                <w:rtl/>
-                <w:lang w:bidi="fa-IR"/>
-              </w:rPr>
-            </w:pPr>
-            <w:r>
-              <w:rPr>
-                <w:rFonts w:ascii="Zain" w:hAnsi="Zain" w:cs="Zain" w:hint="cs"/>
-                <w:color w:val="EE0000"/>
-                <w:rtl/>
-                <w:lang w:bidi="fa-IR"/>
-              </w:rPr>
-              <w:t xml:space="preserve">ثبت فردی به </w:t>
-            </w:r>
-            <w:commentRangeStart w:id="0"/>
-            <w:r>
-              <w:rPr>
-                <w:rFonts w:ascii="Zain" w:hAnsi="Zain" w:cs="Zain" w:hint="cs"/>
-                <w:color w:val="EE0000"/>
-                <w:rtl/>
-                <w:lang w:bidi="fa-IR"/>
-              </w:rPr>
-              <w:t>عنوان</w:t>
-            </w:r>
-            <w:commentRangeEnd w:id="0"/>
-            <w:r>
-              <w:rPr>
-                <w:rStyle w:val="CommentReference"/>
-                <w:rFonts w:ascii="Zain" w:hAnsi="Zain" w:cs="Zain" w:hint="cs"/>
-                <w:color w:val="EE0000"/>
-                <w:sz w:val="24"/>
-                <w:szCs w:val="24"/>
-                <w:rtl/>
-                <w:lang w:bidi="fa-IR"/>
-              </w:rPr>
-              <w:commentReference w:id="0"/>
-            </w:r>
-            <w:r>
-              <w:rPr>
-                <w:rFonts w:ascii="Zain" w:hAnsi="Zain" w:cs="Zain" w:hint="cs"/>
-                <w:color w:val="EE0000"/>
-                <w:rtl/>
-                <w:lang w:bidi="fa-IR"/>
-              </w:rPr>
-              <w:t xml:space="preserve"> كارمند یك كسب و كار</w:t>
+                <w:rtl/>
+                <w:lang w:bidi="fa-IR"/>
+              </w:rPr>
+            </w:pPr>
+            <w:r>
+              <w:rPr>
+                <w:rFonts w:ascii="Zain" w:hAnsi="Zain" w:cs="Zain" w:hint="cs"/>
+                <w:rtl/>
+                <w:lang w:bidi="fa-IR"/>
+              </w:rPr>
+              <w:t>ثبت فردی به عنوان كارمند یك كسب و كار</w:t>
             </w:r>
           </w:p>
         </w:tc>
@@ -3003,7 +2516,15 @@
                 <w:rtl/>
                 <w:lang w:bidi="fa-IR"/>
               </w:rPr>
-              <w:t>كابران</w:t>
+              <w:t>کاربر ،</w:t>
+            </w:r>
+            <w:r>
+              <w:rPr>
+                <w:rFonts w:ascii="Zain" w:hAnsi="Zain" w:cs="Zain" w:hint="cs"/>
+                <w:rtl/>
+                <w:lang w:bidi="fa-IR"/>
+              </w:rPr>
+              <w:t xml:space="preserve"> کسب و کار </w:t>
             </w:r>
           </w:p>
         </w:tc>
@@ -3024,32 +2545,6 @@
                 <w:lang w:bidi="fa-IR"/>
               </w:rPr>
             </w:pPr>
-            <w:r>
-              <w:rPr>
-                <w:rFonts w:ascii="Zain" w:hAnsi="Zain" w:cs="Zain" w:hint="cs"/>
-                <w:color w:val="EE0000"/>
-                <w:rtl/>
-                <w:lang w:bidi="fa-IR"/>
-              </w:rPr>
-              <w:t xml:space="preserve">عملیات </w:t>
-            </w:r>
-            <w:r>
-              <w:rPr>
-                <w:rFonts w:ascii="Zain" w:hAnsi="Zain" w:cs="Zain" w:hint="cs"/>
-                <w:color w:val="EE0000"/>
-                <w:lang w:bidi="fa-IR"/>
-              </w:rPr>
-              <w:t>CRU</w:t>
-            </w:r>
-            <w:r>
-              <w:rPr>
-                <w:rFonts w:ascii="Zain" w:hAnsi="Zain" w:cs="Zain" w:hint="cs"/>
-                <w:color w:val="EE0000"/>
-                <w:rtl/>
-                <w:lang w:bidi="fa-IR"/>
-              </w:rPr>
-              <w:t xml:space="preserve"> روی سمت ها و افراد</w:t>
-            </w:r>
           </w:p>
         </w:tc>
         <w:tc>
@@ -3229,6 +2724,7 @@
               <w:bidi/>
               <w:rPr>
                 <w:rFonts w:ascii="Zain" w:hAnsi="Zain" w:cs="Zain"/>
+                <w:rtl/>
                 <w:lang w:bidi="fa-IR"/>
               </w:rPr>
             </w:pPr>
@@ -3239,125 +2735,6 @@
                 <w:lang w:bidi="fa-IR"/>
               </w:rPr>
               <w:t>آیا حذف شده است ؟ ( بولین )</w:t>
-            </w:r>
-          </w:p>
-          <w:p>
-            <w:pPr>
-              <w:pStyle w:val="ListParagraph"/>
-              <w:numPr>
-                <w:ilvl w:val="0"/>
-                <w:numId w:val="1"/>
-              </w:numPr>
-              <w:bidi/>
-              <w:rPr>
-                <w:rFonts w:ascii="Zain" w:hAnsi="Zain" w:cs="Zain"/>
-                <w:lang w:bidi="fa-IR"/>
-              </w:rPr>
-            </w:pPr>
-            <w:r>
-              <w:rPr>
-                <w:rFonts w:ascii="Zain" w:hAnsi="Zain" w:cs="Zain" w:hint="cs"/>
-                <w:rtl/>
-                <w:lang w:bidi="fa-IR"/>
-              </w:rPr>
-              <w:t>شناسه یکتای فرد سازنده (</w:t>
-            </w:r>
-            <w:r>
-              <w:rPr>
-                <w:rFonts w:ascii="Zain" w:hAnsi="Zain" w:cs="Zain" w:hint="cs"/>
-                <w:lang w:bidi="fa-IR"/>
-              </w:rPr>
-              <w:t>GUID</w:t>
-            </w:r>
-            <w:r>
-              <w:rPr>
-                <w:rFonts w:ascii="Zain" w:hAnsi="Zain" w:cs="Zain" w:hint="cs"/>
-                <w:rtl/>
-                <w:lang w:bidi="fa-IR"/>
-              </w:rPr>
-              <w:t>)</w:t>
-            </w:r>
-          </w:p>
-          <w:p>
-            <w:pPr>
-              <w:pStyle w:val="ListParagraph"/>
-              <w:numPr>
-                <w:ilvl w:val="0"/>
-                <w:numId w:val="1"/>
-              </w:numPr>
-              <w:bidi/>
-              <w:rPr>
-                <w:rFonts w:ascii="Zain" w:hAnsi="Zain" w:cs="Zain"/>
-                <w:lang w:bidi="fa-IR"/>
-              </w:rPr>
-            </w:pPr>
-            <w:r>
-              <w:rPr>
-                <w:rFonts w:ascii="Zain" w:hAnsi="Zain" w:cs="Zain" w:hint="cs"/>
-                <w:rtl/>
-                <w:lang w:bidi="fa-IR"/>
-              </w:rPr>
-              <w:t>تاریخ ساخت ( تاریخ و زمان )</w:t>
-            </w:r>
-          </w:p>
-          <w:p>
-            <w:pPr>
-              <w:pStyle w:val="ListParagraph"/>
-              <w:numPr>
-                <w:ilvl w:val="0"/>
-                <w:numId w:val="1"/>
-              </w:numPr>
-              <w:bidi/>
-              <w:rPr>
-                <w:rFonts w:ascii="Zain" w:hAnsi="Zain" w:cs="Zain"/>
-                <w:lang w:bidi="fa-IR"/>
-              </w:rPr>
-            </w:pPr>
-            <w:r>
-              <w:rPr>
-                <w:rFonts w:ascii="Zain" w:hAnsi="Zain" w:cs="Zain" w:hint="cs"/>
-                <w:rtl/>
-                <w:lang w:bidi="fa-IR"/>
-              </w:rPr>
-              <w:t>شناسه یکتای فرد تغییر دهنده در اطلاعات (</w:t>
-            </w:r>
-            <w:r>
-              <w:rPr>
-                <w:rFonts w:ascii="Zain" w:hAnsi="Zain" w:cs="Zain" w:hint="cs"/>
-                <w:lang w:bidi="fa-IR"/>
-              </w:rPr>
-              <w:t>GUID</w:t>
-            </w:r>
-            <w:r>
-              <w:rPr>
-                <w:rFonts w:ascii="Zain" w:hAnsi="Zain" w:cs="Zain" w:hint="cs"/>
-                <w:rtl/>
-                <w:lang w:bidi="fa-IR"/>
-              </w:rPr>
-              <w:t>)</w:t>
-            </w:r>
-          </w:p>
-          <w:p>
-            <w:pPr>
-              <w:pStyle w:val="ListParagraph"/>
-              <w:numPr>
-                <w:ilvl w:val="0"/>
-                <w:numId w:val="1"/>
-              </w:numPr>
-              <w:bidi/>
-              <w:rPr>
-                <w:rFonts w:ascii="Zain" w:hAnsi="Zain" w:cs="Zain"/>
-                <w:rtl/>
-                <w:lang w:bidi="fa-IR"/>
-              </w:rPr>
-            </w:pPr>
-            <w:r>
-              <w:rPr>
-                <w:rFonts w:ascii="Zain" w:hAnsi="Zain" w:cs="Zain" w:hint="cs"/>
-                <w:rtl/>
-                <w:lang w:bidi="fa-IR"/>
-              </w:rPr>
-              <w:t>تاریخ تغییر ( تاریخ و زمان )</w:t>
             </w:r>
           </w:p>
         </w:tc>
@@ -3489,7 +2866,7 @@
                 <w:rtl/>
                 <w:lang w:bidi="fa-IR"/>
               </w:rPr>
-              <w:t>مشتری</w:t>
+              <w:t>کاربر</w:t>
             </w:r>
           </w:p>
         </w:tc>
@@ -3589,7 +2966,7 @@
                 <w:rtl/>
                 <w:lang w:bidi="fa-IR"/>
               </w:rPr>
-              <w:t>نقش ، کسب و کار تایید شده</w:t>
+              <w:t xml:space="preserve">کسب و کار </w:t>
             </w:r>
           </w:p>
         </w:tc>
@@ -3685,7 +3062,6 @@
           <w:color w:val="0070C0"/>
           <w:sz w:val="22"/>
           <w:szCs w:val="22"/>
-          <w:rtl/>
           <w:lang w:bidi="fa-IR"/>
         </w:rPr>
       </w:pPr>
@@ -3819,7 +3195,39 @@
                 <w:rtl/>
                 <w:lang w:bidi="fa-IR"/>
               </w:rPr>
-              <w:t>شهر ها</w:t>
+              <w:t>كسب</w:t>
+            </w:r>
+            <w:r>
+              <w:rPr>
+                <w:rFonts w:ascii="Times New Roman" w:hAnsi="Times New Roman" w:cs="Times New Roman" w:hint="cs"/>
+                <w:rtl/>
+                <w:lang w:bidi="fa-IR"/>
+              </w:rPr>
+              <w:t>‌</w:t>
+            </w:r>
+            <w:r>
+              <w:rPr>
+                <w:rFonts w:ascii="Zain" w:hAnsi="Zain" w:cs="Zain" w:hint="cs"/>
+                <w:rtl/>
+                <w:lang w:bidi="fa-IR"/>
+              </w:rPr>
+              <w:t>و</w:t>
+            </w:r>
+            <w:r>
+              <w:rPr>
+                <w:rFonts w:ascii="Times New Roman" w:hAnsi="Times New Roman" w:cs="Times New Roman" w:hint="cs"/>
+                <w:rtl/>
+                <w:lang w:bidi="fa-IR"/>
+              </w:rPr>
+              <w:t>‌</w:t>
+            </w:r>
+            <w:r>
+              <w:rPr>
+                <w:rFonts w:ascii="Zain" w:hAnsi="Zain" w:cs="Zain" w:hint="cs"/>
+                <w:rtl/>
+                <w:lang w:bidi="fa-IR"/>
+              </w:rPr>
+              <w:t>كار</w:t>
             </w:r>
           </w:p>
         </w:tc>
@@ -3877,6 +3285,7 @@
                 <w:rFonts w:ascii="Zain" w:hAnsi="Zain" w:cs="Zain" w:hint="cs"/>
                 <w:b/>
                 <w:bCs/>
+                <w:rtl/>
                 <w:lang w:bidi="fa-IR"/>
               </w:rPr>
               <w:t>3</w:t>
@@ -3955,7 +3364,7 @@
                 <w:rtl/>
                 <w:lang w:bidi="fa-IR"/>
               </w:rPr>
-              <w:t>شهر ها از توی این جدول خوانده می شوند</w:t>
+              <w:t>اطلاعات كسب و كار هایی كه تایید شده اند</w:t>
             </w:r>
           </w:p>
         </w:tc>
@@ -4014,57 +3423,62 @@
                 <w:rFonts w:ascii="Zain" w:hAnsi="Zain" w:cs="Zain"/>
                 <w:b/>
                 <w:bCs/>
-                <w:color w:val="0070C0"/>
-                <w:lang w:bidi="fa-IR"/>
-              </w:rPr>
-            </w:pPr>
-            <w:r>
-              <w:rPr>
-                <w:rFonts w:ascii="Zain" w:hAnsi="Zain" w:cs="Zain"/>
-                <w:b/>
-                <w:bCs/>
-                <w:color w:val="0070C0"/>
+                <w:lang w:bidi="fa-IR"/>
+              </w:rPr>
+            </w:pPr>
+            <w:r>
+              <w:rPr>
+                <w:rFonts w:ascii="Zain" w:hAnsi="Zain" w:cs="Zain"/>
+                <w:b/>
+                <w:bCs/>
                 <w:lang w:bidi="fa-IR"/>
               </w:rPr>
               <w:t>UC _ 1.</w:t>
             </w:r>
             <w:r>
               <w:rPr>
-                <w:rFonts w:ascii="Zain" w:hAnsi="Zain" w:cs="Zain"/>
-                <w:b/>
-                <w:bCs/>
-                <w:color w:val="0070C0"/>
+                <w:rFonts w:ascii="Zain" w:hAnsi="Zain" w:cs="Zain" w:hint="cs"/>
+                <w:b/>
+                <w:bCs/>
+                <w:rtl/>
                 <w:lang w:bidi="fa-IR"/>
               </w:rPr>
               <w:t>4</w:t>
             </w:r>
-          </w:p>
-          <w:p>
-            <w:pPr>
-              <w:rPr>
-                <w:rFonts w:ascii="Zain" w:hAnsi="Zain" w:cs="Zain"/>
-                <w:b/>
-                <w:bCs/>
-                <w:color w:val="0070C0"/>
-                <w:lang w:bidi="fa-IR"/>
-              </w:rPr>
-            </w:pPr>
-            <w:r>
-              <w:rPr>
-                <w:rFonts w:ascii="Zain" w:hAnsi="Zain" w:cs="Zain"/>
-                <w:b/>
-                <w:bCs/>
-                <w:color w:val="0070C0"/>
+            <w:r>
+              <w:rPr>
+                <w:rFonts w:ascii="Zain" w:hAnsi="Zain" w:cs="Zain"/>
+                <w:b/>
+                <w:bCs/>
+                <w:lang w:bidi="fa-IR"/>
+              </w:rPr>
+              <w:t xml:space="preserve"> </w:t>
+            </w:r>
+          </w:p>
+          <w:p>
+            <w:pPr>
+              <w:rPr>
+                <w:rFonts w:ascii="Zain" w:hAnsi="Zain" w:cs="Zain"/>
+                <w:b/>
+                <w:bCs/>
+                <w:lang w:bidi="fa-IR"/>
+              </w:rPr>
+            </w:pPr>
+            <w:r>
+              <w:rPr>
+                <w:rFonts w:ascii="Zain" w:hAnsi="Zain" w:cs="Zain"/>
+                <w:b/>
+                <w:bCs/>
                 <w:lang w:bidi="fa-IR"/>
               </w:rPr>
               <w:t>UC _ 3.</w:t>
             </w:r>
             <w:r>
               <w:rPr>
-                <w:rFonts w:ascii="Zain" w:hAnsi="Zain" w:cs="Zain"/>
-                <w:b/>
-                <w:bCs/>
-                <w:color w:val="0070C0"/>
+                <w:rFonts w:ascii="Zain" w:hAnsi="Zain" w:cs="Zain" w:hint="cs"/>
+                <w:b/>
+                <w:bCs/>
+                <w:rtl/>
                 <w:lang w:bidi="fa-IR"/>
               </w:rPr>
               <w:t>4</w:t>
@@ -4074,52 +3488,98 @@
                 <w:rFonts w:ascii="Zain" w:hAnsi="Zain" w:cs="Zain"/>
                 <w:b/>
                 <w:bCs/>
-                <w:color w:val="0070C0"/>
                 <w:lang w:bidi="fa-IR"/>
               </w:rPr>
               <w:t>-3.</w:t>
             </w:r>
             <w:r>
               <w:rPr>
-                <w:rFonts w:ascii="Zain" w:hAnsi="Zain" w:cs="Zain"/>
-                <w:b/>
-                <w:bCs/>
-                <w:color w:val="0070C0"/>
+                <w:rFonts w:ascii="Zain" w:hAnsi="Zain" w:cs="Zain" w:hint="cs"/>
+                <w:b/>
+                <w:bCs/>
+                <w:rtl/>
                 <w:lang w:bidi="fa-IR"/>
               </w:rPr>
               <w:t>6</w:t>
             </w:r>
-          </w:p>
-          <w:p>
-            <w:pPr>
-              <w:rPr>
-                <w:rFonts w:ascii="Zain" w:hAnsi="Zain" w:cs="Zain"/>
-                <w:b/>
-                <w:bCs/>
-                <w:color w:val="0070C0"/>
-                <w:rtl/>
-                <w:lang w:bidi="fa-IR"/>
-              </w:rPr>
-            </w:pPr>
-            <w:r>
-              <w:rPr>
-                <w:rFonts w:ascii="Zain" w:hAnsi="Zain" w:cs="Zain"/>
-                <w:b/>
-                <w:bCs/>
-                <w:color w:val="0070C0"/>
+            <w:r>
+              <w:rPr>
+                <w:rFonts w:ascii="Zain" w:hAnsi="Zain" w:cs="Zain"/>
+                <w:b/>
+                <w:bCs/>
+                <w:lang w:bidi="fa-IR"/>
+              </w:rPr>
+              <w:t xml:space="preserve"> , 3.</w:t>
+            </w:r>
+            <w:r>
+              <w:rPr>
+                <w:rFonts w:ascii="Zain" w:hAnsi="Zain" w:cs="Zain" w:hint="cs"/>
+                <w:b/>
+                <w:bCs/>
+                <w:rtl/>
+                <w:lang w:bidi="fa-IR"/>
+              </w:rPr>
+              <w:t>8</w:t>
+            </w:r>
+          </w:p>
+          <w:p>
+            <w:pPr>
+              <w:rPr>
+                <w:rFonts w:ascii="Zain" w:hAnsi="Zain" w:cs="Zain"/>
+                <w:b/>
+                <w:bCs/>
+                <w:lang w:bidi="fa-IR"/>
+              </w:rPr>
+            </w:pPr>
+            <w:r>
+              <w:rPr>
+                <w:rFonts w:ascii="Zain" w:hAnsi="Zain" w:cs="Zain"/>
+                <w:b/>
+                <w:bCs/>
                 <w:lang w:bidi="fa-IR"/>
               </w:rPr>
               <w:t>UC _ 4.</w:t>
             </w:r>
             <w:r>
               <w:rPr>
-                <w:rFonts w:ascii="Zain" w:hAnsi="Zain" w:cs="Zain"/>
-                <w:b/>
-                <w:bCs/>
-                <w:color w:val="0070C0"/>
+                <w:rFonts w:ascii="Zain" w:hAnsi="Zain" w:cs="Zain" w:hint="cs"/>
+                <w:b/>
+                <w:bCs/>
+                <w:rtl/>
                 <w:lang w:bidi="fa-IR"/>
               </w:rPr>
               <w:t>8</w:t>
+            </w:r>
+          </w:p>
+          <w:p>
+            <w:pPr>
+              <w:rPr>
+                <w:rFonts w:ascii="Zain" w:hAnsi="Zain" w:cs="Zain"/>
+                <w:b/>
+                <w:bCs/>
+                <w:color w:val="0070C0"/>
+                <w:rtl/>
+                <w:lang w:bidi="fa-IR"/>
+              </w:rPr>
+            </w:pPr>
+            <w:r>
+              <w:rPr>
+                <w:rFonts w:ascii="Zain" w:hAnsi="Zain" w:cs="Zain"/>
+                <w:b/>
+                <w:bCs/>
+                <w:lang w:bidi="fa-IR"/>
+              </w:rPr>
+              <w:t>UC _ 5.1</w:t>
+            </w:r>
+            <w:r>
+              <w:rPr>
+                <w:rFonts w:ascii="Zain" w:hAnsi="Zain" w:cs="Zain" w:hint="cs"/>
+                <w:b/>
+                <w:bCs/>
+                <w:rtl/>
+                <w:lang w:bidi="fa-IR"/>
+              </w:rPr>
+              <w:t>1</w:t>
             </w:r>
           </w:p>
         </w:tc>
@@ -4202,18 +3662,11 @@
               <w:jc w:val="center"/>
               <w:rPr>
                 <w:rFonts w:ascii="Zain" w:hAnsi="Zain" w:cs="Zain"/>
-                <w:rtl/>
-                <w:lang w:bidi="fa-IR"/>
-              </w:rPr>
-            </w:pPr>
-            <w:r>
-              <w:rPr>
-                <w:rFonts w:ascii="Zain" w:hAnsi="Zain" w:cs="Zain" w:hint="cs"/>
-                <w:rtl/>
-                <w:lang w:bidi="fa-IR"/>
-              </w:rPr>
-              <w:t>ارائه نام شهر با وجود ای دی و برعكس</w:t>
-            </w:r>
+                <w:color w:val="EE0000"/>
+                <w:rtl/>
+                <w:lang w:bidi="fa-IR"/>
+              </w:rPr>
+            </w:pPr>
           </w:p>
         </w:tc>
         <w:tc>
@@ -4231,14 +3684,6 @@
                 <w:lang w:bidi="fa-IR"/>
               </w:rPr>
             </w:pPr>
-            <w:r>
-              <w:rPr>
-                <w:rFonts w:ascii="Zain" w:hAnsi="Zain" w:cs="Zain" w:hint="cs"/>
-                <w:rtl/>
-                <w:lang w:bidi="fa-IR"/>
-              </w:rPr>
-              <w:t>(هر كلاسی كه از ای دی شهر استفاده می كند)</w:t>
-            </w:r>
           </w:p>
         </w:tc>
       </w:tr>
@@ -4254,79 +3699,10 @@
               <w:jc w:val="center"/>
               <w:rPr>
                 <w:rFonts w:ascii="Zain" w:hAnsi="Zain" w:cs="Zain"/>
-                <w:lang w:bidi="fa-IR"/>
-              </w:rPr>
-            </w:pPr>
-            <w:r>
-              <w:rPr>
-                <w:rFonts w:ascii="Zain" w:hAnsi="Zain" w:cs="Zain" w:hint="cs"/>
-                <w:rtl/>
-                <w:lang w:bidi="fa-IR"/>
-              </w:rPr>
-              <w:t xml:space="preserve">نگه داری لیست شهر ها </w:t>
-            </w:r>
-          </w:p>
-        </w:tc>
-        <w:tc>
-          <w:tcPr>
-            <w:tcW w:w="5682" w:type="dxa"/>
-            <w:gridSpan w:val="2"/>
-          </w:tcPr>
-          <w:p>
-            <w:pPr>
-              <w:bidi/>
-              <w:jc w:val="center"/>
-              <w:rPr>
-                <w:rFonts w:ascii="Zain" w:hAnsi="Zain" w:cs="Zain"/>
-                <w:lang w:bidi="fa-IR"/>
-              </w:rPr>
-            </w:pPr>
-          </w:p>
-        </w:tc>
-      </w:tr>
-      <w:tr>
-        <w:tc>
-          <w:tcPr>
-            <w:tcW w:w="5670" w:type="dxa"/>
-            <w:gridSpan w:val="2"/>
-          </w:tcPr>
-          <w:p>
-            <w:pPr>
-              <w:bidi/>
-              <w:jc w:val="center"/>
-              <w:rPr>
-                <w:rFonts w:ascii="Zain" w:hAnsi="Zain" w:cs="Zain"/>
                 <w:color w:val="EE0000"/>
-                <w:rtl/>
-                <w:lang w:bidi="fa-IR"/>
-              </w:rPr>
-            </w:pPr>
-            <w:r>
-              <w:rPr>
-                <w:rFonts w:ascii="Zain" w:hAnsi="Zain" w:cs="Zain" w:hint="cs"/>
-                <w:color w:val="EE0000"/>
-                <w:rtl/>
-                <w:lang w:bidi="fa-IR"/>
-              </w:rPr>
-              <w:t xml:space="preserve">عملیات </w:t>
-            </w:r>
-            <w:r>
-              <w:rPr>
-                <w:rFonts w:ascii="Zain" w:hAnsi="Zain" w:cs="Zain" w:hint="cs"/>
-                <w:color w:val="EE0000"/>
-                <w:lang w:bidi="fa-IR"/>
-              </w:rPr>
-              <w:t>CRUD</w:t>
-            </w:r>
-            <w:r>
-              <w:rPr>
-                <w:rFonts w:ascii="Zain" w:hAnsi="Zain" w:cs="Zain" w:hint="cs"/>
-                <w:color w:val="EE0000"/>
-                <w:rtl/>
-                <w:lang w:bidi="fa-IR"/>
-              </w:rPr>
-              <w:t xml:space="preserve"> روی شهر ها</w:t>
-            </w:r>
+                <w:lang w:bidi="fa-IR"/>
+              </w:rPr>
+            </w:pPr>
           </w:p>
         </w:tc>
         <w:tc>
@@ -4448,16 +3824,39 @@
               <w:spacing w:after="160" w:line="278" w:lineRule="auto"/>
               <w:rPr>
                 <w:rFonts w:ascii="Zain" w:hAnsi="Zain" w:cs="Zain"/>
-                <w:lang w:bidi="fa-IR"/>
-              </w:rPr>
-            </w:pPr>
-            <w:r>
-              <w:rPr>
-                <w:rFonts w:ascii="Zain" w:hAnsi="Zain" w:cs="Zain" w:hint="cs"/>
-                <w:rtl/>
-                <w:lang w:bidi="fa-IR"/>
-              </w:rPr>
-              <w:t>ای دی ( عدد طبیعی )</w:t>
+                <w:sz w:val="22"/>
+                <w:szCs w:val="22"/>
+                <w:lang w:bidi="fa-IR"/>
+              </w:rPr>
+            </w:pPr>
+            <w:r>
+              <w:rPr>
+                <w:rFonts w:ascii="Zain" w:hAnsi="Zain" w:cs="Zain" w:hint="cs"/>
+                <w:sz w:val="22"/>
+                <w:szCs w:val="22"/>
+                <w:rtl/>
+                <w:lang w:bidi="fa-IR"/>
+              </w:rPr>
+              <w:t xml:space="preserve">شناسه یكتا ( </w:t>
+            </w:r>
+            <w:r>
+              <w:rPr>
+                <w:rFonts w:ascii="Zain" w:hAnsi="Zain" w:cs="Zain" w:hint="cs"/>
+                <w:sz w:val="22"/>
+                <w:szCs w:val="22"/>
+                <w:lang w:bidi="fa-IR"/>
+              </w:rPr>
+              <w:t>GUID</w:t>
+            </w:r>
+            <w:r>
+              <w:rPr>
+                <w:rFonts w:ascii="Zain" w:hAnsi="Zain" w:cs="Zain" w:hint="cs"/>
+                <w:sz w:val="22"/>
+                <w:szCs w:val="22"/>
+                <w:rtl/>
+                <w:lang w:bidi="fa-IR"/>
+              </w:rPr>
+              <w:t xml:space="preserve"> )</w:t>
             </w:r>
           </w:p>
           <w:p>
@@ -4468,19 +3867,375 @@
                 <w:numId w:val="1"/>
               </w:numPr>
               <w:bidi/>
-              <w:rPr>
-                <w:rFonts w:ascii="Zain" w:hAnsi="Zain" w:cs="Zain"/>
-                <w:rtl/>
-                <w:lang w:bidi="fa-IR"/>
-              </w:rPr>
-            </w:pPr>
-            <w:r>
-              <w:rPr>
-                <w:rFonts w:ascii="Zain" w:hAnsi="Zain" w:cs="Zain" w:hint="cs"/>
-                <w:rtl/>
-                <w:lang w:bidi="fa-IR"/>
-              </w:rPr>
-              <w:t>اسم شهر ( رشته )</w:t>
+              <w:spacing w:after="160" w:line="278" w:lineRule="auto"/>
+              <w:rPr>
+                <w:rFonts w:ascii="Zain" w:hAnsi="Zain" w:cs="Zain"/>
+                <w:sz w:val="22"/>
+                <w:szCs w:val="22"/>
+                <w:lang w:bidi="fa-IR"/>
+              </w:rPr>
+            </w:pPr>
+            <w:r>
+              <w:rPr>
+                <w:rFonts w:ascii="Zain" w:hAnsi="Zain" w:cs="Zain" w:hint="cs"/>
+                <w:sz w:val="22"/>
+                <w:szCs w:val="22"/>
+                <w:rtl/>
+                <w:lang w:bidi="fa-IR"/>
+              </w:rPr>
+              <w:t>نام كسب و كار ( رشته )</w:t>
+            </w:r>
+          </w:p>
+          <w:p>
+            <w:pPr>
+              <w:pStyle w:val="ListParagraph"/>
+              <w:numPr>
+                <w:ilvl w:val="0"/>
+                <w:numId w:val="1"/>
+              </w:numPr>
+              <w:bidi/>
+              <w:spacing w:after="160" w:line="278" w:lineRule="auto"/>
+              <w:rPr>
+                <w:rFonts w:ascii="Zain" w:hAnsi="Zain" w:cs="Zain"/>
+                <w:sz w:val="22"/>
+                <w:szCs w:val="22"/>
+                <w:lang w:bidi="fa-IR"/>
+              </w:rPr>
+            </w:pPr>
+            <w:r>
+              <w:rPr>
+                <w:rFonts w:ascii="Zain" w:hAnsi="Zain" w:cs="Zain" w:hint="cs"/>
+                <w:sz w:val="22"/>
+                <w:szCs w:val="22"/>
+                <w:rtl/>
+                <w:lang w:bidi="fa-IR"/>
+              </w:rPr>
+              <w:t>تصویر كسب و كار ( رشته )</w:t>
+            </w:r>
+          </w:p>
+          <w:p>
+            <w:pPr>
+              <w:pStyle w:val="ListParagraph"/>
+              <w:numPr>
+                <w:ilvl w:val="0"/>
+                <w:numId w:val="1"/>
+              </w:numPr>
+              <w:bidi/>
+              <w:spacing w:after="160" w:line="278" w:lineRule="auto"/>
+              <w:rPr>
+                <w:rFonts w:ascii="Zain" w:hAnsi="Zain" w:cs="Zain"/>
+                <w:sz w:val="22"/>
+                <w:szCs w:val="22"/>
+                <w:lang w:bidi="fa-IR"/>
+              </w:rPr>
+            </w:pPr>
+            <w:r>
+              <w:rPr>
+                <w:rFonts w:ascii="Zain" w:hAnsi="Zain" w:cs="Zain" w:hint="cs"/>
+                <w:sz w:val="22"/>
+                <w:szCs w:val="22"/>
+                <w:rtl/>
+                <w:lang w:bidi="fa-IR"/>
+              </w:rPr>
+              <w:t>توضیحات ( رشته )</w:t>
+            </w:r>
+          </w:p>
+          <w:p>
+            <w:pPr>
+              <w:pStyle w:val="ListParagraph"/>
+              <w:numPr>
+                <w:ilvl w:val="0"/>
+                <w:numId w:val="1"/>
+              </w:numPr>
+              <w:bidi/>
+              <w:spacing w:after="160" w:line="278" w:lineRule="auto"/>
+              <w:rPr>
+                <w:rFonts w:ascii="Zain" w:hAnsi="Zain" w:cs="Zain"/>
+                <w:sz w:val="22"/>
+                <w:szCs w:val="22"/>
+                <w:lang w:bidi="fa-IR"/>
+              </w:rPr>
+            </w:pPr>
+            <w:r>
+              <w:rPr>
+                <w:rFonts w:ascii="Zain" w:hAnsi="Zain" w:cs="Zain" w:hint="cs"/>
+                <w:sz w:val="22"/>
+                <w:szCs w:val="22"/>
+                <w:rtl/>
+                <w:lang w:bidi="fa-IR"/>
+              </w:rPr>
+              <w:t>تاریخ تاسیس ( تاریخ )</w:t>
+            </w:r>
+          </w:p>
+          <w:p>
+            <w:pPr>
+              <w:pStyle w:val="ListParagraph"/>
+              <w:numPr>
+                <w:ilvl w:val="0"/>
+                <w:numId w:val="1"/>
+              </w:numPr>
+              <w:bidi/>
+              <w:spacing w:after="160" w:line="278" w:lineRule="auto"/>
+              <w:rPr>
+                <w:rFonts w:ascii="Zain" w:hAnsi="Zain" w:cs="Zain"/>
+                <w:sz w:val="22"/>
+                <w:szCs w:val="22"/>
+                <w:lang w:bidi="fa-IR"/>
+              </w:rPr>
+            </w:pPr>
+            <w:r>
+              <w:rPr>
+                <w:rFonts w:ascii="Zain" w:hAnsi="Zain" w:cs="Zain" w:hint="cs"/>
+                <w:sz w:val="22"/>
+                <w:szCs w:val="22"/>
+                <w:rtl/>
+                <w:lang w:bidi="fa-IR"/>
+              </w:rPr>
+              <w:t>روز های فعال در هفته ( رشته )</w:t>
+            </w:r>
+          </w:p>
+          <w:p>
+            <w:pPr>
+              <w:pStyle w:val="ListParagraph"/>
+              <w:numPr>
+                <w:ilvl w:val="0"/>
+                <w:numId w:val="1"/>
+              </w:numPr>
+              <w:bidi/>
+              <w:spacing w:after="160" w:line="278" w:lineRule="auto"/>
+              <w:rPr>
+                <w:rFonts w:ascii="Zain" w:hAnsi="Zain" w:cs="Zain"/>
+                <w:sz w:val="22"/>
+                <w:szCs w:val="22"/>
+                <w:lang w:bidi="fa-IR"/>
+              </w:rPr>
+            </w:pPr>
+            <w:r>
+              <w:rPr>
+                <w:rFonts w:ascii="Zain" w:hAnsi="Zain" w:cs="Zain" w:hint="cs"/>
+                <w:sz w:val="22"/>
+                <w:szCs w:val="22"/>
+                <w:rtl/>
+                <w:lang w:bidi="fa-IR"/>
+              </w:rPr>
+              <w:t>ساعت شروع كار ( زمان )</w:t>
+            </w:r>
+          </w:p>
+          <w:p>
+            <w:pPr>
+              <w:pStyle w:val="ListParagraph"/>
+              <w:numPr>
+                <w:ilvl w:val="0"/>
+                <w:numId w:val="1"/>
+              </w:numPr>
+              <w:bidi/>
+              <w:spacing w:after="160" w:line="278" w:lineRule="auto"/>
+              <w:rPr>
+                <w:rFonts w:ascii="Zain" w:hAnsi="Zain" w:cs="Zain"/>
+                <w:sz w:val="22"/>
+                <w:szCs w:val="22"/>
+                <w:lang w:bidi="fa-IR"/>
+              </w:rPr>
+            </w:pPr>
+            <w:r>
+              <w:rPr>
+                <w:rFonts w:ascii="Zain" w:hAnsi="Zain" w:cs="Zain" w:hint="cs"/>
+                <w:sz w:val="22"/>
+                <w:szCs w:val="22"/>
+                <w:rtl/>
+                <w:lang w:bidi="fa-IR"/>
+              </w:rPr>
+              <w:t>ساعت پایان كار ( زمان )</w:t>
+            </w:r>
+          </w:p>
+          <w:p>
+            <w:pPr>
+              <w:pStyle w:val="ListParagraph"/>
+              <w:numPr>
+                <w:ilvl w:val="0"/>
+                <w:numId w:val="1"/>
+              </w:numPr>
+              <w:bidi/>
+              <w:spacing w:after="160" w:line="278" w:lineRule="auto"/>
+              <w:rPr>
+                <w:rFonts w:ascii="Zain" w:hAnsi="Zain" w:cs="Zain"/>
+                <w:sz w:val="22"/>
+                <w:szCs w:val="22"/>
+                <w:lang w:bidi="fa-IR"/>
+              </w:rPr>
+            </w:pPr>
+            <w:r>
+              <w:rPr>
+                <w:rFonts w:ascii="Zain" w:hAnsi="Zain" w:cs="Zain" w:hint="cs"/>
+                <w:sz w:val="22"/>
+                <w:szCs w:val="22"/>
+                <w:rtl/>
+                <w:lang w:bidi="fa-IR"/>
+              </w:rPr>
+              <w:t>ساعت شروع استراحت ( زمان )</w:t>
+            </w:r>
+          </w:p>
+          <w:p>
+            <w:pPr>
+              <w:pStyle w:val="ListParagraph"/>
+              <w:numPr>
+                <w:ilvl w:val="0"/>
+                <w:numId w:val="1"/>
+              </w:numPr>
+              <w:bidi/>
+              <w:spacing w:after="160" w:line="278" w:lineRule="auto"/>
+              <w:rPr>
+                <w:rFonts w:ascii="Zain" w:hAnsi="Zain" w:cs="Zain"/>
+                <w:sz w:val="22"/>
+                <w:szCs w:val="22"/>
+                <w:lang w:bidi="fa-IR"/>
+              </w:rPr>
+            </w:pPr>
+            <w:r>
+              <w:rPr>
+                <w:rFonts w:ascii="Zain" w:hAnsi="Zain" w:cs="Zain" w:hint="cs"/>
+                <w:sz w:val="22"/>
+                <w:szCs w:val="22"/>
+                <w:rtl/>
+                <w:lang w:bidi="fa-IR"/>
+              </w:rPr>
+              <w:t>ساعت پایان استراحت ( زمان )</w:t>
+            </w:r>
+          </w:p>
+          <w:p>
+            <w:pPr>
+              <w:pStyle w:val="ListParagraph"/>
+              <w:numPr>
+                <w:ilvl w:val="0"/>
+                <w:numId w:val="1"/>
+              </w:numPr>
+              <w:bidi/>
+              <w:spacing w:after="160" w:line="278" w:lineRule="auto"/>
+              <w:rPr>
+                <w:rFonts w:ascii="Zain" w:hAnsi="Zain" w:cs="Zain"/>
+                <w:sz w:val="22"/>
+                <w:szCs w:val="22"/>
+                <w:lang w:bidi="fa-IR"/>
+              </w:rPr>
+            </w:pPr>
+            <w:r>
+              <w:rPr>
+                <w:rFonts w:ascii="Zain" w:hAnsi="Zain" w:cs="Zain" w:hint="cs"/>
+                <w:sz w:val="22"/>
+                <w:szCs w:val="22"/>
+                <w:rtl/>
+                <w:lang w:bidi="fa-IR"/>
+              </w:rPr>
+              <w:t>آدرس دقیق ( رشته )</w:t>
+            </w:r>
+          </w:p>
+          <w:p>
+            <w:pPr>
+              <w:pStyle w:val="ListParagraph"/>
+              <w:numPr>
+                <w:ilvl w:val="0"/>
+                <w:numId w:val="1"/>
+              </w:numPr>
+              <w:bidi/>
+              <w:spacing w:after="160" w:line="278" w:lineRule="auto"/>
+              <w:rPr>
+                <w:rFonts w:ascii="Zain" w:hAnsi="Zain" w:cs="Zain"/>
+                <w:sz w:val="22"/>
+                <w:szCs w:val="22"/>
+                <w:lang w:bidi="fa-IR"/>
+              </w:rPr>
+            </w:pPr>
+            <w:r>
+              <w:rPr>
+                <w:rFonts w:ascii="Zain" w:hAnsi="Zain" w:cs="Zain" w:hint="cs"/>
+                <w:sz w:val="22"/>
+                <w:szCs w:val="22"/>
+                <w:rtl/>
+                <w:lang w:bidi="fa-IR"/>
+              </w:rPr>
+              <w:t>آیا كسب و كار برتر است ؟ ( بولین )</w:t>
+            </w:r>
+          </w:p>
+          <w:p>
+            <w:pPr>
+              <w:pStyle w:val="ListParagraph"/>
+              <w:numPr>
+                <w:ilvl w:val="0"/>
+                <w:numId w:val="1"/>
+              </w:numPr>
+              <w:bidi/>
+              <w:spacing w:after="160" w:line="278" w:lineRule="auto"/>
+              <w:rPr>
+                <w:rFonts w:ascii="Zain" w:hAnsi="Zain" w:cs="Zain"/>
+                <w:sz w:val="22"/>
+                <w:szCs w:val="22"/>
+                <w:lang w:bidi="fa-IR"/>
+              </w:rPr>
+            </w:pPr>
+            <w:r>
+              <w:rPr>
+                <w:rFonts w:ascii="Zain" w:hAnsi="Zain" w:cs="Zain" w:hint="cs"/>
+                <w:sz w:val="22"/>
+                <w:szCs w:val="22"/>
+                <w:rtl/>
+                <w:lang w:bidi="fa-IR"/>
+              </w:rPr>
+              <w:t>تعداد نوبت های موفق ( عدد طبیعی )</w:t>
+            </w:r>
+          </w:p>
+          <w:p>
+            <w:pPr>
+              <w:pStyle w:val="ListParagraph"/>
+              <w:numPr>
+                <w:ilvl w:val="0"/>
+                <w:numId w:val="1"/>
+              </w:numPr>
+              <w:bidi/>
+              <w:spacing w:after="160" w:line="278" w:lineRule="auto"/>
+              <w:rPr>
+                <w:rFonts w:ascii="Zain" w:hAnsi="Zain" w:cs="Zain"/>
+                <w:sz w:val="22"/>
+                <w:szCs w:val="22"/>
+                <w:lang w:bidi="fa-IR"/>
+              </w:rPr>
+            </w:pPr>
+            <w:r>
+              <w:rPr>
+                <w:rFonts w:ascii="Zain" w:hAnsi="Zain" w:cs="Zain" w:hint="cs"/>
+                <w:sz w:val="22"/>
+                <w:szCs w:val="22"/>
+                <w:rtl/>
+                <w:lang w:bidi="fa-IR"/>
+              </w:rPr>
+              <w:t>تعداد ستاره ها ( عدد اعشاری )</w:t>
+            </w:r>
+          </w:p>
+          <w:p>
+            <w:pPr>
+              <w:pStyle w:val="ListParagraph"/>
+              <w:numPr>
+                <w:ilvl w:val="0"/>
+                <w:numId w:val="1"/>
+              </w:numPr>
+              <w:bidi/>
+              <w:spacing w:after="160" w:line="278" w:lineRule="auto"/>
+              <w:rPr>
+                <w:rFonts w:ascii="Zain" w:hAnsi="Zain" w:cs="Zain"/>
+                <w:sz w:val="22"/>
+                <w:szCs w:val="22"/>
+                <w:rtl/>
+                <w:lang w:bidi="fa-IR"/>
+              </w:rPr>
+            </w:pPr>
+            <w:r>
+              <w:rPr>
+                <w:rFonts w:ascii="Zain" w:hAnsi="Zain" w:cs="Zain" w:hint="cs"/>
+                <w:sz w:val="22"/>
+                <w:szCs w:val="22"/>
+                <w:rtl/>
+                <w:lang w:bidi="fa-IR"/>
+              </w:rPr>
+              <w:t>آیا فعال است ؟ ( بولین )</w:t>
             </w:r>
           </w:p>
         </w:tc>
@@ -4607,6 +4362,46 @@
                 <w:lang w:bidi="fa-IR"/>
               </w:rPr>
             </w:pPr>
+            <w:r>
+              <w:rPr>
+                <w:rFonts w:ascii="Zain" w:hAnsi="Zain" w:cs="Zain" w:hint="cs"/>
+                <w:rtl/>
+                <w:lang w:bidi="fa-IR"/>
+              </w:rPr>
+              <w:t>كسب</w:t>
+            </w:r>
+            <w:r>
+              <w:rPr>
+                <w:rFonts w:ascii="Times New Roman" w:hAnsi="Times New Roman" w:cs="Times New Roman" w:hint="cs"/>
+                <w:rtl/>
+                <w:lang w:bidi="fa-IR"/>
+              </w:rPr>
+              <w:t>‌</w:t>
+            </w:r>
+            <w:r>
+              <w:rPr>
+                <w:rFonts w:ascii="Zain" w:hAnsi="Zain" w:cs="Zain" w:hint="cs"/>
+                <w:rtl/>
+                <w:lang w:bidi="fa-IR"/>
+              </w:rPr>
+              <w:t>و</w:t>
+            </w:r>
+            <w:r>
+              <w:rPr>
+                <w:rFonts w:ascii="Times New Roman" w:hAnsi="Times New Roman" w:cs="Times New Roman" w:hint="cs"/>
+                <w:rtl/>
+                <w:lang w:bidi="fa-IR"/>
+              </w:rPr>
+              <w:t>‌</w:t>
+            </w:r>
+            <w:r>
+              <w:rPr>
+                <w:rFonts w:ascii="Zain" w:hAnsi="Zain" w:cs="Zain" w:hint="cs"/>
+                <w:rtl/>
+                <w:lang w:bidi="fa-IR"/>
+              </w:rPr>
+              <w:t>كار در انتظار تایید</w:t>
+            </w:r>
           </w:p>
         </w:tc>
       </w:tr>
@@ -4695,11 +4490,18 @@
               <w:bidi/>
               <w:rPr>
                 <w:rFonts w:ascii="Zain" w:hAnsi="Zain" w:cs="Zain"/>
-                <w:color w:val="0070C0"/>
-                <w:rtl/>
-                <w:lang w:bidi="fa-IR"/>
-              </w:rPr>
-            </w:pPr>
+                <w:rtl/>
+                <w:lang w:bidi="fa-IR"/>
+              </w:rPr>
+            </w:pPr>
+            <w:r>
+              <w:rPr>
+                <w:rFonts w:ascii="Zain" w:hAnsi="Zain" w:cs="Zain" w:hint="cs"/>
+                <w:rtl/>
+                <w:lang w:bidi="fa-IR"/>
+              </w:rPr>
+              <w:t>کاربر</w:t>
+            </w:r>
           </w:p>
         </w:tc>
       </w:tr>
@@ -4925,7 +4727,39 @@
                 <w:rtl/>
                 <w:lang w:bidi="fa-IR"/>
               </w:rPr>
-              <w:t>نقش ها</w:t>
+              <w:t>كسب</w:t>
+            </w:r>
+            <w:r>
+              <w:rPr>
+                <w:rFonts w:ascii="Times New Roman" w:hAnsi="Times New Roman" w:cs="Times New Roman" w:hint="cs"/>
+                <w:rtl/>
+                <w:lang w:bidi="fa-IR"/>
+              </w:rPr>
+              <w:t>‌</w:t>
+            </w:r>
+            <w:r>
+              <w:rPr>
+                <w:rFonts w:ascii="Zain" w:hAnsi="Zain" w:cs="Zain" w:hint="cs"/>
+                <w:rtl/>
+                <w:lang w:bidi="fa-IR"/>
+              </w:rPr>
+              <w:t>و</w:t>
+            </w:r>
+            <w:r>
+              <w:rPr>
+                <w:rFonts w:ascii="Times New Roman" w:hAnsi="Times New Roman" w:cs="Times New Roman" w:hint="cs"/>
+                <w:rtl/>
+                <w:lang w:bidi="fa-IR"/>
+              </w:rPr>
+              <w:t>‌</w:t>
+            </w:r>
+            <w:r>
+              <w:rPr>
+                <w:rFonts w:ascii="Zain" w:hAnsi="Zain" w:cs="Zain" w:hint="cs"/>
+                <w:rtl/>
+                <w:lang w:bidi="fa-IR"/>
+              </w:rPr>
+              <w:t>كار در انتظار تایید</w:t>
             </w:r>
           </w:p>
         </w:tc>
@@ -4983,6 +4817,7 @@
                 <w:rFonts w:ascii="Zain" w:hAnsi="Zain" w:cs="Zain" w:hint="cs"/>
                 <w:b/>
                 <w:bCs/>
+                <w:rtl/>
                 <w:lang w:bidi="fa-IR"/>
               </w:rPr>
               <w:t>4</w:t>
@@ -5061,7 +4896,7 @@
                 <w:rtl/>
                 <w:lang w:bidi="fa-IR"/>
               </w:rPr>
-              <w:t>نقش ها از توی این جدول خوانده می شوند</w:t>
+              <w:t>اطلاعات كسب و كار هایی كه در صف تایید و تماس گرفتن هستن</w:t>
             </w:r>
           </w:p>
         </w:tc>
@@ -5116,26 +4951,62 @@
           </w:p>
           <w:p>
             <w:pPr>
-              <w:bidi/>
-              <w:rPr>
-                <w:rFonts w:ascii="Zain" w:hAnsi="Zain" w:cs="Zain"/>
-                <w:b/>
-                <w:bCs/>
-                <w:color w:val="0070C0"/>
-                <w:rtl/>
-                <w:lang w:bidi="fa-IR"/>
-              </w:rPr>
-            </w:pPr>
-            <w:r>
-              <w:rPr>
-                <w:rFonts w:ascii="Zain" w:hAnsi="Zain" w:cs="Zain" w:hint="cs"/>
-                <w:b/>
-                <w:bCs/>
-                <w:color w:val="0070C0"/>
-                <w:rtl/>
-                <w:lang w:bidi="fa-IR"/>
-              </w:rPr>
-              <w:t>به تقریب همه موارد ( چون برای صدور  دسترسی نیاز به بررسی نقش فرد داریم )</w:t>
+              <w:rPr>
+                <w:rFonts w:ascii="Zain" w:hAnsi="Zain" w:cs="Zain"/>
+                <w:b/>
+                <w:bCs/>
+                <w:lang w:bidi="fa-IR"/>
+              </w:rPr>
+            </w:pPr>
+            <w:r>
+              <w:rPr>
+                <w:rFonts w:ascii="Zain" w:hAnsi="Zain" w:cs="Zain"/>
+                <w:b/>
+                <w:bCs/>
+                <w:lang w:bidi="fa-IR"/>
+              </w:rPr>
+              <w:t>UC _ 1.</w:t>
+            </w:r>
+            <w:r>
+              <w:rPr>
+                <w:rFonts w:ascii="Zain" w:hAnsi="Zain" w:cs="Zain" w:hint="cs"/>
+                <w:b/>
+                <w:bCs/>
+                <w:rtl/>
+                <w:lang w:bidi="fa-IR"/>
+              </w:rPr>
+              <w:t>4</w:t>
+            </w:r>
+          </w:p>
+          <w:p>
+            <w:pPr>
+              <w:rPr>
+                <w:rFonts w:ascii="Zain" w:hAnsi="Zain" w:cs="Zain"/>
+                <w:b/>
+                <w:bCs/>
+                <w:color w:val="0070C0"/>
+                <w:rtl/>
+                <w:lang w:bidi="fa-IR"/>
+              </w:rPr>
+            </w:pPr>
+            <w:r>
+              <w:rPr>
+                <w:rFonts w:ascii="Zain" w:hAnsi="Zain" w:cs="Zain"/>
+                <w:b/>
+                <w:bCs/>
+                <w:lang w:bidi="fa-IR"/>
+              </w:rPr>
+              <w:t>UC _ 5.1</w:t>
+            </w:r>
+            <w:r>
+              <w:rPr>
+                <w:rFonts w:ascii="Zain" w:hAnsi="Zain" w:cs="Zain" w:hint="cs"/>
+                <w:b/>
+                <w:bCs/>
+                <w:rtl/>
+                <w:lang w:bidi="fa-IR"/>
+              </w:rPr>
+              <w:t>1</w:t>
             </w:r>
           </w:p>
         </w:tc>
@@ -5222,14 +5093,6 @@
                 <w:lang w:bidi="fa-IR"/>
               </w:rPr>
             </w:pPr>
-            <w:r>
-              <w:rPr>
-                <w:rFonts w:ascii="Zain" w:hAnsi="Zain" w:cs="Zain" w:hint="cs"/>
-                <w:rtl/>
-                <w:lang w:bidi="fa-IR"/>
-              </w:rPr>
-              <w:t>ارائه نام شهر با وجود ای دی و برعكس</w:t>
-            </w:r>
           </w:p>
         </w:tc>
         <w:tc>
@@ -5247,14 +5110,6 @@
                 <w:lang w:bidi="fa-IR"/>
               </w:rPr>
             </w:pPr>
-            <w:r>
-              <w:rPr>
-                <w:rFonts w:ascii="Zain" w:hAnsi="Zain" w:cs="Zain" w:hint="cs"/>
-                <w:rtl/>
-                <w:lang w:bidi="fa-IR"/>
-              </w:rPr>
-              <w:t>(هر كلاسی كه از ای دی نقش استفاده می كند)</w:t>
-            </w:r>
           </w:p>
         </w:tc>
       </w:tr>
@@ -5273,110 +5128,6 @@
                 <w:lang w:bidi="fa-IR"/>
               </w:rPr>
             </w:pPr>
-            <w:r>
-              <w:rPr>
-                <w:rFonts w:ascii="Zain" w:hAnsi="Zain" w:cs="Zain" w:hint="cs"/>
-                <w:rtl/>
-                <w:lang w:bidi="fa-IR"/>
-              </w:rPr>
-              <w:t>نگه داری لیست</w:t>
-            </w:r>
-            <w:r>
-              <w:rPr>
-                <w:rFonts w:ascii="Zain" w:hAnsi="Zain" w:cs="Zain" w:hint="cs"/>
-                <w:rtl/>
-                <w:lang w:bidi="fa-IR"/>
-              </w:rPr>
-              <w:t xml:space="preserve"> نقش</w:t>
-            </w:r>
-            <w:r>
-              <w:rPr>
-                <w:rFonts w:ascii="Zain" w:hAnsi="Zain" w:cs="Zain" w:hint="cs"/>
-                <w:rtl/>
-                <w:lang w:bidi="fa-IR"/>
-              </w:rPr>
-              <w:t xml:space="preserve"> ها </w:t>
-            </w:r>
-          </w:p>
-        </w:tc>
-        <w:tc>
-          <w:tcPr>
-            <w:tcW w:w="5682" w:type="dxa"/>
-            <w:gridSpan w:val="2"/>
-          </w:tcPr>
-          <w:p>
-            <w:pPr>
-              <w:bidi/>
-              <w:jc w:val="center"/>
-              <w:rPr>
-                <w:rFonts w:ascii="Zain" w:hAnsi="Zain" w:cs="Zain"/>
-                <w:lang w:bidi="fa-IR"/>
-              </w:rPr>
-            </w:pPr>
-          </w:p>
-        </w:tc>
-      </w:tr>
-      <w:tr>
-        <w:tc>
-          <w:tcPr>
-            <w:tcW w:w="5670" w:type="dxa"/>
-            <w:gridSpan w:val="2"/>
-          </w:tcPr>
-          <w:p>
-            <w:pPr>
-              <w:bidi/>
-              <w:jc w:val="center"/>
-              <w:rPr>
-                <w:rFonts w:ascii="Zain" w:hAnsi="Zain" w:cs="Zain"/>
-                <w:color w:val="EE0000"/>
-                <w:rtl/>
-                <w:lang w:bidi="fa-IR"/>
-              </w:rPr>
-            </w:pPr>
-            <w:r>
-              <w:rPr>
-                <w:rFonts w:ascii="Zain" w:hAnsi="Zain" w:cs="Zain" w:hint="cs"/>
-                <w:color w:val="EE0000"/>
-                <w:rtl/>
-                <w:lang w:bidi="fa-IR"/>
-              </w:rPr>
-              <w:t xml:space="preserve">عملیات </w:t>
-            </w:r>
-            <w:r>
-              <w:rPr>
-                <w:rFonts w:ascii="Zain" w:hAnsi="Zain" w:cs="Zain" w:hint="cs"/>
-                <w:color w:val="EE0000"/>
-                <w:lang w:bidi="fa-IR"/>
-              </w:rPr>
-              <w:t>CRUD</w:t>
-            </w:r>
-            <w:r>
-              <w:rPr>
-                <w:rFonts w:ascii="Zain" w:hAnsi="Zain" w:cs="Zain" w:hint="cs"/>
-                <w:color w:val="EE0000"/>
-                <w:rtl/>
-                <w:lang w:bidi="fa-IR"/>
-              </w:rPr>
-              <w:t xml:space="preserve"> روی</w:t>
-            </w:r>
-            <w:r>
-              <w:rPr>
-                <w:rFonts w:ascii="Zain" w:hAnsi="Zain" w:cs="Zain" w:hint="cs"/>
-                <w:color w:val="EE0000"/>
-                <w:rtl/>
-                <w:lang w:bidi="fa-IR"/>
-              </w:rPr>
-              <w:t xml:space="preserve"> نقش</w:t>
-            </w:r>
-            <w:r>
-              <w:rPr>
-                <w:rFonts w:ascii="Zain" w:hAnsi="Zain" w:cs="Zain" w:hint="cs"/>
-                <w:color w:val="EE0000"/>
-                <w:rtl/>
-                <w:lang w:bidi="fa-IR"/>
-              </w:rPr>
-              <w:t xml:space="preserve"> ها</w:t>
-            </w:r>
           </w:p>
         </w:tc>
         <w:tc>
@@ -5507,7 +5258,22 @@
                 <w:rtl/>
                 <w:lang w:bidi="fa-IR"/>
               </w:rPr>
-              <w:t>ای دی ( عدد طبیعی )</w:t>
+              <w:t xml:space="preserve">شناسه یكتا ( </w:t>
+            </w:r>
+            <w:r>
+              <w:rPr>
+                <w:rFonts w:ascii="Zain" w:hAnsi="Zain" w:cs="Zain" w:hint="cs"/>
+                <w:lang w:bidi="fa-IR"/>
+              </w:rPr>
+              <w:t>GUID</w:t>
+            </w:r>
+            <w:r>
+              <w:rPr>
+                <w:rFonts w:ascii="Zain" w:hAnsi="Zain" w:cs="Zain" w:hint="cs"/>
+                <w:rtl/>
+                <w:lang w:bidi="fa-IR"/>
+              </w:rPr>
+              <w:t xml:space="preserve"> )</w:t>
             </w:r>
           </w:p>
           <w:p>
@@ -5518,1187 +5284,19 @@
                 <w:numId w:val="1"/>
               </w:numPr>
               <w:bidi/>
-              <w:rPr>
-                <w:rFonts w:ascii="Zain" w:hAnsi="Zain" w:cs="Zain"/>
-                <w:rtl/>
-                <w:lang w:bidi="fa-IR"/>
-              </w:rPr>
-            </w:pPr>
-            <w:r>
-              <w:rPr>
-                <w:rFonts w:ascii="Zain" w:hAnsi="Zain" w:cs="Zain" w:hint="cs"/>
-                <w:rtl/>
-                <w:lang w:bidi="fa-IR"/>
-              </w:rPr>
-              <w:t>اسم شهر ( رشته )</w:t>
-            </w:r>
-          </w:p>
-        </w:tc>
-      </w:tr>
-      <w:tr>
-        <w:tc>
-          <w:tcPr>
-            <w:tcW w:w="11352" w:type="dxa"/>
-            <w:gridSpan w:val="2"/>
-            <w:vAlign w:val="center"/>
-          </w:tcPr>
-          <w:p>
-            <w:pPr>
-              <w:bidi/>
-              <w:rPr>
-                <w:rFonts w:ascii="Zain" w:hAnsi="Zain" w:cs="Zain"/>
-                <w:b/>
-                <w:bCs/>
-                <w:color w:val="0070C0"/>
-                <w:lang w:bidi="fa-IR"/>
-              </w:rPr>
-            </w:pPr>
-            <w:r>
-              <w:rPr>
-                <w:rFonts w:ascii="Zain" w:hAnsi="Zain" w:cs="Zain" w:hint="cs"/>
-                <w:b/>
-                <w:bCs/>
-                <w:color w:val="0070C0"/>
-                <w:rtl/>
-                <w:lang w:bidi="fa-IR"/>
-              </w:rPr>
-              <w:t>روابط :</w:t>
-            </w:r>
-          </w:p>
-        </w:tc>
-      </w:tr>
-      <w:tr>
-        <w:tc>
-          <w:tcPr>
-            <w:tcW w:w="2715" w:type="dxa"/>
-            <w:vAlign w:val="center"/>
-          </w:tcPr>
-          <w:p>
-            <w:pPr>
-              <w:bidi/>
-              <w:rPr>
-                <w:rFonts w:ascii="Zain" w:hAnsi="Zain" w:cs="Zain"/>
-                <w:b/>
-                <w:bCs/>
-                <w:color w:val="0070C0"/>
-                <w:rtl/>
-                <w:lang w:bidi="fa-IR"/>
-              </w:rPr>
-            </w:pPr>
-            <w:r>
-              <w:rPr>
-                <w:rFonts w:ascii="Zain" w:hAnsi="Zain" w:cs="Zain"/>
-                <w:b/>
-                <w:bCs/>
-                <w:color w:val="0070C0"/>
-                <w:rtl/>
-                <w:lang w:bidi="fa-IR"/>
-              </w:rPr>
-              <w:t>تعم</w:t>
-            </w:r>
-            <w:r>
-              <w:rPr>
-                <w:rFonts w:ascii="Zain" w:hAnsi="Zain" w:cs="Zain"/>
-                <w:b/>
-                <w:bCs/>
-                <w:color w:val="0070C0"/>
-                <w:rtl/>
-                <w:lang w:bidi="fa-IR"/>
-              </w:rPr>
-              <w:t>ی</w:t>
-            </w:r>
-            <w:r>
-              <w:rPr>
-                <w:rFonts w:ascii="Zain" w:hAnsi="Zain" w:cs="Zain"/>
-                <w:b/>
-                <w:bCs/>
-                <w:color w:val="0070C0"/>
-                <w:rtl/>
-                <w:lang w:bidi="fa-IR"/>
-              </w:rPr>
-              <w:t xml:space="preserve">م ( </w:t>
-            </w:r>
-            <w:r>
-              <w:rPr>
-                <w:rFonts w:ascii="Zain" w:hAnsi="Zain" w:cs="Zain"/>
-                <w:b/>
-                <w:bCs/>
-                <w:color w:val="0070C0"/>
-                <w:rtl/>
-                <w:lang w:bidi="fa-IR"/>
-              </w:rPr>
-              <w:t>ی</w:t>
-            </w:r>
-            <w:r>
-              <w:rPr>
-                <w:rFonts w:ascii="Zain" w:hAnsi="Zain" w:cs="Zain"/>
-                <w:b/>
-                <w:bCs/>
-                <w:color w:val="0070C0"/>
-                <w:rtl/>
-                <w:lang w:bidi="fa-IR"/>
-              </w:rPr>
-              <w:t>ك – نوع – از ) :</w:t>
-            </w:r>
-          </w:p>
-        </w:tc>
-        <w:tc>
-          <w:tcPr>
-            <w:tcW w:w="8637" w:type="dxa"/>
-            <w:vAlign w:val="center"/>
-          </w:tcPr>
-          <w:p>
-            <w:pPr>
-              <w:bidi/>
-              <w:rPr>
-                <w:rFonts w:ascii="Zain" w:hAnsi="Zain" w:cs="Zain"/>
-                <w:color w:val="0070C0"/>
-                <w:rtl/>
-                <w:lang w:bidi="fa-IR"/>
-              </w:rPr>
-            </w:pPr>
-          </w:p>
-        </w:tc>
-      </w:tr>
-      <w:tr>
-        <w:tc>
-          <w:tcPr>
-            <w:tcW w:w="2715" w:type="dxa"/>
-            <w:vAlign w:val="center"/>
-          </w:tcPr>
-          <w:p>
-            <w:pPr>
-              <w:bidi/>
-              <w:rPr>
-                <w:rFonts w:ascii="Zain" w:hAnsi="Zain" w:cs="Zain"/>
-                <w:b/>
-                <w:bCs/>
-                <w:color w:val="0070C0"/>
-                <w:rtl/>
-                <w:lang w:bidi="fa-IR"/>
-              </w:rPr>
-            </w:pPr>
-            <w:r>
-              <w:rPr>
-                <w:rFonts w:ascii="Zain" w:hAnsi="Zain" w:cs="Zain"/>
-                <w:b/>
-                <w:bCs/>
-                <w:color w:val="0070C0"/>
-                <w:rtl/>
-                <w:lang w:bidi="fa-IR"/>
-              </w:rPr>
-              <w:t>تجم</w:t>
-            </w:r>
-            <w:r>
-              <w:rPr>
-                <w:rFonts w:ascii="Zain" w:hAnsi="Zain" w:cs="Zain"/>
-                <w:b/>
-                <w:bCs/>
-                <w:color w:val="0070C0"/>
-                <w:rtl/>
-                <w:lang w:bidi="fa-IR"/>
-              </w:rPr>
-              <w:t>ی</w:t>
-            </w:r>
-            <w:r>
-              <w:rPr>
-                <w:rFonts w:ascii="Zain" w:hAnsi="Zain" w:cs="Zain"/>
-                <w:b/>
-                <w:bCs/>
-                <w:color w:val="0070C0"/>
-                <w:rtl/>
-                <w:lang w:bidi="fa-IR"/>
-              </w:rPr>
-              <w:t>ع ( دارا</w:t>
-            </w:r>
-            <w:r>
-              <w:rPr>
-                <w:rFonts w:ascii="Zain" w:hAnsi="Zain" w:cs="Zain"/>
-                <w:b/>
-                <w:bCs/>
-                <w:color w:val="0070C0"/>
-                <w:rtl/>
-                <w:lang w:bidi="fa-IR"/>
-              </w:rPr>
-              <w:t>ی</w:t>
-            </w:r>
-            <w:r>
-              <w:rPr>
-                <w:rFonts w:ascii="Zain" w:hAnsi="Zain" w:cs="Zain"/>
-                <w:b/>
-                <w:bCs/>
-                <w:color w:val="0070C0"/>
-                <w:rtl/>
-                <w:lang w:bidi="fa-IR"/>
-              </w:rPr>
-              <w:t xml:space="preserve"> – اجزائ ) :</w:t>
-            </w:r>
-          </w:p>
-        </w:tc>
-        <w:tc>
-          <w:tcPr>
-            <w:tcW w:w="8637" w:type="dxa"/>
-            <w:vAlign w:val="center"/>
-          </w:tcPr>
-          <w:p>
-            <w:pPr>
-              <w:bidi/>
-              <w:rPr>
-                <w:rFonts w:ascii="Zain" w:hAnsi="Zain" w:cs="Zain"/>
-                <w:color w:val="0070C0"/>
-                <w:rtl/>
-                <w:lang w:bidi="fa-IR"/>
-              </w:rPr>
-            </w:pPr>
-          </w:p>
-        </w:tc>
-      </w:tr>
-      <w:tr>
-        <w:tc>
-          <w:tcPr>
-            <w:tcW w:w="2715" w:type="dxa"/>
-            <w:vAlign w:val="center"/>
-          </w:tcPr>
-          <w:p>
-            <w:pPr>
-              <w:bidi/>
-              <w:rPr>
-                <w:rFonts w:ascii="Zain" w:hAnsi="Zain" w:cs="Zain"/>
-                <w:b/>
-                <w:bCs/>
-                <w:color w:val="0070C0"/>
-                <w:rtl/>
-                <w:lang w:bidi="fa-IR"/>
-              </w:rPr>
-            </w:pPr>
-            <w:r>
-              <w:rPr>
-                <w:rFonts w:ascii="Zain" w:hAnsi="Zain" w:cs="Zain"/>
-                <w:b/>
-                <w:bCs/>
-                <w:color w:val="0070C0"/>
-                <w:rtl/>
-                <w:lang w:bidi="fa-IR"/>
-              </w:rPr>
-              <w:t>سا</w:t>
-            </w:r>
-            <w:r>
-              <w:rPr>
-                <w:rFonts w:ascii="Zain" w:hAnsi="Zain" w:cs="Zain"/>
-                <w:b/>
-                <w:bCs/>
-                <w:color w:val="0070C0"/>
-                <w:rtl/>
-                <w:lang w:bidi="fa-IR"/>
-              </w:rPr>
-              <w:t>ی</w:t>
-            </w:r>
-            <w:r>
-              <w:rPr>
-                <w:rFonts w:ascii="Zain" w:hAnsi="Zain" w:cs="Zain"/>
-                <w:b/>
-                <w:bCs/>
-                <w:color w:val="0070C0"/>
-                <w:rtl/>
-                <w:lang w:bidi="fa-IR"/>
-              </w:rPr>
-              <w:t>ر روابط :</w:t>
-            </w:r>
-          </w:p>
-        </w:tc>
-        <w:tc>
-          <w:tcPr>
-            <w:tcW w:w="8637" w:type="dxa"/>
-            <w:vAlign w:val="center"/>
-          </w:tcPr>
-          <w:p>
-            <w:pPr>
-              <w:bidi/>
-              <w:rPr>
-                <w:rFonts w:ascii="Zain" w:hAnsi="Zain" w:cs="Zain"/>
-                <w:color w:val="0070C0"/>
-                <w:rtl/>
-                <w:lang w:bidi="fa-IR"/>
-              </w:rPr>
-            </w:pPr>
-          </w:p>
-        </w:tc>
-      </w:tr>
-    </w:tbl>
-    <w:p>
-      <w:pPr>
-        <w:rPr>
-          <w:rFonts w:ascii="Mj_Casablanca Light" w:hAnsi="Mj_Casablanca Light" w:cs="Mj_Casablanca Light"/>
-          <w:color w:val="0070C0"/>
-          <w:sz w:val="22"/>
-          <w:szCs w:val="22"/>
-          <w:rtl/>
-          <w:lang w:bidi="fa-IR"/>
-        </w:rPr>
-      </w:pPr>
-    </w:p>
-    <w:p>
-      <w:pPr>
-        <w:rPr>
-          <w:rFonts w:ascii="Mj_Casablanca Light" w:hAnsi="Mj_Casablanca Light" w:cs="Mj_Casablanca Light"/>
-          <w:color w:val="0070C0"/>
-          <w:sz w:val="22"/>
-          <w:szCs w:val="22"/>
-          <w:lang w:bidi="fa-IR"/>
-        </w:rPr>
-      </w:pPr>
-      <w:r>
-        <w:rPr>
-          <w:rFonts w:ascii="Mj_Casablanca Light" w:hAnsi="Mj_Casablanca Light" w:cs="Mj_Casablanca Light"/>
-          <w:color w:val="0070C0"/>
-          <w:sz w:val="22"/>
-          <w:szCs w:val="22"/>
-          <w:lang w:bidi="fa-IR"/>
-        </w:rPr>
-        <w:br w:type="page"/>
-      </w:r>
-    </w:p>
-    <w:tbl>
-      <w:tblPr>
-        <w:tblStyle w:val="TableGrid"/>
-        <w:bidiVisual/>
-        <w:tblW w:w="11352" w:type="dxa"/>
-        <w:tblInd w:w="-996" w:type="dxa"/>
-        <w:tblLook w:val="04A0" w:firstRow="1" w:lastRow="0" w:firstColumn="1" w:lastColumn="0" w:noHBand="0" w:noVBand="1"/>
-      </w:tblPr>
-      <w:tblGrid>
-        <w:gridCol w:w="3259"/>
-        <w:gridCol w:w="2411"/>
-        <w:gridCol w:w="1279"/>
-        <w:gridCol w:w="4403"/>
-      </w:tblGrid>
-      <w:tr>
-        <w:tc>
-          <w:tcPr>
-            <w:tcW w:w="11352" w:type="dxa"/>
-            <w:gridSpan w:val="4"/>
-            <w:shd w:val="clear" w:color="auto" w:fill="222A35" w:themeFill="text2" w:themeFillShade="80"/>
-          </w:tcPr>
-          <w:p>
-            <w:pPr>
-              <w:bidi/>
-              <w:rPr>
-                <w:rFonts w:ascii="Zain" w:hAnsi="Zain" w:cs="Zain"/>
-                <w:b/>
-                <w:bCs/>
-                <w:color w:val="ED7D31" w:themeColor="accent2"/>
-                <w:sz w:val="32"/>
-                <w:szCs w:val="32"/>
-                <w:rtl/>
-                <w:lang w:bidi="fa-IR"/>
-              </w:rPr>
-            </w:pPr>
-            <w:r>
-              <w:rPr>
-                <w:rFonts w:ascii="Zain" w:hAnsi="Zain" w:cs="Zain"/>
-                <w:b/>
-                <w:bCs/>
-                <w:color w:val="ED7D31" w:themeColor="accent2"/>
-                <w:sz w:val="32"/>
-                <w:szCs w:val="32"/>
-                <w:rtl/>
-                <w:lang w:bidi="fa-IR"/>
-              </w:rPr>
-              <w:lastRenderedPageBreak/>
-              <w:t>رو</w:t>
-            </w:r>
-            <w:r>
-              <w:rPr>
-                <w:rFonts w:ascii="Zain" w:hAnsi="Zain" w:cs="Zain"/>
-                <w:b/>
-                <w:bCs/>
-                <w:color w:val="ED7D31" w:themeColor="accent2"/>
-                <w:sz w:val="32"/>
-                <w:szCs w:val="32"/>
-                <w:rtl/>
-                <w:lang w:bidi="fa-IR"/>
-              </w:rPr>
-              <w:t>ی</w:t>
-            </w:r>
-            <w:r>
-              <w:rPr>
-                <w:rFonts w:ascii="Zain" w:hAnsi="Zain" w:cs="Zain"/>
-                <w:b/>
-                <w:bCs/>
-                <w:color w:val="ED7D31" w:themeColor="accent2"/>
-                <w:sz w:val="32"/>
-                <w:szCs w:val="32"/>
-                <w:rtl/>
-                <w:lang w:bidi="fa-IR"/>
-              </w:rPr>
-              <w:t xml:space="preserve"> كارت :</w:t>
-            </w:r>
-          </w:p>
-        </w:tc>
-      </w:tr>
-      <w:tr>
-        <w:tc>
-          <w:tcPr>
-            <w:tcW w:w="3259" w:type="dxa"/>
-          </w:tcPr>
-          <w:p>
-            <w:pPr>
-              <w:bidi/>
-              <w:rPr>
-                <w:rFonts w:ascii="Zain" w:hAnsi="Zain" w:cs="Zain"/>
-                <w:color w:val="0070C0"/>
-                <w:rtl/>
-                <w:lang w:bidi="fa-IR"/>
-              </w:rPr>
-            </w:pPr>
-            <w:r>
-              <w:rPr>
-                <w:rFonts w:ascii="Zain" w:hAnsi="Zain" w:cs="Zain" w:hint="cs"/>
-                <w:b/>
-                <w:bCs/>
-                <w:color w:val="0070C0"/>
-                <w:rtl/>
-                <w:lang w:bidi="fa-IR"/>
-              </w:rPr>
-              <w:t>نام كلاس :</w:t>
-            </w:r>
-            <w:r>
-              <w:rPr>
-                <w:rFonts w:ascii="Zain" w:hAnsi="Zain" w:cs="Zain" w:hint="cs"/>
-                <w:color w:val="0070C0"/>
-                <w:lang w:bidi="fa-IR"/>
-              </w:rPr>
-              <w:t xml:space="preserve"> </w:t>
-            </w:r>
-            <w:r>
-              <w:rPr>
-                <w:rFonts w:ascii="Zain" w:hAnsi="Zain" w:cs="Zain" w:hint="cs"/>
-                <w:rtl/>
-                <w:lang w:bidi="fa-IR"/>
-              </w:rPr>
-              <w:t>كسب</w:t>
-            </w:r>
-            <w:r>
-              <w:rPr>
-                <w:rFonts w:ascii="Times New Roman" w:hAnsi="Times New Roman" w:cs="Times New Roman" w:hint="cs"/>
-                <w:rtl/>
-                <w:lang w:bidi="fa-IR"/>
-              </w:rPr>
-              <w:t>‌</w:t>
-            </w:r>
-            <w:r>
-              <w:rPr>
-                <w:rFonts w:ascii="Zain" w:hAnsi="Zain" w:cs="Zain" w:hint="cs"/>
-                <w:rtl/>
-                <w:lang w:bidi="fa-IR"/>
-              </w:rPr>
-              <w:t>و</w:t>
-            </w:r>
-            <w:r>
-              <w:rPr>
-                <w:rFonts w:ascii="Times New Roman" w:hAnsi="Times New Roman" w:cs="Times New Roman" w:hint="cs"/>
-                <w:rtl/>
-                <w:lang w:bidi="fa-IR"/>
-              </w:rPr>
-              <w:t>‌</w:t>
-            </w:r>
-            <w:r>
-              <w:rPr>
-                <w:rFonts w:ascii="Zain" w:hAnsi="Zain" w:cs="Zain" w:hint="cs"/>
-                <w:rtl/>
-                <w:lang w:bidi="fa-IR"/>
-              </w:rPr>
-              <w:t>كار هاي تاييد شده</w:t>
-            </w:r>
-          </w:p>
-        </w:tc>
-        <w:tc>
-          <w:tcPr>
-            <w:tcW w:w="3690" w:type="dxa"/>
-            <w:gridSpan w:val="2"/>
-          </w:tcPr>
-          <w:p>
-            <w:pPr>
-              <w:bidi/>
-              <w:rPr>
-                <w:rFonts w:ascii="Zain" w:hAnsi="Zain" w:cs="Zain"/>
-                <w:b/>
-                <w:bCs/>
-                <w:color w:val="0070C0"/>
-                <w:lang w:bidi="fa-IR"/>
-              </w:rPr>
-            </w:pPr>
-            <w:r>
-              <w:rPr>
-                <w:rFonts w:ascii="Zain" w:hAnsi="Zain" w:cs="Zain" w:hint="cs"/>
-                <w:b/>
-                <w:bCs/>
-                <w:color w:val="0070C0"/>
-                <w:rtl/>
-                <w:lang w:bidi="fa-IR"/>
-              </w:rPr>
-              <w:t>شماره</w:t>
-            </w:r>
-            <w:r>
-              <w:rPr>
-                <w:rFonts w:ascii="Times New Roman" w:hAnsi="Times New Roman" w:cs="Times New Roman" w:hint="cs"/>
-                <w:b/>
-                <w:bCs/>
-                <w:color w:val="0070C0"/>
-                <w:rtl/>
-                <w:lang w:bidi="fa-IR"/>
-              </w:rPr>
-              <w:t>‌</w:t>
-            </w:r>
-            <w:r>
-              <w:rPr>
-                <w:rFonts w:ascii="Zain" w:hAnsi="Zain" w:cs="Zain" w:hint="cs"/>
-                <w:b/>
-                <w:bCs/>
-                <w:color w:val="0070C0"/>
-                <w:rtl/>
-                <w:lang w:bidi="fa-IR"/>
-              </w:rPr>
-              <w:t xml:space="preserve">ی شناسایی : </w:t>
-            </w:r>
-            <w:r>
-              <w:rPr>
-                <w:rFonts w:ascii="Zain" w:hAnsi="Zain" w:cs="Zain" w:hint="cs"/>
-                <w:b/>
-                <w:bCs/>
-                <w:lang w:bidi="fa-IR"/>
-              </w:rPr>
-              <w:t>5</w:t>
-            </w:r>
-          </w:p>
-        </w:tc>
-        <w:tc>
-          <w:tcPr>
-            <w:tcW w:w="4403" w:type="dxa"/>
-          </w:tcPr>
-          <w:p>
-            <w:pPr>
-              <w:bidi/>
-              <w:rPr>
-                <w:rFonts w:ascii="Zain" w:hAnsi="Zain" w:cs="Zain"/>
-                <w:b/>
-                <w:bCs/>
-                <w:color w:val="0070C0"/>
-                <w:rtl/>
-                <w:lang w:bidi="fa-IR"/>
-              </w:rPr>
-            </w:pPr>
-            <w:r>
-              <w:rPr>
-                <w:rFonts w:ascii="Zain" w:hAnsi="Zain" w:cs="Zain" w:hint="cs"/>
-                <w:b/>
-                <w:bCs/>
-                <w:color w:val="0070C0"/>
-                <w:rtl/>
-                <w:lang w:bidi="fa-IR"/>
-              </w:rPr>
-              <w:t>نوع :</w:t>
-            </w:r>
-          </w:p>
-        </w:tc>
-      </w:tr>
-      <w:tr>
-        <w:tc>
-          <w:tcPr>
-            <w:tcW w:w="6949" w:type="dxa"/>
-            <w:gridSpan w:val="3"/>
-          </w:tcPr>
-          <w:p>
-            <w:pPr>
-              <w:bidi/>
-              <w:rPr>
-                <w:rFonts w:ascii="Zain" w:hAnsi="Zain" w:cs="Zain"/>
-                <w:color w:val="0070C0"/>
-                <w:rtl/>
-                <w:lang w:bidi="fa-IR"/>
-              </w:rPr>
-            </w:pPr>
-            <w:r>
-              <w:rPr>
-                <w:rFonts w:ascii="Zain" w:hAnsi="Zain" w:cs="Zain" w:hint="cs"/>
-                <w:b/>
-                <w:bCs/>
-                <w:color w:val="0070C0"/>
-                <w:rtl/>
-                <w:lang w:bidi="fa-IR"/>
-              </w:rPr>
-              <w:t>شرح :</w:t>
-            </w:r>
-            <w:r>
-              <w:rPr>
-                <w:rFonts w:ascii="Zain" w:hAnsi="Zain" w:cs="Zain" w:hint="cs"/>
-                <w:color w:val="0070C0"/>
-                <w:rtl/>
-                <w:lang w:bidi="fa-IR"/>
-              </w:rPr>
-              <w:t xml:space="preserve"> </w:t>
-            </w:r>
-            <w:r>
-              <w:rPr>
-                <w:rFonts w:ascii="Zain" w:hAnsi="Zain" w:cs="Zain" w:hint="cs"/>
-                <w:rtl/>
-                <w:lang w:bidi="fa-IR"/>
-              </w:rPr>
-              <w:t>اطلاعات كسب و كار هایی كه تایید شده اند</w:t>
-            </w:r>
-          </w:p>
-        </w:tc>
-        <w:tc>
-          <w:tcPr>
-            <w:tcW w:w="4403" w:type="dxa"/>
-          </w:tcPr>
-          <w:p>
-            <w:pPr>
-              <w:bidi/>
-              <w:rPr>
-                <w:rFonts w:ascii="Zain" w:hAnsi="Zain" w:cs="Zain"/>
-                <w:b/>
-                <w:bCs/>
-                <w:color w:val="0070C0"/>
-                <w:lang w:bidi="fa-IR"/>
-              </w:rPr>
-            </w:pPr>
-            <w:r>
-              <w:rPr>
-                <w:rFonts w:ascii="Zain" w:hAnsi="Zain" w:cs="Zain"/>
-                <w:b/>
-                <w:bCs/>
-                <w:color w:val="0070C0"/>
-                <w:rtl/>
-                <w:lang w:bidi="fa-IR"/>
-              </w:rPr>
-              <w:t>مورد-كاربرد</w:t>
-            </w:r>
-            <w:r>
-              <w:rPr>
-                <w:rFonts w:ascii="Zain" w:hAnsi="Zain" w:cs="Zain"/>
-                <w:b/>
-                <w:bCs/>
-                <w:color w:val="0070C0"/>
-                <w:rtl/>
-                <w:lang w:bidi="fa-IR"/>
-              </w:rPr>
-              <w:t>ی</w:t>
-            </w:r>
-            <w:r>
-              <w:rPr>
-                <w:rFonts w:ascii="Zain" w:hAnsi="Zain" w:cs="Zain"/>
-                <w:b/>
-                <w:bCs/>
-                <w:color w:val="0070C0"/>
-                <w:rtl/>
-                <w:lang w:bidi="fa-IR"/>
-              </w:rPr>
-              <w:t xml:space="preserve"> مرتبط :</w:t>
-            </w:r>
-          </w:p>
-          <w:p>
-            <w:pPr>
-              <w:rPr>
-                <w:rFonts w:ascii="Zain" w:hAnsi="Zain" w:cs="Zain"/>
-                <w:b/>
-                <w:bCs/>
-                <w:color w:val="0070C0"/>
-                <w:sz w:val="16"/>
-                <w:szCs w:val="16"/>
-                <w:lang w:bidi="fa-IR"/>
-              </w:rPr>
-            </w:pPr>
-            <w:r>
-              <w:rPr>
-                <w:rFonts w:ascii="Zain" w:hAnsi="Zain" w:cs="Zain"/>
-                <w:b/>
-                <w:bCs/>
-                <w:color w:val="0070C0"/>
-                <w:sz w:val="16"/>
-                <w:szCs w:val="16"/>
-                <w:lang w:bidi="fa-IR"/>
-              </w:rPr>
-              <w:t>UC _ 1.</w:t>
-            </w:r>
-            <w:r>
-              <w:rPr>
-                <w:rFonts w:ascii="Zain" w:hAnsi="Zain" w:cs="Zain" w:hint="cs"/>
-                <w:b/>
-                <w:bCs/>
-                <w:color w:val="0070C0"/>
-                <w:sz w:val="16"/>
-                <w:szCs w:val="16"/>
-                <w:rtl/>
-                <w:lang w:bidi="fa-IR"/>
-              </w:rPr>
-              <w:t>4</w:t>
-            </w:r>
-            <w:r>
-              <w:rPr>
-                <w:rFonts w:ascii="Zain" w:hAnsi="Zain" w:cs="Zain"/>
-                <w:b/>
-                <w:bCs/>
-                <w:color w:val="0070C0"/>
-                <w:sz w:val="16"/>
-                <w:szCs w:val="16"/>
-                <w:lang w:bidi="fa-IR"/>
-              </w:rPr>
-              <w:t xml:space="preserve"> </w:t>
-            </w:r>
-          </w:p>
-          <w:p>
-            <w:pPr>
-              <w:rPr>
-                <w:rFonts w:ascii="Zain" w:hAnsi="Zain" w:cs="Zain"/>
-                <w:b/>
-                <w:bCs/>
-                <w:color w:val="0070C0"/>
-                <w:sz w:val="16"/>
-                <w:szCs w:val="16"/>
-                <w:lang w:bidi="fa-IR"/>
-              </w:rPr>
-            </w:pPr>
-            <w:r>
-              <w:rPr>
-                <w:rFonts w:ascii="Zain" w:hAnsi="Zain" w:cs="Zain"/>
-                <w:b/>
-                <w:bCs/>
-                <w:color w:val="0070C0"/>
-                <w:sz w:val="16"/>
-                <w:szCs w:val="16"/>
-                <w:lang w:bidi="fa-IR"/>
-              </w:rPr>
-              <w:t>UC _ 3.</w:t>
-            </w:r>
-            <w:r>
-              <w:rPr>
-                <w:rFonts w:ascii="Zain" w:hAnsi="Zain" w:cs="Zain" w:hint="cs"/>
-                <w:b/>
-                <w:bCs/>
-                <w:color w:val="0070C0"/>
-                <w:sz w:val="16"/>
-                <w:szCs w:val="16"/>
-                <w:rtl/>
-                <w:lang w:bidi="fa-IR"/>
-              </w:rPr>
-              <w:t>4</w:t>
-            </w:r>
-            <w:r>
-              <w:rPr>
-                <w:rFonts w:ascii="Zain" w:hAnsi="Zain" w:cs="Zain"/>
-                <w:b/>
-                <w:bCs/>
-                <w:color w:val="0070C0"/>
-                <w:sz w:val="16"/>
-                <w:szCs w:val="16"/>
-                <w:lang w:bidi="fa-IR"/>
-              </w:rPr>
-              <w:t>-3.</w:t>
-            </w:r>
-            <w:r>
-              <w:rPr>
-                <w:rFonts w:ascii="Zain" w:hAnsi="Zain" w:cs="Zain" w:hint="cs"/>
-                <w:b/>
-                <w:bCs/>
-                <w:color w:val="0070C0"/>
-                <w:sz w:val="16"/>
-                <w:szCs w:val="16"/>
-                <w:rtl/>
-                <w:lang w:bidi="fa-IR"/>
-              </w:rPr>
-              <w:t>6</w:t>
-            </w:r>
-            <w:r>
-              <w:rPr>
-                <w:rFonts w:ascii="Zain" w:hAnsi="Zain" w:cs="Zain"/>
-                <w:b/>
-                <w:bCs/>
-                <w:color w:val="0070C0"/>
-                <w:sz w:val="16"/>
-                <w:szCs w:val="16"/>
-                <w:lang w:bidi="fa-IR"/>
-              </w:rPr>
-              <w:t xml:space="preserve"> , 3.</w:t>
-            </w:r>
-            <w:r>
-              <w:rPr>
-                <w:rFonts w:ascii="Zain" w:hAnsi="Zain" w:cs="Zain" w:hint="cs"/>
-                <w:b/>
-                <w:bCs/>
-                <w:color w:val="0070C0"/>
-                <w:sz w:val="16"/>
-                <w:szCs w:val="16"/>
-                <w:rtl/>
-                <w:lang w:bidi="fa-IR"/>
-              </w:rPr>
-              <w:t>8</w:t>
-            </w:r>
-          </w:p>
-          <w:p>
-            <w:pPr>
-              <w:rPr>
-                <w:rFonts w:ascii="Zain" w:hAnsi="Zain" w:cs="Zain"/>
-                <w:b/>
-                <w:bCs/>
-                <w:color w:val="0070C0"/>
-                <w:sz w:val="16"/>
-                <w:szCs w:val="16"/>
-                <w:lang w:bidi="fa-IR"/>
-              </w:rPr>
-            </w:pPr>
-            <w:r>
-              <w:rPr>
-                <w:rFonts w:ascii="Zain" w:hAnsi="Zain" w:cs="Zain"/>
-                <w:b/>
-                <w:bCs/>
-                <w:color w:val="0070C0"/>
-                <w:sz w:val="16"/>
-                <w:szCs w:val="16"/>
-                <w:lang w:bidi="fa-IR"/>
-              </w:rPr>
-              <w:t>UC _ 4.</w:t>
-            </w:r>
-            <w:r>
-              <w:rPr>
-                <w:rFonts w:ascii="Zain" w:hAnsi="Zain" w:cs="Zain" w:hint="cs"/>
-                <w:b/>
-                <w:bCs/>
-                <w:color w:val="0070C0"/>
-                <w:sz w:val="16"/>
-                <w:szCs w:val="16"/>
-                <w:rtl/>
-                <w:lang w:bidi="fa-IR"/>
-              </w:rPr>
-              <w:t>8</w:t>
-            </w:r>
-          </w:p>
-          <w:p>
-            <w:pPr>
-              <w:rPr>
-                <w:rFonts w:ascii="Zain" w:hAnsi="Zain" w:cs="Zain"/>
-                <w:b/>
-                <w:bCs/>
-                <w:color w:val="0070C0"/>
-                <w:rtl/>
-                <w:lang w:bidi="fa-IR"/>
-              </w:rPr>
-            </w:pPr>
-            <w:r>
-              <w:rPr>
-                <w:rFonts w:ascii="Zain" w:hAnsi="Zain" w:cs="Zain"/>
-                <w:b/>
-                <w:bCs/>
-                <w:color w:val="0070C0"/>
-                <w:sz w:val="16"/>
-                <w:szCs w:val="16"/>
-                <w:lang w:bidi="fa-IR"/>
-              </w:rPr>
-              <w:t>UC _ 5.1</w:t>
-            </w:r>
-            <w:r>
-              <w:rPr>
-                <w:rFonts w:ascii="Zain" w:hAnsi="Zain" w:cs="Zain" w:hint="cs"/>
-                <w:b/>
-                <w:bCs/>
-                <w:color w:val="0070C0"/>
-                <w:sz w:val="16"/>
-                <w:szCs w:val="16"/>
-                <w:rtl/>
-                <w:lang w:bidi="fa-IR"/>
-              </w:rPr>
-              <w:t>1</w:t>
-            </w:r>
-          </w:p>
-        </w:tc>
-      </w:tr>
-      <w:tr>
-        <w:tc>
-          <w:tcPr>
-            <w:tcW w:w="5670" w:type="dxa"/>
-            <w:gridSpan w:val="2"/>
-            <w:vAlign w:val="center"/>
-          </w:tcPr>
-          <w:p>
-            <w:pPr>
-              <w:bidi/>
-              <w:jc w:val="center"/>
-              <w:rPr>
-                <w:rFonts w:ascii="Zain" w:hAnsi="Zain" w:cs="Zain"/>
-                <w:b/>
-                <w:bCs/>
-                <w:color w:val="0070C0"/>
-                <w:rtl/>
-                <w:lang w:bidi="fa-IR"/>
-              </w:rPr>
-            </w:pPr>
-            <w:r>
-              <w:rPr>
-                <w:rFonts w:ascii="Zain" w:hAnsi="Zain" w:cs="Zain" w:hint="cs"/>
-                <w:b/>
-                <w:bCs/>
-                <w:color w:val="0070C0"/>
-                <w:rtl/>
-                <w:lang w:bidi="fa-IR"/>
-              </w:rPr>
-              <w:t>مسئولیت ها</w:t>
-            </w:r>
-          </w:p>
-        </w:tc>
-        <w:tc>
-          <w:tcPr>
-            <w:tcW w:w="5682" w:type="dxa"/>
-            <w:gridSpan w:val="2"/>
-            <w:vAlign w:val="center"/>
-          </w:tcPr>
-          <w:p>
-            <w:pPr>
-              <w:bidi/>
-              <w:jc w:val="center"/>
-              <w:rPr>
-                <w:rFonts w:ascii="Zain" w:hAnsi="Zain" w:cs="Zain"/>
-                <w:b/>
-                <w:bCs/>
-                <w:color w:val="0070C0"/>
-                <w:rtl/>
-                <w:lang w:bidi="fa-IR"/>
-              </w:rPr>
-            </w:pPr>
-            <w:r>
-              <w:rPr>
-                <w:rFonts w:ascii="Zain" w:hAnsi="Zain" w:cs="Zain" w:hint="cs"/>
-                <w:b/>
-                <w:bCs/>
-                <w:color w:val="0070C0"/>
-                <w:rtl/>
-                <w:lang w:bidi="fa-IR"/>
-              </w:rPr>
-              <w:t>همكاری ها</w:t>
-            </w:r>
-          </w:p>
-        </w:tc>
-      </w:tr>
-      <w:tr>
-        <w:tc>
-          <w:tcPr>
-            <w:tcW w:w="5670" w:type="dxa"/>
-            <w:gridSpan w:val="2"/>
-          </w:tcPr>
-          <w:p>
-            <w:pPr>
-              <w:bidi/>
-              <w:jc w:val="center"/>
-              <w:rPr>
-                <w:rFonts w:ascii="Zain" w:hAnsi="Zain" w:cs="Zain"/>
-                <w:color w:val="EE0000"/>
-                <w:rtl/>
-                <w:lang w:bidi="fa-IR"/>
-              </w:rPr>
-            </w:pPr>
-            <w:r>
-              <w:rPr>
-                <w:rFonts w:ascii="Zain" w:hAnsi="Zain" w:cs="Zain" w:hint="cs"/>
-                <w:color w:val="EE0000"/>
-                <w:rtl/>
-                <w:lang w:bidi="fa-IR"/>
-              </w:rPr>
-              <w:t>نمایش اطلاعات كسب و كار</w:t>
-            </w:r>
-          </w:p>
-        </w:tc>
-        <w:tc>
-          <w:tcPr>
-            <w:tcW w:w="5682" w:type="dxa"/>
-            <w:gridSpan w:val="2"/>
-          </w:tcPr>
-          <w:p>
-            <w:pPr>
-              <w:bidi/>
-              <w:jc w:val="center"/>
-              <w:rPr>
-                <w:rFonts w:ascii="Zain" w:hAnsi="Zain" w:cs="Zain"/>
-                <w:rtl/>
-                <w:lang w:bidi="fa-IR"/>
-              </w:rPr>
-            </w:pPr>
-          </w:p>
-        </w:tc>
-      </w:tr>
-      <w:tr>
-        <w:tc>
-          <w:tcPr>
-            <w:tcW w:w="5670" w:type="dxa"/>
-            <w:gridSpan w:val="2"/>
-          </w:tcPr>
-          <w:p>
-            <w:pPr>
-              <w:bidi/>
-              <w:jc w:val="center"/>
-              <w:rPr>
-                <w:rFonts w:ascii="Zain" w:hAnsi="Zain" w:cs="Zain"/>
-                <w:color w:val="EE0000"/>
-                <w:lang w:bidi="fa-IR"/>
-              </w:rPr>
-            </w:pPr>
-            <w:r>
-              <w:rPr>
-                <w:rFonts w:ascii="Zain" w:hAnsi="Zain" w:cs="Zain" w:hint="cs"/>
-                <w:color w:val="EE0000"/>
-                <w:rtl/>
-                <w:lang w:bidi="fa-IR"/>
-              </w:rPr>
-              <w:t xml:space="preserve">توانایی انجام عملیات های </w:t>
-            </w:r>
-            <w:r>
-              <w:rPr>
-                <w:rFonts w:ascii="Zain" w:hAnsi="Zain" w:cs="Zain" w:hint="cs"/>
-                <w:color w:val="EE0000"/>
-                <w:lang w:bidi="fa-IR"/>
-              </w:rPr>
-              <w:t>RU</w:t>
-            </w:r>
-            <w:r>
-              <w:rPr>
-                <w:rFonts w:ascii="Zain" w:hAnsi="Zain" w:cs="Zain" w:hint="cs"/>
-                <w:color w:val="EE0000"/>
-                <w:rtl/>
-                <w:lang w:bidi="fa-IR"/>
-              </w:rPr>
-              <w:t xml:space="preserve"> برای اطلاعات </w:t>
-            </w:r>
-            <w:r>
-              <w:rPr>
-                <w:rFonts w:ascii="Zain" w:hAnsi="Zain" w:cs="Zain"/>
-                <w:color w:val="EE0000"/>
-                <w:lang w:bidi="fa-IR"/>
-              </w:rPr>
-              <w:br/>
-            </w:r>
-            <w:r>
-              <w:rPr>
-                <w:rFonts w:ascii="Zain" w:hAnsi="Zain" w:cs="Zain" w:hint="cs"/>
-                <w:color w:val="EE0000"/>
-                <w:rtl/>
-                <w:lang w:bidi="fa-IR"/>
-              </w:rPr>
-              <w:t>كسب و كار</w:t>
-            </w:r>
-          </w:p>
-        </w:tc>
-        <w:tc>
-          <w:tcPr>
-            <w:tcW w:w="5682" w:type="dxa"/>
-            <w:gridSpan w:val="2"/>
-          </w:tcPr>
-          <w:p>
-            <w:pPr>
-              <w:bidi/>
-              <w:jc w:val="center"/>
-              <w:rPr>
-                <w:rFonts w:ascii="Zain" w:hAnsi="Zain" w:cs="Zain"/>
-                <w:lang w:bidi="fa-IR"/>
-              </w:rPr>
-            </w:pPr>
-            <w:r>
-              <w:rPr>
-                <w:rFonts w:ascii="Zain" w:hAnsi="Zain" w:cs="Zain" w:hint="cs"/>
-                <w:rtl/>
-                <w:lang w:bidi="fa-IR"/>
-              </w:rPr>
-              <w:t xml:space="preserve">كاربران </w:t>
-            </w:r>
-          </w:p>
-        </w:tc>
-      </w:tr>
-    </w:tbl>
-    <w:p>
-      <w:pPr>
-        <w:bidi/>
-        <w:rPr>
-          <w:lang w:bidi="fa-IR"/>
-        </w:rPr>
-      </w:pPr>
-    </w:p>
-    <w:tbl>
-      <w:tblPr>
-        <w:tblStyle w:val="TableGrid"/>
-        <w:bidiVisual/>
-        <w:tblW w:w="11352" w:type="dxa"/>
-        <w:tblInd w:w="-996" w:type="dxa"/>
-        <w:tblLook w:val="04A0" w:firstRow="1" w:lastRow="0" w:firstColumn="1" w:lastColumn="0" w:noHBand="0" w:noVBand="1"/>
-      </w:tblPr>
-      <w:tblGrid>
-        <w:gridCol w:w="2715"/>
-        <w:gridCol w:w="8637"/>
-      </w:tblGrid>
-      <w:tr>
-        <w:tc>
-          <w:tcPr>
-            <w:tcW w:w="11352" w:type="dxa"/>
-            <w:gridSpan w:val="2"/>
-            <w:shd w:val="clear" w:color="auto" w:fill="222A35" w:themeFill="text2" w:themeFillShade="80"/>
-            <w:vAlign w:val="center"/>
-          </w:tcPr>
-          <w:p>
-            <w:pPr>
-              <w:bidi/>
-              <w:rPr>
-                <w:rFonts w:ascii="Zain" w:hAnsi="Zain" w:cs="Zain"/>
-                <w:b/>
-                <w:bCs/>
-                <w:color w:val="ED7D31" w:themeColor="accent2"/>
-                <w:sz w:val="32"/>
-                <w:szCs w:val="32"/>
-                <w:rtl/>
-                <w:lang w:bidi="fa-IR"/>
-              </w:rPr>
-            </w:pPr>
-            <w:r>
-              <w:rPr>
-                <w:rFonts w:ascii="Zain" w:hAnsi="Zain" w:cs="Zain"/>
-                <w:b/>
-                <w:bCs/>
-                <w:color w:val="ED7D31" w:themeColor="accent2"/>
-                <w:sz w:val="32"/>
-                <w:szCs w:val="32"/>
-                <w:rtl/>
-                <w:lang w:bidi="fa-IR"/>
-              </w:rPr>
-              <w:t>پشت كارت :</w:t>
-            </w:r>
-          </w:p>
-        </w:tc>
-      </w:tr>
-      <w:tr>
-        <w:trPr>
-          <w:trHeight w:val="1124"/>
-        </w:trPr>
-        <w:tc>
-          <w:tcPr>
-            <w:tcW w:w="11352" w:type="dxa"/>
-            <w:gridSpan w:val="2"/>
-          </w:tcPr>
-          <w:p>
-            <w:pPr>
-              <w:bidi/>
-              <w:rPr>
-                <w:rFonts w:ascii="Zain" w:hAnsi="Zain" w:cs="Zain"/>
-                <w:b/>
-                <w:bCs/>
-                <w:color w:val="0070C0"/>
-                <w:lang w:bidi="fa-IR"/>
-              </w:rPr>
-            </w:pPr>
-            <w:r>
-              <w:rPr>
-                <w:rFonts w:ascii="Zain" w:hAnsi="Zain" w:cs="Zain" w:hint="cs"/>
-                <w:b/>
-                <w:bCs/>
-                <w:color w:val="0070C0"/>
-                <w:rtl/>
-                <w:lang w:bidi="fa-IR"/>
-              </w:rPr>
-              <w:t>صفت ها :</w:t>
+              <w:spacing w:after="160" w:line="278" w:lineRule="auto"/>
+              <w:rPr>
+                <w:rFonts w:ascii="Zain" w:hAnsi="Zain" w:cs="Zain"/>
+                <w:lang w:bidi="fa-IR"/>
+              </w:rPr>
+            </w:pPr>
+            <w:r>
+              <w:rPr>
+                <w:rFonts w:ascii="Zain" w:hAnsi="Zain" w:cs="Zain" w:hint="cs"/>
+                <w:rtl/>
+                <w:lang w:bidi="fa-IR"/>
+              </w:rPr>
+              <w:t>نام كسب و كار ( رشته )</w:t>
             </w:r>
           </w:p>
           <w:p>
@@ -6712,39 +5310,16 @@
               <w:spacing w:after="160" w:line="278" w:lineRule="auto"/>
               <w:rPr>
                 <w:rFonts w:ascii="Zain" w:hAnsi="Zain" w:cs="Zain"/>
-                <w:sz w:val="22"/>
-                <w:szCs w:val="22"/>
-                <w:lang w:bidi="fa-IR"/>
-              </w:rPr>
-            </w:pPr>
-            <w:r>
-              <w:rPr>
-                <w:rFonts w:ascii="Zain" w:hAnsi="Zain" w:cs="Zain" w:hint="cs"/>
-                <w:sz w:val="22"/>
-                <w:szCs w:val="22"/>
-                <w:rtl/>
-                <w:lang w:bidi="fa-IR"/>
-              </w:rPr>
-              <w:t xml:space="preserve">شناسه یكتا ( </w:t>
-            </w:r>
-            <w:r>
-              <w:rPr>
-                <w:rFonts w:ascii="Zain" w:hAnsi="Zain" w:cs="Zain" w:hint="cs"/>
-                <w:sz w:val="22"/>
-                <w:szCs w:val="22"/>
-                <w:lang w:bidi="fa-IR"/>
-              </w:rPr>
-              <w:t>GUID</w:t>
-            </w:r>
-            <w:r>
-              <w:rPr>
-                <w:rFonts w:ascii="Zain" w:hAnsi="Zain" w:cs="Zain" w:hint="cs"/>
-                <w:sz w:val="22"/>
-                <w:szCs w:val="22"/>
-                <w:rtl/>
-                <w:lang w:bidi="fa-IR"/>
-              </w:rPr>
-              <w:t xml:space="preserve"> )</w:t>
+                <w:lang w:bidi="fa-IR"/>
+              </w:rPr>
+            </w:pPr>
+            <w:r>
+              <w:rPr>
+                <w:rFonts w:ascii="Zain" w:hAnsi="Zain" w:cs="Zain" w:hint="cs"/>
+                <w:rtl/>
+                <w:lang w:bidi="fa-IR"/>
+              </w:rPr>
+              <w:t>تصویر كسب و كار ( رشته )</w:t>
             </w:r>
           </w:p>
           <w:p>
@@ -6758,20 +5333,16 @@
               <w:spacing w:after="160" w:line="278" w:lineRule="auto"/>
               <w:rPr>
                 <w:rFonts w:ascii="Zain" w:hAnsi="Zain" w:cs="Zain"/>
-                <w:sz w:val="22"/>
-                <w:szCs w:val="22"/>
-                <w:lang w:bidi="fa-IR"/>
-              </w:rPr>
-            </w:pPr>
-            <w:r>
-              <w:rPr>
-                <w:rFonts w:ascii="Zain" w:hAnsi="Zain" w:cs="Zain" w:hint="cs"/>
-                <w:sz w:val="22"/>
-                <w:szCs w:val="22"/>
-                <w:rtl/>
-                <w:lang w:bidi="fa-IR"/>
-              </w:rPr>
-              <w:t>نام كسب و كار ( رشته )</w:t>
+                <w:lang w:bidi="fa-IR"/>
+              </w:rPr>
+            </w:pPr>
+            <w:r>
+              <w:rPr>
+                <w:rFonts w:ascii="Zain" w:hAnsi="Zain" w:cs="Zain" w:hint="cs"/>
+                <w:rtl/>
+                <w:lang w:bidi="fa-IR"/>
+              </w:rPr>
+              <w:t>توضیحات ( رشته )</w:t>
             </w:r>
           </w:p>
           <w:p>
@@ -6785,20 +5356,16 @@
               <w:spacing w:after="160" w:line="278" w:lineRule="auto"/>
               <w:rPr>
                 <w:rFonts w:ascii="Zain" w:hAnsi="Zain" w:cs="Zain"/>
-                <w:sz w:val="22"/>
-                <w:szCs w:val="22"/>
-                <w:lang w:bidi="fa-IR"/>
-              </w:rPr>
-            </w:pPr>
-            <w:r>
-              <w:rPr>
-                <w:rFonts w:ascii="Zain" w:hAnsi="Zain" w:cs="Zain" w:hint="cs"/>
-                <w:sz w:val="22"/>
-                <w:szCs w:val="22"/>
-                <w:rtl/>
-                <w:lang w:bidi="fa-IR"/>
-              </w:rPr>
-              <w:t>تصویر كسب و كار ( رشته )</w:t>
+                <w:lang w:bidi="fa-IR"/>
+              </w:rPr>
+            </w:pPr>
+            <w:r>
+              <w:rPr>
+                <w:rFonts w:ascii="Zain" w:hAnsi="Zain" w:cs="Zain" w:hint="cs"/>
+                <w:rtl/>
+                <w:lang w:bidi="fa-IR"/>
+              </w:rPr>
+              <w:t>تاریخ تاسیس ( تاریخ )</w:t>
             </w:r>
           </w:p>
           <w:p>
@@ -6812,20 +5379,16 @@
               <w:spacing w:after="160" w:line="278" w:lineRule="auto"/>
               <w:rPr>
                 <w:rFonts w:ascii="Zain" w:hAnsi="Zain" w:cs="Zain"/>
-                <w:sz w:val="22"/>
-                <w:szCs w:val="22"/>
-                <w:lang w:bidi="fa-IR"/>
-              </w:rPr>
-            </w:pPr>
-            <w:r>
-              <w:rPr>
-                <w:rFonts w:ascii="Zain" w:hAnsi="Zain" w:cs="Zain" w:hint="cs"/>
-                <w:sz w:val="22"/>
-                <w:szCs w:val="22"/>
-                <w:rtl/>
-                <w:lang w:bidi="fa-IR"/>
-              </w:rPr>
-              <w:t>توضیحات ( رشته )</w:t>
+                <w:lang w:bidi="fa-IR"/>
+              </w:rPr>
+            </w:pPr>
+            <w:r>
+              <w:rPr>
+                <w:rFonts w:ascii="Zain" w:hAnsi="Zain" w:cs="Zain" w:hint="cs"/>
+                <w:rtl/>
+                <w:lang w:bidi="fa-IR"/>
+              </w:rPr>
+              <w:t>روز های فعال در هفته ( رشته )</w:t>
             </w:r>
           </w:p>
           <w:p>
@@ -6839,20 +5402,16 @@
               <w:spacing w:after="160" w:line="278" w:lineRule="auto"/>
               <w:rPr>
                 <w:rFonts w:ascii="Zain" w:hAnsi="Zain" w:cs="Zain"/>
-                <w:sz w:val="22"/>
-                <w:szCs w:val="22"/>
-                <w:lang w:bidi="fa-IR"/>
-              </w:rPr>
-            </w:pPr>
-            <w:r>
-              <w:rPr>
-                <w:rFonts w:ascii="Zain" w:hAnsi="Zain" w:cs="Zain" w:hint="cs"/>
-                <w:sz w:val="22"/>
-                <w:szCs w:val="22"/>
-                <w:rtl/>
-                <w:lang w:bidi="fa-IR"/>
-              </w:rPr>
-              <w:t>تاریخ تاسیس ( تاریخ )</w:t>
+                <w:lang w:bidi="fa-IR"/>
+              </w:rPr>
+            </w:pPr>
+            <w:r>
+              <w:rPr>
+                <w:rFonts w:ascii="Zain" w:hAnsi="Zain" w:cs="Zain" w:hint="cs"/>
+                <w:rtl/>
+                <w:lang w:bidi="fa-IR"/>
+              </w:rPr>
+              <w:t>ساعت شروع كار ( زمان )</w:t>
             </w:r>
           </w:p>
           <w:p>
@@ -6866,20 +5425,16 @@
               <w:spacing w:after="160" w:line="278" w:lineRule="auto"/>
               <w:rPr>
                 <w:rFonts w:ascii="Zain" w:hAnsi="Zain" w:cs="Zain"/>
-                <w:sz w:val="22"/>
-                <w:szCs w:val="22"/>
-                <w:lang w:bidi="fa-IR"/>
-              </w:rPr>
-            </w:pPr>
-            <w:r>
-              <w:rPr>
-                <w:rFonts w:ascii="Zain" w:hAnsi="Zain" w:cs="Zain" w:hint="cs"/>
-                <w:sz w:val="22"/>
-                <w:szCs w:val="22"/>
-                <w:rtl/>
-                <w:lang w:bidi="fa-IR"/>
-              </w:rPr>
-              <w:t>نوع كسب و كار ( ای دی )</w:t>
+                <w:lang w:bidi="fa-IR"/>
+              </w:rPr>
+            </w:pPr>
+            <w:r>
+              <w:rPr>
+                <w:rFonts w:ascii="Zain" w:hAnsi="Zain" w:cs="Zain" w:hint="cs"/>
+                <w:rtl/>
+                <w:lang w:bidi="fa-IR"/>
+              </w:rPr>
+              <w:t>ساعت پایان كار ( زمان )</w:t>
             </w:r>
           </w:p>
           <w:p>
@@ -6893,20 +5448,16 @@
               <w:spacing w:after="160" w:line="278" w:lineRule="auto"/>
               <w:rPr>
                 <w:rFonts w:ascii="Zain" w:hAnsi="Zain" w:cs="Zain"/>
-                <w:sz w:val="22"/>
-                <w:szCs w:val="22"/>
-                <w:lang w:bidi="fa-IR"/>
-              </w:rPr>
-            </w:pPr>
-            <w:r>
-              <w:rPr>
-                <w:rFonts w:ascii="Zain" w:hAnsi="Zain" w:cs="Zain" w:hint="cs"/>
-                <w:sz w:val="22"/>
-                <w:szCs w:val="22"/>
-                <w:rtl/>
-                <w:lang w:bidi="fa-IR"/>
-              </w:rPr>
-              <w:t>روز های فعال در هفته ( رشته )</w:t>
+                <w:lang w:bidi="fa-IR"/>
+              </w:rPr>
+            </w:pPr>
+            <w:r>
+              <w:rPr>
+                <w:rFonts w:ascii="Zain" w:hAnsi="Zain" w:cs="Zain" w:hint="cs"/>
+                <w:rtl/>
+                <w:lang w:bidi="fa-IR"/>
+              </w:rPr>
+              <w:t>ساعت شروع استراحت ( زمان )</w:t>
             </w:r>
           </w:p>
           <w:p>
@@ -6920,20 +5471,16 @@
               <w:spacing w:after="160" w:line="278" w:lineRule="auto"/>
               <w:rPr>
                 <w:rFonts w:ascii="Zain" w:hAnsi="Zain" w:cs="Zain"/>
-                <w:sz w:val="22"/>
-                <w:szCs w:val="22"/>
-                <w:lang w:bidi="fa-IR"/>
-              </w:rPr>
-            </w:pPr>
-            <w:r>
-              <w:rPr>
-                <w:rFonts w:ascii="Zain" w:hAnsi="Zain" w:cs="Zain" w:hint="cs"/>
-                <w:sz w:val="22"/>
-                <w:szCs w:val="22"/>
-                <w:rtl/>
-                <w:lang w:bidi="fa-IR"/>
-              </w:rPr>
-              <w:t>ساعت شروع كار ( زمان )</w:t>
+                <w:lang w:bidi="fa-IR"/>
+              </w:rPr>
+            </w:pPr>
+            <w:r>
+              <w:rPr>
+                <w:rFonts w:ascii="Zain" w:hAnsi="Zain" w:cs="Zain" w:hint="cs"/>
+                <w:rtl/>
+                <w:lang w:bidi="fa-IR"/>
+              </w:rPr>
+              <w:t>ساعت پایان استراحت ( زمان )</w:t>
             </w:r>
           </w:p>
           <w:p>
@@ -6947,353 +5494,17 @@
               <w:spacing w:after="160" w:line="278" w:lineRule="auto"/>
               <w:rPr>
                 <w:rFonts w:ascii="Zain" w:hAnsi="Zain" w:cs="Zain"/>
-                <w:sz w:val="22"/>
-                <w:szCs w:val="22"/>
-                <w:lang w:bidi="fa-IR"/>
-              </w:rPr>
-            </w:pPr>
-            <w:r>
-              <w:rPr>
-                <w:rFonts w:ascii="Zain" w:hAnsi="Zain" w:cs="Zain" w:hint="cs"/>
-                <w:sz w:val="22"/>
-                <w:szCs w:val="22"/>
-                <w:rtl/>
-                <w:lang w:bidi="fa-IR"/>
-              </w:rPr>
-              <w:t>ساعت پایان كار ( زمان )</w:t>
-            </w:r>
-          </w:p>
-          <w:p>
-            <w:pPr>
-              <w:pStyle w:val="ListParagraph"/>
-              <w:numPr>
-                <w:ilvl w:val="0"/>
-                <w:numId w:val="1"/>
-              </w:numPr>
-              <w:bidi/>
-              <w:spacing w:after="160" w:line="278" w:lineRule="auto"/>
-              <w:rPr>
-                <w:rFonts w:ascii="Zain" w:hAnsi="Zain" w:cs="Zain"/>
-                <w:sz w:val="22"/>
-                <w:szCs w:val="22"/>
-                <w:lang w:bidi="fa-IR"/>
-              </w:rPr>
-            </w:pPr>
-            <w:r>
-              <w:rPr>
-                <w:rFonts w:ascii="Zain" w:hAnsi="Zain" w:cs="Zain" w:hint="cs"/>
-                <w:sz w:val="22"/>
-                <w:szCs w:val="22"/>
-                <w:rtl/>
-                <w:lang w:bidi="fa-IR"/>
-              </w:rPr>
-              <w:t>ساعت شروع استراحت ( زمان )</w:t>
-            </w:r>
-          </w:p>
-          <w:p>
-            <w:pPr>
-              <w:pStyle w:val="ListParagraph"/>
-              <w:numPr>
-                <w:ilvl w:val="0"/>
-                <w:numId w:val="1"/>
-              </w:numPr>
-              <w:bidi/>
-              <w:spacing w:after="160" w:line="278" w:lineRule="auto"/>
-              <w:rPr>
-                <w:rFonts w:ascii="Zain" w:hAnsi="Zain" w:cs="Zain"/>
-                <w:sz w:val="22"/>
-                <w:szCs w:val="22"/>
-                <w:lang w:bidi="fa-IR"/>
-              </w:rPr>
-            </w:pPr>
-            <w:r>
-              <w:rPr>
-                <w:rFonts w:ascii="Zain" w:hAnsi="Zain" w:cs="Zain" w:hint="cs"/>
-                <w:sz w:val="22"/>
-                <w:szCs w:val="22"/>
-                <w:rtl/>
-                <w:lang w:bidi="fa-IR"/>
-              </w:rPr>
-              <w:t>ساعت پایان استراحت ( زمان )</w:t>
-            </w:r>
-          </w:p>
-          <w:p>
-            <w:pPr>
-              <w:pStyle w:val="ListParagraph"/>
-              <w:numPr>
-                <w:ilvl w:val="0"/>
-                <w:numId w:val="1"/>
-              </w:numPr>
-              <w:bidi/>
-              <w:spacing w:after="160" w:line="278" w:lineRule="auto"/>
-              <w:rPr>
-                <w:rFonts w:ascii="Zain" w:hAnsi="Zain" w:cs="Zain"/>
-                <w:sz w:val="22"/>
-                <w:szCs w:val="22"/>
-                <w:lang w:bidi="fa-IR"/>
-              </w:rPr>
-            </w:pPr>
-            <w:r>
-              <w:rPr>
-                <w:rFonts w:ascii="Zain" w:hAnsi="Zain" w:cs="Zain" w:hint="cs"/>
-                <w:sz w:val="22"/>
-                <w:szCs w:val="22"/>
+                <w:rtl/>
+                <w:lang w:bidi="fa-IR"/>
+              </w:rPr>
+            </w:pPr>
+            <w:r>
+              <w:rPr>
+                <w:rFonts w:ascii="Zain" w:hAnsi="Zain" w:cs="Zain" w:hint="cs"/>
                 <w:rtl/>
                 <w:lang w:bidi="fa-IR"/>
               </w:rPr>
               <w:t>آدرس دقیق ( رشته )</w:t>
-            </w:r>
-          </w:p>
-          <w:p>
-            <w:pPr>
-              <w:pStyle w:val="ListParagraph"/>
-              <w:numPr>
-                <w:ilvl w:val="0"/>
-                <w:numId w:val="1"/>
-              </w:numPr>
-              <w:bidi/>
-              <w:spacing w:after="160" w:line="278" w:lineRule="auto"/>
-              <w:rPr>
-                <w:rFonts w:ascii="Zain" w:hAnsi="Zain" w:cs="Zain"/>
-                <w:sz w:val="22"/>
-                <w:szCs w:val="22"/>
-                <w:lang w:bidi="fa-IR"/>
-              </w:rPr>
-            </w:pPr>
-            <w:r>
-              <w:rPr>
-                <w:rFonts w:ascii="Zain" w:hAnsi="Zain" w:cs="Zain" w:hint="cs"/>
-                <w:sz w:val="22"/>
-                <w:szCs w:val="22"/>
-                <w:rtl/>
-                <w:lang w:bidi="fa-IR"/>
-              </w:rPr>
-              <w:t>آیا كسب و كار برتر است ؟ ( بولین )</w:t>
-            </w:r>
-          </w:p>
-          <w:p>
-            <w:pPr>
-              <w:pStyle w:val="ListParagraph"/>
-              <w:numPr>
-                <w:ilvl w:val="0"/>
-                <w:numId w:val="1"/>
-              </w:numPr>
-              <w:bidi/>
-              <w:spacing w:after="160" w:line="278" w:lineRule="auto"/>
-              <w:rPr>
-                <w:rFonts w:ascii="Zain" w:hAnsi="Zain" w:cs="Zain"/>
-                <w:sz w:val="22"/>
-                <w:szCs w:val="22"/>
-                <w:lang w:bidi="fa-IR"/>
-              </w:rPr>
-            </w:pPr>
-            <w:r>
-              <w:rPr>
-                <w:rFonts w:ascii="Zain" w:hAnsi="Zain" w:cs="Zain" w:hint="cs"/>
-                <w:sz w:val="22"/>
-                <w:szCs w:val="22"/>
-                <w:rtl/>
-                <w:lang w:bidi="fa-IR"/>
-              </w:rPr>
-              <w:t>تعداد نوبت های موفق ( عدد طبیعی )</w:t>
-            </w:r>
-          </w:p>
-          <w:p>
-            <w:pPr>
-              <w:pStyle w:val="ListParagraph"/>
-              <w:numPr>
-                <w:ilvl w:val="0"/>
-                <w:numId w:val="1"/>
-              </w:numPr>
-              <w:bidi/>
-              <w:spacing w:after="160" w:line="278" w:lineRule="auto"/>
-              <w:rPr>
-                <w:rFonts w:ascii="Zain" w:hAnsi="Zain" w:cs="Zain"/>
-                <w:sz w:val="22"/>
-                <w:szCs w:val="22"/>
-                <w:lang w:bidi="fa-IR"/>
-              </w:rPr>
-            </w:pPr>
-            <w:r>
-              <w:rPr>
-                <w:rFonts w:ascii="Zain" w:hAnsi="Zain" w:cs="Zain" w:hint="cs"/>
-                <w:sz w:val="22"/>
-                <w:szCs w:val="22"/>
-                <w:rtl/>
-                <w:lang w:bidi="fa-IR"/>
-              </w:rPr>
-              <w:t>تعداد ستاره ها ( عدد اعشاری )</w:t>
-            </w:r>
-          </w:p>
-          <w:p>
-            <w:pPr>
-              <w:pStyle w:val="ListParagraph"/>
-              <w:numPr>
-                <w:ilvl w:val="0"/>
-                <w:numId w:val="1"/>
-              </w:numPr>
-              <w:bidi/>
-              <w:spacing w:after="160" w:line="278" w:lineRule="auto"/>
-              <w:rPr>
-                <w:rFonts w:ascii="Zain" w:hAnsi="Zain" w:cs="Zain"/>
-                <w:sz w:val="22"/>
-                <w:szCs w:val="22"/>
-                <w:lang w:bidi="fa-IR"/>
-              </w:rPr>
-            </w:pPr>
-            <w:r>
-              <w:rPr>
-                <w:rFonts w:ascii="Zain" w:hAnsi="Zain" w:cs="Zain" w:hint="cs"/>
-                <w:sz w:val="22"/>
-                <w:szCs w:val="22"/>
-                <w:rtl/>
-                <w:lang w:bidi="fa-IR"/>
-              </w:rPr>
-              <w:t>آیا فعال است ؟ ( بولین )</w:t>
-            </w:r>
-          </w:p>
-          <w:p>
-            <w:pPr>
-              <w:pStyle w:val="ListParagraph"/>
-              <w:numPr>
-                <w:ilvl w:val="0"/>
-                <w:numId w:val="1"/>
-              </w:numPr>
-              <w:bidi/>
-              <w:spacing w:after="160" w:line="278" w:lineRule="auto"/>
-              <w:rPr>
-                <w:rFonts w:ascii="Zain" w:hAnsi="Zain" w:cs="Zain"/>
-                <w:sz w:val="22"/>
-                <w:szCs w:val="22"/>
-                <w:lang w:bidi="fa-IR"/>
-              </w:rPr>
-            </w:pPr>
-            <w:r>
-              <w:rPr>
-                <w:rFonts w:ascii="Zain" w:hAnsi="Zain" w:cs="Zain" w:hint="cs"/>
-                <w:sz w:val="22"/>
-                <w:szCs w:val="22"/>
-                <w:rtl/>
-                <w:lang w:bidi="fa-IR"/>
-              </w:rPr>
-              <w:t xml:space="preserve">اي دي نقش فردی كه در فعال بودن تغییر ایجاد كرده ( </w:t>
-            </w:r>
-            <w:r>
-              <w:rPr>
-                <w:rFonts w:ascii="Zain" w:hAnsi="Zain" w:cs="Zain" w:hint="cs"/>
-                <w:sz w:val="22"/>
-                <w:szCs w:val="22"/>
-                <w:lang w:bidi="fa-IR"/>
-              </w:rPr>
-              <w:t>GUID</w:t>
-            </w:r>
-            <w:r>
-              <w:rPr>
-                <w:rFonts w:ascii="Zain" w:hAnsi="Zain" w:cs="Zain" w:hint="cs"/>
-                <w:sz w:val="22"/>
-                <w:szCs w:val="22"/>
-                <w:rtl/>
-                <w:lang w:bidi="fa-IR"/>
-              </w:rPr>
-              <w:t xml:space="preserve"> )</w:t>
-            </w:r>
-          </w:p>
-          <w:p>
-            <w:pPr>
-              <w:pStyle w:val="ListParagraph"/>
-              <w:numPr>
-                <w:ilvl w:val="0"/>
-                <w:numId w:val="1"/>
-              </w:numPr>
-              <w:bidi/>
-              <w:spacing w:after="160" w:line="278" w:lineRule="auto"/>
-              <w:rPr>
-                <w:rFonts w:ascii="Zain" w:hAnsi="Zain" w:cs="Zain"/>
-                <w:sz w:val="22"/>
-                <w:szCs w:val="22"/>
-                <w:lang w:bidi="fa-IR"/>
-              </w:rPr>
-            </w:pPr>
-            <w:r>
-              <w:rPr>
-                <w:rFonts w:ascii="Zain" w:hAnsi="Zain" w:cs="Zain" w:hint="cs"/>
-                <w:sz w:val="22"/>
-                <w:szCs w:val="22"/>
-                <w:rtl/>
-                <w:lang w:bidi="fa-IR"/>
-              </w:rPr>
-              <w:t>آیا حذف شده است؟ ( بولین )</w:t>
-            </w:r>
-          </w:p>
-          <w:p>
-            <w:pPr>
-              <w:pStyle w:val="ListParagraph"/>
-              <w:numPr>
-                <w:ilvl w:val="0"/>
-                <w:numId w:val="1"/>
-              </w:numPr>
-              <w:bidi/>
-              <w:spacing w:after="160" w:line="278" w:lineRule="auto"/>
-              <w:rPr>
-                <w:rFonts w:ascii="Zain" w:hAnsi="Zain" w:cs="Zain"/>
-                <w:sz w:val="22"/>
-                <w:szCs w:val="22"/>
-                <w:lang w:bidi="fa-IR"/>
-              </w:rPr>
-            </w:pPr>
-            <w:r>
-              <w:rPr>
-                <w:rFonts w:ascii="Zain" w:hAnsi="Zain" w:cs="Zain" w:hint="cs"/>
-                <w:sz w:val="22"/>
-                <w:szCs w:val="22"/>
-                <w:rtl/>
-                <w:lang w:bidi="fa-IR"/>
-              </w:rPr>
-              <w:t xml:space="preserve">شناسه فرد تغییر دهنده در اطلاعات ( </w:t>
-            </w:r>
-            <w:r>
-              <w:rPr>
-                <w:rFonts w:ascii="Zain" w:hAnsi="Zain" w:cs="Zain" w:hint="cs"/>
-                <w:sz w:val="22"/>
-                <w:szCs w:val="22"/>
-                <w:lang w:bidi="fa-IR"/>
-              </w:rPr>
-              <w:t>GUID</w:t>
-            </w:r>
-            <w:r>
-              <w:rPr>
-                <w:rFonts w:ascii="Zain" w:hAnsi="Zain" w:cs="Zain" w:hint="cs"/>
-                <w:sz w:val="22"/>
-                <w:szCs w:val="22"/>
-                <w:rtl/>
-                <w:lang w:bidi="fa-IR"/>
-              </w:rPr>
-              <w:t xml:space="preserve"> )</w:t>
-            </w:r>
-          </w:p>
-          <w:p>
-            <w:pPr>
-              <w:pStyle w:val="ListParagraph"/>
-              <w:numPr>
-                <w:ilvl w:val="0"/>
-                <w:numId w:val="1"/>
-              </w:numPr>
-              <w:bidi/>
-              <w:rPr>
-                <w:rFonts w:ascii="Zain" w:hAnsi="Zain" w:cs="Zain"/>
-                <w:rtl/>
-                <w:lang w:bidi="fa-IR"/>
-              </w:rPr>
-            </w:pPr>
-            <w:r>
-              <w:rPr>
-                <w:rFonts w:ascii="Zain" w:hAnsi="Zain" w:cs="Zain" w:hint="cs"/>
-                <w:sz w:val="22"/>
-                <w:szCs w:val="22"/>
-                <w:rtl/>
-                <w:lang w:bidi="fa-IR"/>
-              </w:rPr>
-              <w:t>تاریخ تغییر ( تاریخ و زمان )</w:t>
             </w:r>
           </w:p>
         </w:tc>
@@ -7420,46 +5631,6 @@
                 <w:lang w:bidi="fa-IR"/>
               </w:rPr>
             </w:pPr>
-            <w:r>
-              <w:rPr>
-                <w:rFonts w:ascii="Zain" w:hAnsi="Zain" w:cs="Zain" w:hint="cs"/>
-                <w:rtl/>
-                <w:lang w:bidi="fa-IR"/>
-              </w:rPr>
-              <w:t>كسب</w:t>
-            </w:r>
-            <w:r>
-              <w:rPr>
-                <w:rFonts w:ascii="Times New Roman" w:hAnsi="Times New Roman" w:cs="Times New Roman" w:hint="cs"/>
-                <w:rtl/>
-                <w:lang w:bidi="fa-IR"/>
-              </w:rPr>
-              <w:t>‌</w:t>
-            </w:r>
-            <w:r>
-              <w:rPr>
-                <w:rFonts w:ascii="Zain" w:hAnsi="Zain" w:cs="Zain" w:hint="cs"/>
-                <w:rtl/>
-                <w:lang w:bidi="fa-IR"/>
-              </w:rPr>
-              <w:t>و</w:t>
-            </w:r>
-            <w:r>
-              <w:rPr>
-                <w:rFonts w:ascii="Times New Roman" w:hAnsi="Times New Roman" w:cs="Times New Roman" w:hint="cs"/>
-                <w:rtl/>
-                <w:lang w:bidi="fa-IR"/>
-              </w:rPr>
-              <w:t>‌</w:t>
-            </w:r>
-            <w:r>
-              <w:rPr>
-                <w:rFonts w:ascii="Zain" w:hAnsi="Zain" w:cs="Zain" w:hint="cs"/>
-                <w:rtl/>
-                <w:lang w:bidi="fa-IR"/>
-              </w:rPr>
-              <w:t>كار های در انتظار تایید</w:t>
-            </w:r>
           </w:p>
         </w:tc>
       </w:tr>
@@ -7558,7 +5729,7 @@
                 <w:rtl/>
                 <w:lang w:bidi="fa-IR"/>
               </w:rPr>
-              <w:t>شهر ، مشتری</w:t>
+              <w:t>کاربر</w:t>
             </w:r>
           </w:p>
         </w:tc>
@@ -7785,39 +5956,7 @@
                 <w:rtl/>
                 <w:lang w:bidi="fa-IR"/>
               </w:rPr>
-              <w:t>كسب</w:t>
-            </w:r>
-            <w:r>
-              <w:rPr>
-                <w:rFonts w:ascii="Times New Roman" w:hAnsi="Times New Roman" w:cs="Times New Roman" w:hint="cs"/>
-                <w:rtl/>
-                <w:lang w:bidi="fa-IR"/>
-              </w:rPr>
-              <w:t>‌</w:t>
-            </w:r>
-            <w:r>
-              <w:rPr>
-                <w:rFonts w:ascii="Zain" w:hAnsi="Zain" w:cs="Zain" w:hint="cs"/>
-                <w:rtl/>
-                <w:lang w:bidi="fa-IR"/>
-              </w:rPr>
-              <w:t>و</w:t>
-            </w:r>
-            <w:r>
-              <w:rPr>
-                <w:rFonts w:ascii="Times New Roman" w:hAnsi="Times New Roman" w:cs="Times New Roman" w:hint="cs"/>
-                <w:rtl/>
-                <w:lang w:bidi="fa-IR"/>
-              </w:rPr>
-              <w:t>‌</w:t>
-            </w:r>
-            <w:r>
-              <w:rPr>
-                <w:rFonts w:ascii="Zain" w:hAnsi="Zain" w:cs="Zain" w:hint="cs"/>
-                <w:rtl/>
-                <w:lang w:bidi="fa-IR"/>
-              </w:rPr>
-              <w:t>كار های در انتظار تایید</w:t>
+              <w:t>تبلیغ</w:t>
             </w:r>
           </w:p>
         </w:tc>
@@ -7875,9 +6014,10 @@
                 <w:rFonts w:ascii="Zain" w:hAnsi="Zain" w:cs="Zain" w:hint="cs"/>
                 <w:b/>
                 <w:bCs/>
-                <w:lang w:bidi="fa-IR"/>
-              </w:rPr>
-              <w:t>6</w:t>
+                <w:rtl/>
+                <w:lang w:bidi="fa-IR"/>
+              </w:rPr>
+              <w:t>5</w:t>
             </w:r>
           </w:p>
         </w:tc>
@@ -7953,7 +6093,7 @@
                 <w:rtl/>
                 <w:lang w:bidi="fa-IR"/>
               </w:rPr>
-              <w:t>اطلاعات كسب و كار هایی كه در صف تایید و تماس گرفتن هستن</w:t>
+              <w:t>مدیریت تبلیغ های یك كسب و كار</w:t>
             </w:r>
           </w:p>
         </w:tc>
@@ -8012,63 +6152,76 @@
                 <w:rFonts w:ascii="Zain" w:hAnsi="Zain" w:cs="Zain"/>
                 <w:b/>
                 <w:bCs/>
-                <w:color w:val="0070C0"/>
-                <w:lang w:bidi="fa-IR"/>
-              </w:rPr>
-            </w:pPr>
-            <w:r>
-              <w:rPr>
-                <w:rFonts w:ascii="Zain" w:hAnsi="Zain" w:cs="Zain"/>
-                <w:b/>
-                <w:bCs/>
-                <w:color w:val="0070C0"/>
-                <w:lang w:bidi="fa-IR"/>
-              </w:rPr>
-              <w:t>UC _ 1.</w:t>
-            </w:r>
-            <w:r>
-              <w:rPr>
-                <w:rFonts w:ascii="Zain" w:hAnsi="Zain" w:cs="Zain" w:hint="cs"/>
-                <w:b/>
-                <w:bCs/>
-                <w:color w:val="0070C0"/>
-                <w:rtl/>
-                <w:lang w:bidi="fa-IR"/>
-              </w:rPr>
-              <w:t>4</w:t>
-            </w:r>
-          </w:p>
-          <w:p>
-            <w:pPr>
-              <w:rPr>
-                <w:rFonts w:ascii="Zain" w:hAnsi="Zain" w:cs="Zain"/>
-                <w:b/>
-                <w:bCs/>
-                <w:color w:val="0070C0"/>
-                <w:rtl/>
-                <w:lang w:bidi="fa-IR"/>
-              </w:rPr>
-            </w:pPr>
-            <w:r>
-              <w:rPr>
-                <w:rFonts w:ascii="Zain" w:hAnsi="Zain" w:cs="Zain"/>
-                <w:b/>
-                <w:bCs/>
-                <w:color w:val="0070C0"/>
-                <w:lang w:bidi="fa-IR"/>
-              </w:rPr>
-              <w:t>UC _ 5.1</w:t>
-            </w:r>
-            <w:r>
-              <w:rPr>
-                <w:rFonts w:ascii="Zain" w:hAnsi="Zain" w:cs="Zain" w:hint="cs"/>
-                <w:b/>
-                <w:bCs/>
-                <w:color w:val="0070C0"/>
-                <w:rtl/>
-                <w:lang w:bidi="fa-IR"/>
-              </w:rPr>
-              <w:t>1</w:t>
+                <w:lang w:bidi="fa-IR"/>
+              </w:rPr>
+            </w:pPr>
+            <w:r>
+              <w:rPr>
+                <w:rFonts w:ascii="Zain" w:hAnsi="Zain" w:cs="Zain"/>
+                <w:b/>
+                <w:bCs/>
+                <w:lang w:bidi="fa-IR"/>
+              </w:rPr>
+              <w:t>UC _ 1.10</w:t>
+            </w:r>
+          </w:p>
+          <w:p>
+            <w:pPr>
+              <w:rPr>
+                <w:rFonts w:ascii="Zain" w:hAnsi="Zain" w:cs="Zain"/>
+                <w:b/>
+                <w:bCs/>
+                <w:lang w:bidi="fa-IR"/>
+              </w:rPr>
+            </w:pPr>
+            <w:r>
+              <w:rPr>
+                <w:rFonts w:ascii="Zain" w:hAnsi="Zain" w:cs="Zain"/>
+                <w:b/>
+                <w:bCs/>
+                <w:lang w:bidi="fa-IR"/>
+              </w:rPr>
+              <w:t>UC _ 4.3</w:t>
+            </w:r>
+          </w:p>
+          <w:p>
+            <w:pPr>
+              <w:rPr>
+                <w:rFonts w:ascii="Zain" w:hAnsi="Zain" w:cs="Zain"/>
+                <w:b/>
+                <w:bCs/>
+                <w:color w:val="0070C0"/>
+                <w:rtl/>
+                <w:lang w:bidi="fa-IR"/>
+              </w:rPr>
+            </w:pPr>
+            <w:r>
+              <w:rPr>
+                <w:rFonts w:ascii="Zain" w:hAnsi="Zain" w:cs="Zain"/>
+                <w:b/>
+                <w:bCs/>
+                <w:lang w:bidi="fa-IR"/>
+              </w:rPr>
+              <w:t>UC _ 5.8</w:t>
+            </w:r>
+            <w:r>
+              <w:rPr>
+                <w:rFonts w:ascii="Zain" w:hAnsi="Zain" w:cs="Zain" w:hint="cs"/>
+                <w:b/>
+                <w:bCs/>
+                <w:rtl/>
+                <w:lang w:bidi="fa-IR"/>
+              </w:rPr>
+              <w:t xml:space="preserve"> </w:t>
+            </w:r>
+            <w:r>
+              <w:rPr>
+                <w:rFonts w:ascii="Zain" w:hAnsi="Zain" w:cs="Zain"/>
+                <w:b/>
+                <w:bCs/>
+                <w:lang w:bidi="fa-IR"/>
+              </w:rPr>
+              <w:t>, 5.9</w:t>
             </w:r>
           </w:p>
         </w:tc>
@@ -8161,7 +6314,7 @@
                 <w:rtl/>
                 <w:lang w:bidi="fa-IR"/>
               </w:rPr>
-              <w:t>نمایش اطلاعات ثبت شده</w:t>
+              <w:t>نمایش تبلیغات برای این كسب و كار</w:t>
             </w:r>
           </w:p>
         </w:tc>
@@ -8176,10 +6329,19 @@
               <w:jc w:val="center"/>
               <w:rPr>
                 <w:rFonts w:ascii="Zain" w:hAnsi="Zain" w:cs="Zain"/>
-                <w:rtl/>
-                <w:lang w:bidi="fa-IR"/>
-              </w:rPr>
-            </w:pPr>
+                <w:color w:val="7030A0"/>
+                <w:rtl/>
+                <w:lang w:bidi="fa-IR"/>
+              </w:rPr>
+            </w:pPr>
+            <w:r>
+              <w:rPr>
+                <w:rFonts w:ascii="Zain" w:hAnsi="Zain" w:cs="Zain" w:hint="cs"/>
+                <w:rtl/>
+                <w:lang w:bidi="fa-IR"/>
+              </w:rPr>
+              <w:t>کسب و کار</w:t>
+            </w:r>
           </w:p>
         </w:tc>
       </w:tr>
@@ -8195,17 +6357,11 @@
               <w:jc w:val="center"/>
               <w:rPr>
                 <w:rFonts w:ascii="Zain" w:hAnsi="Zain" w:cs="Zain"/>
-                <w:lang w:bidi="fa-IR"/>
-              </w:rPr>
-            </w:pPr>
-            <w:r>
-              <w:rPr>
-                <w:rFonts w:ascii="Zain" w:hAnsi="Zain" w:cs="Zain" w:hint="cs"/>
-                <w:rtl/>
-                <w:lang w:bidi="fa-IR"/>
-              </w:rPr>
-              <w:t xml:space="preserve">نمایش اطلاعات كاربری كه ان را ثبت كرده </w:t>
-            </w:r>
+                <w:color w:val="EE0000"/>
+                <w:rtl/>
+                <w:lang w:bidi="fa-IR"/>
+              </w:rPr>
+            </w:pPr>
           </w:p>
         </w:tc>
         <w:tc>
@@ -8219,17 +6375,10 @@
               <w:jc w:val="center"/>
               <w:rPr>
                 <w:rFonts w:ascii="Zain" w:hAnsi="Zain" w:cs="Zain"/>
-                <w:lang w:bidi="fa-IR"/>
-              </w:rPr>
-            </w:pPr>
-            <w:r>
-              <w:rPr>
-                <w:rFonts w:ascii="Zain" w:hAnsi="Zain" w:cs="Zain" w:hint="cs"/>
-                <w:rtl/>
-                <w:lang w:bidi="fa-IR"/>
-              </w:rPr>
-              <w:t>كاربران</w:t>
-            </w:r>
+                <w:rtl/>
+                <w:lang w:bidi="fa-IR"/>
+              </w:rPr>
+            </w:pPr>
           </w:p>
         </w:tc>
       </w:tr>
@@ -8382,7 +6531,7 @@
                 <w:rtl/>
                 <w:lang w:bidi="fa-IR"/>
               </w:rPr>
-              <w:t>نام كسب و كار ( رشته )</w:t>
+              <w:t>عنوان تبلیغ ( رشته )</w:t>
             </w:r>
           </w:p>
           <w:p>
@@ -8405,7 +6554,7 @@
                 <w:rtl/>
                 <w:lang w:bidi="fa-IR"/>
               </w:rPr>
-              <w:t>تصویر كسب و كار ( رشته )</w:t>
+              <w:t>توضیحات ( رشته )</w:t>
             </w:r>
           </w:p>
           <w:p>
@@ -8428,7 +6577,7 @@
                 <w:rtl/>
                 <w:lang w:bidi="fa-IR"/>
               </w:rPr>
-              <w:t>توضیحات ( رشته )</w:t>
+              <w:t>تصویر ( رشته )</w:t>
             </w:r>
           </w:p>
           <w:p>
@@ -8439,195 +6588,19 @@
                 <w:numId w:val="1"/>
               </w:numPr>
               <w:bidi/>
-              <w:spacing w:after="160" w:line="278" w:lineRule="auto"/>
-              <w:rPr>
-                <w:rFonts w:ascii="Zain" w:hAnsi="Zain" w:cs="Zain"/>
-                <w:lang w:bidi="fa-IR"/>
-              </w:rPr>
-            </w:pPr>
-            <w:r>
-              <w:rPr>
-                <w:rFonts w:ascii="Zain" w:hAnsi="Zain" w:cs="Zain" w:hint="cs"/>
-                <w:rtl/>
-                <w:lang w:bidi="fa-IR"/>
-              </w:rPr>
-              <w:t>تاریخ تاسیس ( تاریخ )</w:t>
-            </w:r>
-          </w:p>
-          <w:p>
-            <w:pPr>
-              <w:pStyle w:val="ListParagraph"/>
-              <w:numPr>
-                <w:ilvl w:val="0"/>
-                <w:numId w:val="1"/>
-              </w:numPr>
-              <w:bidi/>
-              <w:spacing w:after="160" w:line="278" w:lineRule="auto"/>
-              <w:rPr>
-                <w:rFonts w:ascii="Zain" w:hAnsi="Zain" w:cs="Zain"/>
-                <w:lang w:bidi="fa-IR"/>
-              </w:rPr>
-            </w:pPr>
-            <w:r>
-              <w:rPr>
-                <w:rFonts w:ascii="Zain" w:hAnsi="Zain" w:cs="Zain" w:hint="cs"/>
-                <w:rtl/>
-                <w:lang w:bidi="fa-IR"/>
-              </w:rPr>
-              <w:t>روز های فعال در هفته ( رشته )</w:t>
-            </w:r>
-          </w:p>
-          <w:p>
-            <w:pPr>
-              <w:pStyle w:val="ListParagraph"/>
-              <w:numPr>
-                <w:ilvl w:val="0"/>
-                <w:numId w:val="1"/>
-              </w:numPr>
-              <w:bidi/>
-              <w:spacing w:after="160" w:line="278" w:lineRule="auto"/>
-              <w:rPr>
-                <w:rFonts w:ascii="Zain" w:hAnsi="Zain" w:cs="Zain"/>
-                <w:lang w:bidi="fa-IR"/>
-              </w:rPr>
-            </w:pPr>
-            <w:r>
-              <w:rPr>
-                <w:rFonts w:ascii="Zain" w:hAnsi="Zain" w:cs="Zain" w:hint="cs"/>
-                <w:rtl/>
-                <w:lang w:bidi="fa-IR"/>
-              </w:rPr>
-              <w:t>ساعت شروع كار ( زمان )</w:t>
-            </w:r>
-          </w:p>
-          <w:p>
-            <w:pPr>
-              <w:pStyle w:val="ListParagraph"/>
-              <w:numPr>
-                <w:ilvl w:val="0"/>
-                <w:numId w:val="1"/>
-              </w:numPr>
-              <w:bidi/>
-              <w:spacing w:after="160" w:line="278" w:lineRule="auto"/>
-              <w:rPr>
-                <w:rFonts w:ascii="Zain" w:hAnsi="Zain" w:cs="Zain"/>
-                <w:lang w:bidi="fa-IR"/>
-              </w:rPr>
-            </w:pPr>
-            <w:r>
-              <w:rPr>
-                <w:rFonts w:ascii="Zain" w:hAnsi="Zain" w:cs="Zain" w:hint="cs"/>
-                <w:rtl/>
-                <w:lang w:bidi="fa-IR"/>
-              </w:rPr>
-              <w:t>ساعت پایان كار ( زمان )</w:t>
-            </w:r>
-          </w:p>
-          <w:p>
-            <w:pPr>
-              <w:pStyle w:val="ListParagraph"/>
-              <w:numPr>
-                <w:ilvl w:val="0"/>
-                <w:numId w:val="1"/>
-              </w:numPr>
-              <w:bidi/>
-              <w:spacing w:after="160" w:line="278" w:lineRule="auto"/>
-              <w:rPr>
-                <w:rFonts w:ascii="Zain" w:hAnsi="Zain" w:cs="Zain"/>
-                <w:lang w:bidi="fa-IR"/>
-              </w:rPr>
-            </w:pPr>
-            <w:r>
-              <w:rPr>
-                <w:rFonts w:ascii="Zain" w:hAnsi="Zain" w:cs="Zain" w:hint="cs"/>
-                <w:rtl/>
-                <w:lang w:bidi="fa-IR"/>
-              </w:rPr>
-              <w:t>ساعت شروع استراحت ( زمان )</w:t>
-            </w:r>
-          </w:p>
-          <w:p>
-            <w:pPr>
-              <w:pStyle w:val="ListParagraph"/>
-              <w:numPr>
-                <w:ilvl w:val="0"/>
-                <w:numId w:val="1"/>
-              </w:numPr>
-              <w:bidi/>
-              <w:spacing w:after="160" w:line="278" w:lineRule="auto"/>
-              <w:rPr>
-                <w:rFonts w:ascii="Zain" w:hAnsi="Zain" w:cs="Zain"/>
-                <w:lang w:bidi="fa-IR"/>
-              </w:rPr>
-            </w:pPr>
-            <w:r>
-              <w:rPr>
-                <w:rFonts w:ascii="Zain" w:hAnsi="Zain" w:cs="Zain" w:hint="cs"/>
-                <w:rtl/>
-                <w:lang w:bidi="fa-IR"/>
-              </w:rPr>
-              <w:t>ساعت پایان استراحت ( زمان )</w:t>
-            </w:r>
-          </w:p>
-          <w:p>
-            <w:pPr>
-              <w:pStyle w:val="ListParagraph"/>
-              <w:numPr>
-                <w:ilvl w:val="0"/>
-                <w:numId w:val="1"/>
-              </w:numPr>
-              <w:bidi/>
-              <w:spacing w:after="160" w:line="278" w:lineRule="auto"/>
-              <w:rPr>
-                <w:rFonts w:ascii="Zain" w:hAnsi="Zain" w:cs="Zain"/>
-                <w:lang w:bidi="fa-IR"/>
-              </w:rPr>
-            </w:pPr>
-            <w:r>
-              <w:rPr>
-                <w:rFonts w:ascii="Zain" w:hAnsi="Zain" w:cs="Zain" w:hint="cs"/>
-                <w:rtl/>
-                <w:lang w:bidi="fa-IR"/>
-              </w:rPr>
-              <w:t>آدرس دقیق ( رشته )</w:t>
-            </w:r>
-          </w:p>
-          <w:p>
-            <w:pPr>
-              <w:pStyle w:val="ListParagraph"/>
-              <w:numPr>
-                <w:ilvl w:val="0"/>
-                <w:numId w:val="1"/>
-              </w:numPr>
-              <w:bidi/>
-              <w:rPr>
-                <w:rFonts w:ascii="Zain" w:hAnsi="Zain" w:cs="Zain"/>
-                <w:rtl/>
-                <w:lang w:bidi="fa-IR"/>
-              </w:rPr>
-            </w:pPr>
-            <w:r>
-              <w:rPr>
-                <w:rFonts w:ascii="Zain" w:hAnsi="Zain" w:cs="Zain" w:hint="cs"/>
-                <w:rtl/>
-                <w:lang w:bidi="fa-IR"/>
-              </w:rPr>
-              <w:t xml:space="preserve">شناسه یکتای كاربری كه این كسب و كار را ثبت كرده ( </w:t>
-            </w:r>
-            <w:r>
-              <w:rPr>
-                <w:rFonts w:ascii="Zain" w:hAnsi="Zain" w:cs="Zain" w:hint="cs"/>
-                <w:lang w:bidi="fa-IR"/>
-              </w:rPr>
-              <w:t>GUID</w:t>
-            </w:r>
-            <w:r>
-              <w:rPr>
-                <w:rFonts w:ascii="Zain" w:hAnsi="Zain" w:cs="Zain" w:hint="cs"/>
-                <w:rtl/>
-                <w:lang w:bidi="fa-IR"/>
-              </w:rPr>
-              <w:t xml:space="preserve"> )</w:t>
+              <w:rPr>
+                <w:rFonts w:ascii="Zain" w:hAnsi="Zain" w:cs="Zain"/>
+                <w:rtl/>
+                <w:lang w:bidi="fa-IR"/>
+              </w:rPr>
+            </w:pPr>
+            <w:r>
+              <w:rPr>
+                <w:rFonts w:ascii="Zain" w:hAnsi="Zain" w:cs="Zain" w:hint="cs"/>
+                <w:rtl/>
+                <w:lang w:bidi="fa-IR"/>
+              </w:rPr>
+              <w:t>تاریخ آخرین تغییر ( تاریخ و زمان )</w:t>
             </w:r>
           </w:p>
         </w:tc>
@@ -8852,7 +6825,15 @@
                 <w:rtl/>
                 <w:lang w:bidi="fa-IR"/>
               </w:rPr>
-              <w:t>شهر ، نوع کسب و کار</w:t>
+              <w:t xml:space="preserve">کسب و کار </w:t>
+            </w:r>
+            <w:r>
+              <w:rPr>
+                <w:rFonts w:ascii="Zain" w:hAnsi="Zain" w:cs="Zain" w:hint="cs"/>
+                <w:rtl/>
+                <w:lang w:bidi="fa-IR"/>
+              </w:rPr>
+              <w:t xml:space="preserve"> ، کاربر</w:t>
             </w:r>
           </w:p>
         </w:tc>
@@ -9079,7 +7060,7 @@
                 <w:rtl/>
                 <w:lang w:bidi="fa-IR"/>
               </w:rPr>
-              <w:t>نوع كسب و كار ها</w:t>
+              <w:t>نوبت</w:t>
             </w:r>
           </w:p>
         </w:tc>
@@ -9134,12 +7115,13 @@
             </w:r>
             <w:r>
               <w:rPr>
-                <w:rFonts w:ascii="Zain" w:hAnsi="Zain" w:cs="Zain"/>
-                <w:b/>
-                <w:bCs/>
-                <w:lang w:bidi="fa-IR"/>
-              </w:rPr>
-              <w:t>7</w:t>
+                <w:rFonts w:ascii="Zain" w:hAnsi="Zain" w:cs="Zain" w:hint="cs"/>
+                <w:b/>
+                <w:bCs/>
+                <w:rtl/>
+                <w:lang w:bidi="fa-IR"/>
+              </w:rPr>
+              <w:t>6</w:t>
             </w:r>
           </w:p>
         </w:tc>
@@ -9215,7 +7197,7 @@
                 <w:rtl/>
                 <w:lang w:bidi="fa-IR"/>
               </w:rPr>
-              <w:t>نوع كسب و كار ها از توی این جدول خوانده می شوند</w:t>
+              <w:t>مدیریت نوبت های یك كسب و كار</w:t>
             </w:r>
           </w:p>
         </w:tc>
@@ -9275,83 +7257,36 @@
                 <w:b/>
                 <w:bCs/>
                 <w:color w:val="0070C0"/>
-                <w:lang w:bidi="fa-IR"/>
-              </w:rPr>
-            </w:pPr>
-            <w:r>
-              <w:rPr>
-                <w:rFonts w:ascii="Zain" w:hAnsi="Zain" w:cs="Zain"/>
-                <w:b/>
-                <w:bCs/>
-                <w:color w:val="0070C0"/>
-                <w:lang w:bidi="fa-IR"/>
-              </w:rPr>
-              <w:t>UC _ 3.</w:t>
-            </w:r>
-            <w:r>
-              <w:rPr>
-                <w:rFonts w:ascii="Zain" w:hAnsi="Zain" w:cs="Zain" w:hint="cs"/>
-                <w:b/>
-                <w:bCs/>
-                <w:color w:val="0070C0"/>
-                <w:rtl/>
-                <w:lang w:bidi="fa-IR"/>
-              </w:rPr>
-              <w:t>4</w:t>
-            </w:r>
-            <w:r>
-              <w:rPr>
-                <w:rFonts w:ascii="Zain" w:hAnsi="Zain" w:cs="Zain"/>
-                <w:b/>
-                <w:bCs/>
-                <w:color w:val="0070C0"/>
-                <w:lang w:bidi="fa-IR"/>
-              </w:rPr>
-              <w:t>-3.</w:t>
-            </w:r>
-            <w:r>
-              <w:rPr>
-                <w:rFonts w:ascii="Zain" w:hAnsi="Zain" w:cs="Zain" w:hint="cs"/>
-                <w:b/>
-                <w:bCs/>
-                <w:color w:val="0070C0"/>
-                <w:rtl/>
-                <w:lang w:bidi="fa-IR"/>
-              </w:rPr>
-              <w:t>6</w:t>
-            </w:r>
-          </w:p>
-          <w:p>
-            <w:pPr>
-              <w:rPr>
-                <w:rFonts w:ascii="Zain" w:hAnsi="Zain" w:cs="Zain"/>
-                <w:b/>
-                <w:bCs/>
-                <w:color w:val="0070C0"/>
-                <w:rtl/>
-                <w:lang w:bidi="fa-IR"/>
-              </w:rPr>
-            </w:pPr>
-            <w:r>
-              <w:rPr>
-                <w:rFonts w:ascii="Zain" w:hAnsi="Zain" w:cs="Zain"/>
-                <w:b/>
-                <w:bCs/>
-                <w:color w:val="0070C0"/>
-                <w:lang w:bidi="fa-IR"/>
-              </w:rPr>
-              <w:t>UC _ 5.1</w:t>
-            </w:r>
-            <w:r>
-              <w:rPr>
-                <w:rFonts w:ascii="Zain" w:hAnsi="Zain" w:cs="Zain" w:hint="cs"/>
-                <w:b/>
-                <w:bCs/>
-                <w:color w:val="0070C0"/>
-                <w:rtl/>
-                <w:lang w:bidi="fa-IR"/>
-              </w:rPr>
-              <w:t>1</w:t>
+                <w:rtl/>
+                <w:lang w:bidi="fa-IR"/>
+              </w:rPr>
+            </w:pPr>
+            <w:r>
+              <w:rPr>
+                <w:rFonts w:ascii="Zain" w:hAnsi="Zain" w:cs="Zain"/>
+                <w:b/>
+                <w:bCs/>
+                <w:lang w:bidi="fa-IR"/>
+              </w:rPr>
+              <w:t>UC _ 4.</w:t>
+            </w:r>
+            <w:r>
+              <w:rPr>
+                <w:rFonts w:ascii="Zain" w:hAnsi="Zain" w:cs="Zain"/>
+                <w:b/>
+                <w:bCs/>
+                <w:lang w:bidi="fa-IR"/>
+              </w:rPr>
+              <w:t xml:space="preserve">4 - </w:t>
+            </w:r>
+            <w:r>
+              <w:rPr>
+                <w:rFonts w:ascii="Zain" w:hAnsi="Zain" w:cs="Zain"/>
+                <w:b/>
+                <w:bCs/>
+                <w:lang w:bidi="fa-IR"/>
+              </w:rPr>
+              <w:t>4.7</w:t>
             </w:r>
           </w:p>
         </w:tc>
@@ -9444,7 +7379,7 @@
                 <w:rtl/>
                 <w:lang w:bidi="fa-IR"/>
               </w:rPr>
-              <w:t>ارائه نام نوع كسب و كار ها با وجود ای دی و برعكس</w:t>
+              <w:t>نمایش نوبت های این كسب و كار</w:t>
             </w:r>
           </w:p>
         </w:tc>
@@ -9469,7 +7404,7 @@
                 <w:rtl/>
                 <w:lang w:bidi="fa-IR"/>
               </w:rPr>
-              <w:t>(هر كلاسی كه از ای دی نوع كسب و كار استفاده می كند)</w:t>
+              <w:t>کسب و کار</w:t>
             </w:r>
           </w:p>
         </w:tc>
@@ -9486,18 +7421,11 @@
               <w:jc w:val="center"/>
               <w:rPr>
                 <w:rFonts w:ascii="Zain" w:hAnsi="Zain" w:cs="Zain"/>
-                <w:rtl/>
-                <w:lang w:bidi="fa-IR"/>
-              </w:rPr>
-            </w:pPr>
-            <w:r>
-              <w:rPr>
-                <w:rFonts w:ascii="Zain" w:hAnsi="Zain" w:cs="Zain" w:hint="cs"/>
-                <w:rtl/>
-                <w:lang w:bidi="fa-IR"/>
-              </w:rPr>
-              <w:t xml:space="preserve">نگه داری لیست كسب و كار ها </w:t>
-            </w:r>
+                <w:color w:val="EE0000"/>
+                <w:rtl/>
+                <w:lang w:bidi="fa-IR"/>
+              </w:rPr>
+            </w:pPr>
           </w:p>
         </w:tc>
         <w:tc>
@@ -9512,67 +7440,6 @@
               <w:rPr>
                 <w:rFonts w:ascii="Zain" w:hAnsi="Zain" w:cs="Zain"/>
                 <w:rtl/>
-                <w:lang w:bidi="fa-IR"/>
-              </w:rPr>
-            </w:pPr>
-          </w:p>
-        </w:tc>
-      </w:tr>
-      <w:tr>
-        <w:tc>
-          <w:tcPr>
-            <w:tcW w:w="5670" w:type="dxa"/>
-            <w:gridSpan w:val="2"/>
-          </w:tcPr>
-          <w:p>
-            <w:pPr>
-              <w:bidi/>
-              <w:jc w:val="center"/>
-              <w:rPr>
-                <w:rFonts w:ascii="Zain" w:hAnsi="Zain" w:cs="Zain"/>
-                <w:color w:val="EE0000"/>
-                <w:lang w:bidi="fa-IR"/>
-              </w:rPr>
-            </w:pPr>
-            <w:r>
-              <w:rPr>
-                <w:rFonts w:ascii="Zain" w:hAnsi="Zain" w:cs="Zain" w:hint="cs"/>
-                <w:color w:val="EE0000"/>
-                <w:rtl/>
-                <w:lang w:bidi="fa-IR"/>
-              </w:rPr>
-              <w:t xml:space="preserve">عملیات </w:t>
-            </w:r>
-            <w:r>
-              <w:rPr>
-                <w:rFonts w:ascii="Zain" w:hAnsi="Zain" w:cs="Zain" w:hint="cs"/>
-                <w:color w:val="EE0000"/>
-                <w:lang w:bidi="fa-IR"/>
-              </w:rPr>
-              <w:t>CRUD</w:t>
-            </w:r>
-            <w:r>
-              <w:rPr>
-                <w:rFonts w:ascii="Zain" w:hAnsi="Zain" w:cs="Zain" w:hint="cs"/>
-                <w:color w:val="EE0000"/>
-                <w:rtl/>
-                <w:lang w:bidi="fa-IR"/>
-              </w:rPr>
-              <w:t xml:space="preserve"> روی نوع كسب و كار ها</w:t>
-            </w:r>
-          </w:p>
-        </w:tc>
-        <w:tc>
-          <w:tcPr>
-            <w:tcW w:w="5682" w:type="dxa"/>
-            <w:gridSpan w:val="2"/>
-          </w:tcPr>
-          <w:p>
-            <w:pPr>
-              <w:bidi/>
-              <w:jc w:val="center"/>
-              <w:rPr>
-                <w:rFonts w:ascii="Zain" w:hAnsi="Zain" w:cs="Zain"/>
                 <w:lang w:bidi="fa-IR"/>
               </w:rPr>
             </w:pPr>
@@ -9690,7 +7557,22 @@
                 <w:rtl/>
                 <w:lang w:bidi="fa-IR"/>
               </w:rPr>
-              <w:t>ای دی ( عدد طبیعی )</w:t>
+              <w:t xml:space="preserve">شناسه یكتا ( </w:t>
+            </w:r>
+            <w:r>
+              <w:rPr>
+                <w:rFonts w:ascii="Zain" w:hAnsi="Zain" w:cs="Zain" w:hint="cs"/>
+                <w:lang w:bidi="fa-IR"/>
+              </w:rPr>
+              <w:t>GUID</w:t>
+            </w:r>
+            <w:r>
+              <w:rPr>
+                <w:rFonts w:ascii="Zain" w:hAnsi="Zain" w:cs="Zain" w:hint="cs"/>
+                <w:rtl/>
+                <w:lang w:bidi="fa-IR"/>
+              </w:rPr>
+              <w:t xml:space="preserve"> )</w:t>
             </w:r>
           </w:p>
           <w:p>
@@ -9701,19 +7583,88 @@
                 <w:numId w:val="1"/>
               </w:numPr>
               <w:bidi/>
-              <w:rPr>
-                <w:rFonts w:ascii="Zain" w:hAnsi="Zain" w:cs="Zain"/>
-                <w:rtl/>
-                <w:lang w:bidi="fa-IR"/>
-              </w:rPr>
-            </w:pPr>
-            <w:r>
-              <w:rPr>
-                <w:rFonts w:ascii="Zain" w:hAnsi="Zain" w:cs="Zain" w:hint="cs"/>
-                <w:rtl/>
-                <w:lang w:bidi="fa-IR"/>
-              </w:rPr>
-              <w:t>اسم نوع كسب و كار ( رشته )</w:t>
+              <w:spacing w:after="160" w:line="278" w:lineRule="auto"/>
+              <w:rPr>
+                <w:rFonts w:ascii="Zain" w:hAnsi="Zain" w:cs="Zain"/>
+                <w:lang w:bidi="fa-IR"/>
+              </w:rPr>
+            </w:pPr>
+            <w:r>
+              <w:rPr>
+                <w:rFonts w:ascii="Zain" w:hAnsi="Zain" w:cs="Zain" w:hint="cs"/>
+                <w:rtl/>
+                <w:lang w:bidi="fa-IR"/>
+              </w:rPr>
+              <w:t>تاریخ نوبت ( تاریخ )</w:t>
+            </w:r>
+          </w:p>
+          <w:p>
+            <w:pPr>
+              <w:pStyle w:val="ListParagraph"/>
+              <w:numPr>
+                <w:ilvl w:val="0"/>
+                <w:numId w:val="1"/>
+              </w:numPr>
+              <w:bidi/>
+              <w:spacing w:after="160" w:line="278" w:lineRule="auto"/>
+              <w:rPr>
+                <w:rFonts w:ascii="Zain" w:hAnsi="Zain" w:cs="Zain"/>
+                <w:lang w:bidi="fa-IR"/>
+              </w:rPr>
+            </w:pPr>
+            <w:r>
+              <w:rPr>
+                <w:rFonts w:ascii="Zain" w:hAnsi="Zain" w:cs="Zain" w:hint="cs"/>
+                <w:rtl/>
+                <w:lang w:bidi="fa-IR"/>
+              </w:rPr>
+              <w:t>زمان نوبت ( زمان )</w:t>
+            </w:r>
+          </w:p>
+          <w:p>
+            <w:pPr>
+              <w:pStyle w:val="ListParagraph"/>
+              <w:numPr>
+                <w:ilvl w:val="0"/>
+                <w:numId w:val="1"/>
+              </w:numPr>
+              <w:bidi/>
+              <w:spacing w:after="160" w:line="278" w:lineRule="auto"/>
+              <w:rPr>
+                <w:rFonts w:ascii="Zain" w:hAnsi="Zain" w:cs="Zain"/>
+                <w:lang w:bidi="fa-IR"/>
+              </w:rPr>
+            </w:pPr>
+            <w:r>
+              <w:rPr>
+                <w:rFonts w:ascii="Zain" w:hAnsi="Zain" w:cs="Zain" w:hint="cs"/>
+                <w:rtl/>
+                <w:lang w:bidi="fa-IR"/>
+              </w:rPr>
+              <w:t>قیمت ( عدد طبیعی )</w:t>
+            </w:r>
+          </w:p>
+          <w:p>
+            <w:pPr>
+              <w:pStyle w:val="ListParagraph"/>
+              <w:numPr>
+                <w:ilvl w:val="0"/>
+                <w:numId w:val="1"/>
+              </w:numPr>
+              <w:bidi/>
+              <w:rPr>
+                <w:rFonts w:ascii="Zain" w:hAnsi="Zain" w:cs="Zain"/>
+                <w:rtl/>
+                <w:lang w:bidi="fa-IR"/>
+              </w:rPr>
+            </w:pPr>
+            <w:r>
+              <w:rPr>
+                <w:rFonts w:ascii="Zain" w:hAnsi="Zain" w:cs="Zain" w:hint="cs"/>
+                <w:rtl/>
+                <w:lang w:bidi="fa-IR"/>
+              </w:rPr>
+              <w:t>آیا رزرو شده است ؟ ( بولین )</w:t>
             </w:r>
           </w:p>
         </w:tc>
@@ -9933,6 +7884,14 @@
                 <w:lang w:bidi="fa-IR"/>
               </w:rPr>
             </w:pPr>
+            <w:r>
+              <w:rPr>
+                <w:rFonts w:ascii="Zain" w:hAnsi="Zain" w:cs="Zain" w:hint="cs"/>
+                <w:rtl/>
+                <w:lang w:bidi="fa-IR"/>
+              </w:rPr>
+              <w:t>کاربر</w:t>
+            </w:r>
           </w:p>
         </w:tc>
       </w:tr>
@@ -10158,7 +8117,7 @@
                 <w:rtl/>
                 <w:lang w:bidi="fa-IR"/>
               </w:rPr>
-              <w:t>تبلیغات</w:t>
+              <w:t>رزرو نوبت</w:t>
             </w:r>
           </w:p>
         </w:tc>
@@ -10213,12 +8172,13 @@
             </w:r>
             <w:r>
               <w:rPr>
-                <w:rFonts w:ascii="Zain" w:hAnsi="Zain" w:cs="Zain"/>
-                <w:b/>
-                <w:bCs/>
-                <w:lang w:bidi="fa-IR"/>
-              </w:rPr>
-              <w:t>8</w:t>
+                <w:rFonts w:ascii="Zain" w:hAnsi="Zain" w:cs="Zain" w:hint="cs"/>
+                <w:b/>
+                <w:bCs/>
+                <w:rtl/>
+                <w:lang w:bidi="fa-IR"/>
+              </w:rPr>
+              <w:t>7</w:t>
             </w:r>
           </w:p>
         </w:tc>
@@ -10294,7 +8254,7 @@
                 <w:rtl/>
                 <w:lang w:bidi="fa-IR"/>
               </w:rPr>
-              <w:t>مدیریت تبلیغ های یك كسب و كار</w:t>
+              <w:t>رزرو نوبت های یك كسب و كار</w:t>
             </w:r>
           </w:p>
         </w:tc>
@@ -10353,83 +8313,57 @@
                 <w:rFonts w:ascii="Zain" w:hAnsi="Zain" w:cs="Zain"/>
                 <w:b/>
                 <w:bCs/>
-                <w:color w:val="0070C0"/>
-                <w:lang w:bidi="fa-IR"/>
-              </w:rPr>
-            </w:pPr>
-            <w:r>
-              <w:rPr>
-                <w:rFonts w:ascii="Zain" w:hAnsi="Zain" w:cs="Zain"/>
-                <w:b/>
-                <w:bCs/>
-                <w:color w:val="0070C0"/>
-                <w:lang w:bidi="fa-IR"/>
-              </w:rPr>
-              <w:t>UC _ 1.10</w:t>
-            </w:r>
-          </w:p>
-          <w:p>
-            <w:pPr>
-              <w:rPr>
-                <w:rFonts w:ascii="Zain" w:hAnsi="Zain" w:cs="Zain"/>
-                <w:b/>
-                <w:bCs/>
-                <w:color w:val="0070C0"/>
-                <w:lang w:bidi="fa-IR"/>
-              </w:rPr>
-            </w:pPr>
-            <w:r>
-              <w:rPr>
-                <w:rFonts w:ascii="Zain" w:hAnsi="Zain" w:cs="Zain"/>
-                <w:b/>
-                <w:bCs/>
-                <w:color w:val="0070C0"/>
-                <w:lang w:bidi="fa-IR"/>
-              </w:rPr>
-              <w:t>UC _ 4.3</w:t>
-            </w:r>
-          </w:p>
-          <w:p>
-            <w:pPr>
-              <w:rPr>
-                <w:rFonts w:ascii="Zain" w:hAnsi="Zain" w:cs="Zain"/>
-                <w:b/>
-                <w:bCs/>
-                <w:color w:val="0070C0"/>
-                <w:rtl/>
-                <w:lang w:bidi="fa-IR"/>
-              </w:rPr>
-            </w:pPr>
-            <w:r>
-              <w:rPr>
-                <w:rFonts w:ascii="Zain" w:hAnsi="Zain" w:cs="Zain"/>
-                <w:b/>
-                <w:bCs/>
-                <w:color w:val="0070C0"/>
-                <w:lang w:bidi="fa-IR"/>
-              </w:rPr>
-              <w:t>UC _ 5.8</w:t>
-            </w:r>
-            <w:r>
-              <w:rPr>
-                <w:rFonts w:ascii="Zain" w:hAnsi="Zain" w:cs="Zain" w:hint="cs"/>
-                <w:b/>
-                <w:bCs/>
-                <w:color w:val="0070C0"/>
-                <w:rtl/>
-                <w:lang w:bidi="fa-IR"/>
-              </w:rPr>
-              <w:t xml:space="preserve"> </w:t>
-            </w:r>
-            <w:r>
-              <w:rPr>
-                <w:rFonts w:ascii="Zain" w:hAnsi="Zain" w:cs="Zain"/>
-                <w:b/>
-                <w:bCs/>
-                <w:color w:val="0070C0"/>
-                <w:lang w:bidi="fa-IR"/>
-              </w:rPr>
-              <w:t>, 5.9</w:t>
+                <w:lang w:bidi="fa-IR"/>
+              </w:rPr>
+            </w:pPr>
+            <w:r>
+              <w:rPr>
+                <w:rFonts w:ascii="Zain" w:hAnsi="Zain" w:cs="Zain"/>
+                <w:b/>
+                <w:bCs/>
+                <w:lang w:bidi="fa-IR"/>
+              </w:rPr>
+              <w:t>UC _ 2.3 - 2.6</w:t>
+            </w:r>
+          </w:p>
+          <w:p>
+            <w:pPr>
+              <w:rPr>
+                <w:rFonts w:ascii="Zain" w:hAnsi="Zain" w:cs="Zain"/>
+                <w:b/>
+                <w:bCs/>
+                <w:lang w:bidi="fa-IR"/>
+              </w:rPr>
+            </w:pPr>
+            <w:r>
+              <w:rPr>
+                <w:rFonts w:ascii="Zain" w:hAnsi="Zain" w:cs="Zain"/>
+                <w:b/>
+                <w:bCs/>
+                <w:lang w:bidi="fa-IR"/>
+              </w:rPr>
+              <w:t>UC _ 3.1 , 3.3 , 3.7 , 3.15</w:t>
+            </w:r>
+          </w:p>
+          <w:p>
+            <w:pPr>
+              <w:rPr>
+                <w:rFonts w:ascii="Zain" w:hAnsi="Zain" w:cs="Zain"/>
+                <w:b/>
+                <w:bCs/>
+                <w:color w:val="0070C0"/>
+                <w:rtl/>
+                <w:lang w:bidi="fa-IR"/>
+              </w:rPr>
+            </w:pPr>
+            <w:r>
+              <w:rPr>
+                <w:rFonts w:ascii="Zain" w:hAnsi="Zain" w:cs="Zain"/>
+                <w:b/>
+                <w:bCs/>
+                <w:lang w:bidi="fa-IR"/>
+              </w:rPr>
+              <w:t>UC _ 4.5</w:t>
             </w:r>
           </w:p>
         </w:tc>
@@ -10522,7 +8456,7 @@
                 <w:rtl/>
                 <w:lang w:bidi="fa-IR"/>
               </w:rPr>
-              <w:t>نمایش تبلیغات برای این كسب و كار</w:t>
+              <w:t>رزرو نوبت های ثبت شده</w:t>
             </w:r>
           </w:p>
         </w:tc>
@@ -10541,6 +8475,14 @@
                 <w:lang w:bidi="fa-IR"/>
               </w:rPr>
             </w:pPr>
+            <w:r>
+              <w:rPr>
+                <w:rFonts w:ascii="Zain" w:hAnsi="Zain" w:cs="Zain" w:hint="cs"/>
+                <w:rtl/>
+                <w:lang w:bidi="fa-IR"/>
+              </w:rPr>
+              <w:t>كابر ، نوبت</w:t>
+            </w:r>
           </w:p>
         </w:tc>
       </w:tr>
@@ -10556,36 +8498,17 @@
               <w:jc w:val="center"/>
               <w:rPr>
                 <w:rFonts w:ascii="Zain" w:hAnsi="Zain" w:cs="Zain"/>
-                <w:color w:val="EE0000"/>
-                <w:rtl/>
-                <w:lang w:bidi="fa-IR"/>
-              </w:rPr>
-            </w:pPr>
-            <w:r>
-              <w:rPr>
-                <w:rFonts w:ascii="Zain" w:hAnsi="Zain" w:cs="Zain" w:hint="cs"/>
-                <w:color w:val="EE0000"/>
-                <w:rtl/>
-                <w:lang w:bidi="fa-IR"/>
-              </w:rPr>
-              <w:t xml:space="preserve">توانایی انجام عملیات های </w:t>
-            </w:r>
-            <w:r>
-              <w:rPr>
-                <w:rFonts w:ascii="Zain" w:hAnsi="Zain" w:cs="Zain" w:hint="cs"/>
-                <w:color w:val="EE0000"/>
-                <w:lang w:bidi="fa-IR"/>
-              </w:rPr>
-              <w:t>CRUD</w:t>
-            </w:r>
-            <w:r>
-              <w:rPr>
-                <w:rFonts w:ascii="Zain" w:hAnsi="Zain" w:cs="Zain" w:hint="cs"/>
-                <w:color w:val="EE0000"/>
-                <w:rtl/>
-                <w:lang w:bidi="fa-IR"/>
-              </w:rPr>
-              <w:t xml:space="preserve"> برای تبلیغات</w:t>
+                <w:rtl/>
+                <w:lang w:bidi="fa-IR"/>
+              </w:rPr>
+            </w:pPr>
+            <w:r>
+              <w:rPr>
+                <w:rFonts w:ascii="Zain" w:hAnsi="Zain" w:cs="Zain" w:hint="cs"/>
+                <w:rtl/>
+                <w:lang w:bidi="fa-IR"/>
+              </w:rPr>
+              <w:t>لغو نوبت رزور شده</w:t>
             </w:r>
           </w:p>
         </w:tc>
@@ -10610,7 +8533,7 @@
                 <w:rtl/>
                 <w:lang w:bidi="fa-IR"/>
               </w:rPr>
-              <w:t xml:space="preserve">كاربران ، كسب و كار ها </w:t>
+              <w:t>كابر ، نوبت</w:t>
             </w:r>
           </w:p>
         </w:tc>
@@ -10703,7 +8626,18 @@
                 <w:rtl/>
                 <w:lang w:bidi="fa-IR"/>
               </w:rPr>
-              <w:t>صفت ها :</w:t>
+              <w:t>ص</w:t>
+            </w:r>
+            <w:r>
+              <w:rPr>
+                <w:rFonts w:ascii="Zain" w:hAnsi="Zain" w:cs="Zain" w:hint="cs"/>
+                <w:b/>
+                <w:bCs/>
+                <w:color w:val="0070C0"/>
+                <w:rtl/>
+                <w:lang w:bidi="fa-IR"/>
+              </w:rPr>
+              <w:t>فت ها :</w:t>
             </w:r>
           </w:p>
           <w:p>
@@ -10717,6 +8651,7 @@
               <w:spacing w:after="160" w:line="278" w:lineRule="auto"/>
               <w:rPr>
                 <w:rFonts w:ascii="Zain" w:hAnsi="Zain" w:cs="Zain"/>
+                <w:rtl/>
                 <w:lang w:bidi="fa-IR"/>
               </w:rPr>
             </w:pPr>
@@ -10742,136 +8677,6 @@
                 <w:lang w:bidi="fa-IR"/>
               </w:rPr>
               <w:t xml:space="preserve"> )</w:t>
-            </w:r>
-          </w:p>
-          <w:p>
-            <w:pPr>
-              <w:pStyle w:val="ListParagraph"/>
-              <w:numPr>
-                <w:ilvl w:val="0"/>
-                <w:numId w:val="1"/>
-              </w:numPr>
-              <w:bidi/>
-              <w:spacing w:after="160" w:line="278" w:lineRule="auto"/>
-              <w:rPr>
-                <w:rFonts w:ascii="Zain" w:hAnsi="Zain" w:cs="Zain"/>
-                <w:lang w:bidi="fa-IR"/>
-              </w:rPr>
-            </w:pPr>
-            <w:r>
-              <w:rPr>
-                <w:rFonts w:ascii="Zain" w:hAnsi="Zain" w:cs="Zain" w:hint="cs"/>
-                <w:rtl/>
-                <w:lang w:bidi="fa-IR"/>
-              </w:rPr>
-              <w:t>عنوان تبلیغ ( رشته )</w:t>
-            </w:r>
-          </w:p>
-          <w:p>
-            <w:pPr>
-              <w:pStyle w:val="ListParagraph"/>
-              <w:numPr>
-                <w:ilvl w:val="0"/>
-                <w:numId w:val="1"/>
-              </w:numPr>
-              <w:bidi/>
-              <w:spacing w:after="160" w:line="278" w:lineRule="auto"/>
-              <w:rPr>
-                <w:rFonts w:ascii="Zain" w:hAnsi="Zain" w:cs="Zain"/>
-                <w:lang w:bidi="fa-IR"/>
-              </w:rPr>
-            </w:pPr>
-            <w:r>
-              <w:rPr>
-                <w:rFonts w:ascii="Zain" w:hAnsi="Zain" w:cs="Zain" w:hint="cs"/>
-                <w:rtl/>
-                <w:lang w:bidi="fa-IR"/>
-              </w:rPr>
-              <w:t>توضیحات ( رشته )</w:t>
-            </w:r>
-          </w:p>
-          <w:p>
-            <w:pPr>
-              <w:pStyle w:val="ListParagraph"/>
-              <w:numPr>
-                <w:ilvl w:val="0"/>
-                <w:numId w:val="1"/>
-              </w:numPr>
-              <w:bidi/>
-              <w:spacing w:after="160" w:line="278" w:lineRule="auto"/>
-              <w:rPr>
-                <w:rFonts w:ascii="Zain" w:hAnsi="Zain" w:cs="Zain"/>
-                <w:lang w:bidi="fa-IR"/>
-              </w:rPr>
-            </w:pPr>
-            <w:r>
-              <w:rPr>
-                <w:rFonts w:ascii="Zain" w:hAnsi="Zain" w:cs="Zain" w:hint="cs"/>
-                <w:rtl/>
-                <w:lang w:bidi="fa-IR"/>
-              </w:rPr>
-              <w:t>تصویر ( رشته )</w:t>
-            </w:r>
-          </w:p>
-          <w:p>
-            <w:pPr>
-              <w:pStyle w:val="ListParagraph"/>
-              <w:numPr>
-                <w:ilvl w:val="0"/>
-                <w:numId w:val="1"/>
-              </w:numPr>
-              <w:bidi/>
-              <w:spacing w:after="160" w:line="278" w:lineRule="auto"/>
-              <w:rPr>
-                <w:rFonts w:ascii="Zain" w:hAnsi="Zain" w:cs="Zain"/>
-                <w:lang w:bidi="fa-IR"/>
-              </w:rPr>
-            </w:pPr>
-            <w:r>
-              <w:rPr>
-                <w:rFonts w:ascii="Zain" w:hAnsi="Zain" w:cs="Zain" w:hint="cs"/>
-                <w:rtl/>
-                <w:lang w:bidi="fa-IR"/>
-              </w:rPr>
-              <w:t xml:space="preserve">ای دی فرد تغییر دهنده در اطلاعات ( </w:t>
-            </w:r>
-            <w:r>
-              <w:rPr>
-                <w:rFonts w:ascii="Zain" w:hAnsi="Zain" w:cs="Zain" w:hint="cs"/>
-                <w:lang w:bidi="fa-IR"/>
-              </w:rPr>
-              <w:t>GUID</w:t>
-            </w:r>
-            <w:r>
-              <w:rPr>
-                <w:rFonts w:ascii="Zain" w:hAnsi="Zain" w:cs="Zain" w:hint="cs"/>
-                <w:rtl/>
-                <w:lang w:bidi="fa-IR"/>
-              </w:rPr>
-              <w:t xml:space="preserve"> )</w:t>
-            </w:r>
-          </w:p>
-          <w:p>
-            <w:pPr>
-              <w:pStyle w:val="ListParagraph"/>
-              <w:numPr>
-                <w:ilvl w:val="0"/>
-                <w:numId w:val="1"/>
-              </w:numPr>
-              <w:bidi/>
-              <w:rPr>
-                <w:rFonts w:ascii="Zain" w:hAnsi="Zain" w:cs="Zain"/>
-                <w:rtl/>
-                <w:lang w:bidi="fa-IR"/>
-              </w:rPr>
-            </w:pPr>
-            <w:r>
-              <w:rPr>
-                <w:rFonts w:ascii="Zain" w:hAnsi="Zain" w:cs="Zain" w:hint="cs"/>
-                <w:rtl/>
-                <w:lang w:bidi="fa-IR"/>
-              </w:rPr>
-              <w:t>تاریخ آخرین تغییر ( تاریخ و زمان )</w:t>
             </w:r>
           </w:p>
         </w:tc>
@@ -11096,7 +8901,23 @@
                 <w:rtl/>
                 <w:lang w:bidi="fa-IR"/>
               </w:rPr>
-              <w:t>کسب و کار ، مشتری</w:t>
+              <w:t xml:space="preserve">نوبت ، </w:t>
+            </w:r>
+            <w:r>
+              <w:rPr>
+                <w:rFonts w:ascii="Zain" w:hAnsi="Zain" w:cs="Zain" w:hint="cs"/>
+                <w:rtl/>
+                <w:lang w:bidi="fa-IR"/>
+              </w:rPr>
+              <w:t>کاربر</w:t>
+            </w:r>
+            <w:r>
+              <w:rPr>
+                <w:rFonts w:ascii="Zain" w:hAnsi="Zain" w:cs="Zain" w:hint="cs"/>
+                <w:rtl/>
+                <w:lang w:bidi="fa-IR"/>
+              </w:rPr>
+              <w:t xml:space="preserve"> </w:t>
             </w:r>
           </w:p>
         </w:tc>
@@ -11194,3325 +9015,6 @@
           <w:lang w:bidi="fa-IR"/>
         </w:rPr>
       </w:pPr>
-      <w:r>
-        <w:rPr>
-          <w:rFonts w:ascii="Mj_Casablanca Light" w:hAnsi="Mj_Casablanca Light" w:cs="Mj_Casablanca Light"/>
-          <w:color w:val="0070C0"/>
-          <w:sz w:val="22"/>
-          <w:szCs w:val="22"/>
-          <w:lang w:bidi="fa-IR"/>
-        </w:rPr>
-        <w:br w:type="page"/>
-      </w:r>
-    </w:p>
-    <w:tbl>
-      <w:tblPr>
-        <w:tblStyle w:val="TableGrid"/>
-        <w:bidiVisual/>
-        <w:tblW w:w="11352" w:type="dxa"/>
-        <w:tblInd w:w="-996" w:type="dxa"/>
-        <w:tblLook w:val="04A0" w:firstRow="1" w:lastRow="0" w:firstColumn="1" w:lastColumn="0" w:noHBand="0" w:noVBand="1"/>
-      </w:tblPr>
-      <w:tblGrid>
-        <w:gridCol w:w="3259"/>
-        <w:gridCol w:w="2411"/>
-        <w:gridCol w:w="1279"/>
-        <w:gridCol w:w="4403"/>
-      </w:tblGrid>
-      <w:tr>
-        <w:tc>
-          <w:tcPr>
-            <w:tcW w:w="11352" w:type="dxa"/>
-            <w:gridSpan w:val="4"/>
-            <w:shd w:val="clear" w:color="auto" w:fill="222A35" w:themeFill="text2" w:themeFillShade="80"/>
-          </w:tcPr>
-          <w:p>
-            <w:pPr>
-              <w:bidi/>
-              <w:rPr>
-                <w:rFonts w:ascii="Zain" w:hAnsi="Zain" w:cs="Zain"/>
-                <w:b/>
-                <w:bCs/>
-                <w:color w:val="ED7D31" w:themeColor="accent2"/>
-                <w:sz w:val="32"/>
-                <w:szCs w:val="32"/>
-                <w:rtl/>
-                <w:lang w:bidi="fa-IR"/>
-              </w:rPr>
-            </w:pPr>
-            <w:r>
-              <w:rPr>
-                <w:rFonts w:ascii="Zain" w:hAnsi="Zain" w:cs="Zain"/>
-                <w:b/>
-                <w:bCs/>
-                <w:color w:val="ED7D31" w:themeColor="accent2"/>
-                <w:sz w:val="32"/>
-                <w:szCs w:val="32"/>
-                <w:rtl/>
-                <w:lang w:bidi="fa-IR"/>
-              </w:rPr>
-              <w:lastRenderedPageBreak/>
-              <w:t>رو</w:t>
-            </w:r>
-            <w:r>
-              <w:rPr>
-                <w:rFonts w:ascii="Zain" w:hAnsi="Zain" w:cs="Zain"/>
-                <w:b/>
-                <w:bCs/>
-                <w:color w:val="ED7D31" w:themeColor="accent2"/>
-                <w:sz w:val="32"/>
-                <w:szCs w:val="32"/>
-                <w:rtl/>
-                <w:lang w:bidi="fa-IR"/>
-              </w:rPr>
-              <w:t>ی</w:t>
-            </w:r>
-            <w:r>
-              <w:rPr>
-                <w:rFonts w:ascii="Zain" w:hAnsi="Zain" w:cs="Zain"/>
-                <w:b/>
-                <w:bCs/>
-                <w:color w:val="ED7D31" w:themeColor="accent2"/>
-                <w:sz w:val="32"/>
-                <w:szCs w:val="32"/>
-                <w:rtl/>
-                <w:lang w:bidi="fa-IR"/>
-              </w:rPr>
-              <w:t xml:space="preserve"> كارت :</w:t>
-            </w:r>
-          </w:p>
-        </w:tc>
-      </w:tr>
-      <w:tr>
-        <w:tc>
-          <w:tcPr>
-            <w:tcW w:w="3259" w:type="dxa"/>
-          </w:tcPr>
-          <w:p>
-            <w:pPr>
-              <w:bidi/>
-              <w:rPr>
-                <w:rFonts w:ascii="Zain" w:hAnsi="Zain" w:cs="Zain"/>
-                <w:color w:val="0070C0"/>
-                <w:rtl/>
-                <w:lang w:bidi="fa-IR"/>
-              </w:rPr>
-            </w:pPr>
-            <w:r>
-              <w:rPr>
-                <w:rFonts w:ascii="Zain" w:hAnsi="Zain" w:cs="Zain" w:hint="cs"/>
-                <w:b/>
-                <w:bCs/>
-                <w:color w:val="0070C0"/>
-                <w:rtl/>
-                <w:lang w:bidi="fa-IR"/>
-              </w:rPr>
-              <w:t>نام كلاس :</w:t>
-            </w:r>
-            <w:r>
-              <w:rPr>
-                <w:rFonts w:ascii="Zain" w:hAnsi="Zain" w:cs="Zain" w:hint="cs"/>
-                <w:color w:val="0070C0"/>
-                <w:lang w:bidi="fa-IR"/>
-              </w:rPr>
-              <w:t xml:space="preserve"> </w:t>
-            </w:r>
-            <w:r>
-              <w:rPr>
-                <w:rFonts w:ascii="Zain" w:hAnsi="Zain" w:cs="Zain" w:hint="cs"/>
-                <w:rtl/>
-                <w:lang w:bidi="fa-IR"/>
-              </w:rPr>
-              <w:t>نوبت ها</w:t>
-            </w:r>
-          </w:p>
-        </w:tc>
-        <w:tc>
-          <w:tcPr>
-            <w:tcW w:w="3690" w:type="dxa"/>
-            <w:gridSpan w:val="2"/>
-          </w:tcPr>
-          <w:p>
-            <w:pPr>
-              <w:bidi/>
-              <w:rPr>
-                <w:rFonts w:ascii="Zain" w:hAnsi="Zain" w:cs="Zain"/>
-                <w:b/>
-                <w:bCs/>
-                <w:color w:val="0070C0"/>
-                <w:lang w:bidi="fa-IR"/>
-              </w:rPr>
-            </w:pPr>
-            <w:r>
-              <w:rPr>
-                <w:rFonts w:ascii="Zain" w:hAnsi="Zain" w:cs="Zain" w:hint="cs"/>
-                <w:b/>
-                <w:bCs/>
-                <w:color w:val="0070C0"/>
-                <w:rtl/>
-                <w:lang w:bidi="fa-IR"/>
-              </w:rPr>
-              <w:t>شماره</w:t>
-            </w:r>
-            <w:r>
-              <w:rPr>
-                <w:rFonts w:ascii="Times New Roman" w:hAnsi="Times New Roman" w:cs="Times New Roman" w:hint="cs"/>
-                <w:b/>
-                <w:bCs/>
-                <w:color w:val="0070C0"/>
-                <w:rtl/>
-                <w:lang w:bidi="fa-IR"/>
-              </w:rPr>
-              <w:t>‌</w:t>
-            </w:r>
-            <w:r>
-              <w:rPr>
-                <w:rFonts w:ascii="Zain" w:hAnsi="Zain" w:cs="Zain" w:hint="cs"/>
-                <w:b/>
-                <w:bCs/>
-                <w:color w:val="0070C0"/>
-                <w:rtl/>
-                <w:lang w:bidi="fa-IR"/>
-              </w:rPr>
-              <w:t xml:space="preserve">ی شناسایی : </w:t>
-            </w:r>
-            <w:r>
-              <w:rPr>
-                <w:rFonts w:ascii="Zain" w:hAnsi="Zain" w:cs="Zain" w:hint="cs"/>
-                <w:b/>
-                <w:bCs/>
-                <w:lang w:bidi="fa-IR"/>
-              </w:rPr>
-              <w:t>9</w:t>
-            </w:r>
-          </w:p>
-        </w:tc>
-        <w:tc>
-          <w:tcPr>
-            <w:tcW w:w="4403" w:type="dxa"/>
-          </w:tcPr>
-          <w:p>
-            <w:pPr>
-              <w:bidi/>
-              <w:rPr>
-                <w:rFonts w:ascii="Zain" w:hAnsi="Zain" w:cs="Zain"/>
-                <w:b/>
-                <w:bCs/>
-                <w:color w:val="0070C0"/>
-                <w:rtl/>
-                <w:lang w:bidi="fa-IR"/>
-              </w:rPr>
-            </w:pPr>
-            <w:r>
-              <w:rPr>
-                <w:rFonts w:ascii="Zain" w:hAnsi="Zain" w:cs="Zain" w:hint="cs"/>
-                <w:b/>
-                <w:bCs/>
-                <w:color w:val="0070C0"/>
-                <w:rtl/>
-                <w:lang w:bidi="fa-IR"/>
-              </w:rPr>
-              <w:t>نوع :</w:t>
-            </w:r>
-          </w:p>
-        </w:tc>
-      </w:tr>
-      <w:tr>
-        <w:tc>
-          <w:tcPr>
-            <w:tcW w:w="6949" w:type="dxa"/>
-            <w:gridSpan w:val="3"/>
-          </w:tcPr>
-          <w:p>
-            <w:pPr>
-              <w:bidi/>
-              <w:rPr>
-                <w:rFonts w:ascii="Zain" w:hAnsi="Zain" w:cs="Zain"/>
-                <w:color w:val="0070C0"/>
-                <w:rtl/>
-                <w:lang w:bidi="fa-IR"/>
-              </w:rPr>
-            </w:pPr>
-            <w:r>
-              <w:rPr>
-                <w:rFonts w:ascii="Zain" w:hAnsi="Zain" w:cs="Zain" w:hint="cs"/>
-                <w:b/>
-                <w:bCs/>
-                <w:color w:val="0070C0"/>
-                <w:rtl/>
-                <w:lang w:bidi="fa-IR"/>
-              </w:rPr>
-              <w:t>شرح :</w:t>
-            </w:r>
-            <w:r>
-              <w:rPr>
-                <w:rFonts w:ascii="Zain" w:hAnsi="Zain" w:cs="Zain" w:hint="cs"/>
-                <w:color w:val="0070C0"/>
-                <w:rtl/>
-                <w:lang w:bidi="fa-IR"/>
-              </w:rPr>
-              <w:t xml:space="preserve"> </w:t>
-            </w:r>
-            <w:r>
-              <w:rPr>
-                <w:rFonts w:ascii="Zain" w:hAnsi="Zain" w:cs="Zain" w:hint="cs"/>
-                <w:rtl/>
-                <w:lang w:bidi="fa-IR"/>
-              </w:rPr>
-              <w:t>مدیریت نوبت های یك كسب و كار</w:t>
-            </w:r>
-          </w:p>
-        </w:tc>
-        <w:tc>
-          <w:tcPr>
-            <w:tcW w:w="4403" w:type="dxa"/>
-          </w:tcPr>
-          <w:p>
-            <w:pPr>
-              <w:bidi/>
-              <w:rPr>
-                <w:rFonts w:ascii="Zain" w:hAnsi="Zain" w:cs="Zain"/>
-                <w:b/>
-                <w:bCs/>
-                <w:color w:val="0070C0"/>
-                <w:lang w:bidi="fa-IR"/>
-              </w:rPr>
-            </w:pPr>
-            <w:r>
-              <w:rPr>
-                <w:rFonts w:ascii="Zain" w:hAnsi="Zain" w:cs="Zain"/>
-                <w:b/>
-                <w:bCs/>
-                <w:color w:val="0070C0"/>
-                <w:rtl/>
-                <w:lang w:bidi="fa-IR"/>
-              </w:rPr>
-              <w:t>مورد-كاربرد</w:t>
-            </w:r>
-            <w:r>
-              <w:rPr>
-                <w:rFonts w:ascii="Zain" w:hAnsi="Zain" w:cs="Zain"/>
-                <w:b/>
-                <w:bCs/>
-                <w:color w:val="0070C0"/>
-                <w:rtl/>
-                <w:lang w:bidi="fa-IR"/>
-              </w:rPr>
-              <w:t>ی</w:t>
-            </w:r>
-            <w:r>
-              <w:rPr>
-                <w:rFonts w:ascii="Zain" w:hAnsi="Zain" w:cs="Zain"/>
-                <w:b/>
-                <w:bCs/>
-                <w:color w:val="0070C0"/>
-                <w:rtl/>
-                <w:lang w:bidi="fa-IR"/>
-              </w:rPr>
-              <w:t xml:space="preserve"> مرتبط :</w:t>
-            </w:r>
-          </w:p>
-          <w:p>
-            <w:pPr>
-              <w:rPr>
-                <w:rFonts w:ascii="Zain" w:hAnsi="Zain" w:cs="Zain"/>
-                <w:b/>
-                <w:bCs/>
-                <w:color w:val="0070C0"/>
-                <w:rtl/>
-                <w:lang w:bidi="fa-IR"/>
-              </w:rPr>
-            </w:pPr>
-            <w:r>
-              <w:rPr>
-                <w:rFonts w:ascii="Zain" w:hAnsi="Zain" w:cs="Zain"/>
-                <w:b/>
-                <w:bCs/>
-                <w:color w:val="0070C0"/>
-                <w:lang w:bidi="fa-IR"/>
-              </w:rPr>
-              <w:t>UC _ 4.</w:t>
-            </w:r>
-            <w:r>
-              <w:rPr>
-                <w:rFonts w:ascii="Zain" w:hAnsi="Zain" w:cs="Zain"/>
-                <w:b/>
-                <w:bCs/>
-                <w:color w:val="0070C0"/>
-                <w:lang w:bidi="fa-IR"/>
-              </w:rPr>
-              <w:t xml:space="preserve">4 - </w:t>
-            </w:r>
-            <w:r>
-              <w:rPr>
-                <w:rFonts w:ascii="Zain" w:hAnsi="Zain" w:cs="Zain"/>
-                <w:b/>
-                <w:bCs/>
-                <w:color w:val="0070C0"/>
-                <w:lang w:bidi="fa-IR"/>
-              </w:rPr>
-              <w:t>4.7</w:t>
-            </w:r>
-          </w:p>
-        </w:tc>
-      </w:tr>
-      <w:tr>
-        <w:tc>
-          <w:tcPr>
-            <w:tcW w:w="5670" w:type="dxa"/>
-            <w:gridSpan w:val="2"/>
-            <w:vAlign w:val="center"/>
-          </w:tcPr>
-          <w:p>
-            <w:pPr>
-              <w:bidi/>
-              <w:jc w:val="center"/>
-              <w:rPr>
-                <w:rFonts w:ascii="Zain" w:hAnsi="Zain" w:cs="Zain"/>
-                <w:b/>
-                <w:bCs/>
-                <w:color w:val="0070C0"/>
-                <w:rtl/>
-                <w:lang w:bidi="fa-IR"/>
-              </w:rPr>
-            </w:pPr>
-            <w:r>
-              <w:rPr>
-                <w:rFonts w:ascii="Zain" w:hAnsi="Zain" w:cs="Zain" w:hint="cs"/>
-                <w:b/>
-                <w:bCs/>
-                <w:color w:val="0070C0"/>
-                <w:rtl/>
-                <w:lang w:bidi="fa-IR"/>
-              </w:rPr>
-              <w:t>مسئولیت ها</w:t>
-            </w:r>
-          </w:p>
-        </w:tc>
-        <w:tc>
-          <w:tcPr>
-            <w:tcW w:w="5682" w:type="dxa"/>
-            <w:gridSpan w:val="2"/>
-            <w:vAlign w:val="center"/>
-          </w:tcPr>
-          <w:p>
-            <w:pPr>
-              <w:bidi/>
-              <w:jc w:val="center"/>
-              <w:rPr>
-                <w:rFonts w:ascii="Zain" w:hAnsi="Zain" w:cs="Zain"/>
-                <w:b/>
-                <w:bCs/>
-                <w:color w:val="0070C0"/>
-                <w:rtl/>
-                <w:lang w:bidi="fa-IR"/>
-              </w:rPr>
-            </w:pPr>
-            <w:r>
-              <w:rPr>
-                <w:rFonts w:ascii="Zain" w:hAnsi="Zain" w:cs="Zain" w:hint="cs"/>
-                <w:b/>
-                <w:bCs/>
-                <w:color w:val="0070C0"/>
-                <w:rtl/>
-                <w:lang w:bidi="fa-IR"/>
-              </w:rPr>
-              <w:t>همكاری ها</w:t>
-            </w:r>
-          </w:p>
-        </w:tc>
-      </w:tr>
-      <w:tr>
-        <w:tc>
-          <w:tcPr>
-            <w:tcW w:w="5670" w:type="dxa"/>
-            <w:gridSpan w:val="2"/>
-          </w:tcPr>
-          <w:p>
-            <w:pPr>
-              <w:bidi/>
-              <w:jc w:val="center"/>
-              <w:rPr>
-                <w:rFonts w:ascii="Zain" w:hAnsi="Zain" w:cs="Zain"/>
-                <w:rtl/>
-                <w:lang w:bidi="fa-IR"/>
-              </w:rPr>
-            </w:pPr>
-            <w:r>
-              <w:rPr>
-                <w:rFonts w:ascii="Zain" w:hAnsi="Zain" w:cs="Zain" w:hint="cs"/>
-                <w:rtl/>
-                <w:lang w:bidi="fa-IR"/>
-              </w:rPr>
-              <w:t>نمایش نوبت های این كسب و كار</w:t>
-            </w:r>
-          </w:p>
-        </w:tc>
-        <w:tc>
-          <w:tcPr>
-            <w:tcW w:w="5682" w:type="dxa"/>
-            <w:gridSpan w:val="2"/>
-          </w:tcPr>
-          <w:p>
-            <w:pPr>
-              <w:bidi/>
-              <w:jc w:val="center"/>
-              <w:rPr>
-                <w:rFonts w:ascii="Zain" w:hAnsi="Zain" w:cs="Zain"/>
-                <w:rtl/>
-                <w:lang w:bidi="fa-IR"/>
-              </w:rPr>
-            </w:pPr>
-          </w:p>
-        </w:tc>
-      </w:tr>
-      <w:tr>
-        <w:tc>
-          <w:tcPr>
-            <w:tcW w:w="5670" w:type="dxa"/>
-            <w:gridSpan w:val="2"/>
-          </w:tcPr>
-          <w:p>
-            <w:pPr>
-              <w:bidi/>
-              <w:jc w:val="center"/>
-              <w:rPr>
-                <w:rFonts w:ascii="Zain" w:hAnsi="Zain" w:cs="Zain"/>
-                <w:color w:val="EE0000"/>
-                <w:rtl/>
-                <w:lang w:bidi="fa-IR"/>
-              </w:rPr>
-            </w:pPr>
-            <w:r>
-              <w:rPr>
-                <w:rFonts w:ascii="Zain" w:hAnsi="Zain" w:cs="Zain" w:hint="cs"/>
-                <w:color w:val="EE0000"/>
-                <w:rtl/>
-                <w:lang w:bidi="fa-IR"/>
-              </w:rPr>
-              <w:t xml:space="preserve">توانایی انجام عملیات های </w:t>
-            </w:r>
-            <w:r>
-              <w:rPr>
-                <w:rFonts w:ascii="Zain" w:hAnsi="Zain" w:cs="Zain" w:hint="cs"/>
-                <w:color w:val="EE0000"/>
-                <w:lang w:bidi="fa-IR"/>
-              </w:rPr>
-              <w:t>CRUD</w:t>
-            </w:r>
-            <w:r>
-              <w:rPr>
-                <w:rFonts w:ascii="Zain" w:hAnsi="Zain" w:cs="Zain" w:hint="cs"/>
-                <w:color w:val="EE0000"/>
-                <w:rtl/>
-                <w:lang w:bidi="fa-IR"/>
-              </w:rPr>
-              <w:t xml:space="preserve"> برای نوبت ها </w:t>
-            </w:r>
-          </w:p>
-        </w:tc>
-        <w:tc>
-          <w:tcPr>
-            <w:tcW w:w="5682" w:type="dxa"/>
-            <w:gridSpan w:val="2"/>
-          </w:tcPr>
-          <w:p>
-            <w:pPr>
-              <w:bidi/>
-              <w:jc w:val="center"/>
-              <w:rPr>
-                <w:rFonts w:ascii="Zain" w:hAnsi="Zain" w:cs="Zain"/>
-                <w:rtl/>
-                <w:lang w:bidi="fa-IR"/>
-              </w:rPr>
-            </w:pPr>
-            <w:r>
-              <w:rPr>
-                <w:rFonts w:ascii="Zain" w:hAnsi="Zain" w:cs="Zain" w:hint="cs"/>
-                <w:rtl/>
-                <w:lang w:bidi="fa-IR"/>
-              </w:rPr>
-              <w:t xml:space="preserve">كسب و كار ها ، كاربران </w:t>
-            </w:r>
-          </w:p>
-        </w:tc>
-      </w:tr>
-    </w:tbl>
-    <w:p>
-      <w:pPr>
-        <w:bidi/>
-        <w:rPr>
-          <w:lang w:bidi="fa-IR"/>
-        </w:rPr>
-      </w:pPr>
-    </w:p>
-    <w:tbl>
-      <w:tblPr>
-        <w:tblStyle w:val="TableGrid"/>
-        <w:bidiVisual/>
-        <w:tblW w:w="11352" w:type="dxa"/>
-        <w:tblInd w:w="-996" w:type="dxa"/>
-        <w:tblLook w:val="04A0" w:firstRow="1" w:lastRow="0" w:firstColumn="1" w:lastColumn="0" w:noHBand="0" w:noVBand="1"/>
-      </w:tblPr>
-      <w:tblGrid>
-        <w:gridCol w:w="2715"/>
-        <w:gridCol w:w="8637"/>
-      </w:tblGrid>
-      <w:tr>
-        <w:tc>
-          <w:tcPr>
-            <w:tcW w:w="11352" w:type="dxa"/>
-            <w:gridSpan w:val="2"/>
-            <w:shd w:val="clear" w:color="auto" w:fill="222A35" w:themeFill="text2" w:themeFillShade="80"/>
-            <w:vAlign w:val="center"/>
-          </w:tcPr>
-          <w:p>
-            <w:pPr>
-              <w:bidi/>
-              <w:rPr>
-                <w:rFonts w:ascii="Zain" w:hAnsi="Zain" w:cs="Zain"/>
-                <w:b/>
-                <w:bCs/>
-                <w:color w:val="ED7D31" w:themeColor="accent2"/>
-                <w:sz w:val="32"/>
-                <w:szCs w:val="32"/>
-                <w:rtl/>
-                <w:lang w:bidi="fa-IR"/>
-              </w:rPr>
-            </w:pPr>
-            <w:r>
-              <w:rPr>
-                <w:rFonts w:ascii="Zain" w:hAnsi="Zain" w:cs="Zain"/>
-                <w:b/>
-                <w:bCs/>
-                <w:color w:val="ED7D31" w:themeColor="accent2"/>
-                <w:sz w:val="32"/>
-                <w:szCs w:val="32"/>
-                <w:rtl/>
-                <w:lang w:bidi="fa-IR"/>
-              </w:rPr>
-              <w:t>پشت كارت :</w:t>
-            </w:r>
-          </w:p>
-        </w:tc>
-      </w:tr>
-      <w:tr>
-        <w:trPr>
-          <w:trHeight w:val="1124"/>
-        </w:trPr>
-        <w:tc>
-          <w:tcPr>
-            <w:tcW w:w="11352" w:type="dxa"/>
-            <w:gridSpan w:val="2"/>
-          </w:tcPr>
-          <w:p>
-            <w:pPr>
-              <w:bidi/>
-              <w:rPr>
-                <w:rFonts w:ascii="Zain" w:hAnsi="Zain" w:cs="Zain"/>
-                <w:b/>
-                <w:bCs/>
-                <w:color w:val="0070C0"/>
-                <w:lang w:bidi="fa-IR"/>
-              </w:rPr>
-            </w:pPr>
-            <w:r>
-              <w:rPr>
-                <w:rFonts w:ascii="Zain" w:hAnsi="Zain" w:cs="Zain" w:hint="cs"/>
-                <w:b/>
-                <w:bCs/>
-                <w:color w:val="0070C0"/>
-                <w:rtl/>
-                <w:lang w:bidi="fa-IR"/>
-              </w:rPr>
-              <w:t>صفت ها :</w:t>
-            </w:r>
-          </w:p>
-          <w:p>
-            <w:pPr>
-              <w:pStyle w:val="ListParagraph"/>
-              <w:numPr>
-                <w:ilvl w:val="0"/>
-                <w:numId w:val="1"/>
-              </w:numPr>
-              <w:bidi/>
-              <w:spacing w:after="160" w:line="278" w:lineRule="auto"/>
-              <w:rPr>
-                <w:rFonts w:ascii="Zain" w:hAnsi="Zain" w:cs="Zain"/>
-                <w:lang w:bidi="fa-IR"/>
-              </w:rPr>
-            </w:pPr>
-            <w:r>
-              <w:rPr>
-                <w:rFonts w:ascii="Zain" w:hAnsi="Zain" w:cs="Zain" w:hint="cs"/>
-                <w:rtl/>
-                <w:lang w:bidi="fa-IR"/>
-              </w:rPr>
-              <w:t xml:space="preserve">شناسه یكتا ( </w:t>
-            </w:r>
-            <w:r>
-              <w:rPr>
-                <w:rFonts w:ascii="Zain" w:hAnsi="Zain" w:cs="Zain" w:hint="cs"/>
-                <w:lang w:bidi="fa-IR"/>
-              </w:rPr>
-              <w:t>GUID</w:t>
-            </w:r>
-            <w:r>
-              <w:rPr>
-                <w:rFonts w:ascii="Zain" w:hAnsi="Zain" w:cs="Zain" w:hint="cs"/>
-                <w:rtl/>
-                <w:lang w:bidi="fa-IR"/>
-              </w:rPr>
-              <w:t xml:space="preserve"> )</w:t>
-            </w:r>
-          </w:p>
-          <w:p>
-            <w:pPr>
-              <w:pStyle w:val="ListParagraph"/>
-              <w:numPr>
-                <w:ilvl w:val="0"/>
-                <w:numId w:val="1"/>
-              </w:numPr>
-              <w:bidi/>
-              <w:spacing w:after="160" w:line="278" w:lineRule="auto"/>
-              <w:rPr>
-                <w:rFonts w:ascii="Zain" w:hAnsi="Zain" w:cs="Zain"/>
-                <w:lang w:bidi="fa-IR"/>
-              </w:rPr>
-            </w:pPr>
-            <w:r>
-              <w:rPr>
-                <w:rFonts w:ascii="Zain" w:hAnsi="Zain" w:cs="Zain" w:hint="cs"/>
-                <w:rtl/>
-                <w:lang w:bidi="fa-IR"/>
-              </w:rPr>
-              <w:t>تاریخ نوبت ( تاریخ )</w:t>
-            </w:r>
-          </w:p>
-          <w:p>
-            <w:pPr>
-              <w:pStyle w:val="ListParagraph"/>
-              <w:numPr>
-                <w:ilvl w:val="0"/>
-                <w:numId w:val="1"/>
-              </w:numPr>
-              <w:bidi/>
-              <w:spacing w:after="160" w:line="278" w:lineRule="auto"/>
-              <w:rPr>
-                <w:rFonts w:ascii="Zain" w:hAnsi="Zain" w:cs="Zain"/>
-                <w:lang w:bidi="fa-IR"/>
-              </w:rPr>
-            </w:pPr>
-            <w:r>
-              <w:rPr>
-                <w:rFonts w:ascii="Zain" w:hAnsi="Zain" w:cs="Zain" w:hint="cs"/>
-                <w:rtl/>
-                <w:lang w:bidi="fa-IR"/>
-              </w:rPr>
-              <w:t>زمان نوبت ( زمان )</w:t>
-            </w:r>
-          </w:p>
-          <w:p>
-            <w:pPr>
-              <w:pStyle w:val="ListParagraph"/>
-              <w:numPr>
-                <w:ilvl w:val="0"/>
-                <w:numId w:val="1"/>
-              </w:numPr>
-              <w:bidi/>
-              <w:spacing w:after="160" w:line="278" w:lineRule="auto"/>
-              <w:rPr>
-                <w:rFonts w:ascii="Zain" w:hAnsi="Zain" w:cs="Zain"/>
-                <w:lang w:bidi="fa-IR"/>
-              </w:rPr>
-            </w:pPr>
-            <w:r>
-              <w:rPr>
-                <w:rFonts w:ascii="Zain" w:hAnsi="Zain" w:cs="Zain" w:hint="cs"/>
-                <w:rtl/>
-                <w:lang w:bidi="fa-IR"/>
-              </w:rPr>
-              <w:t>قیمت ( عدد طبیعی )</w:t>
-            </w:r>
-          </w:p>
-          <w:p>
-            <w:pPr>
-              <w:pStyle w:val="ListParagraph"/>
-              <w:numPr>
-                <w:ilvl w:val="0"/>
-                <w:numId w:val="1"/>
-              </w:numPr>
-              <w:bidi/>
-              <w:rPr>
-                <w:rFonts w:ascii="Zain" w:hAnsi="Zain" w:cs="Zain"/>
-                <w:rtl/>
-                <w:lang w:bidi="fa-IR"/>
-              </w:rPr>
-            </w:pPr>
-            <w:r>
-              <w:rPr>
-                <w:rFonts w:ascii="Zain" w:hAnsi="Zain" w:cs="Zain" w:hint="cs"/>
-                <w:rtl/>
-                <w:lang w:bidi="fa-IR"/>
-              </w:rPr>
-              <w:t>آیا رزرو شده است ؟ ( بولین )</w:t>
-            </w:r>
-          </w:p>
-        </w:tc>
-      </w:tr>
-      <w:tr>
-        <w:tc>
-          <w:tcPr>
-            <w:tcW w:w="11352" w:type="dxa"/>
-            <w:gridSpan w:val="2"/>
-            <w:vAlign w:val="center"/>
-          </w:tcPr>
-          <w:p>
-            <w:pPr>
-              <w:bidi/>
-              <w:rPr>
-                <w:rFonts w:ascii="Zain" w:hAnsi="Zain" w:cs="Zain"/>
-                <w:b/>
-                <w:bCs/>
-                <w:color w:val="0070C0"/>
-                <w:lang w:bidi="fa-IR"/>
-              </w:rPr>
-            </w:pPr>
-            <w:r>
-              <w:rPr>
-                <w:rFonts w:ascii="Zain" w:hAnsi="Zain" w:cs="Zain" w:hint="cs"/>
-                <w:b/>
-                <w:bCs/>
-                <w:color w:val="0070C0"/>
-                <w:rtl/>
-                <w:lang w:bidi="fa-IR"/>
-              </w:rPr>
-              <w:t>روابط :</w:t>
-            </w:r>
-          </w:p>
-        </w:tc>
-      </w:tr>
-      <w:tr>
-        <w:tc>
-          <w:tcPr>
-            <w:tcW w:w="2715" w:type="dxa"/>
-            <w:vAlign w:val="center"/>
-          </w:tcPr>
-          <w:p>
-            <w:pPr>
-              <w:bidi/>
-              <w:rPr>
-                <w:rFonts w:ascii="Zain" w:hAnsi="Zain" w:cs="Zain"/>
-                <w:b/>
-                <w:bCs/>
-                <w:color w:val="0070C0"/>
-                <w:rtl/>
-                <w:lang w:bidi="fa-IR"/>
-              </w:rPr>
-            </w:pPr>
-            <w:r>
-              <w:rPr>
-                <w:rFonts w:ascii="Zain" w:hAnsi="Zain" w:cs="Zain"/>
-                <w:b/>
-                <w:bCs/>
-                <w:color w:val="0070C0"/>
-                <w:rtl/>
-                <w:lang w:bidi="fa-IR"/>
-              </w:rPr>
-              <w:t>تعم</w:t>
-            </w:r>
-            <w:r>
-              <w:rPr>
-                <w:rFonts w:ascii="Zain" w:hAnsi="Zain" w:cs="Zain"/>
-                <w:b/>
-                <w:bCs/>
-                <w:color w:val="0070C0"/>
-                <w:rtl/>
-                <w:lang w:bidi="fa-IR"/>
-              </w:rPr>
-              <w:t>ی</w:t>
-            </w:r>
-            <w:r>
-              <w:rPr>
-                <w:rFonts w:ascii="Zain" w:hAnsi="Zain" w:cs="Zain"/>
-                <w:b/>
-                <w:bCs/>
-                <w:color w:val="0070C0"/>
-                <w:rtl/>
-                <w:lang w:bidi="fa-IR"/>
-              </w:rPr>
-              <w:t xml:space="preserve">م ( </w:t>
-            </w:r>
-            <w:r>
-              <w:rPr>
-                <w:rFonts w:ascii="Zain" w:hAnsi="Zain" w:cs="Zain"/>
-                <w:b/>
-                <w:bCs/>
-                <w:color w:val="0070C0"/>
-                <w:rtl/>
-                <w:lang w:bidi="fa-IR"/>
-              </w:rPr>
-              <w:t>ی</w:t>
-            </w:r>
-            <w:r>
-              <w:rPr>
-                <w:rFonts w:ascii="Zain" w:hAnsi="Zain" w:cs="Zain"/>
-                <w:b/>
-                <w:bCs/>
-                <w:color w:val="0070C0"/>
-                <w:rtl/>
-                <w:lang w:bidi="fa-IR"/>
-              </w:rPr>
-              <w:t>ك – نوع – از ) :</w:t>
-            </w:r>
-          </w:p>
-        </w:tc>
-        <w:tc>
-          <w:tcPr>
-            <w:tcW w:w="8637" w:type="dxa"/>
-            <w:vAlign w:val="center"/>
-          </w:tcPr>
-          <w:p>
-            <w:pPr>
-              <w:bidi/>
-              <w:rPr>
-                <w:rFonts w:ascii="Zain" w:hAnsi="Zain" w:cs="Zain"/>
-                <w:color w:val="0070C0"/>
-                <w:rtl/>
-                <w:lang w:bidi="fa-IR"/>
-              </w:rPr>
-            </w:pPr>
-          </w:p>
-        </w:tc>
-      </w:tr>
-      <w:tr>
-        <w:tc>
-          <w:tcPr>
-            <w:tcW w:w="2715" w:type="dxa"/>
-            <w:vAlign w:val="center"/>
-          </w:tcPr>
-          <w:p>
-            <w:pPr>
-              <w:bidi/>
-              <w:rPr>
-                <w:rFonts w:ascii="Zain" w:hAnsi="Zain" w:cs="Zain"/>
-                <w:b/>
-                <w:bCs/>
-                <w:color w:val="0070C0"/>
-                <w:rtl/>
-                <w:lang w:bidi="fa-IR"/>
-              </w:rPr>
-            </w:pPr>
-            <w:r>
-              <w:rPr>
-                <w:rFonts w:ascii="Zain" w:hAnsi="Zain" w:cs="Zain"/>
-                <w:b/>
-                <w:bCs/>
-                <w:color w:val="0070C0"/>
-                <w:rtl/>
-                <w:lang w:bidi="fa-IR"/>
-              </w:rPr>
-              <w:t>تجم</w:t>
-            </w:r>
-            <w:r>
-              <w:rPr>
-                <w:rFonts w:ascii="Zain" w:hAnsi="Zain" w:cs="Zain"/>
-                <w:b/>
-                <w:bCs/>
-                <w:color w:val="0070C0"/>
-                <w:rtl/>
-                <w:lang w:bidi="fa-IR"/>
-              </w:rPr>
-              <w:t>ی</w:t>
-            </w:r>
-            <w:r>
-              <w:rPr>
-                <w:rFonts w:ascii="Zain" w:hAnsi="Zain" w:cs="Zain"/>
-                <w:b/>
-                <w:bCs/>
-                <w:color w:val="0070C0"/>
-                <w:rtl/>
-                <w:lang w:bidi="fa-IR"/>
-              </w:rPr>
-              <w:t>ع ( دارا</w:t>
-            </w:r>
-            <w:r>
-              <w:rPr>
-                <w:rFonts w:ascii="Zain" w:hAnsi="Zain" w:cs="Zain"/>
-                <w:b/>
-                <w:bCs/>
-                <w:color w:val="0070C0"/>
-                <w:rtl/>
-                <w:lang w:bidi="fa-IR"/>
-              </w:rPr>
-              <w:t>ی</w:t>
-            </w:r>
-            <w:r>
-              <w:rPr>
-                <w:rFonts w:ascii="Zain" w:hAnsi="Zain" w:cs="Zain"/>
-                <w:b/>
-                <w:bCs/>
-                <w:color w:val="0070C0"/>
-                <w:rtl/>
-                <w:lang w:bidi="fa-IR"/>
-              </w:rPr>
-              <w:t xml:space="preserve"> – اجزائ ) :</w:t>
-            </w:r>
-          </w:p>
-        </w:tc>
-        <w:tc>
-          <w:tcPr>
-            <w:tcW w:w="8637" w:type="dxa"/>
-            <w:vAlign w:val="center"/>
-          </w:tcPr>
-          <w:p>
-            <w:pPr>
-              <w:bidi/>
-              <w:rPr>
-                <w:rFonts w:ascii="Zain" w:hAnsi="Zain" w:cs="Zain"/>
-                <w:color w:val="0070C0"/>
-                <w:rtl/>
-                <w:lang w:bidi="fa-IR"/>
-              </w:rPr>
-            </w:pPr>
-            <w:r>
-              <w:rPr>
-                <w:rFonts w:ascii="Zain" w:hAnsi="Zain" w:cs="Zain" w:hint="cs"/>
-                <w:rtl/>
-                <w:lang w:bidi="fa-IR"/>
-              </w:rPr>
-              <w:t>مشتری</w:t>
-            </w:r>
-          </w:p>
-        </w:tc>
-      </w:tr>
-      <w:tr>
-        <w:tc>
-          <w:tcPr>
-            <w:tcW w:w="2715" w:type="dxa"/>
-            <w:vAlign w:val="center"/>
-          </w:tcPr>
-          <w:p>
-            <w:pPr>
-              <w:bidi/>
-              <w:rPr>
-                <w:rFonts w:ascii="Zain" w:hAnsi="Zain" w:cs="Zain"/>
-                <w:b/>
-                <w:bCs/>
-                <w:color w:val="0070C0"/>
-                <w:rtl/>
-                <w:lang w:bidi="fa-IR"/>
-              </w:rPr>
-            </w:pPr>
-            <w:r>
-              <w:rPr>
-                <w:rFonts w:ascii="Zain" w:hAnsi="Zain" w:cs="Zain"/>
-                <w:b/>
-                <w:bCs/>
-                <w:color w:val="0070C0"/>
-                <w:rtl/>
-                <w:lang w:bidi="fa-IR"/>
-              </w:rPr>
-              <w:t>سا</w:t>
-            </w:r>
-            <w:r>
-              <w:rPr>
-                <w:rFonts w:ascii="Zain" w:hAnsi="Zain" w:cs="Zain"/>
-                <w:b/>
-                <w:bCs/>
-                <w:color w:val="0070C0"/>
-                <w:rtl/>
-                <w:lang w:bidi="fa-IR"/>
-              </w:rPr>
-              <w:t>ی</w:t>
-            </w:r>
-            <w:r>
-              <w:rPr>
-                <w:rFonts w:ascii="Zain" w:hAnsi="Zain" w:cs="Zain"/>
-                <w:b/>
-                <w:bCs/>
-                <w:color w:val="0070C0"/>
-                <w:rtl/>
-                <w:lang w:bidi="fa-IR"/>
-              </w:rPr>
-              <w:t>ر روابط :</w:t>
-            </w:r>
-          </w:p>
-        </w:tc>
-        <w:tc>
-          <w:tcPr>
-            <w:tcW w:w="8637" w:type="dxa"/>
-            <w:vAlign w:val="center"/>
-          </w:tcPr>
-          <w:p>
-            <w:pPr>
-              <w:bidi/>
-              <w:rPr>
-                <w:rFonts w:ascii="Zain" w:hAnsi="Zain" w:cs="Zain"/>
-                <w:color w:val="0070C0"/>
-                <w:rtl/>
-                <w:lang w:bidi="fa-IR"/>
-              </w:rPr>
-            </w:pPr>
-          </w:p>
-        </w:tc>
-      </w:tr>
-    </w:tbl>
-    <w:p>
-      <w:pPr>
-        <w:rPr>
-          <w:rFonts w:ascii="Mj_Casablanca Light" w:hAnsi="Mj_Casablanca Light" w:cs="Mj_Casablanca Light"/>
-          <w:color w:val="0070C0"/>
-          <w:sz w:val="22"/>
-          <w:szCs w:val="22"/>
-          <w:lang w:bidi="fa-IR"/>
-        </w:rPr>
-      </w:pPr>
-    </w:p>
-    <w:p>
-      <w:pPr>
-        <w:rPr>
-          <w:rFonts w:ascii="Mj_Casablanca Light" w:hAnsi="Mj_Casablanca Light" w:cs="Mj_Casablanca Light"/>
-          <w:color w:val="0070C0"/>
-          <w:sz w:val="22"/>
-          <w:szCs w:val="22"/>
-          <w:lang w:bidi="fa-IR"/>
-        </w:rPr>
-      </w:pPr>
-      <w:r>
-        <w:rPr>
-          <w:rFonts w:ascii="Mj_Casablanca Light" w:hAnsi="Mj_Casablanca Light" w:cs="Mj_Casablanca Light"/>
-          <w:color w:val="0070C0"/>
-          <w:sz w:val="22"/>
-          <w:szCs w:val="22"/>
-          <w:lang w:bidi="fa-IR"/>
-        </w:rPr>
-        <w:br w:type="page"/>
-      </w:r>
-    </w:p>
-    <w:tbl>
-      <w:tblPr>
-        <w:tblStyle w:val="TableGrid"/>
-        <w:bidiVisual/>
-        <w:tblW w:w="11352" w:type="dxa"/>
-        <w:tblInd w:w="-996" w:type="dxa"/>
-        <w:tblLook w:val="04A0" w:firstRow="1" w:lastRow="0" w:firstColumn="1" w:lastColumn="0" w:noHBand="0" w:noVBand="1"/>
-      </w:tblPr>
-      <w:tblGrid>
-        <w:gridCol w:w="3259"/>
-        <w:gridCol w:w="2411"/>
-        <w:gridCol w:w="1279"/>
-        <w:gridCol w:w="4403"/>
-      </w:tblGrid>
-      <w:tr>
-        <w:tc>
-          <w:tcPr>
-            <w:tcW w:w="11352" w:type="dxa"/>
-            <w:gridSpan w:val="4"/>
-            <w:shd w:val="clear" w:color="auto" w:fill="222A35" w:themeFill="text2" w:themeFillShade="80"/>
-          </w:tcPr>
-          <w:p>
-            <w:pPr>
-              <w:bidi/>
-              <w:rPr>
-                <w:rFonts w:ascii="Zain" w:hAnsi="Zain" w:cs="Zain"/>
-                <w:b/>
-                <w:bCs/>
-                <w:color w:val="ED7D31" w:themeColor="accent2"/>
-                <w:sz w:val="32"/>
-                <w:szCs w:val="32"/>
-                <w:rtl/>
-                <w:lang w:bidi="fa-IR"/>
-              </w:rPr>
-            </w:pPr>
-            <w:r>
-              <w:rPr>
-                <w:rFonts w:ascii="Zain" w:hAnsi="Zain" w:cs="Zain"/>
-                <w:b/>
-                <w:bCs/>
-                <w:color w:val="ED7D31" w:themeColor="accent2"/>
-                <w:sz w:val="32"/>
-                <w:szCs w:val="32"/>
-                <w:rtl/>
-                <w:lang w:bidi="fa-IR"/>
-              </w:rPr>
-              <w:lastRenderedPageBreak/>
-              <w:t>رو</w:t>
-            </w:r>
-            <w:r>
-              <w:rPr>
-                <w:rFonts w:ascii="Zain" w:hAnsi="Zain" w:cs="Zain"/>
-                <w:b/>
-                <w:bCs/>
-                <w:color w:val="ED7D31" w:themeColor="accent2"/>
-                <w:sz w:val="32"/>
-                <w:szCs w:val="32"/>
-                <w:rtl/>
-                <w:lang w:bidi="fa-IR"/>
-              </w:rPr>
-              <w:t>ی</w:t>
-            </w:r>
-            <w:r>
-              <w:rPr>
-                <w:rFonts w:ascii="Zain" w:hAnsi="Zain" w:cs="Zain"/>
-                <w:b/>
-                <w:bCs/>
-                <w:color w:val="ED7D31" w:themeColor="accent2"/>
-                <w:sz w:val="32"/>
-                <w:szCs w:val="32"/>
-                <w:rtl/>
-                <w:lang w:bidi="fa-IR"/>
-              </w:rPr>
-              <w:t xml:space="preserve"> كارت :</w:t>
-            </w:r>
-          </w:p>
-        </w:tc>
-      </w:tr>
-      <w:tr>
-        <w:tc>
-          <w:tcPr>
-            <w:tcW w:w="3259" w:type="dxa"/>
-          </w:tcPr>
-          <w:p>
-            <w:pPr>
-              <w:bidi/>
-              <w:rPr>
-                <w:rFonts w:ascii="Zain" w:hAnsi="Zain" w:cs="Zain"/>
-                <w:color w:val="0070C0"/>
-                <w:rtl/>
-                <w:lang w:bidi="fa-IR"/>
-              </w:rPr>
-            </w:pPr>
-            <w:r>
-              <w:rPr>
-                <w:rFonts w:ascii="Zain" w:hAnsi="Zain" w:cs="Zain" w:hint="cs"/>
-                <w:b/>
-                <w:bCs/>
-                <w:color w:val="0070C0"/>
-                <w:rtl/>
-                <w:lang w:bidi="fa-IR"/>
-              </w:rPr>
-              <w:t>نام كلاس :</w:t>
-            </w:r>
-            <w:r>
-              <w:rPr>
-                <w:rFonts w:ascii="Zain" w:hAnsi="Zain" w:cs="Zain" w:hint="cs"/>
-                <w:color w:val="0070C0"/>
-                <w:lang w:bidi="fa-IR"/>
-              </w:rPr>
-              <w:t xml:space="preserve"> </w:t>
-            </w:r>
-            <w:r>
-              <w:rPr>
-                <w:rFonts w:ascii="Zain" w:hAnsi="Zain" w:cs="Zain" w:hint="cs"/>
-                <w:rtl/>
-                <w:lang w:bidi="fa-IR"/>
-              </w:rPr>
-              <w:t>رزرو نوبت ها</w:t>
-            </w:r>
-          </w:p>
-        </w:tc>
-        <w:tc>
-          <w:tcPr>
-            <w:tcW w:w="3690" w:type="dxa"/>
-            <w:gridSpan w:val="2"/>
-          </w:tcPr>
-          <w:p>
-            <w:pPr>
-              <w:bidi/>
-              <w:rPr>
-                <w:rFonts w:ascii="Zain" w:hAnsi="Zain" w:cs="Zain"/>
-                <w:b/>
-                <w:bCs/>
-                <w:color w:val="0070C0"/>
-                <w:lang w:bidi="fa-IR"/>
-              </w:rPr>
-            </w:pPr>
-            <w:r>
-              <w:rPr>
-                <w:rFonts w:ascii="Zain" w:hAnsi="Zain" w:cs="Zain" w:hint="cs"/>
-                <w:b/>
-                <w:bCs/>
-                <w:color w:val="0070C0"/>
-                <w:rtl/>
-                <w:lang w:bidi="fa-IR"/>
-              </w:rPr>
-              <w:t>شماره</w:t>
-            </w:r>
-            <w:r>
-              <w:rPr>
-                <w:rFonts w:ascii="Times New Roman" w:hAnsi="Times New Roman" w:cs="Times New Roman" w:hint="cs"/>
-                <w:b/>
-                <w:bCs/>
-                <w:color w:val="0070C0"/>
-                <w:rtl/>
-                <w:lang w:bidi="fa-IR"/>
-              </w:rPr>
-              <w:t>‌</w:t>
-            </w:r>
-            <w:r>
-              <w:rPr>
-                <w:rFonts w:ascii="Zain" w:hAnsi="Zain" w:cs="Zain" w:hint="cs"/>
-                <w:b/>
-                <w:bCs/>
-                <w:color w:val="0070C0"/>
-                <w:rtl/>
-                <w:lang w:bidi="fa-IR"/>
-              </w:rPr>
-              <w:t xml:space="preserve">ی شناسایی : </w:t>
-            </w:r>
-            <w:r>
-              <w:rPr>
-                <w:rFonts w:ascii="Zain" w:hAnsi="Zain" w:cs="Zain" w:hint="cs"/>
-                <w:b/>
-                <w:bCs/>
-                <w:lang w:bidi="fa-IR"/>
-              </w:rPr>
-              <w:t>10</w:t>
-            </w:r>
-          </w:p>
-        </w:tc>
-        <w:tc>
-          <w:tcPr>
-            <w:tcW w:w="4403" w:type="dxa"/>
-          </w:tcPr>
-          <w:p>
-            <w:pPr>
-              <w:bidi/>
-              <w:rPr>
-                <w:rFonts w:ascii="Zain" w:hAnsi="Zain" w:cs="Zain"/>
-                <w:b/>
-                <w:bCs/>
-                <w:color w:val="0070C0"/>
-                <w:rtl/>
-                <w:lang w:bidi="fa-IR"/>
-              </w:rPr>
-            </w:pPr>
-            <w:r>
-              <w:rPr>
-                <w:rFonts w:ascii="Zain" w:hAnsi="Zain" w:cs="Zain" w:hint="cs"/>
-                <w:b/>
-                <w:bCs/>
-                <w:color w:val="0070C0"/>
-                <w:rtl/>
-                <w:lang w:bidi="fa-IR"/>
-              </w:rPr>
-              <w:t>نوع :</w:t>
-            </w:r>
-          </w:p>
-        </w:tc>
-      </w:tr>
-      <w:tr>
-        <w:tc>
-          <w:tcPr>
-            <w:tcW w:w="6949" w:type="dxa"/>
-            <w:gridSpan w:val="3"/>
-          </w:tcPr>
-          <w:p>
-            <w:pPr>
-              <w:bidi/>
-              <w:rPr>
-                <w:rFonts w:ascii="Zain" w:hAnsi="Zain" w:cs="Zain"/>
-                <w:color w:val="0070C0"/>
-                <w:rtl/>
-                <w:lang w:bidi="fa-IR"/>
-              </w:rPr>
-            </w:pPr>
-            <w:r>
-              <w:rPr>
-                <w:rFonts w:ascii="Zain" w:hAnsi="Zain" w:cs="Zain" w:hint="cs"/>
-                <w:b/>
-                <w:bCs/>
-                <w:color w:val="0070C0"/>
-                <w:rtl/>
-                <w:lang w:bidi="fa-IR"/>
-              </w:rPr>
-              <w:t>شرح :</w:t>
-            </w:r>
-            <w:r>
-              <w:rPr>
-                <w:rFonts w:ascii="Zain" w:hAnsi="Zain" w:cs="Zain" w:hint="cs"/>
-                <w:color w:val="0070C0"/>
-                <w:rtl/>
-                <w:lang w:bidi="fa-IR"/>
-              </w:rPr>
-              <w:t xml:space="preserve"> </w:t>
-            </w:r>
-            <w:r>
-              <w:rPr>
-                <w:rFonts w:ascii="Zain" w:hAnsi="Zain" w:cs="Zain" w:hint="cs"/>
-                <w:rtl/>
-                <w:lang w:bidi="fa-IR"/>
-              </w:rPr>
-              <w:t>رزرو نوبت های یك كسب و كار</w:t>
-            </w:r>
-          </w:p>
-        </w:tc>
-        <w:tc>
-          <w:tcPr>
-            <w:tcW w:w="4403" w:type="dxa"/>
-          </w:tcPr>
-          <w:p>
-            <w:pPr>
-              <w:bidi/>
-              <w:rPr>
-                <w:rFonts w:ascii="Zain" w:hAnsi="Zain" w:cs="Zain"/>
-                <w:b/>
-                <w:bCs/>
-                <w:color w:val="0070C0"/>
-                <w:lang w:bidi="fa-IR"/>
-              </w:rPr>
-            </w:pPr>
-            <w:r>
-              <w:rPr>
-                <w:rFonts w:ascii="Zain" w:hAnsi="Zain" w:cs="Zain"/>
-                <w:b/>
-                <w:bCs/>
-                <w:color w:val="0070C0"/>
-                <w:rtl/>
-                <w:lang w:bidi="fa-IR"/>
-              </w:rPr>
-              <w:t>مورد-كاربرد</w:t>
-            </w:r>
-            <w:r>
-              <w:rPr>
-                <w:rFonts w:ascii="Zain" w:hAnsi="Zain" w:cs="Zain"/>
-                <w:b/>
-                <w:bCs/>
-                <w:color w:val="0070C0"/>
-                <w:rtl/>
-                <w:lang w:bidi="fa-IR"/>
-              </w:rPr>
-              <w:t>ی</w:t>
-            </w:r>
-            <w:r>
-              <w:rPr>
-                <w:rFonts w:ascii="Zain" w:hAnsi="Zain" w:cs="Zain"/>
-                <w:b/>
-                <w:bCs/>
-                <w:color w:val="0070C0"/>
-                <w:rtl/>
-                <w:lang w:bidi="fa-IR"/>
-              </w:rPr>
-              <w:t xml:space="preserve"> مرتبط :</w:t>
-            </w:r>
-          </w:p>
-          <w:p>
-            <w:pPr>
-              <w:rPr>
-                <w:rFonts w:ascii="Zain" w:hAnsi="Zain" w:cs="Zain"/>
-                <w:b/>
-                <w:bCs/>
-                <w:color w:val="0070C0"/>
-                <w:lang w:bidi="fa-IR"/>
-              </w:rPr>
-            </w:pPr>
-            <w:r>
-              <w:rPr>
-                <w:rFonts w:ascii="Zain" w:hAnsi="Zain" w:cs="Zain"/>
-                <w:b/>
-                <w:bCs/>
-                <w:color w:val="0070C0"/>
-                <w:lang w:bidi="fa-IR"/>
-              </w:rPr>
-              <w:t>UC _ 2.3 - 2.6</w:t>
-            </w:r>
-          </w:p>
-          <w:p>
-            <w:pPr>
-              <w:rPr>
-                <w:rFonts w:ascii="Zain" w:hAnsi="Zain" w:cs="Zain"/>
-                <w:b/>
-                <w:bCs/>
-                <w:color w:val="0070C0"/>
-                <w:lang w:bidi="fa-IR"/>
-              </w:rPr>
-            </w:pPr>
-            <w:r>
-              <w:rPr>
-                <w:rFonts w:ascii="Zain" w:hAnsi="Zain" w:cs="Zain"/>
-                <w:b/>
-                <w:bCs/>
-                <w:color w:val="0070C0"/>
-                <w:lang w:bidi="fa-IR"/>
-              </w:rPr>
-              <w:t>UC _ 3.1 , 3.3 , 3.7 , 3.15</w:t>
-            </w:r>
-          </w:p>
-          <w:p>
-            <w:pPr>
-              <w:rPr>
-                <w:rFonts w:ascii="Zain" w:hAnsi="Zain" w:cs="Zain"/>
-                <w:b/>
-                <w:bCs/>
-                <w:color w:val="0070C0"/>
-                <w:rtl/>
-                <w:lang w:bidi="fa-IR"/>
-              </w:rPr>
-            </w:pPr>
-            <w:r>
-              <w:rPr>
-                <w:rFonts w:ascii="Zain" w:hAnsi="Zain" w:cs="Zain"/>
-                <w:b/>
-                <w:bCs/>
-                <w:color w:val="0070C0"/>
-                <w:lang w:bidi="fa-IR"/>
-              </w:rPr>
-              <w:t>UC _ 4.5</w:t>
-            </w:r>
-          </w:p>
-        </w:tc>
-      </w:tr>
-      <w:tr>
-        <w:tc>
-          <w:tcPr>
-            <w:tcW w:w="5670" w:type="dxa"/>
-            <w:gridSpan w:val="2"/>
-            <w:vAlign w:val="center"/>
-          </w:tcPr>
-          <w:p>
-            <w:pPr>
-              <w:bidi/>
-              <w:jc w:val="center"/>
-              <w:rPr>
-                <w:rFonts w:ascii="Zain" w:hAnsi="Zain" w:cs="Zain"/>
-                <w:b/>
-                <w:bCs/>
-                <w:color w:val="0070C0"/>
-                <w:rtl/>
-                <w:lang w:bidi="fa-IR"/>
-              </w:rPr>
-            </w:pPr>
-            <w:r>
-              <w:rPr>
-                <w:rFonts w:ascii="Zain" w:hAnsi="Zain" w:cs="Zain" w:hint="cs"/>
-                <w:b/>
-                <w:bCs/>
-                <w:color w:val="0070C0"/>
-                <w:rtl/>
-                <w:lang w:bidi="fa-IR"/>
-              </w:rPr>
-              <w:t>مسئولیت ها</w:t>
-            </w:r>
-          </w:p>
-        </w:tc>
-        <w:tc>
-          <w:tcPr>
-            <w:tcW w:w="5682" w:type="dxa"/>
-            <w:gridSpan w:val="2"/>
-            <w:vAlign w:val="center"/>
-          </w:tcPr>
-          <w:p>
-            <w:pPr>
-              <w:bidi/>
-              <w:jc w:val="center"/>
-              <w:rPr>
-                <w:rFonts w:ascii="Zain" w:hAnsi="Zain" w:cs="Zain"/>
-                <w:b/>
-                <w:bCs/>
-                <w:color w:val="0070C0"/>
-                <w:rtl/>
-                <w:lang w:bidi="fa-IR"/>
-              </w:rPr>
-            </w:pPr>
-            <w:r>
-              <w:rPr>
-                <w:rFonts w:ascii="Zain" w:hAnsi="Zain" w:cs="Zain" w:hint="cs"/>
-                <w:b/>
-                <w:bCs/>
-                <w:color w:val="0070C0"/>
-                <w:rtl/>
-                <w:lang w:bidi="fa-IR"/>
-              </w:rPr>
-              <w:t>همكاری ها</w:t>
-            </w:r>
-          </w:p>
-        </w:tc>
-      </w:tr>
-      <w:tr>
-        <w:tc>
-          <w:tcPr>
-            <w:tcW w:w="5670" w:type="dxa"/>
-            <w:gridSpan w:val="2"/>
-          </w:tcPr>
-          <w:p>
-            <w:pPr>
-              <w:bidi/>
-              <w:jc w:val="center"/>
-              <w:rPr>
-                <w:rFonts w:ascii="Zain" w:hAnsi="Zain" w:cs="Zain"/>
-                <w:rtl/>
-                <w:lang w:bidi="fa-IR"/>
-              </w:rPr>
-            </w:pPr>
-            <w:r>
-              <w:rPr>
-                <w:rFonts w:ascii="Zain" w:hAnsi="Zain" w:cs="Zain" w:hint="cs"/>
-                <w:rtl/>
-                <w:lang w:bidi="fa-IR"/>
-              </w:rPr>
-              <w:t>رزرو نوبت های ثبت شده</w:t>
-            </w:r>
-          </w:p>
-        </w:tc>
-        <w:tc>
-          <w:tcPr>
-            <w:tcW w:w="5682" w:type="dxa"/>
-            <w:gridSpan w:val="2"/>
-          </w:tcPr>
-          <w:p>
-            <w:pPr>
-              <w:bidi/>
-              <w:jc w:val="center"/>
-              <w:rPr>
-                <w:rFonts w:ascii="Zain" w:hAnsi="Zain" w:cs="Zain"/>
-                <w:rtl/>
-                <w:lang w:bidi="fa-IR"/>
-              </w:rPr>
-            </w:pPr>
-            <w:r>
-              <w:rPr>
-                <w:rFonts w:ascii="Zain" w:hAnsi="Zain" w:cs="Zain" w:hint="cs"/>
-                <w:rtl/>
-                <w:lang w:bidi="fa-IR"/>
-              </w:rPr>
-              <w:t>كابران ، نوبت ها</w:t>
-            </w:r>
-          </w:p>
-        </w:tc>
-      </w:tr>
-      <w:tr>
-        <w:tc>
-          <w:tcPr>
-            <w:tcW w:w="5670" w:type="dxa"/>
-            <w:gridSpan w:val="2"/>
-          </w:tcPr>
-          <w:p>
-            <w:pPr>
-              <w:bidi/>
-              <w:jc w:val="center"/>
-              <w:rPr>
-                <w:rFonts w:ascii="Zain" w:hAnsi="Zain" w:cs="Zain"/>
-                <w:rtl/>
-                <w:lang w:bidi="fa-IR"/>
-              </w:rPr>
-            </w:pPr>
-            <w:r>
-              <w:rPr>
-                <w:rFonts w:ascii="Zain" w:hAnsi="Zain" w:cs="Zain" w:hint="cs"/>
-                <w:rtl/>
-                <w:lang w:bidi="fa-IR"/>
-              </w:rPr>
-              <w:t>لغو نوبت رزور شده</w:t>
-            </w:r>
-          </w:p>
-        </w:tc>
-        <w:tc>
-          <w:tcPr>
-            <w:tcW w:w="5682" w:type="dxa"/>
-            <w:gridSpan w:val="2"/>
-          </w:tcPr>
-          <w:p>
-            <w:pPr>
-              <w:bidi/>
-              <w:jc w:val="center"/>
-              <w:rPr>
-                <w:rFonts w:ascii="Zain" w:hAnsi="Zain" w:cs="Zain"/>
-                <w:rtl/>
-                <w:lang w:bidi="fa-IR"/>
-              </w:rPr>
-            </w:pPr>
-            <w:r>
-              <w:rPr>
-                <w:rFonts w:ascii="Zain" w:hAnsi="Zain" w:cs="Zain" w:hint="cs"/>
-                <w:rtl/>
-                <w:lang w:bidi="fa-IR"/>
-              </w:rPr>
-              <w:t>كابران ، نوبت ها</w:t>
-            </w:r>
-          </w:p>
-        </w:tc>
-      </w:tr>
-    </w:tbl>
-    <w:p>
-      <w:pPr>
-        <w:bidi/>
-        <w:rPr>
-          <w:lang w:bidi="fa-IR"/>
-        </w:rPr>
-      </w:pPr>
-    </w:p>
-    <w:tbl>
-      <w:tblPr>
-        <w:tblStyle w:val="TableGrid"/>
-        <w:bidiVisual/>
-        <w:tblW w:w="11352" w:type="dxa"/>
-        <w:tblInd w:w="-996" w:type="dxa"/>
-        <w:tblLook w:val="04A0" w:firstRow="1" w:lastRow="0" w:firstColumn="1" w:lastColumn="0" w:noHBand="0" w:noVBand="1"/>
-      </w:tblPr>
-      <w:tblGrid>
-        <w:gridCol w:w="2715"/>
-        <w:gridCol w:w="8637"/>
-      </w:tblGrid>
-      <w:tr>
-        <w:tc>
-          <w:tcPr>
-            <w:tcW w:w="11352" w:type="dxa"/>
-            <w:gridSpan w:val="2"/>
-            <w:shd w:val="clear" w:color="auto" w:fill="222A35" w:themeFill="text2" w:themeFillShade="80"/>
-            <w:vAlign w:val="center"/>
-          </w:tcPr>
-          <w:p>
-            <w:pPr>
-              <w:bidi/>
-              <w:rPr>
-                <w:rFonts w:ascii="Zain" w:hAnsi="Zain" w:cs="Zain"/>
-                <w:b/>
-                <w:bCs/>
-                <w:color w:val="ED7D31" w:themeColor="accent2"/>
-                <w:sz w:val="32"/>
-                <w:szCs w:val="32"/>
-                <w:rtl/>
-                <w:lang w:bidi="fa-IR"/>
-              </w:rPr>
-            </w:pPr>
-            <w:r>
-              <w:rPr>
-                <w:rFonts w:ascii="Zain" w:hAnsi="Zain" w:cs="Zain"/>
-                <w:b/>
-                <w:bCs/>
-                <w:color w:val="ED7D31" w:themeColor="accent2"/>
-                <w:sz w:val="32"/>
-                <w:szCs w:val="32"/>
-                <w:rtl/>
-                <w:lang w:bidi="fa-IR"/>
-              </w:rPr>
-              <w:t>پشت كارت :</w:t>
-            </w:r>
-          </w:p>
-        </w:tc>
-      </w:tr>
-      <w:tr>
-        <w:trPr>
-          <w:trHeight w:val="1124"/>
-        </w:trPr>
-        <w:tc>
-          <w:tcPr>
-            <w:tcW w:w="11352" w:type="dxa"/>
-            <w:gridSpan w:val="2"/>
-          </w:tcPr>
-          <w:p>
-            <w:pPr>
-              <w:bidi/>
-              <w:rPr>
-                <w:rFonts w:ascii="Zain" w:hAnsi="Zain" w:cs="Zain"/>
-                <w:b/>
-                <w:bCs/>
-                <w:color w:val="0070C0"/>
-                <w:lang w:bidi="fa-IR"/>
-              </w:rPr>
-            </w:pPr>
-            <w:r>
-              <w:rPr>
-                <w:rFonts w:ascii="Zain" w:hAnsi="Zain" w:cs="Zain" w:hint="cs"/>
-                <w:b/>
-                <w:bCs/>
-                <w:color w:val="0070C0"/>
-                <w:rtl/>
-                <w:lang w:bidi="fa-IR"/>
-              </w:rPr>
-              <w:t>ص</w:t>
-            </w:r>
-            <w:r>
-              <w:rPr>
-                <w:rFonts w:ascii="Zain" w:hAnsi="Zain" w:cs="Zain" w:hint="cs"/>
-                <w:b/>
-                <w:bCs/>
-                <w:color w:val="0070C0"/>
-                <w:rtl/>
-                <w:lang w:bidi="fa-IR"/>
-              </w:rPr>
-              <w:t>فت ها :</w:t>
-            </w:r>
-          </w:p>
-          <w:p>
-            <w:pPr>
-              <w:pStyle w:val="ListParagraph"/>
-              <w:numPr>
-                <w:ilvl w:val="0"/>
-                <w:numId w:val="1"/>
-              </w:numPr>
-              <w:bidi/>
-              <w:spacing w:after="160" w:line="278" w:lineRule="auto"/>
-              <w:rPr>
-                <w:rFonts w:ascii="Zain" w:hAnsi="Zain" w:cs="Zain"/>
-                <w:lang w:bidi="fa-IR"/>
-              </w:rPr>
-            </w:pPr>
-            <w:r>
-              <w:rPr>
-                <w:rFonts w:ascii="Zain" w:hAnsi="Zain" w:cs="Zain" w:hint="cs"/>
-                <w:rtl/>
-                <w:lang w:bidi="fa-IR"/>
-              </w:rPr>
-              <w:t xml:space="preserve">شناسه یكتا ( </w:t>
-            </w:r>
-            <w:r>
-              <w:rPr>
-                <w:rFonts w:ascii="Zain" w:hAnsi="Zain" w:cs="Zain" w:hint="cs"/>
-                <w:lang w:bidi="fa-IR"/>
-              </w:rPr>
-              <w:t>GUID</w:t>
-            </w:r>
-            <w:r>
-              <w:rPr>
-                <w:rFonts w:ascii="Zain" w:hAnsi="Zain" w:cs="Zain" w:hint="cs"/>
-                <w:rtl/>
-                <w:lang w:bidi="fa-IR"/>
-              </w:rPr>
-              <w:t xml:space="preserve"> )</w:t>
-            </w:r>
-          </w:p>
-          <w:p>
-            <w:pPr>
-              <w:pStyle w:val="ListParagraph"/>
-              <w:numPr>
-                <w:ilvl w:val="0"/>
-                <w:numId w:val="1"/>
-              </w:numPr>
-              <w:bidi/>
-              <w:spacing w:after="160" w:line="278" w:lineRule="auto"/>
-              <w:rPr>
-                <w:rFonts w:ascii="Zain" w:hAnsi="Zain" w:cs="Zain"/>
-                <w:lang w:bidi="fa-IR"/>
-              </w:rPr>
-            </w:pPr>
-            <w:r>
-              <w:rPr>
-                <w:rFonts w:ascii="Zain" w:hAnsi="Zain" w:cs="Zain" w:hint="cs"/>
-                <w:rtl/>
-                <w:lang w:bidi="fa-IR"/>
-              </w:rPr>
-              <w:t xml:space="preserve">شناسه یكتای نوبت ( </w:t>
-            </w:r>
-            <w:r>
-              <w:rPr>
-                <w:rFonts w:ascii="Zain" w:hAnsi="Zain" w:cs="Zain" w:hint="cs"/>
-                <w:lang w:bidi="fa-IR"/>
-              </w:rPr>
-              <w:t>GUID</w:t>
-            </w:r>
-            <w:r>
-              <w:rPr>
-                <w:rFonts w:ascii="Zain" w:hAnsi="Zain" w:cs="Zain" w:hint="cs"/>
-                <w:rtl/>
-                <w:lang w:bidi="fa-IR"/>
-              </w:rPr>
-              <w:t xml:space="preserve"> )</w:t>
-            </w:r>
-          </w:p>
-          <w:p>
-            <w:pPr>
-              <w:pStyle w:val="ListParagraph"/>
-              <w:numPr>
-                <w:ilvl w:val="0"/>
-                <w:numId w:val="1"/>
-              </w:numPr>
-              <w:bidi/>
-              <w:spacing w:after="160" w:line="278" w:lineRule="auto"/>
-              <w:rPr>
-                <w:rFonts w:ascii="Zain" w:hAnsi="Zain" w:cs="Zain"/>
-                <w:lang w:bidi="fa-IR"/>
-              </w:rPr>
-            </w:pPr>
-            <w:r>
-              <w:rPr>
-                <w:rFonts w:ascii="Zain" w:hAnsi="Zain" w:cs="Zain" w:hint="cs"/>
-                <w:rtl/>
-                <w:lang w:bidi="fa-IR"/>
-              </w:rPr>
-              <w:t xml:space="preserve">شناسه یكتای كاربر ( </w:t>
-            </w:r>
-            <w:r>
-              <w:rPr>
-                <w:rFonts w:ascii="Zain" w:hAnsi="Zain" w:cs="Zain" w:hint="cs"/>
-                <w:lang w:bidi="fa-IR"/>
-              </w:rPr>
-              <w:t>GUID</w:t>
-            </w:r>
-            <w:r>
-              <w:rPr>
-                <w:rFonts w:ascii="Zain" w:hAnsi="Zain" w:cs="Zain" w:hint="cs"/>
-                <w:rtl/>
-                <w:lang w:bidi="fa-IR"/>
-              </w:rPr>
-              <w:t xml:space="preserve"> )</w:t>
-            </w:r>
-          </w:p>
-          <w:p>
-            <w:pPr>
-              <w:pStyle w:val="ListParagraph"/>
-              <w:numPr>
-                <w:ilvl w:val="0"/>
-                <w:numId w:val="1"/>
-              </w:numPr>
-              <w:bidi/>
-              <w:rPr>
-                <w:rFonts w:ascii="Zain" w:hAnsi="Zain" w:cs="Zain"/>
-                <w:rtl/>
-                <w:lang w:bidi="fa-IR"/>
-              </w:rPr>
-            </w:pPr>
-            <w:r>
-              <w:rPr>
-                <w:rFonts w:ascii="Zain" w:hAnsi="Zain" w:cs="Zain" w:hint="cs"/>
-                <w:rtl/>
-                <w:lang w:bidi="fa-IR"/>
-              </w:rPr>
-              <w:t>ای دی وضعیت نوبت ( عدد طبیعی )</w:t>
-            </w:r>
-          </w:p>
-        </w:tc>
-      </w:tr>
-      <w:tr>
-        <w:tc>
-          <w:tcPr>
-            <w:tcW w:w="11352" w:type="dxa"/>
-            <w:gridSpan w:val="2"/>
-            <w:vAlign w:val="center"/>
-          </w:tcPr>
-          <w:p>
-            <w:pPr>
-              <w:bidi/>
-              <w:rPr>
-                <w:rFonts w:ascii="Zain" w:hAnsi="Zain" w:cs="Zain"/>
-                <w:b/>
-                <w:bCs/>
-                <w:color w:val="0070C0"/>
-                <w:lang w:bidi="fa-IR"/>
-              </w:rPr>
-            </w:pPr>
-            <w:r>
-              <w:rPr>
-                <w:rFonts w:ascii="Zain" w:hAnsi="Zain" w:cs="Zain" w:hint="cs"/>
-                <w:b/>
-                <w:bCs/>
-                <w:color w:val="0070C0"/>
-                <w:rtl/>
-                <w:lang w:bidi="fa-IR"/>
-              </w:rPr>
-              <w:t>روابط :</w:t>
-            </w:r>
-          </w:p>
-        </w:tc>
-      </w:tr>
-      <w:tr>
-        <w:tc>
-          <w:tcPr>
-            <w:tcW w:w="2715" w:type="dxa"/>
-            <w:vAlign w:val="center"/>
-          </w:tcPr>
-          <w:p>
-            <w:pPr>
-              <w:bidi/>
-              <w:rPr>
-                <w:rFonts w:ascii="Zain" w:hAnsi="Zain" w:cs="Zain"/>
-                <w:b/>
-                <w:bCs/>
-                <w:color w:val="0070C0"/>
-                <w:rtl/>
-                <w:lang w:bidi="fa-IR"/>
-              </w:rPr>
-            </w:pPr>
-            <w:r>
-              <w:rPr>
-                <w:rFonts w:ascii="Zain" w:hAnsi="Zain" w:cs="Zain"/>
-                <w:b/>
-                <w:bCs/>
-                <w:color w:val="0070C0"/>
-                <w:rtl/>
-                <w:lang w:bidi="fa-IR"/>
-              </w:rPr>
-              <w:t>تعم</w:t>
-            </w:r>
-            <w:r>
-              <w:rPr>
-                <w:rFonts w:ascii="Zain" w:hAnsi="Zain" w:cs="Zain"/>
-                <w:b/>
-                <w:bCs/>
-                <w:color w:val="0070C0"/>
-                <w:rtl/>
-                <w:lang w:bidi="fa-IR"/>
-              </w:rPr>
-              <w:t>ی</w:t>
-            </w:r>
-            <w:r>
-              <w:rPr>
-                <w:rFonts w:ascii="Zain" w:hAnsi="Zain" w:cs="Zain"/>
-                <w:b/>
-                <w:bCs/>
-                <w:color w:val="0070C0"/>
-                <w:rtl/>
-                <w:lang w:bidi="fa-IR"/>
-              </w:rPr>
-              <w:t xml:space="preserve">م ( </w:t>
-            </w:r>
-            <w:r>
-              <w:rPr>
-                <w:rFonts w:ascii="Zain" w:hAnsi="Zain" w:cs="Zain"/>
-                <w:b/>
-                <w:bCs/>
-                <w:color w:val="0070C0"/>
-                <w:rtl/>
-                <w:lang w:bidi="fa-IR"/>
-              </w:rPr>
-              <w:t>ی</w:t>
-            </w:r>
-            <w:r>
-              <w:rPr>
-                <w:rFonts w:ascii="Zain" w:hAnsi="Zain" w:cs="Zain"/>
-                <w:b/>
-                <w:bCs/>
-                <w:color w:val="0070C0"/>
-                <w:rtl/>
-                <w:lang w:bidi="fa-IR"/>
-              </w:rPr>
-              <w:t>ك – نوع – از ) :</w:t>
-            </w:r>
-          </w:p>
-        </w:tc>
-        <w:tc>
-          <w:tcPr>
-            <w:tcW w:w="8637" w:type="dxa"/>
-            <w:vAlign w:val="center"/>
-          </w:tcPr>
-          <w:p>
-            <w:pPr>
-              <w:bidi/>
-              <w:rPr>
-                <w:rFonts w:ascii="Zain" w:hAnsi="Zain" w:cs="Zain"/>
-                <w:color w:val="0070C0"/>
-                <w:rtl/>
-                <w:lang w:bidi="fa-IR"/>
-              </w:rPr>
-            </w:pPr>
-          </w:p>
-        </w:tc>
-      </w:tr>
-      <w:tr>
-        <w:tc>
-          <w:tcPr>
-            <w:tcW w:w="2715" w:type="dxa"/>
-            <w:vAlign w:val="center"/>
-          </w:tcPr>
-          <w:p>
-            <w:pPr>
-              <w:bidi/>
-              <w:rPr>
-                <w:rFonts w:ascii="Zain" w:hAnsi="Zain" w:cs="Zain"/>
-                <w:b/>
-                <w:bCs/>
-                <w:color w:val="0070C0"/>
-                <w:rtl/>
-                <w:lang w:bidi="fa-IR"/>
-              </w:rPr>
-            </w:pPr>
-            <w:r>
-              <w:rPr>
-                <w:rFonts w:ascii="Zain" w:hAnsi="Zain" w:cs="Zain"/>
-                <w:b/>
-                <w:bCs/>
-                <w:color w:val="0070C0"/>
-                <w:rtl/>
-                <w:lang w:bidi="fa-IR"/>
-              </w:rPr>
-              <w:t>تجم</w:t>
-            </w:r>
-            <w:r>
-              <w:rPr>
-                <w:rFonts w:ascii="Zain" w:hAnsi="Zain" w:cs="Zain"/>
-                <w:b/>
-                <w:bCs/>
-                <w:color w:val="0070C0"/>
-                <w:rtl/>
-                <w:lang w:bidi="fa-IR"/>
-              </w:rPr>
-              <w:t>ی</w:t>
-            </w:r>
-            <w:r>
-              <w:rPr>
-                <w:rFonts w:ascii="Zain" w:hAnsi="Zain" w:cs="Zain"/>
-                <w:b/>
-                <w:bCs/>
-                <w:color w:val="0070C0"/>
-                <w:rtl/>
-                <w:lang w:bidi="fa-IR"/>
-              </w:rPr>
-              <w:t>ع ( دارا</w:t>
-            </w:r>
-            <w:r>
-              <w:rPr>
-                <w:rFonts w:ascii="Zain" w:hAnsi="Zain" w:cs="Zain"/>
-                <w:b/>
-                <w:bCs/>
-                <w:color w:val="0070C0"/>
-                <w:rtl/>
-                <w:lang w:bidi="fa-IR"/>
-              </w:rPr>
-              <w:t>ی</w:t>
-            </w:r>
-            <w:r>
-              <w:rPr>
-                <w:rFonts w:ascii="Zain" w:hAnsi="Zain" w:cs="Zain"/>
-                <w:b/>
-                <w:bCs/>
-                <w:color w:val="0070C0"/>
-                <w:rtl/>
-                <w:lang w:bidi="fa-IR"/>
-              </w:rPr>
-              <w:t xml:space="preserve"> – اجزائ ) :</w:t>
-            </w:r>
-          </w:p>
-        </w:tc>
-        <w:tc>
-          <w:tcPr>
-            <w:tcW w:w="8637" w:type="dxa"/>
-            <w:vAlign w:val="center"/>
-          </w:tcPr>
-          <w:p>
-            <w:pPr>
-              <w:bidi/>
-              <w:rPr>
-                <w:rFonts w:ascii="Zain" w:hAnsi="Zain" w:cs="Zain"/>
-                <w:rtl/>
-                <w:lang w:bidi="fa-IR"/>
-              </w:rPr>
-            </w:pPr>
-            <w:r>
-              <w:rPr>
-                <w:rFonts w:ascii="Zain" w:hAnsi="Zain" w:cs="Zain" w:hint="cs"/>
-                <w:rtl/>
-                <w:lang w:bidi="fa-IR"/>
-              </w:rPr>
-              <w:t xml:space="preserve">نوبت ، مشتری ، وضعیت نوبت </w:t>
-            </w:r>
-          </w:p>
-        </w:tc>
-      </w:tr>
-      <w:tr>
-        <w:tc>
-          <w:tcPr>
-            <w:tcW w:w="2715" w:type="dxa"/>
-            <w:vAlign w:val="center"/>
-          </w:tcPr>
-          <w:p>
-            <w:pPr>
-              <w:bidi/>
-              <w:rPr>
-                <w:rFonts w:ascii="Zain" w:hAnsi="Zain" w:cs="Zain"/>
-                <w:b/>
-                <w:bCs/>
-                <w:color w:val="0070C0"/>
-                <w:rtl/>
-                <w:lang w:bidi="fa-IR"/>
-              </w:rPr>
-            </w:pPr>
-            <w:r>
-              <w:rPr>
-                <w:rFonts w:ascii="Zain" w:hAnsi="Zain" w:cs="Zain"/>
-                <w:b/>
-                <w:bCs/>
-                <w:color w:val="0070C0"/>
-                <w:rtl/>
-                <w:lang w:bidi="fa-IR"/>
-              </w:rPr>
-              <w:t>سا</w:t>
-            </w:r>
-            <w:r>
-              <w:rPr>
-                <w:rFonts w:ascii="Zain" w:hAnsi="Zain" w:cs="Zain"/>
-                <w:b/>
-                <w:bCs/>
-                <w:color w:val="0070C0"/>
-                <w:rtl/>
-                <w:lang w:bidi="fa-IR"/>
-              </w:rPr>
-              <w:t>ی</w:t>
-            </w:r>
-            <w:r>
-              <w:rPr>
-                <w:rFonts w:ascii="Zain" w:hAnsi="Zain" w:cs="Zain"/>
-                <w:b/>
-                <w:bCs/>
-                <w:color w:val="0070C0"/>
-                <w:rtl/>
-                <w:lang w:bidi="fa-IR"/>
-              </w:rPr>
-              <w:t>ر روابط :</w:t>
-            </w:r>
-          </w:p>
-        </w:tc>
-        <w:tc>
-          <w:tcPr>
-            <w:tcW w:w="8637" w:type="dxa"/>
-            <w:vAlign w:val="center"/>
-          </w:tcPr>
-          <w:p>
-            <w:pPr>
-              <w:bidi/>
-              <w:rPr>
-                <w:rFonts w:ascii="Zain" w:hAnsi="Zain" w:cs="Zain"/>
-                <w:color w:val="0070C0"/>
-                <w:rtl/>
-                <w:lang w:bidi="fa-IR"/>
-              </w:rPr>
-            </w:pPr>
-          </w:p>
-        </w:tc>
-      </w:tr>
-    </w:tbl>
-    <w:p>
-      <w:pPr>
-        <w:rPr>
-          <w:rFonts w:ascii="Mj_Casablanca Light" w:hAnsi="Mj_Casablanca Light" w:cs="Mj_Casablanca Light"/>
-          <w:color w:val="0070C0"/>
-          <w:sz w:val="22"/>
-          <w:szCs w:val="22"/>
-          <w:lang w:bidi="fa-IR"/>
-        </w:rPr>
-      </w:pPr>
-    </w:p>
-    <w:p>
-      <w:pPr>
-        <w:rPr>
-          <w:rFonts w:ascii="Mj_Casablanca Light" w:hAnsi="Mj_Casablanca Light" w:cs="Mj_Casablanca Light"/>
-          <w:color w:val="0070C0"/>
-          <w:sz w:val="22"/>
-          <w:szCs w:val="22"/>
-          <w:lang w:bidi="fa-IR"/>
-        </w:rPr>
-      </w:pPr>
-      <w:r>
-        <w:rPr>
-          <w:rFonts w:ascii="Mj_Casablanca Light" w:hAnsi="Mj_Casablanca Light" w:cs="Mj_Casablanca Light"/>
-          <w:color w:val="0070C0"/>
-          <w:sz w:val="22"/>
-          <w:szCs w:val="22"/>
-          <w:lang w:bidi="fa-IR"/>
-        </w:rPr>
-        <w:br w:type="page"/>
-      </w:r>
-    </w:p>
-    <w:tbl>
-      <w:tblPr>
-        <w:tblStyle w:val="TableGrid"/>
-        <w:bidiVisual/>
-        <w:tblW w:w="11352" w:type="dxa"/>
-        <w:tblInd w:w="-996" w:type="dxa"/>
-        <w:tblLook w:val="04A0" w:firstRow="1" w:lastRow="0" w:firstColumn="1" w:lastColumn="0" w:noHBand="0" w:noVBand="1"/>
-      </w:tblPr>
-      <w:tblGrid>
-        <w:gridCol w:w="3259"/>
-        <w:gridCol w:w="2411"/>
-        <w:gridCol w:w="1279"/>
-        <w:gridCol w:w="4403"/>
-      </w:tblGrid>
-      <w:tr>
-        <w:tc>
-          <w:tcPr>
-            <w:tcW w:w="11352" w:type="dxa"/>
-            <w:gridSpan w:val="4"/>
-            <w:shd w:val="clear" w:color="auto" w:fill="222A35" w:themeFill="text2" w:themeFillShade="80"/>
-          </w:tcPr>
-          <w:p>
-            <w:pPr>
-              <w:bidi/>
-              <w:rPr>
-                <w:rFonts w:ascii="Zain" w:hAnsi="Zain" w:cs="Zain"/>
-                <w:b/>
-                <w:bCs/>
-                <w:color w:val="ED7D31" w:themeColor="accent2"/>
-                <w:sz w:val="32"/>
-                <w:szCs w:val="32"/>
-                <w:rtl/>
-                <w:lang w:bidi="fa-IR"/>
-              </w:rPr>
-            </w:pPr>
-            <w:r>
-              <w:rPr>
-                <w:rFonts w:ascii="Zain" w:hAnsi="Zain" w:cs="Zain"/>
-                <w:b/>
-                <w:bCs/>
-                <w:color w:val="ED7D31" w:themeColor="accent2"/>
-                <w:sz w:val="32"/>
-                <w:szCs w:val="32"/>
-                <w:rtl/>
-                <w:lang w:bidi="fa-IR"/>
-              </w:rPr>
-              <w:lastRenderedPageBreak/>
-              <w:t>رو</w:t>
-            </w:r>
-            <w:r>
-              <w:rPr>
-                <w:rFonts w:ascii="Zain" w:hAnsi="Zain" w:cs="Zain"/>
-                <w:b/>
-                <w:bCs/>
-                <w:color w:val="ED7D31" w:themeColor="accent2"/>
-                <w:sz w:val="32"/>
-                <w:szCs w:val="32"/>
-                <w:rtl/>
-                <w:lang w:bidi="fa-IR"/>
-              </w:rPr>
-              <w:t>ی</w:t>
-            </w:r>
-            <w:r>
-              <w:rPr>
-                <w:rFonts w:ascii="Zain" w:hAnsi="Zain" w:cs="Zain"/>
-                <w:b/>
-                <w:bCs/>
-                <w:color w:val="ED7D31" w:themeColor="accent2"/>
-                <w:sz w:val="32"/>
-                <w:szCs w:val="32"/>
-                <w:rtl/>
-                <w:lang w:bidi="fa-IR"/>
-              </w:rPr>
-              <w:t xml:space="preserve"> كارت :</w:t>
-            </w:r>
-          </w:p>
-        </w:tc>
-      </w:tr>
-      <w:tr>
-        <w:tc>
-          <w:tcPr>
-            <w:tcW w:w="3259" w:type="dxa"/>
-          </w:tcPr>
-          <w:p>
-            <w:pPr>
-              <w:bidi/>
-              <w:rPr>
-                <w:rFonts w:ascii="Zain" w:hAnsi="Zain" w:cs="Zain"/>
-                <w:color w:val="0070C0"/>
-                <w:rtl/>
-                <w:lang w:bidi="fa-IR"/>
-              </w:rPr>
-            </w:pPr>
-            <w:r>
-              <w:rPr>
-                <w:rFonts w:ascii="Zain" w:hAnsi="Zain" w:cs="Zain" w:hint="cs"/>
-                <w:b/>
-                <w:bCs/>
-                <w:color w:val="0070C0"/>
-                <w:rtl/>
-                <w:lang w:bidi="fa-IR"/>
-              </w:rPr>
-              <w:t>نام كلاس :</w:t>
-            </w:r>
-            <w:r>
-              <w:rPr>
-                <w:rFonts w:ascii="Zain" w:hAnsi="Zain" w:cs="Zain" w:hint="cs"/>
-                <w:color w:val="0070C0"/>
-                <w:lang w:bidi="fa-IR"/>
-              </w:rPr>
-              <w:t xml:space="preserve"> </w:t>
-            </w:r>
-            <w:r>
-              <w:rPr>
-                <w:rFonts w:ascii="Zain" w:hAnsi="Zain" w:cs="Zain" w:hint="cs"/>
-                <w:rtl/>
-                <w:lang w:bidi="fa-IR"/>
-              </w:rPr>
-              <w:t>وضعیت های نوبت</w:t>
-            </w:r>
-          </w:p>
-        </w:tc>
-        <w:tc>
-          <w:tcPr>
-            <w:tcW w:w="3690" w:type="dxa"/>
-            <w:gridSpan w:val="2"/>
-          </w:tcPr>
-          <w:p>
-            <w:pPr>
-              <w:bidi/>
-              <w:rPr>
-                <w:rFonts w:ascii="Zain" w:hAnsi="Zain" w:cs="Zain"/>
-                <w:b/>
-                <w:bCs/>
-                <w:color w:val="0070C0"/>
-                <w:lang w:bidi="fa-IR"/>
-              </w:rPr>
-            </w:pPr>
-            <w:r>
-              <w:rPr>
-                <w:rFonts w:ascii="Zain" w:hAnsi="Zain" w:cs="Zain" w:hint="cs"/>
-                <w:b/>
-                <w:bCs/>
-                <w:color w:val="0070C0"/>
-                <w:rtl/>
-                <w:lang w:bidi="fa-IR"/>
-              </w:rPr>
-              <w:t>شماره</w:t>
-            </w:r>
-            <w:r>
-              <w:rPr>
-                <w:rFonts w:ascii="Times New Roman" w:hAnsi="Times New Roman" w:cs="Times New Roman" w:hint="cs"/>
-                <w:b/>
-                <w:bCs/>
-                <w:color w:val="0070C0"/>
-                <w:rtl/>
-                <w:lang w:bidi="fa-IR"/>
-              </w:rPr>
-              <w:t>‌</w:t>
-            </w:r>
-            <w:r>
-              <w:rPr>
-                <w:rFonts w:ascii="Zain" w:hAnsi="Zain" w:cs="Zain" w:hint="cs"/>
-                <w:b/>
-                <w:bCs/>
-                <w:color w:val="0070C0"/>
-                <w:rtl/>
-                <w:lang w:bidi="fa-IR"/>
-              </w:rPr>
-              <w:t xml:space="preserve">ی شناسایی : </w:t>
-            </w:r>
-            <w:r>
-              <w:rPr>
-                <w:rFonts w:ascii="Zain" w:hAnsi="Zain" w:cs="Zain" w:hint="cs"/>
-                <w:b/>
-                <w:bCs/>
-                <w:lang w:bidi="fa-IR"/>
-              </w:rPr>
-              <w:t>11</w:t>
-            </w:r>
-          </w:p>
-        </w:tc>
-        <w:tc>
-          <w:tcPr>
-            <w:tcW w:w="4403" w:type="dxa"/>
-          </w:tcPr>
-          <w:p>
-            <w:pPr>
-              <w:bidi/>
-              <w:rPr>
-                <w:rFonts w:ascii="Zain" w:hAnsi="Zain" w:cs="Zain"/>
-                <w:b/>
-                <w:bCs/>
-                <w:color w:val="0070C0"/>
-                <w:rtl/>
-                <w:lang w:bidi="fa-IR"/>
-              </w:rPr>
-            </w:pPr>
-            <w:r>
-              <w:rPr>
-                <w:rFonts w:ascii="Zain" w:hAnsi="Zain" w:cs="Zain" w:hint="cs"/>
-                <w:b/>
-                <w:bCs/>
-                <w:color w:val="0070C0"/>
-                <w:rtl/>
-                <w:lang w:bidi="fa-IR"/>
-              </w:rPr>
-              <w:t>نوع :</w:t>
-            </w:r>
-          </w:p>
-        </w:tc>
-      </w:tr>
-      <w:tr>
-        <w:tc>
-          <w:tcPr>
-            <w:tcW w:w="6949" w:type="dxa"/>
-            <w:gridSpan w:val="3"/>
-          </w:tcPr>
-          <w:p>
-            <w:pPr>
-              <w:bidi/>
-              <w:rPr>
-                <w:rFonts w:ascii="Zain" w:hAnsi="Zain" w:cs="Zain"/>
-                <w:color w:val="0070C0"/>
-                <w:rtl/>
-                <w:lang w:bidi="fa-IR"/>
-              </w:rPr>
-            </w:pPr>
-            <w:r>
-              <w:rPr>
-                <w:rFonts w:ascii="Zain" w:hAnsi="Zain" w:cs="Zain" w:hint="cs"/>
-                <w:b/>
-                <w:bCs/>
-                <w:color w:val="0070C0"/>
-                <w:rtl/>
-                <w:lang w:bidi="fa-IR"/>
-              </w:rPr>
-              <w:t>شرح :</w:t>
-            </w:r>
-            <w:r>
-              <w:rPr>
-                <w:rFonts w:ascii="Zain" w:hAnsi="Zain" w:cs="Zain" w:hint="cs"/>
-                <w:color w:val="0070C0"/>
-                <w:rtl/>
-                <w:lang w:bidi="fa-IR"/>
-              </w:rPr>
-              <w:t xml:space="preserve"> </w:t>
-            </w:r>
-            <w:r>
-              <w:rPr>
-                <w:rFonts w:ascii="Zain" w:hAnsi="Zain" w:cs="Zain" w:hint="cs"/>
-                <w:color w:val="0070C0"/>
-                <w:rtl/>
-                <w:lang w:bidi="fa-IR"/>
-              </w:rPr>
-              <w:t>وضعیت نوبت</w:t>
-            </w:r>
-            <w:r>
-              <w:rPr>
-                <w:rFonts w:ascii="Zain" w:hAnsi="Zain" w:cs="Zain" w:hint="cs"/>
-                <w:rtl/>
-                <w:lang w:bidi="fa-IR"/>
-              </w:rPr>
-              <w:t xml:space="preserve"> ها از توی این جدول خوانده می شوند</w:t>
-            </w:r>
-          </w:p>
-        </w:tc>
-        <w:tc>
-          <w:tcPr>
-            <w:tcW w:w="4403" w:type="dxa"/>
-          </w:tcPr>
-          <w:p>
-            <w:pPr>
-              <w:bidi/>
-              <w:rPr>
-                <w:rFonts w:ascii="Zain" w:hAnsi="Zain" w:cs="Zain"/>
-                <w:b/>
-                <w:bCs/>
-                <w:color w:val="0070C0"/>
-                <w:lang w:bidi="fa-IR"/>
-              </w:rPr>
-            </w:pPr>
-            <w:r>
-              <w:rPr>
-                <w:rFonts w:ascii="Zain" w:hAnsi="Zain" w:cs="Zain"/>
-                <w:b/>
-                <w:bCs/>
-                <w:color w:val="0070C0"/>
-                <w:rtl/>
-                <w:lang w:bidi="fa-IR"/>
-              </w:rPr>
-              <w:t>مورد-كاربرد</w:t>
-            </w:r>
-            <w:r>
-              <w:rPr>
-                <w:rFonts w:ascii="Zain" w:hAnsi="Zain" w:cs="Zain"/>
-                <w:b/>
-                <w:bCs/>
-                <w:color w:val="0070C0"/>
-                <w:rtl/>
-                <w:lang w:bidi="fa-IR"/>
-              </w:rPr>
-              <w:t>ی</w:t>
-            </w:r>
-            <w:r>
-              <w:rPr>
-                <w:rFonts w:ascii="Zain" w:hAnsi="Zain" w:cs="Zain"/>
-                <w:b/>
-                <w:bCs/>
-                <w:color w:val="0070C0"/>
-                <w:rtl/>
-                <w:lang w:bidi="fa-IR"/>
-              </w:rPr>
-              <w:t xml:space="preserve"> مرتبط :</w:t>
-            </w:r>
-          </w:p>
-          <w:p>
-            <w:pPr>
-              <w:rPr>
-                <w:rFonts w:ascii="Zain" w:hAnsi="Zain" w:cs="Zain"/>
-                <w:b/>
-                <w:bCs/>
-                <w:color w:val="0070C0"/>
-                <w:lang w:bidi="fa-IR"/>
-              </w:rPr>
-            </w:pPr>
-            <w:r>
-              <w:rPr>
-                <w:rFonts w:ascii="Zain" w:hAnsi="Zain" w:cs="Zain"/>
-                <w:b/>
-                <w:bCs/>
-                <w:color w:val="0070C0"/>
-                <w:lang w:bidi="fa-IR"/>
-              </w:rPr>
-              <w:t>UC _ 2.5 , 2.6</w:t>
-            </w:r>
-          </w:p>
-          <w:p>
-            <w:pPr>
-              <w:rPr>
-                <w:rFonts w:ascii="Zain" w:hAnsi="Zain" w:cs="Zain"/>
-                <w:b/>
-                <w:bCs/>
-                <w:color w:val="0070C0"/>
-                <w:lang w:bidi="fa-IR"/>
-              </w:rPr>
-            </w:pPr>
-            <w:r>
-              <w:rPr>
-                <w:rFonts w:ascii="Zain" w:hAnsi="Zain" w:cs="Zain"/>
-                <w:b/>
-                <w:bCs/>
-                <w:color w:val="0070C0"/>
-                <w:lang w:bidi="fa-IR"/>
-              </w:rPr>
-              <w:t>UC _ 3.15</w:t>
-            </w:r>
-          </w:p>
-          <w:p>
-            <w:pPr>
-              <w:rPr>
-                <w:rFonts w:ascii="Zain" w:hAnsi="Zain" w:cs="Zain"/>
-                <w:b/>
-                <w:bCs/>
-                <w:color w:val="0070C0"/>
-                <w:rtl/>
-                <w:lang w:bidi="fa-IR"/>
-              </w:rPr>
-            </w:pPr>
-            <w:r>
-              <w:rPr>
-                <w:rFonts w:ascii="Zain" w:hAnsi="Zain" w:cs="Zain"/>
-                <w:b/>
-                <w:bCs/>
-                <w:color w:val="0070C0"/>
-                <w:lang w:bidi="fa-IR"/>
-              </w:rPr>
-              <w:t>UC _ 4.5 , 4.4</w:t>
-            </w:r>
-          </w:p>
-        </w:tc>
-      </w:tr>
-      <w:tr>
-        <w:tc>
-          <w:tcPr>
-            <w:tcW w:w="5670" w:type="dxa"/>
-            <w:gridSpan w:val="2"/>
-            <w:vAlign w:val="center"/>
-          </w:tcPr>
-          <w:p>
-            <w:pPr>
-              <w:bidi/>
-              <w:jc w:val="center"/>
-              <w:rPr>
-                <w:rFonts w:ascii="Zain" w:hAnsi="Zain" w:cs="Zain"/>
-                <w:b/>
-                <w:bCs/>
-                <w:color w:val="0070C0"/>
-                <w:rtl/>
-                <w:lang w:bidi="fa-IR"/>
-              </w:rPr>
-            </w:pPr>
-            <w:r>
-              <w:rPr>
-                <w:rFonts w:ascii="Zain" w:hAnsi="Zain" w:cs="Zain" w:hint="cs"/>
-                <w:b/>
-                <w:bCs/>
-                <w:color w:val="0070C0"/>
-                <w:rtl/>
-                <w:lang w:bidi="fa-IR"/>
-              </w:rPr>
-              <w:t>مسئولیت ها</w:t>
-            </w:r>
-          </w:p>
-        </w:tc>
-        <w:tc>
-          <w:tcPr>
-            <w:tcW w:w="5682" w:type="dxa"/>
-            <w:gridSpan w:val="2"/>
-            <w:vAlign w:val="center"/>
-          </w:tcPr>
-          <w:p>
-            <w:pPr>
-              <w:bidi/>
-              <w:jc w:val="center"/>
-              <w:rPr>
-                <w:rFonts w:ascii="Zain" w:hAnsi="Zain" w:cs="Zain"/>
-                <w:b/>
-                <w:bCs/>
-                <w:color w:val="0070C0"/>
-                <w:rtl/>
-                <w:lang w:bidi="fa-IR"/>
-              </w:rPr>
-            </w:pPr>
-            <w:r>
-              <w:rPr>
-                <w:rFonts w:ascii="Zain" w:hAnsi="Zain" w:cs="Zain" w:hint="cs"/>
-                <w:b/>
-                <w:bCs/>
-                <w:color w:val="0070C0"/>
-                <w:rtl/>
-                <w:lang w:bidi="fa-IR"/>
-              </w:rPr>
-              <w:t>همكاری ها</w:t>
-            </w:r>
-          </w:p>
-        </w:tc>
-      </w:tr>
-      <w:tr>
-        <w:tc>
-          <w:tcPr>
-            <w:tcW w:w="5670" w:type="dxa"/>
-            <w:gridSpan w:val="2"/>
-          </w:tcPr>
-          <w:p>
-            <w:pPr>
-              <w:bidi/>
-              <w:jc w:val="center"/>
-              <w:rPr>
-                <w:rFonts w:ascii="Zain" w:hAnsi="Zain" w:cs="Zain"/>
-                <w:rtl/>
-                <w:lang w:bidi="fa-IR"/>
-              </w:rPr>
-            </w:pPr>
-            <w:r>
-              <w:rPr>
-                <w:rFonts w:ascii="Zain" w:hAnsi="Zain" w:cs="Zain" w:hint="cs"/>
-                <w:rtl/>
-                <w:lang w:bidi="fa-IR"/>
-              </w:rPr>
-              <w:t>ارائه نام وضعیت با وجود ای دی و برعكس</w:t>
-            </w:r>
-          </w:p>
-        </w:tc>
-        <w:tc>
-          <w:tcPr>
-            <w:tcW w:w="5682" w:type="dxa"/>
-            <w:gridSpan w:val="2"/>
-          </w:tcPr>
-          <w:p>
-            <w:pPr>
-              <w:bidi/>
-              <w:jc w:val="center"/>
-              <w:rPr>
-                <w:rFonts w:ascii="Zain" w:hAnsi="Zain" w:cs="Zain"/>
-                <w:rtl/>
-                <w:lang w:bidi="fa-IR"/>
-              </w:rPr>
-            </w:pPr>
-            <w:r>
-              <w:rPr>
-                <w:rFonts w:ascii="Zain" w:hAnsi="Zain" w:cs="Zain" w:hint="cs"/>
-                <w:rtl/>
-                <w:lang w:bidi="fa-IR"/>
-              </w:rPr>
-              <w:t>(هر كلاسی كه از ای دی شهر استفاده می كند)</w:t>
-            </w:r>
-          </w:p>
-        </w:tc>
-      </w:tr>
-      <w:tr>
-        <w:tc>
-          <w:tcPr>
-            <w:tcW w:w="5670" w:type="dxa"/>
-            <w:gridSpan w:val="2"/>
-          </w:tcPr>
-          <w:p>
-            <w:pPr>
-              <w:bidi/>
-              <w:jc w:val="center"/>
-              <w:rPr>
-                <w:rFonts w:ascii="Zain" w:hAnsi="Zain" w:cs="Zain"/>
-                <w:rtl/>
-                <w:lang w:bidi="fa-IR"/>
-              </w:rPr>
-            </w:pPr>
-          </w:p>
-        </w:tc>
-        <w:tc>
-          <w:tcPr>
-            <w:tcW w:w="5682" w:type="dxa"/>
-            <w:gridSpan w:val="2"/>
-          </w:tcPr>
-          <w:p>
-            <w:pPr>
-              <w:bidi/>
-              <w:jc w:val="center"/>
-              <w:rPr>
-                <w:rFonts w:ascii="Zain" w:hAnsi="Zain" w:cs="Zain"/>
-                <w:rtl/>
-                <w:lang w:bidi="fa-IR"/>
-              </w:rPr>
-            </w:pPr>
-          </w:p>
-        </w:tc>
-      </w:tr>
-    </w:tbl>
-    <w:p>
-      <w:pPr>
-        <w:bidi/>
-        <w:rPr>
-          <w:lang w:bidi="fa-IR"/>
-        </w:rPr>
-      </w:pPr>
-    </w:p>
-    <w:tbl>
-      <w:tblPr>
-        <w:tblStyle w:val="TableGrid"/>
-        <w:bidiVisual/>
-        <w:tblW w:w="11352" w:type="dxa"/>
-        <w:tblInd w:w="-996" w:type="dxa"/>
-        <w:tblLook w:val="04A0" w:firstRow="1" w:lastRow="0" w:firstColumn="1" w:lastColumn="0" w:noHBand="0" w:noVBand="1"/>
-      </w:tblPr>
-      <w:tblGrid>
-        <w:gridCol w:w="2715"/>
-        <w:gridCol w:w="8637"/>
-      </w:tblGrid>
-      <w:tr>
-        <w:tc>
-          <w:tcPr>
-            <w:tcW w:w="11352" w:type="dxa"/>
-            <w:gridSpan w:val="2"/>
-            <w:shd w:val="clear" w:color="auto" w:fill="222A35" w:themeFill="text2" w:themeFillShade="80"/>
-            <w:vAlign w:val="center"/>
-          </w:tcPr>
-          <w:p>
-            <w:pPr>
-              <w:bidi/>
-              <w:rPr>
-                <w:rFonts w:ascii="Zain" w:hAnsi="Zain" w:cs="Zain"/>
-                <w:b/>
-                <w:bCs/>
-                <w:color w:val="ED7D31" w:themeColor="accent2"/>
-                <w:sz w:val="32"/>
-                <w:szCs w:val="32"/>
-                <w:rtl/>
-                <w:lang w:bidi="fa-IR"/>
-              </w:rPr>
-            </w:pPr>
-            <w:r>
-              <w:rPr>
-                <w:rFonts w:ascii="Zain" w:hAnsi="Zain" w:cs="Zain"/>
-                <w:b/>
-                <w:bCs/>
-                <w:color w:val="ED7D31" w:themeColor="accent2"/>
-                <w:sz w:val="32"/>
-                <w:szCs w:val="32"/>
-                <w:rtl/>
-                <w:lang w:bidi="fa-IR"/>
-              </w:rPr>
-              <w:t>پشت كارت :</w:t>
-            </w:r>
-          </w:p>
-        </w:tc>
-      </w:tr>
-      <w:tr>
-        <w:trPr>
-          <w:trHeight w:val="1124"/>
-        </w:trPr>
-        <w:tc>
-          <w:tcPr>
-            <w:tcW w:w="11352" w:type="dxa"/>
-            <w:gridSpan w:val="2"/>
-          </w:tcPr>
-          <w:p>
-            <w:pPr>
-              <w:bidi/>
-              <w:rPr>
-                <w:rFonts w:ascii="Zain" w:hAnsi="Zain" w:cs="Zain"/>
-                <w:b/>
-                <w:bCs/>
-                <w:color w:val="0070C0"/>
-                <w:lang w:bidi="fa-IR"/>
-              </w:rPr>
-            </w:pPr>
-            <w:r>
-              <w:rPr>
-                <w:rFonts w:ascii="Zain" w:hAnsi="Zain" w:cs="Zain" w:hint="cs"/>
-                <w:b/>
-                <w:bCs/>
-                <w:color w:val="0070C0"/>
-                <w:rtl/>
-                <w:lang w:bidi="fa-IR"/>
-              </w:rPr>
-              <w:t>صفت ها :</w:t>
-            </w:r>
-          </w:p>
-          <w:p>
-            <w:pPr>
-              <w:pStyle w:val="ListParagraph"/>
-              <w:numPr>
-                <w:ilvl w:val="0"/>
-                <w:numId w:val="1"/>
-              </w:numPr>
-              <w:bidi/>
-              <w:spacing w:after="160" w:line="278" w:lineRule="auto"/>
-              <w:rPr>
-                <w:rFonts w:ascii="Zain" w:hAnsi="Zain" w:cs="Zain"/>
-                <w:lang w:bidi="fa-IR"/>
-              </w:rPr>
-            </w:pPr>
-            <w:r>
-              <w:rPr>
-                <w:rFonts w:ascii="Zain" w:hAnsi="Zain" w:cs="Zain" w:hint="cs"/>
-                <w:rtl/>
-                <w:lang w:bidi="fa-IR"/>
-              </w:rPr>
-              <w:t>ای دی ( عدد طبیعی )</w:t>
-            </w:r>
-          </w:p>
-          <w:p>
-            <w:pPr>
-              <w:pStyle w:val="ListParagraph"/>
-              <w:numPr>
-                <w:ilvl w:val="0"/>
-                <w:numId w:val="1"/>
-              </w:numPr>
-              <w:bidi/>
-              <w:rPr>
-                <w:rFonts w:ascii="Zain" w:hAnsi="Zain" w:cs="Zain"/>
-                <w:rtl/>
-                <w:lang w:bidi="fa-IR"/>
-              </w:rPr>
-            </w:pPr>
-            <w:r>
-              <w:rPr>
-                <w:rFonts w:ascii="Zain" w:hAnsi="Zain" w:cs="Zain" w:hint="cs"/>
-                <w:rtl/>
-                <w:lang w:bidi="fa-IR"/>
-              </w:rPr>
-              <w:t>نام وضعیت ( رشته )</w:t>
-            </w:r>
-          </w:p>
-        </w:tc>
-      </w:tr>
-      <w:tr>
-        <w:tc>
-          <w:tcPr>
-            <w:tcW w:w="11352" w:type="dxa"/>
-            <w:gridSpan w:val="2"/>
-            <w:vAlign w:val="center"/>
-          </w:tcPr>
-          <w:p>
-            <w:pPr>
-              <w:bidi/>
-              <w:rPr>
-                <w:rFonts w:ascii="Zain" w:hAnsi="Zain" w:cs="Zain"/>
-                <w:b/>
-                <w:bCs/>
-                <w:color w:val="0070C0"/>
-                <w:lang w:bidi="fa-IR"/>
-              </w:rPr>
-            </w:pPr>
-            <w:r>
-              <w:rPr>
-                <w:rFonts w:ascii="Zain" w:hAnsi="Zain" w:cs="Zain" w:hint="cs"/>
-                <w:b/>
-                <w:bCs/>
-                <w:color w:val="0070C0"/>
-                <w:rtl/>
-                <w:lang w:bidi="fa-IR"/>
-              </w:rPr>
-              <w:t>روابط :</w:t>
-            </w:r>
-          </w:p>
-        </w:tc>
-      </w:tr>
-      <w:tr>
-        <w:tc>
-          <w:tcPr>
-            <w:tcW w:w="2715" w:type="dxa"/>
-            <w:vAlign w:val="center"/>
-          </w:tcPr>
-          <w:p>
-            <w:pPr>
-              <w:bidi/>
-              <w:rPr>
-                <w:rFonts w:ascii="Zain" w:hAnsi="Zain" w:cs="Zain"/>
-                <w:b/>
-                <w:bCs/>
-                <w:color w:val="0070C0"/>
-                <w:rtl/>
-                <w:lang w:bidi="fa-IR"/>
-              </w:rPr>
-            </w:pPr>
-            <w:r>
-              <w:rPr>
-                <w:rFonts w:ascii="Zain" w:hAnsi="Zain" w:cs="Zain"/>
-                <w:b/>
-                <w:bCs/>
-                <w:color w:val="0070C0"/>
-                <w:rtl/>
-                <w:lang w:bidi="fa-IR"/>
-              </w:rPr>
-              <w:t>تعم</w:t>
-            </w:r>
-            <w:r>
-              <w:rPr>
-                <w:rFonts w:ascii="Zain" w:hAnsi="Zain" w:cs="Zain"/>
-                <w:b/>
-                <w:bCs/>
-                <w:color w:val="0070C0"/>
-                <w:rtl/>
-                <w:lang w:bidi="fa-IR"/>
-              </w:rPr>
-              <w:t>ی</w:t>
-            </w:r>
-            <w:r>
-              <w:rPr>
-                <w:rFonts w:ascii="Zain" w:hAnsi="Zain" w:cs="Zain"/>
-                <w:b/>
-                <w:bCs/>
-                <w:color w:val="0070C0"/>
-                <w:rtl/>
-                <w:lang w:bidi="fa-IR"/>
-              </w:rPr>
-              <w:t xml:space="preserve">م ( </w:t>
-            </w:r>
-            <w:r>
-              <w:rPr>
-                <w:rFonts w:ascii="Zain" w:hAnsi="Zain" w:cs="Zain"/>
-                <w:b/>
-                <w:bCs/>
-                <w:color w:val="0070C0"/>
-                <w:rtl/>
-                <w:lang w:bidi="fa-IR"/>
-              </w:rPr>
-              <w:t>ی</w:t>
-            </w:r>
-            <w:r>
-              <w:rPr>
-                <w:rFonts w:ascii="Zain" w:hAnsi="Zain" w:cs="Zain"/>
-                <w:b/>
-                <w:bCs/>
-                <w:color w:val="0070C0"/>
-                <w:rtl/>
-                <w:lang w:bidi="fa-IR"/>
-              </w:rPr>
-              <w:t>ك – نوع – از ) :</w:t>
-            </w:r>
-          </w:p>
-        </w:tc>
-        <w:tc>
-          <w:tcPr>
-            <w:tcW w:w="8637" w:type="dxa"/>
-            <w:vAlign w:val="center"/>
-          </w:tcPr>
-          <w:p>
-            <w:pPr>
-              <w:bidi/>
-              <w:rPr>
-                <w:rFonts w:ascii="Zain" w:hAnsi="Zain" w:cs="Zain"/>
-                <w:color w:val="0070C0"/>
-                <w:rtl/>
-                <w:lang w:bidi="fa-IR"/>
-              </w:rPr>
-            </w:pPr>
-          </w:p>
-        </w:tc>
-      </w:tr>
-      <w:tr>
-        <w:tc>
-          <w:tcPr>
-            <w:tcW w:w="2715" w:type="dxa"/>
-            <w:vAlign w:val="center"/>
-          </w:tcPr>
-          <w:p>
-            <w:pPr>
-              <w:bidi/>
-              <w:rPr>
-                <w:rFonts w:ascii="Zain" w:hAnsi="Zain" w:cs="Zain"/>
-                <w:b/>
-                <w:bCs/>
-                <w:color w:val="0070C0"/>
-                <w:rtl/>
-                <w:lang w:bidi="fa-IR"/>
-              </w:rPr>
-            </w:pPr>
-            <w:r>
-              <w:rPr>
-                <w:rFonts w:ascii="Zain" w:hAnsi="Zain" w:cs="Zain"/>
-                <w:b/>
-                <w:bCs/>
-                <w:color w:val="0070C0"/>
-                <w:rtl/>
-                <w:lang w:bidi="fa-IR"/>
-              </w:rPr>
-              <w:t>تجم</w:t>
-            </w:r>
-            <w:r>
-              <w:rPr>
-                <w:rFonts w:ascii="Zain" w:hAnsi="Zain" w:cs="Zain"/>
-                <w:b/>
-                <w:bCs/>
-                <w:color w:val="0070C0"/>
-                <w:rtl/>
-                <w:lang w:bidi="fa-IR"/>
-              </w:rPr>
-              <w:t>ی</w:t>
-            </w:r>
-            <w:r>
-              <w:rPr>
-                <w:rFonts w:ascii="Zain" w:hAnsi="Zain" w:cs="Zain"/>
-                <w:b/>
-                <w:bCs/>
-                <w:color w:val="0070C0"/>
-                <w:rtl/>
-                <w:lang w:bidi="fa-IR"/>
-              </w:rPr>
-              <w:t>ع ( دارا</w:t>
-            </w:r>
-            <w:r>
-              <w:rPr>
-                <w:rFonts w:ascii="Zain" w:hAnsi="Zain" w:cs="Zain"/>
-                <w:b/>
-                <w:bCs/>
-                <w:color w:val="0070C0"/>
-                <w:rtl/>
-                <w:lang w:bidi="fa-IR"/>
-              </w:rPr>
-              <w:t>ی</w:t>
-            </w:r>
-            <w:r>
-              <w:rPr>
-                <w:rFonts w:ascii="Zain" w:hAnsi="Zain" w:cs="Zain"/>
-                <w:b/>
-                <w:bCs/>
-                <w:color w:val="0070C0"/>
-                <w:rtl/>
-                <w:lang w:bidi="fa-IR"/>
-              </w:rPr>
-              <w:t xml:space="preserve"> – اجزائ ) :</w:t>
-            </w:r>
-          </w:p>
-        </w:tc>
-        <w:tc>
-          <w:tcPr>
-            <w:tcW w:w="8637" w:type="dxa"/>
-            <w:vAlign w:val="center"/>
-          </w:tcPr>
-          <w:p>
-            <w:pPr>
-              <w:bidi/>
-              <w:rPr>
-                <w:rFonts w:ascii="Zain" w:hAnsi="Zain" w:cs="Zain"/>
-                <w:color w:val="0070C0"/>
-                <w:rtl/>
-                <w:lang w:bidi="fa-IR"/>
-              </w:rPr>
-            </w:pPr>
-          </w:p>
-        </w:tc>
-      </w:tr>
-      <w:tr>
-        <w:tc>
-          <w:tcPr>
-            <w:tcW w:w="2715" w:type="dxa"/>
-            <w:vAlign w:val="center"/>
-          </w:tcPr>
-          <w:p>
-            <w:pPr>
-              <w:bidi/>
-              <w:rPr>
-                <w:rFonts w:ascii="Zain" w:hAnsi="Zain" w:cs="Zain"/>
-                <w:b/>
-                <w:bCs/>
-                <w:color w:val="0070C0"/>
-                <w:rtl/>
-                <w:lang w:bidi="fa-IR"/>
-              </w:rPr>
-            </w:pPr>
-            <w:r>
-              <w:rPr>
-                <w:rFonts w:ascii="Zain" w:hAnsi="Zain" w:cs="Zain"/>
-                <w:b/>
-                <w:bCs/>
-                <w:color w:val="0070C0"/>
-                <w:rtl/>
-                <w:lang w:bidi="fa-IR"/>
-              </w:rPr>
-              <w:t>سا</w:t>
-            </w:r>
-            <w:r>
-              <w:rPr>
-                <w:rFonts w:ascii="Zain" w:hAnsi="Zain" w:cs="Zain"/>
-                <w:b/>
-                <w:bCs/>
-                <w:color w:val="0070C0"/>
-                <w:rtl/>
-                <w:lang w:bidi="fa-IR"/>
-              </w:rPr>
-              <w:t>ی</w:t>
-            </w:r>
-            <w:r>
-              <w:rPr>
-                <w:rFonts w:ascii="Zain" w:hAnsi="Zain" w:cs="Zain"/>
-                <w:b/>
-                <w:bCs/>
-                <w:color w:val="0070C0"/>
-                <w:rtl/>
-                <w:lang w:bidi="fa-IR"/>
-              </w:rPr>
-              <w:t>ر روابط :</w:t>
-            </w:r>
-          </w:p>
-        </w:tc>
-        <w:tc>
-          <w:tcPr>
-            <w:tcW w:w="8637" w:type="dxa"/>
-            <w:vAlign w:val="center"/>
-          </w:tcPr>
-          <w:p>
-            <w:pPr>
-              <w:bidi/>
-              <w:rPr>
-                <w:rFonts w:ascii="Zain" w:hAnsi="Zain" w:cs="Zain"/>
-                <w:color w:val="0070C0"/>
-                <w:rtl/>
-                <w:lang w:bidi="fa-IR"/>
-              </w:rPr>
-            </w:pPr>
-          </w:p>
-        </w:tc>
-      </w:tr>
-    </w:tbl>
-    <w:p>
-      <w:pPr>
-        <w:rPr>
-          <w:rFonts w:ascii="Mj_Casablanca Light" w:hAnsi="Mj_Casablanca Light" w:cs="Mj_Casablanca Light"/>
-          <w:color w:val="0070C0"/>
-          <w:sz w:val="22"/>
-          <w:szCs w:val="22"/>
-          <w:rtl/>
-          <w:lang w:bidi="fa-IR"/>
-        </w:rPr>
-      </w:pPr>
-    </w:p>
-    <w:p>
-      <w:pPr>
-        <w:rPr>
-          <w:rFonts w:ascii="Mj_Casablanca Light" w:hAnsi="Mj_Casablanca Light" w:cs="Mj_Casablanca Light"/>
-          <w:color w:val="0070C0"/>
-          <w:sz w:val="22"/>
-          <w:szCs w:val="22"/>
-          <w:rtl/>
-          <w:lang w:bidi="fa-IR"/>
-        </w:rPr>
-      </w:pPr>
-    </w:p>
-    <w:p>
-      <w:pPr>
-        <w:rPr>
-          <w:rFonts w:ascii="Mj_Casablanca Light" w:hAnsi="Mj_Casablanca Light" w:cs="Mj_Casablanca Light"/>
-          <w:color w:val="0070C0"/>
-          <w:sz w:val="22"/>
-          <w:szCs w:val="22"/>
-          <w:rtl/>
-          <w:lang w:bidi="fa-IR"/>
-        </w:rPr>
-      </w:pPr>
-    </w:p>
-    <w:p>
-      <w:pPr>
-        <w:rPr>
-          <w:rFonts w:ascii="Mj_Casablanca Light" w:hAnsi="Mj_Casablanca Light" w:cs="Mj_Casablanca Light"/>
-          <w:color w:val="0070C0"/>
-          <w:sz w:val="22"/>
-          <w:szCs w:val="22"/>
-          <w:rtl/>
-          <w:lang w:bidi="fa-IR"/>
-        </w:rPr>
-      </w:pPr>
-    </w:p>
-    <w:p>
-      <w:pPr>
-        <w:rPr>
-          <w:rFonts w:ascii="Mj_Casablanca Light" w:hAnsi="Mj_Casablanca Light" w:cs="Mj_Casablanca Light"/>
-          <w:color w:val="0070C0"/>
-          <w:sz w:val="22"/>
-          <w:szCs w:val="22"/>
-          <w:rtl/>
-          <w:lang w:bidi="fa-IR"/>
-        </w:rPr>
-      </w:pPr>
-    </w:p>
-    <w:p>
-      <w:pPr>
-        <w:rPr>
-          <w:rFonts w:ascii="Mj_Casablanca Light" w:hAnsi="Mj_Casablanca Light" w:cs="Mj_Casablanca Light"/>
-          <w:color w:val="0070C0"/>
-          <w:sz w:val="22"/>
-          <w:szCs w:val="22"/>
-          <w:rtl/>
-          <w:lang w:bidi="fa-IR"/>
-        </w:rPr>
-      </w:pPr>
-    </w:p>
-    <w:p>
-      <w:pPr>
-        <w:rPr>
-          <w:rFonts w:ascii="Mj_Casablanca Light" w:hAnsi="Mj_Casablanca Light" w:cs="Mj_Casablanca Light"/>
-          <w:color w:val="0070C0"/>
-          <w:sz w:val="22"/>
-          <w:szCs w:val="22"/>
-          <w:rtl/>
-          <w:lang w:bidi="fa-IR"/>
-        </w:rPr>
-      </w:pPr>
-    </w:p>
-    <w:p>
-      <w:pPr>
-        <w:jc w:val="right"/>
-        <w:rPr>
-          <w:rFonts w:ascii="Mj_Casablanca Light" w:hAnsi="Mj_Casablanca Light" w:cs="Mj_Casablanca Light"/>
-          <w:color w:val="0070C0"/>
-          <w:sz w:val="22"/>
-          <w:szCs w:val="22"/>
-          <w:rtl/>
-          <w:lang w:bidi="fa-IR"/>
-        </w:rPr>
-      </w:pPr>
-    </w:p>
-    <w:p>
-      <w:pPr>
-        <w:bidi/>
-        <w:rPr>
-          <w:rFonts w:ascii="Mj_Casablanca Light" w:hAnsi="Mj_Casablanca Light" w:cs="Mj_Casablanca Light"/>
-          <w:color w:val="0070C0"/>
-          <w:sz w:val="22"/>
-          <w:szCs w:val="22"/>
-          <w:rtl/>
-          <w:lang w:bidi="fa-IR"/>
-        </w:rPr>
-      </w:pPr>
-    </w:p>
-    <w:p>
-      <w:pPr>
-        <w:rPr>
-          <w:rFonts w:ascii="Mj_Casablanca Light" w:hAnsi="Mj_Casablanca Light" w:cs="Mj_Casablanca Light"/>
-          <w:color w:val="0070C0"/>
-          <w:sz w:val="22"/>
-          <w:szCs w:val="22"/>
-          <w:rtl/>
-          <w:lang w:bidi="fa-IR"/>
-        </w:rPr>
-      </w:pPr>
-    </w:p>
-    <w:p>
-      <w:pPr>
-        <w:bidi/>
-        <w:rPr>
-          <w:rFonts w:ascii="Mj_Casablanca Light" w:hAnsi="Mj_Casablanca Light" w:cs="Mj_Casablanca Light"/>
-          <w:color w:val="0070C0"/>
-          <w:sz w:val="22"/>
-          <w:szCs w:val="22"/>
-          <w:rtl/>
-          <w:lang w:bidi="fa-IR"/>
-        </w:rPr>
-      </w:pPr>
-    </w:p>
-    <w:p>
-      <w:pPr>
-        <w:rPr>
-          <w:rFonts w:ascii="Mj_Casablanca Light" w:hAnsi="Mj_Casablanca Light" w:cs="Mj_Casablanca Light"/>
-          <w:color w:val="0070C0"/>
-          <w:sz w:val="22"/>
-          <w:szCs w:val="22"/>
-          <w:lang w:bidi="fa-IR"/>
-        </w:rPr>
-      </w:pPr>
     </w:p>
     <w:sectPr>
       <w:pgSz w:w="12240" w:h="20160" w:code="5"/>
@@ -14522,49 +9024,6 @@
     </w:sectPr>
   </w:body>
 </w:document>
-</file>
-
-<file path=word/comments.xml><?xml version="1.0" encoding="utf-8"?>
-<w:comments xmlns:wpc="http://schemas.microsoft.com/office/word/2010/wordprocessingCanvas" xmlns:cx="http://schemas.microsoft.com/office/drawing/2014/chartex" xmlns:cx1="http://schemas.microsoft.com/office/drawing/2015/9/8/chartex" xmlns:cx2="http://schemas.microsoft.com/office/drawing/2015/10/21/chartex" xmlns:cx3="http://schemas.microsoft.com/office/drawing/2016/5/9/chartex" xmlns:cx4="http://schemas.microsoft.com/office/drawing/2016/5/10/chartex" xmlns:cx5="http://schemas.microsoft.com/office/drawing/2016/5/11/chartex" xmlns:cx6="http://schemas.microsoft.com/office/drawing/2016/5/12/chartex" xmlns:cx7="http://schemas.microsoft.com/office/drawing/2016/5/13/chartex" xmlns:cx8="http://schemas.microsoft.com/office/drawing/2016/5/14/chartex" xmlns:mc="http://schemas.openxmlformats.org/markup-compatibility/2006" xmlns:aink="http://schemas.microsoft.com/office/drawing/2016/ink" xmlns:am3d="http://schemas.microsoft.com/office/drawing/2017/model3d" xmlns:o="urn:schemas-microsoft-com:office:office" xmlns:oel="http://schemas.microsoft.com/office/2019/extlst" xmlns:r="http://schemas.openxmlformats.org/officeDocument/2006/relationships" xmlns:m="http://schemas.openxmlformats.org/officeDocument/2006/math" xmlns:v="urn:schemas-microsoft-com:vml" xmlns:wp14="http://schemas.microsoft.com/office/word/2010/wordprocessingDrawing" xmlns:wp="http://schemas.openxmlformats.org/drawingml/2006/wordprocessingDrawing" xmlns:w10="urn:schemas-microsoft-com:office:word" xmlns:w="http://schemas.openxmlformats.org/wordprocessingml/2006/main" xmlns:w14="http://schemas.microsoft.com/office/word/2010/wordml" xmlns:w15="http://schemas.microsoft.com/office/word/2012/wordml" xmlns:w16cex="http://schemas.microsoft.com/office/word/2018/wordml/cex" xmlns:w16cid="http://schemas.microsoft.com/office/word/2016/wordml/cid" xmlns:w16="http://schemas.microsoft.com/office/word/2018/wordml" xmlns:w16du="http://schemas.microsoft.com/office/word/2023/wordml/word16du" xmlns:w16sdtdh="http://schemas.microsoft.com/office/word/2020/wordml/sdtdatahash" xmlns:w16sdtfl="http://schemas.microsoft.com/office/word/2024/wordml/sdtformatlock" xmlns:w16se="http://schemas.microsoft.com/office/word/2015/wordml/symex" xmlns:wpg="http://schemas.microsoft.com/office/word/2010/wordprocessingGroup" xmlns:wpi="http://schemas.microsoft.com/office/word/2010/wordprocessingInk" xmlns:wne="http://schemas.microsoft.com/office/word/2006/wordml" xmlns:wps="http://schemas.microsoft.com/office/word/2010/wordprocessingShape" mc:Ignorable="w14 w15 w16se w16cid w16 w16cex w16sdtdh w16sdtfl w16du wp14">
-  <w:comment w:id="0" w:author="abolfazl vaziri" w:date="2026-06-16T15:34:00Z" w:initials="av">
-    <w:p>
-      <w:pPr>
-        <w:pStyle w:val="CommentText"/>
-      </w:pPr>
-      <w:r>
-        <w:rPr>
-          <w:rStyle w:val="CommentReference"/>
-        </w:rPr>
-        <w:annotationRef/>
-      </w:r>
-      <w:r>
-        <w:rPr>
-          <w:rFonts w:hint="cs"/>
-          <w:rtl/>
-        </w:rPr>
-        <w:t xml:space="preserve">به نظرم باید حذف شوند چون عملیات عمومی اند و همه کلاس ها دارنشون </w:t>
-      </w:r>
-    </w:p>
-  </w:comment>
-</w:comments>
-</file>
-
-<file path=word/commentsExtended.xml><?xml version="1.0" encoding="utf-8"?>
-<w15:commentsEx xmlns:wpc="http://schemas.microsoft.com/office/word/2010/wordprocessingCanvas" xmlns:cx="http://schemas.microsoft.com/office/drawing/2014/chartex" xmlns:cx1="http://schemas.microsoft.com/office/drawing/2015/9/8/chartex" xmlns:cx2="http://schemas.microsoft.com/office/drawing/2015/10/21/chartex" xmlns:cx3="http://schemas.microsoft.com/office/drawing/2016/5/9/chartex" xmlns:cx4="http://schemas.microsoft.com/office/drawing/2016/5/10/chartex" xmlns:cx5="http://schemas.microsoft.com/office/drawing/2016/5/11/chartex" xmlns:cx6="http://schemas.microsoft.com/office/drawing/2016/5/12/chartex" xmlns:cx7="http://schemas.microsoft.com/office/drawing/2016/5/13/chartex" xmlns:cx8="http://schemas.microsoft.com/office/drawing/2016/5/14/chartex" xmlns:mc="http://schemas.openxmlformats.org/markup-compatibility/2006" xmlns:aink="http://schemas.microsoft.com/office/drawing/2016/ink" xmlns:am3d="http://schemas.microsoft.com/office/drawing/2017/model3d" xmlns:o="urn:schemas-microsoft-com:office:office" xmlns:oel="http://schemas.microsoft.com/office/2019/extlst" xmlns:r="http://schemas.openxmlformats.org/officeDocument/2006/relationships" xmlns:m="http://schemas.openxmlformats.org/officeDocument/2006/math" xmlns:v="urn:schemas-microsoft-com:vml" xmlns:wp14="http://schemas.microsoft.com/office/word/2010/wordprocessingDrawing" xmlns:wp="http://schemas.openxmlformats.org/drawingml/2006/wordprocessingDrawing" xmlns:w10="urn:schemas-microsoft-com:office:word" xmlns:w="http://schemas.openxmlformats.org/wordprocessingml/2006/main" xmlns:w14="http://schemas.microsoft.com/office/word/2010/wordml" xmlns:w15="http://schemas.microsoft.com/office/word/2012/wordml" xmlns:w16cex="http://schemas.microsoft.com/office/word/2018/wordml/cex" xmlns:w16cid="http://schemas.microsoft.com/office/word/2016/wordml/cid" xmlns:w16="http://schemas.microsoft.com/office/word/2018/wordml" xmlns:w16du="http://schemas.microsoft.com/office/word/2023/wordml/word16du" xmlns:w16sdtdh="http://schemas.microsoft.com/office/word/2020/wordml/sdtdatahash" xmlns:w16sdtfl="http://schemas.microsoft.com/office/word/2024/wordml/sdtformatlock" xmlns:w16se="http://schemas.microsoft.com/office/word/2015/wordml/symex" xmlns:wpg="http://schemas.microsoft.com/office/word/2010/wordprocessingGroup" xmlns:wpi="http://schemas.microsoft.com/office/word/2010/wordprocessingInk" xmlns:wne="http://schemas.microsoft.com/office/word/2006/wordml" xmlns:wps="http://schemas.microsoft.com/office/word/2010/wordprocessingShape" mc:Ignorable="w14 w15 w16se w16cid w16 w16cex w16sdtdh w16sdtfl w16du wp14">
-  <w15:commentEx w15:paraId="1FF2E534" w15:done="0"/>
-</w15:commentsEx>
-</file>
-
-<file path=word/commentsExtensible.xml><?xml version="1.0" encoding="utf-8"?>
-<w16cex:commentsExtensible xmlns:wpc="http://schemas.microsoft.com/office/word/2010/wordprocessingCanvas" xmlns:cx="http://schemas.microsoft.com/office/drawing/2014/chartex" xmlns:cx1="http://schemas.microsoft.com/office/drawing/2015/9/8/chartex" xmlns:cx2="http://schemas.microsoft.com/office/drawing/2015/10/21/chartex" xmlns:cx3="http://schemas.microsoft.com/office/drawing/2016/5/9/chartex" xmlns:cx4="http://schemas.microsoft.com/office/drawing/2016/5/10/chartex" xmlns:cx5="http://schemas.microsoft.com/office/drawing/2016/5/11/chartex" xmlns:cx6="http://schemas.microsoft.com/office/drawing/2016/5/12/chartex" xmlns:cx7="http://schemas.microsoft.com/office/drawing/2016/5/13/chartex" xmlns:cx8="http://schemas.microsoft.com/office/drawing/2016/5/14/chartex" xmlns:cr="http://schemas.microsoft.com/office/comments/2020/reactions" xmlns:mc="http://schemas.openxmlformats.org/markup-compatibility/2006" xmlns:aink="http://schemas.microsoft.com/office/drawing/2016/ink" xmlns:am3d="http://schemas.microsoft.com/office/drawing/2017/model3d" xmlns:o="urn:schemas-microsoft-com:office:office" xmlns:oel="http://schemas.microsoft.com/office/2019/extlst" xmlns:r="http://schemas.openxmlformats.org/officeDocument/2006/relationships" xmlns:m="http://schemas.openxmlformats.org/officeDocument/2006/math" xmlns:v="urn:schemas-microsoft-com:vml" xmlns:wp14="http://schemas.microsoft.com/office/word/2010/wordprocessingDrawing" xmlns:wp="http://schemas.openxmlformats.org/drawingml/2006/wordprocessingDrawing" xmlns:w10="urn:schemas-microsoft-com:office:word" xmlns:w="http://schemas.openxmlformats.org/wordprocessingml/2006/main" xmlns:w14="http://schemas.microsoft.com/office/word/2010/wordml" xmlns:w15="http://schemas.microsoft.com/office/word/2012/wordml" xmlns:w16cex="http://schemas.microsoft.com/office/word/2018/wordml/cex" xmlns:w16cid="http://schemas.microsoft.com/office/word/2016/wordml/cid" xmlns:w16="http://schemas.microsoft.com/office/word/2018/wordml" xmlns:w16du="http://schemas.microsoft.com/office/word/2023/wordml/word16du" xmlns:w16sdtdh="http://schemas.microsoft.com/office/word/2020/wordml/sdtdatahash" xmlns:w16sdtfl="http://schemas.microsoft.com/office/word/2024/wordml/sdtformatlock" xmlns:w16se="http://schemas.microsoft.com/office/word/2015/wordml/symex" xmlns:wpg="http://schemas.microsoft.com/office/word/2010/wordprocessingGroup" xmlns:wpi="http://schemas.microsoft.com/office/word/2010/wordprocessingInk" xmlns:wne="http://schemas.microsoft.com/office/word/2006/wordml" xmlns:wps="http://schemas.microsoft.com/office/word/2010/wordprocessingShape" mc:Ignorable="w14 w15 w16se w16cid w16 w16cex w16sdtdh w16sdtfl cr w16du wp14">
-  <w16cex:commentExtensible w16cex:durableId="52F60255" w16cex:dateUtc="2026-06-16T12:04:00Z"/>
-</w16cex:commentsExtensible>
-</file>
-
-<file path=word/commentsIds.xml><?xml version="1.0" encoding="utf-8"?>
-<w16cid:commentsIds xmlns:wpc="http://schemas.microsoft.com/office/word/2010/wordprocessingCanvas" xmlns:cx="http://schemas.microsoft.com/office/drawing/2014/chartex" xmlns:cx1="http://schemas.microsoft.com/office/drawing/2015/9/8/chartex" xmlns:cx2="http://schemas.microsoft.com/office/drawing/2015/10/21/chartex" xmlns:cx3="http://schemas.microsoft.com/office/drawing/2016/5/9/chartex" xmlns:cx4="http://schemas.microsoft.com/office/drawing/2016/5/10/chartex" xmlns:cx5="http://schemas.microsoft.com/office/drawing/2016/5/11/chartex" xmlns:cx6="http://schemas.microsoft.com/office/drawing/2016/5/12/chartex" xmlns:cx7="http://schemas.microsoft.com/office/drawing/2016/5/13/chartex" xmlns:cx8="http://schemas.microsoft.com/office/drawing/2016/5/14/chartex" xmlns:mc="http://schemas.openxmlformats.org/markup-compatibility/2006" xmlns:aink="http://schemas.microsoft.com/office/drawing/2016/ink" xmlns:am3d="http://schemas.microsoft.com/office/drawing/2017/model3d" xmlns:o="urn:schemas-microsoft-com:office:office" xmlns:oel="http://schemas.microsoft.com/office/2019/extlst" xmlns:r="http://schemas.openxmlformats.org/officeDocument/2006/relationships" xmlns:m="http://schemas.openxmlformats.org/officeDocument/2006/math" xmlns:v="urn:schemas-microsoft-com:vml" xmlns:wp14="http://schemas.microsoft.com/office/word/2010/wordprocessingDrawing" xmlns:wp="http://schemas.openxmlformats.org/drawingml/2006/wordprocessingDrawing" xmlns:w10="urn:schemas-microsoft-com:office:word" xmlns:w="http://schemas.openxmlformats.org/wordprocessingml/2006/main" xmlns:w14="http://schemas.microsoft.com/office/word/2010/wordml" xmlns:w15="http://schemas.microsoft.com/office/word/2012/wordml" xmlns:w16cex="http://schemas.microsoft.com/office/word/2018/wordml/cex" xmlns:w16cid="http://schemas.microsoft.com/office/word/2016/wordml/cid" xmlns:w16="http://schemas.microsoft.com/office/word/2018/wordml" xmlns:w16du="http://schemas.microsoft.com/office/word/2023/wordml/word16du" xmlns:w16sdtdh="http://schemas.microsoft.com/office/word/2020/wordml/sdtdatahash" xmlns:w16sdtfl="http://schemas.microsoft.com/office/word/2024/wordml/sdtformatlock" xmlns:w16se="http://schemas.microsoft.com/office/word/2015/wordml/symex" xmlns:wpg="http://schemas.microsoft.com/office/word/2010/wordprocessingGroup" xmlns:wpi="http://schemas.microsoft.com/office/word/2010/wordprocessingInk" xmlns:wne="http://schemas.microsoft.com/office/word/2006/wordml" xmlns:wps="http://schemas.microsoft.com/office/word/2010/wordprocessingShape" mc:Ignorable="w14 w15 w16se w16cid w16 w16cex w16sdtdh w16sdtfl w16du wp14">
-  <w16cid:commentId w16cid:paraId="1FF2E534" w16cid:durableId="52F60255"/>
-</w16cid:commentsIds>
 </file>
 
 <file path=word/endnotes.xml><?xml version="1.0" encoding="utf-8"?>
@@ -14736,14 +9195,6 @@
     <w:abstractNumId w:val="0"/>
   </w:num>
 </w:numbering>
-</file>
-
-<file path=word/people.xml><?xml version="1.0" encoding="utf-8"?>
-<w15:people xmlns:wpc="http://schemas.microsoft.com/office/word/2010/wordprocessingCanvas" xmlns:cx="http://schemas.microsoft.com/office/drawing/2014/chartex" xmlns:cx1="http://schemas.microsoft.com/office/drawing/2015/9/8/chartex" xmlns:cx2="http://schemas.microsoft.com/office/drawing/2015/10/21/chartex" xmlns:cx3="http://schemas.microsoft.com/office/drawing/2016/5/9/chartex" xmlns:cx4="http://schemas.microsoft.com/office/drawing/2016/5/10/chartex" xmlns:cx5="http://schemas.microsoft.com/office/drawing/2016/5/11/chartex" xmlns:cx6="http://schemas.microsoft.com/office/drawing/2016/5/12/chartex" xmlns:cx7="http://schemas.microsoft.com/office/drawing/2016/5/13/chartex" xmlns:cx8="http://schemas.microsoft.com/office/drawing/2016/5/14/chartex" xmlns:mc="http://schemas.openxmlformats.org/markup-compatibility/2006" xmlns:aink="http://schemas.microsoft.com/office/drawing/2016/ink" xmlns:am3d="http://schemas.microsoft.com/office/drawing/2017/model3d" xmlns:o="urn:schemas-microsoft-com:office:office" xmlns:oel="http://schemas.microsoft.com/office/2019/extlst" xmlns:r="http://schemas.openxmlformats.org/officeDocument/2006/relationships" xmlns:m="http://schemas.openxmlformats.org/officeDocument/2006/math" xmlns:v="urn:schemas-microsoft-com:vml" xmlns:wp14="http://schemas.microsoft.com/office/word/2010/wordprocessingDrawing" xmlns:wp="http://schemas.openxmlformats.org/drawingml/2006/wordprocessingDrawing" xmlns:w10="urn:schemas-microsoft-com:office:word" xmlns:w="http://schemas.openxmlformats.org/wordprocessingml/2006/main" xmlns:w14="http://schemas.microsoft.com/office/word/2010/wordml" xmlns:w15="http://schemas.microsoft.com/office/word/2012/wordml" xmlns:w16cex="http://schemas.microsoft.com/office/word/2018/wordml/cex" xmlns:w16cid="http://schemas.microsoft.com/office/word/2016/wordml/cid" xmlns:w16="http://schemas.microsoft.com/office/word/2018/wordml" xmlns:w16du="http://schemas.microsoft.com/office/word/2023/wordml/word16du" xmlns:w16sdtdh="http://schemas.microsoft.com/office/word/2020/wordml/sdtdatahash" xmlns:w16sdtfl="http://schemas.microsoft.com/office/word/2024/wordml/sdtformatlock" xmlns:w16se="http://schemas.microsoft.com/office/word/2015/wordml/symex" xmlns:wpg="http://schemas.microsoft.com/office/word/2010/wordprocessingGroup" xmlns:wpi="http://schemas.microsoft.com/office/word/2010/wordprocessingInk" xmlns:wne="http://schemas.microsoft.com/office/word/2006/wordml" xmlns:wps="http://schemas.microsoft.com/office/word/2010/wordprocessingShape" mc:Ignorable="w14 w15 w16se w16cid w16 w16cex w16sdtdh w16sdtfl w16du wp14">
-  <w15:person w15:author="abolfazl vaziri">
-    <w15:presenceInfo w15:providerId="Windows Live" w15:userId="52c10ee99d7ed622"/>
-  </w15:person>
-</w15:people>
 </file>
 
 <file path=word/styles.xml><?xml version="1.0" encoding="utf-8"?>
